--- a/SolomonLorena_ProgresDemo2.docx
+++ b/SolomonLorena_ProgresDemo2.docx
@@ -18177,18 +18177,18 @@
           <w:szCs w:val="28"/>
         </w:rPr>
         <w:drawing>
-          <wp:anchor distT="0" distB="0" distL="114300" distR="114300" simplePos="0" relativeHeight="251658240" behindDoc="0" locked="0" layoutInCell="1" allowOverlap="1" wp14:anchorId="00B7CFBA" wp14:editId="26A8C333">
+          <wp:anchor distT="0" distB="0" distL="114300" distR="114300" simplePos="0" relativeHeight="251658240" behindDoc="0" locked="0" layoutInCell="1" allowOverlap="1" wp14:anchorId="12F270E6" wp14:editId="79E1F181">
             <wp:simplePos x="0" y="0"/>
             <wp:positionH relativeFrom="column">
-              <wp:posOffset>3442220</wp:posOffset>
+              <wp:posOffset>3248256</wp:posOffset>
             </wp:positionH>
             <wp:positionV relativeFrom="paragraph">
-              <wp:posOffset>885248</wp:posOffset>
+              <wp:posOffset>829945</wp:posOffset>
             </wp:positionV>
-            <wp:extent cx="3130550" cy="3883025"/>
-            <wp:effectExtent l="0" t="0" r="0" b="3175"/>
+            <wp:extent cx="3111500" cy="3975735"/>
+            <wp:effectExtent l="0" t="0" r="0" b="5715"/>
             <wp:wrapNone/>
-            <wp:docPr id="8" name="Picture 8"/>
+            <wp:docPr id="9" name="Picture 9"/>
             <wp:cNvGraphicFramePr>
               <a:graphicFrameLocks xmlns:a="http://schemas.openxmlformats.org/drawingml/2006/main" noChangeAspect="1"/>
             </wp:cNvGraphicFramePr>
@@ -18214,7 +18214,7 @@
                   <pic:spPr>
                     <a:xfrm>
                       <a:off x="0" y="0"/>
-                      <a:ext cx="3130550" cy="3883025"/>
+                      <a:ext cx="3111500" cy="3975735"/>
                     </a:xfrm>
                     <a:prstGeom prst="rect">
                       <a:avLst/>
@@ -18232,6 +18232,13 @@
           </wp:anchor>
         </w:drawing>
       </w:r>
+      <w:r>
+        <w:rPr>
+          <w:sz w:val="28"/>
+          <w:szCs w:val="28"/>
+        </w:rPr>
+        <w:t xml:space="preserve"> </w:t>
+      </w:r>
       <w:proofErr w:type="spellStart"/>
       <w:r>
         <w:rPr>
@@ -18880,43 +18887,205 @@
         <w:t xml:space="preserve"> de date</w:t>
       </w:r>
     </w:p>
+    <w:p/>
     <w:p>
       <w:pPr>
-        <w:spacing w:after="0" w:line="240" w:lineRule="auto"/>
-        <w:rPr>
-          <w:rFonts w:ascii="Times New Roman" w:hAnsi="Times New Roman" w:cs="Times New Roman"/>
-          <w:sz w:val="28"/>
-          <w:szCs w:val="28"/>
-        </w:rPr>
-      </w:pPr>
+        <w:shd w:val="clear" w:color="auto" w:fill="1E1E1E"/>
+        <w:spacing w:after="0" w:line="285" w:lineRule="atLeast"/>
+        <w:rPr>
+          <w:rFonts w:ascii="Consolas" w:eastAsia="Times New Roman" w:hAnsi="Consolas" w:cs="Times New Roman"/>
+          <w:color w:val="D4D4D4"/>
+          <w:sz w:val="21"/>
+          <w:szCs w:val="21"/>
+          <w:lang w:eastAsia="en-GB"/>
+        </w:rPr>
+      </w:pPr>
+      <w:r>
+        <w:rPr>
+          <w:rFonts w:ascii="Consolas" w:eastAsia="Times New Roman" w:hAnsi="Consolas" w:cs="Times New Roman"/>
+          <w:color w:val="569CD6"/>
+          <w:sz w:val="21"/>
+          <w:szCs w:val="21"/>
+          <w:lang w:eastAsia="en-GB"/>
+        </w:rPr>
+        <w:t>Table</w:t>
+      </w:r>
+      <w:r>
+        <w:rPr>
+          <w:rFonts w:ascii="Consolas" w:eastAsia="Times New Roman" w:hAnsi="Consolas" w:cs="Times New Roman"/>
+          <w:color w:val="D4D4D4"/>
+          <w:sz w:val="21"/>
+          <w:szCs w:val="21"/>
+          <w:lang w:eastAsia="en-GB"/>
+        </w:rPr>
+        <w:t xml:space="preserve"> Company {</w:t>
+      </w:r>
     </w:p>
     <w:p>
       <w:pPr>
-        <w:spacing w:after="0" w:line="240" w:lineRule="auto"/>
-        <w:rPr>
-          <w:rFonts w:ascii="Times New Roman" w:hAnsi="Times New Roman" w:cs="Times New Roman"/>
-          <w:sz w:val="28"/>
-          <w:szCs w:val="28"/>
-        </w:rPr>
-      </w:pPr>
-      <w:r>
-        <w:rPr>
-          <w:rFonts w:ascii="Times New Roman" w:hAnsi="Times New Roman" w:cs="Times New Roman"/>
-          <w:sz w:val="28"/>
-          <w:szCs w:val="28"/>
-        </w:rPr>
-        <w:t xml:space="preserve">  </w:t>
-      </w:r>
+        <w:shd w:val="clear" w:color="auto" w:fill="1E1E1E"/>
+        <w:spacing w:after="0" w:line="285" w:lineRule="atLeast"/>
+        <w:rPr>
+          <w:rFonts w:ascii="Consolas" w:eastAsia="Times New Roman" w:hAnsi="Consolas" w:cs="Times New Roman"/>
+          <w:color w:val="D4D4D4"/>
+          <w:sz w:val="21"/>
+          <w:szCs w:val="21"/>
+          <w:lang w:eastAsia="en-GB"/>
+        </w:rPr>
+      </w:pPr>
+      <w:r>
+        <w:rPr>
+          <w:rFonts w:ascii="Consolas" w:eastAsia="Times New Roman" w:hAnsi="Consolas" w:cs="Times New Roman"/>
+          <w:color w:val="D4D4D4"/>
+          <w:sz w:val="21"/>
+          <w:szCs w:val="21"/>
+          <w:lang w:eastAsia="en-GB"/>
+        </w:rPr>
+        <w:t xml:space="preserve">  </w:t>
+      </w:r>
+      <w:proofErr w:type="spellStart"/>
+      <w:proofErr w:type="gramStart"/>
+      <w:r>
+        <w:rPr>
+          <w:rFonts w:ascii="Consolas" w:eastAsia="Times New Roman" w:hAnsi="Consolas" w:cs="Times New Roman"/>
+          <w:color w:val="D4D4D4"/>
+          <w:sz w:val="21"/>
+          <w:szCs w:val="21"/>
+          <w:lang w:eastAsia="en-GB"/>
+        </w:rPr>
+        <w:t>companyId</w:t>
+      </w:r>
+      <w:proofErr w:type="spellEnd"/>
+      <w:proofErr w:type="gramEnd"/>
+      <w:r>
+        <w:rPr>
+          <w:rFonts w:ascii="Consolas" w:eastAsia="Times New Roman" w:hAnsi="Consolas" w:cs="Times New Roman"/>
+          <w:color w:val="D4D4D4"/>
+          <w:sz w:val="21"/>
+          <w:szCs w:val="21"/>
+          <w:lang w:eastAsia="en-GB"/>
+        </w:rPr>
+        <w:t xml:space="preserve"> </w:t>
+      </w:r>
+      <w:r>
+        <w:rPr>
+          <w:rFonts w:ascii="Consolas" w:eastAsia="Times New Roman" w:hAnsi="Consolas" w:cs="Times New Roman"/>
+          <w:color w:val="569CD6"/>
+          <w:sz w:val="21"/>
+          <w:szCs w:val="21"/>
+          <w:lang w:eastAsia="en-GB"/>
+        </w:rPr>
+        <w:t>integer</w:t>
+      </w:r>
+      <w:r>
+        <w:rPr>
+          <w:rFonts w:ascii="Consolas" w:eastAsia="Times New Roman" w:hAnsi="Consolas" w:cs="Times New Roman"/>
+          <w:color w:val="D4D4D4"/>
+          <w:sz w:val="21"/>
+          <w:szCs w:val="21"/>
+          <w:lang w:eastAsia="en-GB"/>
+        </w:rPr>
+        <w:t xml:space="preserve">  [primary </w:t>
+      </w:r>
+      <w:r>
+        <w:rPr>
+          <w:rFonts w:ascii="Consolas" w:eastAsia="Times New Roman" w:hAnsi="Consolas" w:cs="Times New Roman"/>
+          <w:color w:val="569CD6"/>
+          <w:sz w:val="21"/>
+          <w:szCs w:val="21"/>
+          <w:lang w:eastAsia="en-GB"/>
+        </w:rPr>
+        <w:t>key</w:t>
+      </w:r>
+      <w:r>
+        <w:rPr>
+          <w:rFonts w:ascii="Consolas" w:eastAsia="Times New Roman" w:hAnsi="Consolas" w:cs="Times New Roman"/>
+          <w:color w:val="D4D4D4"/>
+          <w:sz w:val="21"/>
+          <w:szCs w:val="21"/>
+          <w:lang w:eastAsia="en-GB"/>
+        </w:rPr>
+        <w:t xml:space="preserve">] </w:t>
+      </w:r>
+      <w:r>
+        <w:rPr>
+          <w:rFonts w:ascii="Consolas" w:eastAsia="Times New Roman" w:hAnsi="Consolas" w:cs="Times New Roman"/>
+          <w:color w:val="608B4E"/>
+          <w:sz w:val="21"/>
+          <w:szCs w:val="21"/>
+          <w:lang w:eastAsia="en-GB"/>
+        </w:rPr>
+        <w:t xml:space="preserve">// </w:t>
+      </w:r>
+      <w:proofErr w:type="spellStart"/>
+      <w:r>
+        <w:rPr>
+          <w:rFonts w:ascii="Consolas" w:eastAsia="Times New Roman" w:hAnsi="Consolas" w:cs="Times New Roman"/>
+          <w:color w:val="608B4E"/>
+          <w:sz w:val="21"/>
+          <w:szCs w:val="21"/>
+          <w:lang w:eastAsia="en-GB"/>
+        </w:rPr>
+        <w:t>autoincrement</w:t>
+      </w:r>
+      <w:proofErr w:type="spellEnd"/>
     </w:p>
     <w:p>
       <w:pPr>
-        <w:spacing w:after="0" w:line="240" w:lineRule="auto"/>
-        <w:rPr>
-          <w:rFonts w:ascii="Times New Roman" w:hAnsi="Times New Roman" w:cs="Times New Roman"/>
-          <w:sz w:val="28"/>
-          <w:szCs w:val="28"/>
-        </w:rPr>
-      </w:pPr>
+        <w:shd w:val="clear" w:color="auto" w:fill="1E1E1E"/>
+        <w:spacing w:after="0" w:line="285" w:lineRule="atLeast"/>
+        <w:rPr>
+          <w:rFonts w:ascii="Consolas" w:eastAsia="Times New Roman" w:hAnsi="Consolas" w:cs="Times New Roman"/>
+          <w:color w:val="D4D4D4"/>
+          <w:sz w:val="21"/>
+          <w:szCs w:val="21"/>
+          <w:lang w:eastAsia="en-GB"/>
+        </w:rPr>
+      </w:pPr>
+      <w:r>
+        <w:rPr>
+          <w:rFonts w:ascii="Consolas" w:eastAsia="Times New Roman" w:hAnsi="Consolas" w:cs="Times New Roman"/>
+          <w:color w:val="D4D4D4"/>
+          <w:sz w:val="21"/>
+          <w:szCs w:val="21"/>
+          <w:lang w:eastAsia="en-GB"/>
+        </w:rPr>
+        <w:t xml:space="preserve">  </w:t>
+      </w:r>
+      <w:proofErr w:type="gramStart"/>
+      <w:r>
+        <w:rPr>
+          <w:rFonts w:ascii="Consolas" w:eastAsia="Times New Roman" w:hAnsi="Consolas" w:cs="Times New Roman"/>
+          <w:color w:val="D4D4D4"/>
+          <w:sz w:val="21"/>
+          <w:szCs w:val="21"/>
+          <w:lang w:eastAsia="en-GB"/>
+        </w:rPr>
+        <w:t>name</w:t>
+      </w:r>
+      <w:proofErr w:type="gramEnd"/>
+      <w:r>
+        <w:rPr>
+          <w:rFonts w:ascii="Consolas" w:eastAsia="Times New Roman" w:hAnsi="Consolas" w:cs="Times New Roman"/>
+          <w:color w:val="D4D4D4"/>
+          <w:sz w:val="21"/>
+          <w:szCs w:val="21"/>
+          <w:lang w:eastAsia="en-GB"/>
+        </w:rPr>
+        <w:t xml:space="preserve"> </w:t>
+      </w:r>
+      <w:proofErr w:type="spellStart"/>
+      <w:r>
+        <w:rPr>
+          <w:rFonts w:ascii="Consolas" w:eastAsia="Times New Roman" w:hAnsi="Consolas" w:cs="Times New Roman"/>
+          <w:color w:val="569CD6"/>
+          <w:sz w:val="21"/>
+          <w:szCs w:val="21"/>
+          <w:lang w:eastAsia="en-GB"/>
+        </w:rPr>
+        <w:t>varchar</w:t>
+      </w:r>
+      <w:proofErr w:type="spellEnd"/>
     </w:p>
     <w:p>
       <w:pPr>
@@ -18930,6 +19099,26 @@
           <w:lang w:eastAsia="en-GB"/>
         </w:rPr>
       </w:pPr>
+      <w:r>
+        <w:rPr>
+          <w:rFonts w:ascii="Consolas" w:eastAsia="Times New Roman" w:hAnsi="Consolas" w:cs="Times New Roman"/>
+          <w:color w:val="D4D4D4"/>
+          <w:sz w:val="21"/>
+          <w:szCs w:val="21"/>
+          <w:lang w:eastAsia="en-GB"/>
+        </w:rPr>
+        <w:t xml:space="preserve">  CUI </w:t>
+      </w:r>
+      <w:r>
+        <w:rPr>
+          <w:rFonts w:ascii="Consolas" w:eastAsia="Times New Roman" w:hAnsi="Consolas" w:cs="Times New Roman"/>
+          <w:color w:val="569CD6"/>
+          <w:sz w:val="21"/>
+          <w:szCs w:val="21"/>
+          <w:lang w:eastAsia="en-GB"/>
+        </w:rPr>
+        <w:t>integer</w:t>
+      </w:r>
     </w:p>
     <w:p>
       <w:pPr>
@@ -18946,22 +19135,46 @@
       <w:r>
         <w:rPr>
           <w:rFonts w:ascii="Consolas" w:eastAsia="Times New Roman" w:hAnsi="Consolas" w:cs="Times New Roman"/>
+          <w:color w:val="D4D4D4"/>
+          <w:sz w:val="21"/>
+          <w:szCs w:val="21"/>
+          <w:lang w:eastAsia="en-GB"/>
+        </w:rPr>
+        <w:t xml:space="preserve">  </w:t>
+      </w:r>
+      <w:proofErr w:type="spellStart"/>
+      <w:proofErr w:type="gramStart"/>
+      <w:r>
+        <w:rPr>
+          <w:rFonts w:ascii="Consolas" w:eastAsia="Times New Roman" w:hAnsi="Consolas" w:cs="Times New Roman"/>
+          <w:color w:val="D4D4D4"/>
+          <w:sz w:val="21"/>
+          <w:szCs w:val="21"/>
+          <w:lang w:eastAsia="en-GB"/>
+        </w:rPr>
+        <w:t>foundedDate</w:t>
+      </w:r>
+      <w:proofErr w:type="spellEnd"/>
+      <w:proofErr w:type="gramEnd"/>
+      <w:r>
+        <w:rPr>
+          <w:rFonts w:ascii="Consolas" w:eastAsia="Times New Roman" w:hAnsi="Consolas" w:cs="Times New Roman"/>
+          <w:color w:val="D4D4D4"/>
+          <w:sz w:val="21"/>
+          <w:szCs w:val="21"/>
+          <w:lang w:eastAsia="en-GB"/>
+        </w:rPr>
+        <w:t xml:space="preserve"> </w:t>
+      </w:r>
+      <w:r>
+        <w:rPr>
+          <w:rFonts w:ascii="Consolas" w:eastAsia="Times New Roman" w:hAnsi="Consolas" w:cs="Times New Roman"/>
           <w:color w:val="569CD6"/>
           <w:sz w:val="21"/>
           <w:szCs w:val="21"/>
           <w:lang w:eastAsia="en-GB"/>
         </w:rPr>
-        <w:t>Table</w:t>
-      </w:r>
-      <w:r>
-        <w:rPr>
-          <w:rFonts w:ascii="Consolas" w:eastAsia="Times New Roman" w:hAnsi="Consolas" w:cs="Times New Roman"/>
-          <w:color w:val="D4D4D4"/>
-          <w:sz w:val="21"/>
-          <w:szCs w:val="21"/>
-          <w:lang w:eastAsia="en-GB"/>
-        </w:rPr>
-        <w:t xml:space="preserve"> Company {</w:t>
+        <w:t>date</w:t>
       </w:r>
     </w:p>
     <w:p>
@@ -18970,24 +19183,12 @@
         <w:spacing w:after="0" w:line="285" w:lineRule="atLeast"/>
         <w:rPr>
           <w:rFonts w:ascii="Consolas" w:eastAsia="Times New Roman" w:hAnsi="Consolas" w:cs="Times New Roman"/>
-          <w:color w:val="608B4E"/>
-          <w:sz w:val="21"/>
-          <w:szCs w:val="21"/>
-          <w:lang w:eastAsia="en-GB"/>
-        </w:rPr>
-      </w:pPr>
-      <w:r>
-        <w:rPr>
-          <w:rFonts w:ascii="Consolas" w:eastAsia="Times New Roman" w:hAnsi="Consolas" w:cs="Times New Roman"/>
           <w:color w:val="D4D4D4"/>
           <w:sz w:val="21"/>
           <w:szCs w:val="21"/>
           <w:lang w:eastAsia="en-GB"/>
         </w:rPr>
-        <w:t xml:space="preserve">  </w:t>
-      </w:r>
-      <w:proofErr w:type="spellStart"/>
-      <w:proofErr w:type="gramStart"/>
+      </w:pPr>
       <w:r>
         <w:rPr>
           <w:rFonts w:ascii="Consolas" w:eastAsia="Times New Roman" w:hAnsi="Consolas" w:cs="Times New Roman"/>
@@ -18996,10 +19197,18 @@
           <w:szCs w:val="21"/>
           <w:lang w:eastAsia="en-GB"/>
         </w:rPr>
-        <w:t>companyId</w:t>
-      </w:r>
-      <w:proofErr w:type="spellEnd"/>
-      <w:proofErr w:type="gramEnd"/>
+        <w:t xml:space="preserve">  CAEN </w:t>
+      </w:r>
+      <w:r>
+        <w:rPr>
+          <w:rFonts w:ascii="Consolas" w:eastAsia="Times New Roman" w:hAnsi="Consolas" w:cs="Times New Roman"/>
+          <w:color w:val="569CD6"/>
+          <w:sz w:val="21"/>
+          <w:szCs w:val="21"/>
+          <w:lang w:eastAsia="en-GB"/>
+        </w:rPr>
+        <w:t>integer</w:t>
+      </w:r>
       <w:r>
         <w:rPr>
           <w:rFonts w:ascii="Consolas" w:eastAsia="Times New Roman" w:hAnsi="Consolas" w:cs="Times New Roman"/>
@@ -19009,56 +19218,6 @@
           <w:lang w:eastAsia="en-GB"/>
         </w:rPr>
         <w:t xml:space="preserve"> </w:t>
-      </w:r>
-      <w:r>
-        <w:rPr>
-          <w:rFonts w:ascii="Consolas" w:eastAsia="Times New Roman" w:hAnsi="Consolas" w:cs="Times New Roman"/>
-          <w:color w:val="569CD6"/>
-          <w:sz w:val="21"/>
-          <w:szCs w:val="21"/>
-          <w:lang w:eastAsia="en-GB"/>
-        </w:rPr>
-        <w:t>integer</w:t>
-      </w:r>
-      <w:r>
-        <w:rPr>
-          <w:rFonts w:ascii="Consolas" w:eastAsia="Times New Roman" w:hAnsi="Consolas" w:cs="Times New Roman"/>
-          <w:color w:val="D4D4D4"/>
-          <w:sz w:val="21"/>
-          <w:szCs w:val="21"/>
-          <w:lang w:eastAsia="en-GB"/>
-        </w:rPr>
-        <w:t xml:space="preserve"> [primary </w:t>
-      </w:r>
-      <w:r>
-        <w:rPr>
-          <w:rFonts w:ascii="Consolas" w:eastAsia="Times New Roman" w:hAnsi="Consolas" w:cs="Times New Roman"/>
-          <w:color w:val="569CD6"/>
-          <w:sz w:val="21"/>
-          <w:szCs w:val="21"/>
-          <w:lang w:eastAsia="en-GB"/>
-        </w:rPr>
-        <w:t>key</w:t>
-      </w:r>
-      <w:r>
-        <w:rPr>
-          <w:rFonts w:ascii="Consolas" w:eastAsia="Times New Roman" w:hAnsi="Consolas" w:cs="Times New Roman"/>
-          <w:color w:val="D4D4D4"/>
-          <w:sz w:val="21"/>
-          <w:szCs w:val="21"/>
-          <w:lang w:eastAsia="en-GB"/>
-        </w:rPr>
-        <w:t xml:space="preserve">] </w:t>
-      </w:r>
-      <w:r>
-        <w:rPr>
-          <w:rFonts w:ascii="Consolas" w:eastAsia="Times New Roman" w:hAnsi="Consolas" w:cs="Times New Roman"/>
-          <w:color w:val="608B4E"/>
-          <w:sz w:val="21"/>
-          <w:szCs w:val="21"/>
-          <w:lang w:eastAsia="en-GB"/>
-        </w:rPr>
-        <w:t>// CUI</w:t>
       </w:r>
     </w:p>
     <w:p>
@@ -19092,7 +19251,7 @@
           <w:szCs w:val="21"/>
           <w:lang w:eastAsia="en-GB"/>
         </w:rPr>
-        <w:t>name</w:t>
+        <w:t>address</w:t>
       </w:r>
       <w:proofErr w:type="gramEnd"/>
       <w:r>
@@ -19140,7 +19299,6 @@
         </w:rPr>
         <w:t xml:space="preserve">  </w:t>
       </w:r>
-      <w:proofErr w:type="spellStart"/>
       <w:proofErr w:type="gramStart"/>
       <w:r>
         <w:rPr>
@@ -19150,9 +19308,8 @@
           <w:szCs w:val="21"/>
           <w:lang w:eastAsia="en-GB"/>
         </w:rPr>
-        <w:t>foundedDate</w:t>
-      </w:r>
-      <w:proofErr w:type="spellEnd"/>
+        <w:t>phone</w:t>
+      </w:r>
       <w:proofErr w:type="gramEnd"/>
       <w:r>
         <w:rPr>
@@ -19164,6 +19321,7 @@
         </w:rPr>
         <w:t xml:space="preserve"> </w:t>
       </w:r>
+      <w:proofErr w:type="spellStart"/>
       <w:r>
         <w:rPr>
           <w:rFonts w:ascii="Consolas" w:eastAsia="Times New Roman" w:hAnsi="Consolas" w:cs="Times New Roman"/>
@@ -19172,7 +19330,18 @@
           <w:szCs w:val="21"/>
           <w:lang w:eastAsia="en-GB"/>
         </w:rPr>
-        <w:t>date</w:t>
+        <w:t>varchar</w:t>
+      </w:r>
+      <w:proofErr w:type="spellEnd"/>
+      <w:r>
+        <w:rPr>
+          <w:rFonts w:ascii="Consolas" w:eastAsia="Times New Roman" w:hAnsi="Consolas" w:cs="Times New Roman"/>
+          <w:color w:val="D4D4D4"/>
+          <w:sz w:val="21"/>
+          <w:szCs w:val="21"/>
+          <w:lang w:eastAsia="en-GB"/>
+        </w:rPr>
+        <w:t xml:space="preserve"> </w:t>
       </w:r>
     </w:p>
     <w:p>
@@ -19195,7 +19364,29 @@
           <w:szCs w:val="21"/>
           <w:lang w:eastAsia="en-GB"/>
         </w:rPr>
-        <w:t xml:space="preserve">  CAEN </w:t>
+        <w:t xml:space="preserve">  </w:t>
+      </w:r>
+      <w:proofErr w:type="gramStart"/>
+      <w:r>
+        <w:rPr>
+          <w:rFonts w:ascii="Consolas" w:eastAsia="Times New Roman" w:hAnsi="Consolas" w:cs="Times New Roman"/>
+          <w:color w:val="D4D4D4"/>
+          <w:sz w:val="21"/>
+          <w:szCs w:val="21"/>
+          <w:lang w:eastAsia="en-GB"/>
+        </w:rPr>
+        <w:t>email</w:t>
+      </w:r>
+      <w:proofErr w:type="gramEnd"/>
+      <w:r>
+        <w:rPr>
+          <w:rFonts w:ascii="Consolas" w:eastAsia="Times New Roman" w:hAnsi="Consolas" w:cs="Times New Roman"/>
+          <w:color w:val="D4D4D4"/>
+          <w:sz w:val="21"/>
+          <w:szCs w:val="21"/>
+          <w:lang w:eastAsia="en-GB"/>
+        </w:rPr>
+        <w:t xml:space="preserve"> </w:t>
       </w:r>
       <w:r>
         <w:rPr>
@@ -19205,17 +19396,7 @@
           <w:szCs w:val="21"/>
           <w:lang w:eastAsia="en-GB"/>
         </w:rPr>
-        <w:t>integer</w:t>
-      </w:r>
-      <w:r>
-        <w:rPr>
-          <w:rFonts w:ascii="Consolas" w:eastAsia="Times New Roman" w:hAnsi="Consolas" w:cs="Times New Roman"/>
-          <w:color w:val="D4D4D4"/>
-          <w:sz w:val="21"/>
-          <w:szCs w:val="21"/>
-          <w:lang w:eastAsia="en-GB"/>
-        </w:rPr>
-        <w:t xml:space="preserve"> </w:t>
+        <w:t>string</w:t>
       </w:r>
     </w:p>
     <w:p>
@@ -19249,7 +19430,7 @@
           <w:szCs w:val="21"/>
           <w:lang w:eastAsia="en-GB"/>
         </w:rPr>
-        <w:t>address</w:t>
+        <w:t>website</w:t>
       </w:r>
       <w:proofErr w:type="gramEnd"/>
       <w:r>
@@ -19295,51 +19476,7 @@
           <w:szCs w:val="21"/>
           <w:lang w:eastAsia="en-GB"/>
         </w:rPr>
-        <w:t xml:space="preserve">  </w:t>
-      </w:r>
-      <w:proofErr w:type="gramStart"/>
-      <w:r>
-        <w:rPr>
-          <w:rFonts w:ascii="Consolas" w:eastAsia="Times New Roman" w:hAnsi="Consolas" w:cs="Times New Roman"/>
-          <w:color w:val="D4D4D4"/>
-          <w:sz w:val="21"/>
-          <w:szCs w:val="21"/>
-          <w:lang w:eastAsia="en-GB"/>
-        </w:rPr>
-        <w:t>phone</w:t>
-      </w:r>
-      <w:proofErr w:type="gramEnd"/>
-      <w:r>
-        <w:rPr>
-          <w:rFonts w:ascii="Consolas" w:eastAsia="Times New Roman" w:hAnsi="Consolas" w:cs="Times New Roman"/>
-          <w:color w:val="D4D4D4"/>
-          <w:sz w:val="21"/>
-          <w:szCs w:val="21"/>
-          <w:lang w:eastAsia="en-GB"/>
-        </w:rPr>
-        <w:t xml:space="preserve"> </w:t>
-      </w:r>
-      <w:proofErr w:type="spellStart"/>
-      <w:r>
-        <w:rPr>
-          <w:rFonts w:ascii="Consolas" w:eastAsia="Times New Roman" w:hAnsi="Consolas" w:cs="Times New Roman"/>
-          <w:color w:val="569CD6"/>
-          <w:sz w:val="21"/>
-          <w:szCs w:val="21"/>
-          <w:lang w:eastAsia="en-GB"/>
-        </w:rPr>
-        <w:t>varchar</w:t>
-      </w:r>
-      <w:proofErr w:type="spellEnd"/>
-      <w:r>
-        <w:rPr>
-          <w:rFonts w:ascii="Consolas" w:eastAsia="Times New Roman" w:hAnsi="Consolas" w:cs="Times New Roman"/>
-          <w:color w:val="D4D4D4"/>
-          <w:sz w:val="21"/>
-          <w:szCs w:val="21"/>
-          <w:lang w:eastAsia="en-GB"/>
-        </w:rPr>
-        <w:t xml:space="preserve"> </w:t>
+        <w:t>}</w:t>
       </w:r>
     </w:p>
     <w:p>
@@ -19354,50 +19491,6 @@
           <w:lang w:eastAsia="en-GB"/>
         </w:rPr>
       </w:pPr>
-      <w:r>
-        <w:rPr>
-          <w:rFonts w:ascii="Consolas" w:eastAsia="Times New Roman" w:hAnsi="Consolas" w:cs="Times New Roman"/>
-          <w:color w:val="D4D4D4"/>
-          <w:sz w:val="21"/>
-          <w:szCs w:val="21"/>
-          <w:lang w:eastAsia="en-GB"/>
-        </w:rPr>
-        <w:t xml:space="preserve">  </w:t>
-      </w:r>
-      <w:proofErr w:type="gramStart"/>
-      <w:r>
-        <w:rPr>
-          <w:rFonts w:ascii="Consolas" w:eastAsia="Times New Roman" w:hAnsi="Consolas" w:cs="Times New Roman"/>
-          <w:color w:val="D4D4D4"/>
-          <w:sz w:val="21"/>
-          <w:szCs w:val="21"/>
-          <w:lang w:eastAsia="en-GB"/>
-        </w:rPr>
-        <w:t>website</w:t>
-      </w:r>
-      <w:proofErr w:type="gramEnd"/>
-      <w:r>
-        <w:rPr>
-          <w:rFonts w:ascii="Consolas" w:eastAsia="Times New Roman" w:hAnsi="Consolas" w:cs="Times New Roman"/>
-          <w:color w:val="D4D4D4"/>
-          <w:sz w:val="21"/>
-          <w:szCs w:val="21"/>
-          <w:lang w:eastAsia="en-GB"/>
-        </w:rPr>
-        <w:t xml:space="preserve"> </w:t>
-      </w:r>
-      <w:proofErr w:type="spellStart"/>
-      <w:r>
-        <w:rPr>
-          <w:rFonts w:ascii="Consolas" w:eastAsia="Times New Roman" w:hAnsi="Consolas" w:cs="Times New Roman"/>
-          <w:color w:val="569CD6"/>
-          <w:sz w:val="21"/>
-          <w:szCs w:val="21"/>
-          <w:lang w:eastAsia="en-GB"/>
-        </w:rPr>
-        <w:t>varchar</w:t>
-      </w:r>
-      <w:proofErr w:type="spellEnd"/>
     </w:p>
     <w:p>
       <w:pPr>
@@ -19411,16 +19504,6 @@
           <w:lang w:eastAsia="en-GB"/>
         </w:rPr>
       </w:pPr>
-      <w:r>
-        <w:rPr>
-          <w:rFonts w:ascii="Consolas" w:eastAsia="Times New Roman" w:hAnsi="Consolas" w:cs="Times New Roman"/>
-          <w:color w:val="D4D4D4"/>
-          <w:sz w:val="21"/>
-          <w:szCs w:val="21"/>
-          <w:lang w:eastAsia="en-GB"/>
-        </w:rPr>
-        <w:t>}</w:t>
-      </w:r>
     </w:p>
     <w:p>
       <w:pPr>
@@ -19434,6 +19517,8 @@
           <w:lang w:eastAsia="en-GB"/>
         </w:rPr>
       </w:pPr>
+      <w:bookmarkStart w:id="0" w:name="_GoBack"/>
+      <w:bookmarkEnd w:id="0"/>
     </w:p>
     <w:p>
       <w:pPr>
@@ -19455,6 +19540,7 @@
           <w:szCs w:val="21"/>
           <w:lang w:eastAsia="en-GB"/>
         </w:rPr>
+        <w:lastRenderedPageBreak/>
         <w:t>Table</w:t>
       </w:r>
       <w:r>
@@ -19510,7 +19596,6 @@
           <w:szCs w:val="21"/>
           <w:lang w:eastAsia="en-GB"/>
         </w:rPr>
-        <w:lastRenderedPageBreak/>
         <w:t xml:space="preserve">  </w:t>
       </w:r>
       <w:proofErr w:type="spellStart"/>
@@ -19672,7 +19757,7 @@
           <w:szCs w:val="21"/>
           <w:lang w:eastAsia="en-GB"/>
         </w:rPr>
-        <w:t xml:space="preserve">  </w:t>
+        <w:t xml:space="preserve">   </w:t>
       </w:r>
       <w:r>
         <w:rPr>
@@ -22525,70 +22610,73 @@
           <w:lang w:eastAsia="en-GB"/>
         </w:rPr>
       </w:pPr>
-      <w:r>
-        <w:rPr>
-          <w:rFonts w:ascii="Consolas" w:eastAsia="Times New Roman" w:hAnsi="Consolas" w:cs="Times New Roman"/>
-          <w:color w:val="608B4E"/>
-          <w:sz w:val="21"/>
-          <w:szCs w:val="21"/>
-          <w:lang w:eastAsia="en-GB"/>
-        </w:rPr>
-        <w:t xml:space="preserve">// </w:t>
-      </w:r>
-      <w:proofErr w:type="spellStart"/>
-      <w:r>
-        <w:rPr>
-          <w:rFonts w:ascii="Consolas" w:eastAsia="Times New Roman" w:hAnsi="Consolas" w:cs="Times New Roman"/>
-          <w:color w:val="608B4E"/>
-          <w:sz w:val="21"/>
-          <w:szCs w:val="21"/>
-          <w:lang w:eastAsia="en-GB"/>
-        </w:rPr>
-        <w:t>Diagrama</w:t>
-      </w:r>
-      <w:proofErr w:type="spellEnd"/>
-      <w:r>
-        <w:rPr>
-          <w:rFonts w:ascii="Consolas" w:eastAsia="Times New Roman" w:hAnsi="Consolas" w:cs="Times New Roman"/>
-          <w:color w:val="608B4E"/>
-          <w:sz w:val="21"/>
-          <w:szCs w:val="21"/>
-          <w:lang w:eastAsia="en-GB"/>
-        </w:rPr>
-        <w:t xml:space="preserve"> </w:t>
-      </w:r>
-      <w:proofErr w:type="spellStart"/>
-      <w:r>
-        <w:rPr>
-          <w:rFonts w:ascii="Consolas" w:eastAsia="Times New Roman" w:hAnsi="Consolas" w:cs="Times New Roman"/>
-          <w:color w:val="608B4E"/>
-          <w:sz w:val="21"/>
-          <w:szCs w:val="21"/>
-          <w:lang w:eastAsia="en-GB"/>
-        </w:rPr>
-        <w:t>realizata</w:t>
-      </w:r>
-      <w:proofErr w:type="spellEnd"/>
-      <w:r>
-        <w:rPr>
-          <w:rFonts w:ascii="Consolas" w:eastAsia="Times New Roman" w:hAnsi="Consolas" w:cs="Times New Roman"/>
-          <w:color w:val="608B4E"/>
-          <w:sz w:val="21"/>
-          <w:szCs w:val="21"/>
-          <w:lang w:eastAsia="en-GB"/>
-        </w:rPr>
-        <w:t xml:space="preserve"> cu https://dbdiagram.io/d</w:t>
-      </w:r>
     </w:p>
     <w:p>
       <w:pPr>
-        <w:spacing w:after="0" w:line="240" w:lineRule="auto"/>
-        <w:rPr>
-          <w:rFonts w:ascii="Times New Roman" w:hAnsi="Times New Roman" w:cs="Times New Roman"/>
-          <w:sz w:val="28"/>
-          <w:szCs w:val="28"/>
-        </w:rPr>
-      </w:pPr>
+        <w:shd w:val="clear" w:color="auto" w:fill="1E1E1E"/>
+        <w:spacing w:after="0" w:line="285" w:lineRule="atLeast"/>
+        <w:rPr>
+          <w:rFonts w:ascii="Consolas" w:eastAsia="Times New Roman" w:hAnsi="Consolas" w:cs="Times New Roman"/>
+          <w:color w:val="D4D4D4"/>
+          <w:sz w:val="21"/>
+          <w:szCs w:val="21"/>
+          <w:lang w:eastAsia="en-GB"/>
+        </w:rPr>
+      </w:pPr>
+      <w:r>
+        <w:rPr>
+          <w:rFonts w:ascii="Consolas" w:eastAsia="Times New Roman" w:hAnsi="Consolas" w:cs="Times New Roman"/>
+          <w:color w:val="608B4E"/>
+          <w:sz w:val="21"/>
+          <w:szCs w:val="21"/>
+          <w:lang w:eastAsia="en-GB"/>
+        </w:rPr>
+        <w:t xml:space="preserve">// </w:t>
+      </w:r>
+      <w:proofErr w:type="spellStart"/>
+      <w:r>
+        <w:rPr>
+          <w:rFonts w:ascii="Consolas" w:eastAsia="Times New Roman" w:hAnsi="Consolas" w:cs="Times New Roman"/>
+          <w:color w:val="608B4E"/>
+          <w:sz w:val="21"/>
+          <w:szCs w:val="21"/>
+          <w:lang w:eastAsia="en-GB"/>
+        </w:rPr>
+        <w:t>Diagrama</w:t>
+      </w:r>
+      <w:proofErr w:type="spellEnd"/>
+      <w:r>
+        <w:rPr>
+          <w:rFonts w:ascii="Consolas" w:eastAsia="Times New Roman" w:hAnsi="Consolas" w:cs="Times New Roman"/>
+          <w:color w:val="608B4E"/>
+          <w:sz w:val="21"/>
+          <w:szCs w:val="21"/>
+          <w:lang w:eastAsia="en-GB"/>
+        </w:rPr>
+        <w:t xml:space="preserve"> </w:t>
+      </w:r>
+      <w:proofErr w:type="spellStart"/>
+      <w:r>
+        <w:rPr>
+          <w:rFonts w:ascii="Consolas" w:eastAsia="Times New Roman" w:hAnsi="Consolas" w:cs="Times New Roman"/>
+          <w:color w:val="608B4E"/>
+          <w:sz w:val="21"/>
+          <w:szCs w:val="21"/>
+          <w:lang w:eastAsia="en-GB"/>
+        </w:rPr>
+        <w:t>realizata</w:t>
+      </w:r>
+      <w:proofErr w:type="spellEnd"/>
+      <w:r>
+        <w:rPr>
+          <w:rFonts w:ascii="Consolas" w:eastAsia="Times New Roman" w:hAnsi="Consolas" w:cs="Times New Roman"/>
+          <w:color w:val="608B4E"/>
+          <w:sz w:val="21"/>
+          <w:szCs w:val="21"/>
+          <w:lang w:eastAsia="en-GB"/>
+        </w:rPr>
+        <w:t xml:space="preserve"> cu https://dbdiagram.io/d</w:t>
+      </w:r>
     </w:p>
     <w:p>
       <w:pPr>
@@ -22596,257 +22684,9 @@
         <w:rPr>
           <w:rFonts w:ascii="Times New Roman" w:hAnsi="Times New Roman" w:cs="Times New Roman"/>
           <w:sz w:val="28"/>
-        </w:rPr>
-      </w:pPr>
-      <w:proofErr w:type="spellStart"/>
-      <w:r>
-        <w:rPr>
-          <w:rFonts w:ascii="Times New Roman" w:hAnsi="Times New Roman" w:cs="Times New Roman"/>
-          <w:sz w:val="28"/>
-        </w:rPr>
-        <w:t>Urmand</w:t>
-      </w:r>
-      <w:proofErr w:type="spellEnd"/>
-      <w:r>
-        <w:rPr>
-          <w:rFonts w:ascii="Times New Roman" w:hAnsi="Times New Roman" w:cs="Times New Roman"/>
-          <w:sz w:val="28"/>
-        </w:rPr>
-        <w:t xml:space="preserve"> eventual </w:t>
-      </w:r>
-      <w:proofErr w:type="spellStart"/>
-      <w:proofErr w:type="gramStart"/>
-      <w:r>
-        <w:rPr>
-          <w:rFonts w:ascii="Times New Roman" w:hAnsi="Times New Roman" w:cs="Times New Roman"/>
-          <w:sz w:val="28"/>
-        </w:rPr>
-        <w:t>sa</w:t>
-      </w:r>
-      <w:proofErr w:type="spellEnd"/>
-      <w:proofErr w:type="gramEnd"/>
-      <w:r>
-        <w:rPr>
-          <w:rFonts w:ascii="Times New Roman" w:hAnsi="Times New Roman" w:cs="Times New Roman"/>
-          <w:sz w:val="28"/>
-        </w:rPr>
-        <w:t xml:space="preserve"> se </w:t>
-      </w:r>
-      <w:proofErr w:type="spellStart"/>
-      <w:r>
-        <w:rPr>
-          <w:rFonts w:ascii="Times New Roman" w:hAnsi="Times New Roman" w:cs="Times New Roman"/>
-          <w:sz w:val="28"/>
-        </w:rPr>
-        <w:t>mai</w:t>
-      </w:r>
-      <w:proofErr w:type="spellEnd"/>
-      <w:r>
-        <w:rPr>
-          <w:rFonts w:ascii="Times New Roman" w:hAnsi="Times New Roman" w:cs="Times New Roman"/>
-          <w:sz w:val="28"/>
-        </w:rPr>
-        <w:t xml:space="preserve"> </w:t>
-      </w:r>
-      <w:proofErr w:type="spellStart"/>
-      <w:r>
-        <w:rPr>
-          <w:rFonts w:ascii="Times New Roman" w:hAnsi="Times New Roman" w:cs="Times New Roman"/>
-          <w:sz w:val="28"/>
-        </w:rPr>
-        <w:t>adauge</w:t>
-      </w:r>
-      <w:proofErr w:type="spellEnd"/>
-      <w:r>
-        <w:rPr>
-          <w:rFonts w:ascii="Times New Roman" w:hAnsi="Times New Roman" w:cs="Times New Roman"/>
-          <w:sz w:val="28"/>
-        </w:rPr>
-        <w:t xml:space="preserve"> </w:t>
-      </w:r>
-      <w:proofErr w:type="spellStart"/>
-      <w:r>
-        <w:rPr>
-          <w:rFonts w:ascii="Times New Roman" w:hAnsi="Times New Roman" w:cs="Times New Roman"/>
-          <w:sz w:val="28"/>
-        </w:rPr>
-        <w:t>tabele</w:t>
-      </w:r>
-      <w:proofErr w:type="spellEnd"/>
-      <w:r>
-        <w:rPr>
-          <w:rFonts w:ascii="Times New Roman" w:hAnsi="Times New Roman" w:cs="Times New Roman"/>
-          <w:sz w:val="28"/>
-        </w:rPr>
-        <w:t xml:space="preserve"> </w:t>
-      </w:r>
-      <w:proofErr w:type="spellStart"/>
-      <w:r>
-        <w:rPr>
-          <w:rFonts w:ascii="Times New Roman" w:hAnsi="Times New Roman" w:cs="Times New Roman"/>
-          <w:sz w:val="28"/>
-        </w:rPr>
-        <w:t>referitoare</w:t>
-      </w:r>
-      <w:proofErr w:type="spellEnd"/>
-      <w:r>
-        <w:rPr>
-          <w:rFonts w:ascii="Times New Roman" w:hAnsi="Times New Roman" w:cs="Times New Roman"/>
-          <w:sz w:val="28"/>
-        </w:rPr>
-        <w:t xml:space="preserve"> la </w:t>
-      </w:r>
-      <w:proofErr w:type="spellStart"/>
-      <w:r>
-        <w:rPr>
-          <w:rFonts w:ascii="Times New Roman" w:hAnsi="Times New Roman" w:cs="Times New Roman"/>
-          <w:sz w:val="28"/>
-        </w:rPr>
-        <w:t>predict</w:t>
-      </w:r>
-      <w:r>
-        <w:rPr>
-          <w:rFonts w:ascii="Times New Roman" w:hAnsi="Times New Roman" w:cs="Times New Roman"/>
-          <w:sz w:val="28"/>
-        </w:rPr>
-        <w:t>ia</w:t>
-      </w:r>
-      <w:proofErr w:type="spellEnd"/>
-      <w:r>
-        <w:rPr>
-          <w:rFonts w:ascii="Times New Roman" w:hAnsi="Times New Roman" w:cs="Times New Roman"/>
-          <w:sz w:val="28"/>
-        </w:rPr>
-        <w:t xml:space="preserve"> </w:t>
-      </w:r>
-      <w:proofErr w:type="spellStart"/>
-      <w:r>
-        <w:rPr>
-          <w:rFonts w:ascii="Times New Roman" w:hAnsi="Times New Roman" w:cs="Times New Roman"/>
-          <w:sz w:val="28"/>
-        </w:rPr>
-        <w:t>datelor</w:t>
-      </w:r>
-      <w:proofErr w:type="spellEnd"/>
-      <w:r>
-        <w:rPr>
-          <w:rFonts w:ascii="Times New Roman" w:hAnsi="Times New Roman" w:cs="Times New Roman"/>
-          <w:sz w:val="28"/>
-        </w:rPr>
-        <w:t xml:space="preserve"> in </w:t>
-      </w:r>
-      <w:proofErr w:type="spellStart"/>
-      <w:r>
-        <w:rPr>
-          <w:rFonts w:ascii="Times New Roman" w:hAnsi="Times New Roman" w:cs="Times New Roman"/>
-          <w:sz w:val="28"/>
-        </w:rPr>
-        <w:t>viitor</w:t>
-      </w:r>
-      <w:proofErr w:type="spellEnd"/>
-      <w:r>
-        <w:rPr>
-          <w:rFonts w:ascii="Times New Roman" w:hAnsi="Times New Roman" w:cs="Times New Roman"/>
-          <w:sz w:val="28"/>
-        </w:rPr>
-        <w:t xml:space="preserve">, </w:t>
-      </w:r>
-      <w:proofErr w:type="spellStart"/>
-      <w:r>
-        <w:rPr>
-          <w:rFonts w:ascii="Times New Roman" w:hAnsi="Times New Roman" w:cs="Times New Roman"/>
-          <w:sz w:val="28"/>
-        </w:rPr>
-        <w:t>sau</w:t>
-      </w:r>
-      <w:proofErr w:type="spellEnd"/>
-      <w:r>
-        <w:rPr>
-          <w:rFonts w:ascii="Times New Roman" w:hAnsi="Times New Roman" w:cs="Times New Roman"/>
-          <w:sz w:val="28"/>
-        </w:rPr>
-        <w:t xml:space="preserve"> un Industry Benchmark (</w:t>
-      </w:r>
-      <w:proofErr w:type="spellStart"/>
-      <w:r>
-        <w:rPr>
-          <w:rFonts w:ascii="Times New Roman" w:hAnsi="Times New Roman" w:cs="Times New Roman"/>
-          <w:sz w:val="28"/>
-        </w:rPr>
-        <w:t>compararea</w:t>
-      </w:r>
-      <w:proofErr w:type="spellEnd"/>
-      <w:r>
-        <w:rPr>
-          <w:rFonts w:ascii="Times New Roman" w:hAnsi="Times New Roman" w:cs="Times New Roman"/>
-          <w:sz w:val="28"/>
-        </w:rPr>
-        <w:t xml:space="preserve"> </w:t>
-      </w:r>
-      <w:proofErr w:type="spellStart"/>
-      <w:r>
-        <w:rPr>
-          <w:rFonts w:ascii="Times New Roman" w:hAnsi="Times New Roman" w:cs="Times New Roman"/>
-          <w:sz w:val="28"/>
-        </w:rPr>
-        <w:t>firmelor</w:t>
-      </w:r>
-      <w:proofErr w:type="spellEnd"/>
-      <w:r>
-        <w:rPr>
-          <w:rFonts w:ascii="Times New Roman" w:hAnsi="Times New Roman" w:cs="Times New Roman"/>
-          <w:sz w:val="28"/>
-        </w:rPr>
-        <w:t xml:space="preserve"> cu </w:t>
-      </w:r>
-      <w:proofErr w:type="spellStart"/>
-      <w:r>
-        <w:rPr>
-          <w:rFonts w:ascii="Times New Roman" w:hAnsi="Times New Roman" w:cs="Times New Roman"/>
-          <w:sz w:val="28"/>
-        </w:rPr>
-        <w:t>acelasi</w:t>
-      </w:r>
-      <w:proofErr w:type="spellEnd"/>
-      <w:r>
-        <w:rPr>
-          <w:rFonts w:ascii="Times New Roman" w:hAnsi="Times New Roman" w:cs="Times New Roman"/>
-          <w:sz w:val="28"/>
-        </w:rPr>
-        <w:t xml:space="preserve"> </w:t>
-      </w:r>
-      <w:proofErr w:type="spellStart"/>
-      <w:r>
-        <w:rPr>
-          <w:rFonts w:ascii="Times New Roman" w:hAnsi="Times New Roman" w:cs="Times New Roman"/>
-          <w:sz w:val="28"/>
-        </w:rPr>
-        <w:t>profil</w:t>
-      </w:r>
-      <w:proofErr w:type="spellEnd"/>
-      <w:r>
-        <w:rPr>
-          <w:rFonts w:ascii="Times New Roman" w:hAnsi="Times New Roman" w:cs="Times New Roman"/>
-          <w:sz w:val="28"/>
-        </w:rPr>
-        <w:t xml:space="preserve"> de </w:t>
-      </w:r>
-      <w:proofErr w:type="spellStart"/>
-      <w:r>
-        <w:rPr>
-          <w:rFonts w:ascii="Times New Roman" w:hAnsi="Times New Roman" w:cs="Times New Roman"/>
-          <w:sz w:val="28"/>
-        </w:rPr>
-        <w:t>activitate</w:t>
-      </w:r>
-      <w:proofErr w:type="spellEnd"/>
-      <w:r>
-        <w:rPr>
-          <w:rFonts w:ascii="Times New Roman" w:hAnsi="Times New Roman" w:cs="Times New Roman"/>
-          <w:sz w:val="28"/>
-        </w:rPr>
-        <w:t>).</w:t>
-      </w:r>
+          <w:szCs w:val="28"/>
+        </w:rPr>
+      </w:pPr>
     </w:p>
     <w:p>
       <w:pPr>
@@ -22856,6 +22696,255 @@
           <w:sz w:val="28"/>
         </w:rPr>
       </w:pPr>
+      <w:proofErr w:type="spellStart"/>
+      <w:r>
+        <w:rPr>
+          <w:rFonts w:ascii="Times New Roman" w:hAnsi="Times New Roman" w:cs="Times New Roman"/>
+          <w:sz w:val="28"/>
+        </w:rPr>
+        <w:t>Urmand</w:t>
+      </w:r>
+      <w:proofErr w:type="spellEnd"/>
+      <w:r>
+        <w:rPr>
+          <w:rFonts w:ascii="Times New Roman" w:hAnsi="Times New Roman" w:cs="Times New Roman"/>
+          <w:sz w:val="28"/>
+        </w:rPr>
+        <w:t xml:space="preserve"> eventual </w:t>
+      </w:r>
+      <w:proofErr w:type="spellStart"/>
+      <w:proofErr w:type="gramStart"/>
+      <w:r>
+        <w:rPr>
+          <w:rFonts w:ascii="Times New Roman" w:hAnsi="Times New Roman" w:cs="Times New Roman"/>
+          <w:sz w:val="28"/>
+        </w:rPr>
+        <w:t>sa</w:t>
+      </w:r>
+      <w:proofErr w:type="spellEnd"/>
+      <w:proofErr w:type="gramEnd"/>
+      <w:r>
+        <w:rPr>
+          <w:rFonts w:ascii="Times New Roman" w:hAnsi="Times New Roman" w:cs="Times New Roman"/>
+          <w:sz w:val="28"/>
+        </w:rPr>
+        <w:t xml:space="preserve"> se </w:t>
+      </w:r>
+      <w:proofErr w:type="spellStart"/>
+      <w:r>
+        <w:rPr>
+          <w:rFonts w:ascii="Times New Roman" w:hAnsi="Times New Roman" w:cs="Times New Roman"/>
+          <w:sz w:val="28"/>
+        </w:rPr>
+        <w:t>mai</w:t>
+      </w:r>
+      <w:proofErr w:type="spellEnd"/>
+      <w:r>
+        <w:rPr>
+          <w:rFonts w:ascii="Times New Roman" w:hAnsi="Times New Roman" w:cs="Times New Roman"/>
+          <w:sz w:val="28"/>
+        </w:rPr>
+        <w:t xml:space="preserve"> </w:t>
+      </w:r>
+      <w:proofErr w:type="spellStart"/>
+      <w:r>
+        <w:rPr>
+          <w:rFonts w:ascii="Times New Roman" w:hAnsi="Times New Roman" w:cs="Times New Roman"/>
+          <w:sz w:val="28"/>
+        </w:rPr>
+        <w:t>adauge</w:t>
+      </w:r>
+      <w:proofErr w:type="spellEnd"/>
+      <w:r>
+        <w:rPr>
+          <w:rFonts w:ascii="Times New Roman" w:hAnsi="Times New Roman" w:cs="Times New Roman"/>
+          <w:sz w:val="28"/>
+        </w:rPr>
+        <w:t xml:space="preserve"> </w:t>
+      </w:r>
+      <w:proofErr w:type="spellStart"/>
+      <w:r>
+        <w:rPr>
+          <w:rFonts w:ascii="Times New Roman" w:hAnsi="Times New Roman" w:cs="Times New Roman"/>
+          <w:sz w:val="28"/>
+        </w:rPr>
+        <w:t>tabele</w:t>
+      </w:r>
+      <w:proofErr w:type="spellEnd"/>
+      <w:r>
+        <w:rPr>
+          <w:rFonts w:ascii="Times New Roman" w:hAnsi="Times New Roman" w:cs="Times New Roman"/>
+          <w:sz w:val="28"/>
+        </w:rPr>
+        <w:t xml:space="preserve"> </w:t>
+      </w:r>
+      <w:proofErr w:type="spellStart"/>
+      <w:r>
+        <w:rPr>
+          <w:rFonts w:ascii="Times New Roman" w:hAnsi="Times New Roman" w:cs="Times New Roman"/>
+          <w:sz w:val="28"/>
+        </w:rPr>
+        <w:t>referitoare</w:t>
+      </w:r>
+      <w:proofErr w:type="spellEnd"/>
+      <w:r>
+        <w:rPr>
+          <w:rFonts w:ascii="Times New Roman" w:hAnsi="Times New Roman" w:cs="Times New Roman"/>
+          <w:sz w:val="28"/>
+        </w:rPr>
+        <w:t xml:space="preserve"> la </w:t>
+      </w:r>
+      <w:proofErr w:type="spellStart"/>
+      <w:r>
+        <w:rPr>
+          <w:rFonts w:ascii="Times New Roman" w:hAnsi="Times New Roman" w:cs="Times New Roman"/>
+          <w:sz w:val="28"/>
+        </w:rPr>
+        <w:t>predict</w:t>
+      </w:r>
+      <w:r>
+        <w:rPr>
+          <w:rFonts w:ascii="Times New Roman" w:hAnsi="Times New Roman" w:cs="Times New Roman"/>
+          <w:sz w:val="28"/>
+        </w:rPr>
+        <w:t>ia</w:t>
+      </w:r>
+      <w:proofErr w:type="spellEnd"/>
+      <w:r>
+        <w:rPr>
+          <w:rFonts w:ascii="Times New Roman" w:hAnsi="Times New Roman" w:cs="Times New Roman"/>
+          <w:sz w:val="28"/>
+        </w:rPr>
+        <w:t xml:space="preserve"> </w:t>
+      </w:r>
+      <w:proofErr w:type="spellStart"/>
+      <w:r>
+        <w:rPr>
+          <w:rFonts w:ascii="Times New Roman" w:hAnsi="Times New Roman" w:cs="Times New Roman"/>
+          <w:sz w:val="28"/>
+        </w:rPr>
+        <w:t>datelor</w:t>
+      </w:r>
+      <w:proofErr w:type="spellEnd"/>
+      <w:r>
+        <w:rPr>
+          <w:rFonts w:ascii="Times New Roman" w:hAnsi="Times New Roman" w:cs="Times New Roman"/>
+          <w:sz w:val="28"/>
+        </w:rPr>
+        <w:t xml:space="preserve"> in </w:t>
+      </w:r>
+      <w:proofErr w:type="spellStart"/>
+      <w:r>
+        <w:rPr>
+          <w:rFonts w:ascii="Times New Roman" w:hAnsi="Times New Roman" w:cs="Times New Roman"/>
+          <w:sz w:val="28"/>
+        </w:rPr>
+        <w:t>viitor</w:t>
+      </w:r>
+      <w:proofErr w:type="spellEnd"/>
+      <w:r>
+        <w:rPr>
+          <w:rFonts w:ascii="Times New Roman" w:hAnsi="Times New Roman" w:cs="Times New Roman"/>
+          <w:sz w:val="28"/>
+        </w:rPr>
+        <w:t xml:space="preserve">, </w:t>
+      </w:r>
+      <w:proofErr w:type="spellStart"/>
+      <w:r>
+        <w:rPr>
+          <w:rFonts w:ascii="Times New Roman" w:hAnsi="Times New Roman" w:cs="Times New Roman"/>
+          <w:sz w:val="28"/>
+        </w:rPr>
+        <w:t>sau</w:t>
+      </w:r>
+      <w:proofErr w:type="spellEnd"/>
+      <w:r>
+        <w:rPr>
+          <w:rFonts w:ascii="Times New Roman" w:hAnsi="Times New Roman" w:cs="Times New Roman"/>
+          <w:sz w:val="28"/>
+        </w:rPr>
+        <w:t xml:space="preserve"> un Industry Benchmark (</w:t>
+      </w:r>
+      <w:proofErr w:type="spellStart"/>
+      <w:r>
+        <w:rPr>
+          <w:rFonts w:ascii="Times New Roman" w:hAnsi="Times New Roman" w:cs="Times New Roman"/>
+          <w:sz w:val="28"/>
+        </w:rPr>
+        <w:t>compararea</w:t>
+      </w:r>
+      <w:proofErr w:type="spellEnd"/>
+      <w:r>
+        <w:rPr>
+          <w:rFonts w:ascii="Times New Roman" w:hAnsi="Times New Roman" w:cs="Times New Roman"/>
+          <w:sz w:val="28"/>
+        </w:rPr>
+        <w:t xml:space="preserve"> </w:t>
+      </w:r>
+      <w:proofErr w:type="spellStart"/>
+      <w:r>
+        <w:rPr>
+          <w:rFonts w:ascii="Times New Roman" w:hAnsi="Times New Roman" w:cs="Times New Roman"/>
+          <w:sz w:val="28"/>
+        </w:rPr>
+        <w:t>firmelor</w:t>
+      </w:r>
+      <w:proofErr w:type="spellEnd"/>
+      <w:r>
+        <w:rPr>
+          <w:rFonts w:ascii="Times New Roman" w:hAnsi="Times New Roman" w:cs="Times New Roman"/>
+          <w:sz w:val="28"/>
+        </w:rPr>
+        <w:t xml:space="preserve"> cu </w:t>
+      </w:r>
+      <w:proofErr w:type="spellStart"/>
+      <w:r>
+        <w:rPr>
+          <w:rFonts w:ascii="Times New Roman" w:hAnsi="Times New Roman" w:cs="Times New Roman"/>
+          <w:sz w:val="28"/>
+        </w:rPr>
+        <w:t>acelasi</w:t>
+      </w:r>
+      <w:proofErr w:type="spellEnd"/>
+      <w:r>
+        <w:rPr>
+          <w:rFonts w:ascii="Times New Roman" w:hAnsi="Times New Roman" w:cs="Times New Roman"/>
+          <w:sz w:val="28"/>
+        </w:rPr>
+        <w:t xml:space="preserve"> </w:t>
+      </w:r>
+      <w:proofErr w:type="spellStart"/>
+      <w:r>
+        <w:rPr>
+          <w:rFonts w:ascii="Times New Roman" w:hAnsi="Times New Roman" w:cs="Times New Roman"/>
+          <w:sz w:val="28"/>
+        </w:rPr>
+        <w:t>profil</w:t>
+      </w:r>
+      <w:proofErr w:type="spellEnd"/>
+      <w:r>
+        <w:rPr>
+          <w:rFonts w:ascii="Times New Roman" w:hAnsi="Times New Roman" w:cs="Times New Roman"/>
+          <w:sz w:val="28"/>
+        </w:rPr>
+        <w:t xml:space="preserve"> de </w:t>
+      </w:r>
+      <w:proofErr w:type="spellStart"/>
+      <w:r>
+        <w:rPr>
+          <w:rFonts w:ascii="Times New Roman" w:hAnsi="Times New Roman" w:cs="Times New Roman"/>
+          <w:sz w:val="28"/>
+        </w:rPr>
+        <w:t>activitate</w:t>
+      </w:r>
+      <w:proofErr w:type="spellEnd"/>
+      <w:r>
+        <w:rPr>
+          <w:rFonts w:ascii="Times New Roman" w:hAnsi="Times New Roman" w:cs="Times New Roman"/>
+          <w:sz w:val="28"/>
+        </w:rPr>
+        <w:t>).</w:t>
+      </w:r>
     </w:p>
     <w:p>
       <w:pPr>
@@ -22865,24 +22954,318 @@
           <w:sz w:val="28"/>
         </w:rPr>
       </w:pPr>
-      <w:proofErr w:type="spellStart"/>
-      <w:r>
-        <w:rPr>
-          <w:rFonts w:ascii="Times New Roman" w:hAnsi="Times New Roman" w:cs="Times New Roman"/>
-          <w:sz w:val="28"/>
-        </w:rPr>
+    </w:p>
+    <w:p>
+      <w:pPr>
+        <w:spacing w:after="0" w:line="240" w:lineRule="auto"/>
+        <w:rPr>
+          <w:rFonts w:ascii="Times New Roman" w:hAnsi="Times New Roman" w:cs="Times New Roman"/>
+          <w:sz w:val="28"/>
+        </w:rPr>
+      </w:pPr>
+    </w:p>
+    <w:p>
+      <w:pPr>
+        <w:spacing w:after="0" w:line="240" w:lineRule="auto"/>
+        <w:rPr>
+          <w:rFonts w:ascii="Times New Roman" w:hAnsi="Times New Roman" w:cs="Times New Roman"/>
+          <w:sz w:val="28"/>
+        </w:rPr>
+      </w:pPr>
+    </w:p>
+    <w:p>
+      <w:pPr>
+        <w:pStyle w:val="Heading1"/>
+      </w:pPr>
+      <w:proofErr w:type="spellStart"/>
+      <w:r>
+        <w:lastRenderedPageBreak/>
         <w:t>Modelul</w:t>
       </w:r>
       <w:proofErr w:type="spellEnd"/>
       <w:r>
-        <w:rPr>
-          <w:rFonts w:ascii="Times New Roman" w:hAnsi="Times New Roman" w:cs="Times New Roman"/>
-          <w:sz w:val="28"/>
-        </w:rPr>
-        <w:t xml:space="preserve"> Firma.cs</w:t>
-      </w:r>
-      <w:bookmarkStart w:id="0" w:name="_GoBack"/>
-      <w:bookmarkEnd w:id="0"/>
+        <w:t xml:space="preserve"> </w:t>
+      </w:r>
+      <w:proofErr w:type="spellStart"/>
+      <w:r>
+        <w:t>Company</w:t>
+      </w:r>
+      <w:r>
+        <w:t>.cs</w:t>
+      </w:r>
+      <w:proofErr w:type="spellEnd"/>
+    </w:p>
+    <w:p>
+      <w:pPr>
+        <w:spacing w:after="0" w:line="240" w:lineRule="auto"/>
+        <w:rPr>
+          <w:rFonts w:ascii="Times New Roman" w:hAnsi="Times New Roman" w:cs="Times New Roman"/>
+          <w:sz w:val="28"/>
+        </w:rPr>
+      </w:pPr>
+      <w:r>
+        <w:rPr>
+          <w:rFonts w:ascii="Times New Roman" w:hAnsi="Times New Roman" w:cs="Times New Roman"/>
+          <w:sz w:val="28"/>
+        </w:rPr>
+        <w:t>Name – string, [3, 150], required</w:t>
+      </w:r>
+    </w:p>
+    <w:p>
+      <w:pPr>
+        <w:spacing w:after="0" w:line="240" w:lineRule="auto"/>
+        <w:rPr>
+          <w:rFonts w:ascii="Times New Roman" w:hAnsi="Times New Roman" w:cs="Times New Roman"/>
+          <w:sz w:val="28"/>
+        </w:rPr>
+      </w:pPr>
+      <w:r>
+        <w:rPr>
+          <w:rFonts w:ascii="Times New Roman" w:hAnsi="Times New Roman" w:cs="Times New Roman"/>
+          <w:sz w:val="28"/>
+        </w:rPr>
+        <w:t xml:space="preserve">CUI – </w:t>
+      </w:r>
+      <w:proofErr w:type="spellStart"/>
+      <w:r>
+        <w:rPr>
+          <w:rFonts w:ascii="Times New Roman" w:hAnsi="Times New Roman" w:cs="Times New Roman"/>
+          <w:sz w:val="28"/>
+        </w:rPr>
+        <w:t>int</w:t>
+      </w:r>
+      <w:proofErr w:type="spellEnd"/>
+      <w:r>
+        <w:rPr>
+          <w:rFonts w:ascii="Times New Roman" w:hAnsi="Times New Roman" w:cs="Times New Roman"/>
+          <w:sz w:val="28"/>
+        </w:rPr>
+        <w:t xml:space="preserve">, </w:t>
+      </w:r>
+      <w:r>
+        <w:rPr>
+          <w:rFonts w:ascii="Times New Roman" w:hAnsi="Times New Roman" w:cs="Times New Roman"/>
+          <w:sz w:val="28"/>
+        </w:rPr>
+        <w:t>required</w:t>
+      </w:r>
+    </w:p>
+    <w:p>
+      <w:pPr>
+        <w:spacing w:after="0" w:line="240" w:lineRule="auto"/>
+        <w:rPr>
+          <w:rFonts w:ascii="Times New Roman" w:hAnsi="Times New Roman" w:cs="Times New Roman"/>
+          <w:sz w:val="28"/>
+        </w:rPr>
+      </w:pPr>
+      <w:proofErr w:type="spellStart"/>
+      <w:r>
+        <w:rPr>
+          <w:rFonts w:ascii="Times New Roman" w:hAnsi="Times New Roman" w:cs="Times New Roman"/>
+          <w:sz w:val="28"/>
+        </w:rPr>
+        <w:t>FoundedDate</w:t>
+      </w:r>
+      <w:proofErr w:type="spellEnd"/>
+      <w:r>
+        <w:rPr>
+          <w:rFonts w:ascii="Times New Roman" w:hAnsi="Times New Roman" w:cs="Times New Roman"/>
+          <w:sz w:val="28"/>
+        </w:rPr>
+        <w:t xml:space="preserve"> – date, [</w:t>
+      </w:r>
+      <w:r>
+        <w:rPr>
+          <w:rFonts w:ascii="Cascadia Mono" w:hAnsi="Cascadia Mono" w:cs="Cascadia Mono"/>
+          <w:color w:val="A31515"/>
+          <w:sz w:val="19"/>
+          <w:szCs w:val="19"/>
+          <w:highlight w:val="white"/>
+        </w:rPr>
+        <w:t>"1900-01-01"</w:t>
+      </w:r>
+      <w:r>
+        <w:rPr>
+          <w:rFonts w:ascii="Cascadia Mono" w:hAnsi="Cascadia Mono" w:cs="Cascadia Mono"/>
+          <w:color w:val="000000"/>
+          <w:sz w:val="19"/>
+          <w:szCs w:val="19"/>
+          <w:highlight w:val="white"/>
+        </w:rPr>
+        <w:t xml:space="preserve">, </w:t>
+      </w:r>
+      <w:r>
+        <w:rPr>
+          <w:rFonts w:ascii="Cascadia Mono" w:hAnsi="Cascadia Mono" w:cs="Cascadia Mono"/>
+          <w:color w:val="0000FF"/>
+          <w:sz w:val="19"/>
+          <w:szCs w:val="19"/>
+          <w:highlight w:val="white"/>
+        </w:rPr>
+        <w:t>"2025-12-31"</w:t>
+      </w:r>
+      <w:r>
+        <w:rPr>
+          <w:rFonts w:ascii="Times New Roman" w:hAnsi="Times New Roman" w:cs="Times New Roman"/>
+          <w:sz w:val="28"/>
+        </w:rPr>
+        <w:t>], required</w:t>
+      </w:r>
+    </w:p>
+    <w:p>
+      <w:pPr>
+        <w:spacing w:after="0" w:line="240" w:lineRule="auto"/>
+        <w:rPr>
+          <w:rFonts w:ascii="Times New Roman" w:hAnsi="Times New Roman" w:cs="Times New Roman"/>
+          <w:sz w:val="28"/>
+        </w:rPr>
+      </w:pPr>
+      <w:r>
+        <w:rPr>
+          <w:rFonts w:ascii="Times New Roman" w:hAnsi="Times New Roman" w:cs="Times New Roman"/>
+          <w:sz w:val="28"/>
+        </w:rPr>
+        <w:t xml:space="preserve">CAEN – </w:t>
+      </w:r>
+      <w:proofErr w:type="spellStart"/>
+      <w:r>
+        <w:rPr>
+          <w:rFonts w:ascii="Times New Roman" w:hAnsi="Times New Roman" w:cs="Times New Roman"/>
+          <w:sz w:val="28"/>
+        </w:rPr>
+        <w:t>int</w:t>
+      </w:r>
+      <w:proofErr w:type="spellEnd"/>
+      <w:r>
+        <w:rPr>
+          <w:rFonts w:ascii="Times New Roman" w:hAnsi="Times New Roman" w:cs="Times New Roman"/>
+          <w:sz w:val="28"/>
+        </w:rPr>
+        <w:t>, required</w:t>
+      </w:r>
+    </w:p>
+    <w:p>
+      <w:pPr>
+        <w:spacing w:after="0" w:line="240" w:lineRule="auto"/>
+        <w:rPr>
+          <w:rFonts w:ascii="Times New Roman" w:hAnsi="Times New Roman" w:cs="Times New Roman"/>
+          <w:sz w:val="28"/>
+        </w:rPr>
+      </w:pPr>
+      <w:proofErr w:type="spellStart"/>
+      <w:r>
+        <w:rPr>
+          <w:rFonts w:ascii="Times New Roman" w:hAnsi="Times New Roman" w:cs="Times New Roman"/>
+          <w:sz w:val="28"/>
+        </w:rPr>
+        <w:t>HeadquartersAddress</w:t>
+      </w:r>
+      <w:proofErr w:type="spellEnd"/>
+      <w:r>
+        <w:rPr>
+          <w:rFonts w:ascii="Times New Roman" w:hAnsi="Times New Roman" w:cs="Times New Roman"/>
+          <w:sz w:val="28"/>
+        </w:rPr>
+        <w:t xml:space="preserve"> – string, [5, 250], </w:t>
+      </w:r>
+      <w:r>
+        <w:rPr>
+          <w:rFonts w:ascii="Times New Roman" w:hAnsi="Times New Roman" w:cs="Times New Roman"/>
+          <w:sz w:val="28"/>
+        </w:rPr>
+        <w:t>required</w:t>
+      </w:r>
+    </w:p>
+    <w:p>
+      <w:pPr>
+        <w:spacing w:after="0" w:line="240" w:lineRule="auto"/>
+        <w:rPr>
+          <w:rFonts w:ascii="Times New Roman" w:hAnsi="Times New Roman" w:cs="Times New Roman"/>
+          <w:sz w:val="28"/>
+        </w:rPr>
+      </w:pPr>
+      <w:proofErr w:type="spellStart"/>
+      <w:r>
+        <w:rPr>
+          <w:rFonts w:ascii="Times New Roman" w:hAnsi="Times New Roman" w:cs="Times New Roman"/>
+          <w:sz w:val="28"/>
+        </w:rPr>
+        <w:t>PhoneNumber</w:t>
+      </w:r>
+      <w:proofErr w:type="spellEnd"/>
+      <w:r>
+        <w:rPr>
+          <w:rFonts w:ascii="Times New Roman" w:hAnsi="Times New Roman" w:cs="Times New Roman"/>
+          <w:sz w:val="28"/>
+        </w:rPr>
+        <w:t xml:space="preserve"> </w:t>
+      </w:r>
+      <w:proofErr w:type="gramStart"/>
+      <w:r>
+        <w:rPr>
+          <w:rFonts w:ascii="Times New Roman" w:hAnsi="Times New Roman" w:cs="Times New Roman"/>
+          <w:sz w:val="28"/>
+        </w:rPr>
+        <w:t xml:space="preserve">-  </w:t>
+      </w:r>
+      <w:proofErr w:type="spellStart"/>
+      <w:r>
+        <w:rPr>
+          <w:rFonts w:ascii="Times New Roman" w:hAnsi="Times New Roman" w:cs="Times New Roman"/>
+          <w:sz w:val="28"/>
+        </w:rPr>
+        <w:t>phonenr</w:t>
+      </w:r>
+      <w:proofErr w:type="spellEnd"/>
+      <w:proofErr w:type="gramEnd"/>
+      <w:r>
+        <w:rPr>
+          <w:rFonts w:ascii="Times New Roman" w:hAnsi="Times New Roman" w:cs="Times New Roman"/>
+          <w:sz w:val="28"/>
+        </w:rPr>
+        <w:t xml:space="preserve">, </w:t>
+      </w:r>
+      <w:proofErr w:type="spellStart"/>
+      <w:r>
+        <w:rPr>
+          <w:rFonts w:ascii="Times New Roman" w:hAnsi="Times New Roman" w:cs="Times New Roman"/>
+          <w:sz w:val="28"/>
+        </w:rPr>
+        <w:t>len</w:t>
+      </w:r>
+      <w:proofErr w:type="spellEnd"/>
+      <w:r>
+        <w:rPr>
+          <w:rFonts w:ascii="Times New Roman" w:hAnsi="Times New Roman" w:cs="Times New Roman"/>
+          <w:sz w:val="28"/>
+        </w:rPr>
+        <w:t xml:space="preserve"> 10</w:t>
+      </w:r>
+    </w:p>
+    <w:p>
+      <w:pPr>
+        <w:spacing w:after="0" w:line="240" w:lineRule="auto"/>
+        <w:rPr>
+          <w:rFonts w:ascii="Times New Roman" w:hAnsi="Times New Roman" w:cs="Times New Roman"/>
+          <w:sz w:val="28"/>
+        </w:rPr>
+      </w:pPr>
+      <w:r>
+        <w:rPr>
+          <w:rFonts w:ascii="Times New Roman" w:hAnsi="Times New Roman" w:cs="Times New Roman"/>
+          <w:sz w:val="28"/>
+        </w:rPr>
+        <w:t xml:space="preserve">  </w:t>
+      </w:r>
+    </w:p>
+    <w:p>
+      <w:pPr>
+        <w:spacing w:after="0" w:line="240" w:lineRule="auto"/>
+        <w:rPr>
+          <w:rFonts w:ascii="Times New Roman" w:hAnsi="Times New Roman" w:cs="Times New Roman"/>
+          <w:sz w:val="28"/>
+        </w:rPr>
+      </w:pPr>
     </w:p>
     <w:sectPr>
       <w:pgSz w:w="11906" w:h="16838"/>

--- a/SolomonLorena_ProgresDemo2.docx
+++ b/SolomonLorena_ProgresDemo2.docx
@@ -449,6 +449,7 @@
       <w:r>
         <w:rPr>
           <w:rFonts w:ascii="Courier New" w:eastAsia="Times New Roman" w:hAnsi="Courier New" w:cs="Courier New"/>
+          <w:noProof/>
           <w:color w:val="000000"/>
           <w:sz w:val="21"/>
           <w:szCs w:val="21"/>
@@ -8726,7 +8727,7 @@
           <w:color w:val="000000"/>
           <w:sz w:val="21"/>
           <w:szCs w:val="21"/>
-          <w:lang w:eastAsia="en-GB"/>
+          <w:lang w:val="de-DE" w:eastAsia="en-GB"/>
         </w:rPr>
       </w:pPr>
       <w:r>
@@ -8739,25 +8740,23 @@
         </w:rPr>
         <w:t xml:space="preserve">        </w:t>
       </w:r>
-      <w:proofErr w:type="gramStart"/>
       <w:r>
         <w:rPr>
           <w:rFonts w:ascii="Courier New" w:eastAsia="Times New Roman" w:hAnsi="Courier New" w:cs="Courier New"/>
           <w:color w:val="9723B4"/>
           <w:sz w:val="21"/>
           <w:szCs w:val="21"/>
-          <w:lang w:eastAsia="en-GB"/>
+          <w:lang w:val="de-DE" w:eastAsia="en-GB"/>
         </w:rPr>
         <w:t>else</w:t>
       </w:r>
-      <w:proofErr w:type="gramEnd"/>
-      <w:r>
-        <w:rPr>
-          <w:rFonts w:ascii="Courier New" w:eastAsia="Times New Roman" w:hAnsi="Courier New" w:cs="Courier New"/>
-          <w:color w:val="000000"/>
-          <w:sz w:val="21"/>
-          <w:szCs w:val="21"/>
-          <w:lang w:eastAsia="en-GB"/>
+      <w:r>
+        <w:rPr>
+          <w:rFonts w:ascii="Courier New" w:eastAsia="Times New Roman" w:hAnsi="Courier New" w:cs="Courier New"/>
+          <w:color w:val="000000"/>
+          <w:sz w:val="21"/>
+          <w:szCs w:val="21"/>
+          <w:lang w:val="de-DE" w:eastAsia="en-GB"/>
         </w:rPr>
         <w:t>:</w:t>
       </w:r>
@@ -11059,7 +11058,9 @@
       <w:r>
         <w:rPr>
           <w:rFonts w:ascii="Times New Roman" w:hAnsi="Times New Roman" w:cs="Times New Roman"/>
-          <w:sz w:val="28"/>
+          <w:noProof/>
+          <w:sz w:val="28"/>
+          <w:lang w:eastAsia="en-GB"/>
         </w:rPr>
         <w:lastRenderedPageBreak/>
         <w:drawing>
@@ -11108,7 +11109,9 @@
       <w:r>
         <w:rPr>
           <w:rFonts w:ascii="Times New Roman" w:hAnsi="Times New Roman" w:cs="Times New Roman"/>
-          <w:sz w:val="28"/>
+          <w:noProof/>
+          <w:sz w:val="28"/>
+          <w:lang w:eastAsia="en-GB"/>
         </w:rPr>
         <w:drawing>
           <wp:inline distT="0" distB="0" distL="0" distR="0" wp14:anchorId="58A1A616" wp14:editId="4C6D7E2C">
@@ -11635,13 +11638,15 @@
       <w:r>
         <w:rPr>
           <w:rFonts w:ascii="Times New Roman" w:hAnsi="Times New Roman" w:cs="Times New Roman"/>
-          <w:sz w:val="28"/>
+          <w:noProof/>
+          <w:sz w:val="28"/>
+          <w:lang w:eastAsia="en-GB"/>
         </w:rPr>
         <w:drawing>
-          <wp:inline distT="0" distB="0" distL="0" distR="0" wp14:anchorId="453571AC" wp14:editId="2D617A4C">
-            <wp:extent cx="5731510" cy="1412670"/>
-            <wp:effectExtent l="0" t="0" r="2540" b="0"/>
-            <wp:docPr id="4" name="Picture 4"/>
+          <wp:inline distT="0" distB="0" distL="0" distR="0" wp14:anchorId="0FE61FCB" wp14:editId="5AF31C93">
+            <wp:extent cx="5731510" cy="1409609"/>
+            <wp:effectExtent l="0" t="0" r="2540" b="635"/>
+            <wp:docPr id="6" name="Picture 6"/>
             <wp:cNvGraphicFramePr>
               <a:graphicFrameLocks xmlns:a="http://schemas.openxmlformats.org/drawingml/2006/main" noChangeAspect="1"/>
             </wp:cNvGraphicFramePr>
@@ -11661,7 +11666,7 @@
                   <pic:spPr>
                     <a:xfrm>
                       <a:off x="0" y="0"/>
-                      <a:ext cx="5731510" cy="1412670"/>
+                      <a:ext cx="5731510" cy="1409609"/>
                     </a:xfrm>
                     <a:prstGeom prst="rect">
                       <a:avLst/>
@@ -13274,6 +13279,65 @@
         </w:rPr>
         <w:t xml:space="preserve"> S1</w:t>
       </w:r>
+      <w:r>
+        <w:rPr>
+          <w:rFonts w:ascii="Times New Roman" w:eastAsia="Times New Roman" w:hAnsi="Times New Roman" w:cs="Times New Roman"/>
+          <w:sz w:val="28"/>
+          <w:szCs w:val="28"/>
+          <w:lang w:eastAsia="en-GB"/>
+        </w:rPr>
+        <w:t xml:space="preserve"> </w:t>
+      </w:r>
+    </w:p>
+    <w:p>
+      <w:pPr>
+        <w:spacing w:before="100" w:beforeAutospacing="1" w:after="100" w:afterAutospacing="1" w:line="240" w:lineRule="auto"/>
+        <w:rPr>
+          <w:rFonts w:ascii="Times New Roman" w:eastAsia="Times New Roman" w:hAnsi="Times New Roman" w:cs="Times New Roman"/>
+          <w:sz w:val="28"/>
+          <w:szCs w:val="28"/>
+          <w:lang w:val="de-DE" w:eastAsia="en-GB"/>
+        </w:rPr>
+      </w:pPr>
+      <w:r>
+        <w:rPr>
+          <w:rFonts w:ascii="Times New Roman" w:eastAsia="Times New Roman" w:hAnsi="Times New Roman" w:cs="Times New Roman"/>
+          <w:sz w:val="28"/>
+          <w:szCs w:val="28"/>
+          <w:lang w:val="de-DE" w:eastAsia="en-GB"/>
+        </w:rPr>
+        <w:t>Optim: 5-15%</w:t>
+      </w:r>
+      <w:r>
+        <w:rPr>
+          <w:rFonts w:ascii="Times New Roman" w:eastAsia="Times New Roman" w:hAnsi="Times New Roman" w:cs="Times New Roman"/>
+          <w:sz w:val="28"/>
+          <w:szCs w:val="28"/>
+          <w:lang w:val="de-DE" w:eastAsia="en-GB"/>
+        </w:rPr>
+        <w:t xml:space="preserve"> </w:t>
+      </w:r>
+      <w:hyperlink r:id="rId12" w:history="1">
+        <w:r>
+          <w:rPr>
+            <w:rStyle w:val="Hyperlink"/>
+            <w:rFonts w:ascii="Times New Roman" w:eastAsia="Times New Roman" w:hAnsi="Times New Roman" w:cs="Times New Roman"/>
+            <w:sz w:val="28"/>
+            <w:szCs w:val="28"/>
+            <w:lang w:val="de-DE" w:eastAsia="en-GB"/>
+          </w:rPr>
+          <w:t>https://www.primet.ro/educatie-return-on-assets</w:t>
+        </w:r>
+      </w:hyperlink>
+      <w:r>
+        <w:rPr>
+          <w:rFonts w:ascii="Times New Roman" w:eastAsia="Times New Roman" w:hAnsi="Times New Roman" w:cs="Times New Roman"/>
+          <w:sz w:val="28"/>
+          <w:szCs w:val="28"/>
+          <w:lang w:val="de-DE" w:eastAsia="en-GB"/>
+        </w:rPr>
+        <w:t xml:space="preserve"> </w:t>
+      </w:r>
     </w:p>
     <w:p>
       <w:pPr>
@@ -14236,6 +14300,99 @@
         <w:t xml:space="preserve"> S1</w:t>
       </w:r>
       <w:proofErr w:type="gramEnd"/>
+      <w:r>
+        <w:rPr>
+          <w:rFonts w:ascii="Times New Roman" w:eastAsia="Times New Roman" w:hAnsi="Times New Roman" w:cs="Times New Roman"/>
+          <w:bCs/>
+          <w:sz w:val="28"/>
+          <w:szCs w:val="28"/>
+          <w:lang w:eastAsia="en-GB"/>
+        </w:rPr>
+        <w:t xml:space="preserve"> </w:t>
+      </w:r>
+    </w:p>
+    <w:p>
+      <w:pPr>
+        <w:spacing w:before="100" w:beforeAutospacing="1" w:after="100" w:afterAutospacing="1" w:line="240" w:lineRule="auto"/>
+        <w:rPr>
+          <w:rFonts w:ascii="Times New Roman" w:eastAsia="Times New Roman" w:hAnsi="Times New Roman" w:cs="Times New Roman"/>
+          <w:bCs/>
+          <w:sz w:val="28"/>
+          <w:szCs w:val="28"/>
+          <w:lang w:val="de-DE" w:eastAsia="en-GB"/>
+        </w:rPr>
+      </w:pPr>
+      <w:r>
+        <w:rPr>
+          <w:rFonts w:ascii="Times New Roman" w:eastAsia="Times New Roman" w:hAnsi="Times New Roman" w:cs="Times New Roman"/>
+          <w:bCs/>
+          <w:sz w:val="28"/>
+          <w:szCs w:val="28"/>
+          <w:lang w:val="de-DE" w:eastAsia="en-GB"/>
+        </w:rPr>
+        <w:t xml:space="preserve">Optim 15-20% </w:t>
+      </w:r>
+      <w:r>
+        <w:rPr>
+          <w:rFonts w:ascii="Times New Roman" w:eastAsia="Times New Roman" w:hAnsi="Times New Roman" w:cs="Times New Roman"/>
+          <w:bCs/>
+          <w:sz w:val="28"/>
+          <w:szCs w:val="28"/>
+          <w:lang w:eastAsia="en-GB"/>
+        </w:rPr>
+        <w:fldChar w:fldCharType="begin"/>
+      </w:r>
+      <w:r>
+        <w:rPr>
+          <w:rFonts w:ascii="Times New Roman" w:eastAsia="Times New Roman" w:hAnsi="Times New Roman" w:cs="Times New Roman"/>
+          <w:bCs/>
+          <w:sz w:val="28"/>
+          <w:szCs w:val="28"/>
+          <w:lang w:val="de-DE" w:eastAsia="en-GB"/>
+        </w:rPr>
+        <w:instrText xml:space="preserve"> HYPERLINK "https://www.primet.ro/educatie-return-on-equity" </w:instrText>
+      </w:r>
+      <w:r>
+        <w:rPr>
+          <w:rFonts w:ascii="Times New Roman" w:eastAsia="Times New Roman" w:hAnsi="Times New Roman" w:cs="Times New Roman"/>
+          <w:bCs/>
+          <w:sz w:val="28"/>
+          <w:szCs w:val="28"/>
+          <w:lang w:eastAsia="en-GB"/>
+        </w:rPr>
+        <w:fldChar w:fldCharType="separate"/>
+      </w:r>
+      <w:r>
+        <w:rPr>
+          <w:rStyle w:val="Hyperlink"/>
+          <w:rFonts w:ascii="Times New Roman" w:eastAsia="Times New Roman" w:hAnsi="Times New Roman" w:cs="Times New Roman"/>
+          <w:bCs/>
+          <w:sz w:val="28"/>
+          <w:szCs w:val="28"/>
+          <w:lang w:val="de-DE" w:eastAsia="en-GB"/>
+        </w:rPr>
+        <w:t>https://www.primet.ro/educatie-return-on-equity</w:t>
+      </w:r>
+      <w:r>
+        <w:rPr>
+          <w:rFonts w:ascii="Times New Roman" w:eastAsia="Times New Roman" w:hAnsi="Times New Roman" w:cs="Times New Roman"/>
+          <w:bCs/>
+          <w:sz w:val="28"/>
+          <w:szCs w:val="28"/>
+          <w:lang w:eastAsia="en-GB"/>
+        </w:rPr>
+        <w:fldChar w:fldCharType="end"/>
+      </w:r>
+      <w:r>
+        <w:rPr>
+          <w:rFonts w:ascii="Times New Roman" w:eastAsia="Times New Roman" w:hAnsi="Times New Roman" w:cs="Times New Roman"/>
+          <w:bCs/>
+          <w:sz w:val="28"/>
+          <w:szCs w:val="28"/>
+          <w:lang w:val="de-DE" w:eastAsia="en-GB"/>
+        </w:rPr>
+        <w:t xml:space="preserve"> </w:t>
+      </w:r>
     </w:p>
     <w:p>
       <w:pPr>
@@ -15555,6 +15712,104 @@
         </w:rPr>
         <w:t xml:space="preserve"> S1</w:t>
       </w:r>
+    </w:p>
+    <w:p>
+      <w:pPr>
+        <w:spacing w:before="100" w:beforeAutospacing="1" w:after="100" w:afterAutospacing="1" w:line="240" w:lineRule="auto"/>
+        <w:rPr>
+          <w:rFonts w:ascii="Times New Roman" w:eastAsia="Times New Roman" w:hAnsi="Times New Roman" w:cs="Times New Roman"/>
+          <w:bCs/>
+          <w:sz w:val="28"/>
+          <w:szCs w:val="28"/>
+          <w:lang w:val="de-DE" w:eastAsia="en-GB"/>
+        </w:rPr>
+      </w:pPr>
+      <w:r>
+        <w:rPr>
+          <w:rFonts w:ascii="Times New Roman" w:eastAsia="Times New Roman" w:hAnsi="Times New Roman" w:cs="Times New Roman"/>
+          <w:bCs/>
+          <w:sz w:val="28"/>
+          <w:szCs w:val="28"/>
+          <w:lang w:val="de-DE" w:eastAsia="en-GB"/>
+        </w:rPr>
+        <w:t>Optim</w:t>
+      </w:r>
+      <w:r>
+        <w:rPr>
+          <w:rFonts w:ascii="Times New Roman" w:eastAsia="Times New Roman" w:hAnsi="Times New Roman" w:cs="Times New Roman"/>
+          <w:bCs/>
+          <w:sz w:val="28"/>
+          <w:szCs w:val="28"/>
+          <w:lang w:val="de-DE" w:eastAsia="en-GB"/>
+        </w:rPr>
+        <w:t>/sta</w:t>
+      </w:r>
+      <w:r>
+        <w:rPr>
+          <w:rFonts w:ascii="Times New Roman" w:eastAsia="Times New Roman" w:hAnsi="Times New Roman" w:cs="Times New Roman"/>
+          <w:bCs/>
+          <w:sz w:val="28"/>
+          <w:szCs w:val="28"/>
+          <w:lang w:val="de-DE" w:eastAsia="en-GB"/>
+        </w:rPr>
+        <w:t>bil 1-15</w:t>
+      </w:r>
+      <w:r>
+        <w:rPr>
+          <w:rFonts w:ascii="Times New Roman" w:eastAsia="Times New Roman" w:hAnsi="Times New Roman" w:cs="Times New Roman"/>
+          <w:bCs/>
+          <w:sz w:val="28"/>
+          <w:szCs w:val="28"/>
+          <w:lang w:val="de-DE" w:eastAsia="en-GB"/>
+        </w:rPr>
+        <w:t xml:space="preserve">% </w:t>
+      </w:r>
+      <w:hyperlink r:id="rId13" w:history="1">
+        <w:r>
+          <w:rPr>
+            <w:rStyle w:val="Hyperlink"/>
+            <w:rFonts w:ascii="Times New Roman" w:eastAsia="Times New Roman" w:hAnsi="Times New Roman" w:cs="Times New Roman"/>
+            <w:bCs/>
+            <w:sz w:val="28"/>
+            <w:szCs w:val="28"/>
+            <w:lang w:val="de-DE" w:eastAsia="en-GB"/>
+          </w:rPr>
+          <w:t>https://www.contzilla.ro/marja-neta-a-profitului-formula-interpretare-exemplificare/</w:t>
+        </w:r>
+      </w:hyperlink>
+      <w:r>
+        <w:rPr>
+          <w:rFonts w:ascii="Times New Roman" w:eastAsia="Times New Roman" w:hAnsi="Times New Roman" w:cs="Times New Roman"/>
+          <w:bCs/>
+          <w:sz w:val="28"/>
+          <w:szCs w:val="28"/>
+          <w:lang w:val="de-DE" w:eastAsia="en-GB"/>
+        </w:rPr>
+        <w:t xml:space="preserve"> </w:t>
+      </w:r>
+      <w:r>
+        <w:rPr>
+          <w:rFonts w:ascii="Times New Roman" w:eastAsia="Times New Roman" w:hAnsi="Times New Roman" w:cs="Times New Roman"/>
+          <w:bCs/>
+          <w:sz w:val="28"/>
+          <w:szCs w:val="28"/>
+          <w:lang w:val="de-DE" w:eastAsia="en-GB"/>
+        </w:rPr>
+        <w:t xml:space="preserve"> </w:t>
+      </w:r>
+    </w:p>
+    <w:p>
+      <w:pPr>
+        <w:shd w:val="clear" w:color="auto" w:fill="FFFFFF"/>
+        <w:spacing w:after="150" w:line="285" w:lineRule="atLeast"/>
+        <w:textAlignment w:val="baseline"/>
+        <w:rPr>
+          <w:rFonts w:ascii="Times New Roman" w:eastAsia="Times New Roman" w:hAnsi="Times New Roman" w:cs="Times New Roman"/>
+          <w:sz w:val="28"/>
+          <w:szCs w:val="28"/>
+          <w:lang w:val="de-DE" w:eastAsia="en-GB"/>
+        </w:rPr>
+      </w:pPr>
     </w:p>
     <w:p>
       <w:pPr>
@@ -16231,7 +16486,6 @@
           <w:szCs w:val="23"/>
           <w:lang w:eastAsia="en-GB"/>
         </w:rPr>
-        <w:lastRenderedPageBreak/>
         <w:t>Creșterea</w:t>
       </w:r>
       <w:proofErr w:type="spellEnd"/>
@@ -17351,19 +17605,7 @@
                     <w:szCs w:val="28"/>
                     <w:lang w:eastAsia="en-GB"/>
                   </w:rPr>
-                  <m:t>profit</m:t>
-                </m:r>
-                <m:r>
-                  <m:rPr>
-                    <m:sty m:val="p"/>
-                  </m:rPr>
-                  <w:rPr>
-                    <w:rFonts w:ascii="Cambria Math" w:eastAsia="Times New Roman" w:hAnsi="Cambria Math" w:cs="Times New Roman"/>
-                    <w:sz w:val="28"/>
-                    <w:szCs w:val="28"/>
-                    <w:lang w:eastAsia="en-GB"/>
-                  </w:rPr>
-                  <m:t>Net</m:t>
+                  <m:t>profitNet</m:t>
                 </m:r>
               </m:e>
               <m:sub>
@@ -17410,19 +17652,7 @@
                     <w:szCs w:val="28"/>
                     <w:lang w:eastAsia="en-GB"/>
                   </w:rPr>
-                  <m:t>profit</m:t>
-                </m:r>
-                <m:r>
-                  <m:rPr>
-                    <m:sty m:val="p"/>
-                  </m:rPr>
-                  <w:rPr>
-                    <w:rFonts w:ascii="Cambria Math" w:eastAsia="Times New Roman" w:hAnsi="Cambria Math" w:cs="Times New Roman"/>
-                    <w:sz w:val="28"/>
-                    <w:szCs w:val="28"/>
-                    <w:lang w:eastAsia="en-GB"/>
-                  </w:rPr>
-                  <m:t>Net</m:t>
+                  <m:t>profitNet</m:t>
                 </m:r>
               </m:e>
               <m:sub>
@@ -17462,19 +17692,7 @@
                     <w:szCs w:val="28"/>
                     <w:lang w:eastAsia="en-GB"/>
                   </w:rPr>
-                  <m:t>profit</m:t>
-                </m:r>
-                <m:r>
-                  <m:rPr>
-                    <m:sty m:val="p"/>
-                  </m:rPr>
-                  <w:rPr>
-                    <w:rFonts w:ascii="Cambria Math" w:eastAsia="Times New Roman" w:hAnsi="Cambria Math" w:cs="Times New Roman"/>
-                    <w:sz w:val="28"/>
-                    <w:szCs w:val="28"/>
-                    <w:lang w:eastAsia="en-GB"/>
-                  </w:rPr>
-                  <m:t>Net</m:t>
+                  <m:t>profitNet</m:t>
                 </m:r>
               </m:e>
               <m:sub>
@@ -17560,7 +17778,7 @@
         </w:rPr>
         <w:t xml:space="preserve"> S1: </w:t>
       </w:r>
-      <w:hyperlink r:id="rId12" w:history="1">
+      <w:hyperlink r:id="rId14" w:history="1">
         <w:r>
           <w:rPr>
             <w:rStyle w:val="Hyperlink"/>
@@ -18101,7 +18319,7 @@
         </w:rPr>
         <w:t xml:space="preserve">” </w:t>
       </w:r>
-      <w:hyperlink r:id="rId13" w:history="1">
+      <w:hyperlink r:id="rId15" w:history="1">
         <w:r>
           <w:rPr>
             <w:rStyle w:val="Hyperlink"/>
@@ -18176,19 +18394,668 @@
           <w:sz w:val="28"/>
           <w:szCs w:val="28"/>
         </w:rPr>
+        <w:t xml:space="preserve"> </w:t>
+      </w:r>
+      <w:proofErr w:type="spellStart"/>
+      <w:r>
+        <w:rPr>
+          <w:bCs/>
+          <w:sz w:val="28"/>
+          <w:szCs w:val="28"/>
+        </w:rPr>
+        <w:t>Descriere</w:t>
+      </w:r>
+      <w:proofErr w:type="spellEnd"/>
+      <w:r>
+        <w:rPr>
+          <w:bCs/>
+          <w:sz w:val="28"/>
+          <w:szCs w:val="28"/>
+        </w:rPr>
+        <w:t>:</w:t>
+      </w:r>
+      <w:r>
+        <w:rPr>
+          <w:sz w:val="28"/>
+          <w:szCs w:val="28"/>
+        </w:rPr>
+        <w:t xml:space="preserve"> </w:t>
+      </w:r>
+      <w:r>
+        <w:rPr>
+          <w:sz w:val="28"/>
+          <w:szCs w:val="28"/>
+        </w:rPr>
+        <w:t>“</w:t>
+      </w:r>
+      <w:proofErr w:type="spellStart"/>
+      <w:r>
+        <w:rPr>
+          <w:rFonts w:ascii="Arial" w:hAnsi="Arial" w:cs="Arial"/>
+          <w:color w:val="202122"/>
+          <w:shd w:val="clear" w:color="auto" w:fill="FFFFFF"/>
+        </w:rPr>
+        <w:t>partea</w:t>
+      </w:r>
+      <w:proofErr w:type="spellEnd"/>
+      <w:r>
+        <w:rPr>
+          <w:rFonts w:ascii="Arial" w:hAnsi="Arial" w:cs="Arial"/>
+          <w:color w:val="202122"/>
+          <w:shd w:val="clear" w:color="auto" w:fill="FFFFFF"/>
+        </w:rPr>
+        <w:t xml:space="preserve"> din </w:t>
+      </w:r>
+      <w:proofErr w:type="spellStart"/>
+      <w:r>
+        <w:rPr>
+          <w:rFonts w:ascii="Arial" w:hAnsi="Arial" w:cs="Arial"/>
+          <w:color w:val="202122"/>
+          <w:shd w:val="clear" w:color="auto" w:fill="FFFFFF"/>
+        </w:rPr>
+        <w:t>profitul</w:t>
+      </w:r>
+      <w:proofErr w:type="spellEnd"/>
+      <w:r>
+        <w:rPr>
+          <w:rFonts w:ascii="Arial" w:hAnsi="Arial" w:cs="Arial"/>
+          <w:color w:val="202122"/>
+          <w:shd w:val="clear" w:color="auto" w:fill="FFFFFF"/>
+        </w:rPr>
+        <w:t xml:space="preserve"> brut care </w:t>
+      </w:r>
+      <w:proofErr w:type="spellStart"/>
+      <w:r>
+        <w:rPr>
+          <w:rFonts w:ascii="Arial" w:hAnsi="Arial" w:cs="Arial"/>
+          <w:color w:val="202122"/>
+          <w:shd w:val="clear" w:color="auto" w:fill="FFFFFF"/>
+        </w:rPr>
+        <w:t>ramâne</w:t>
+      </w:r>
+      <w:proofErr w:type="spellEnd"/>
+      <w:r>
+        <w:rPr>
+          <w:rFonts w:ascii="Arial" w:hAnsi="Arial" w:cs="Arial"/>
+          <w:color w:val="202122"/>
+          <w:shd w:val="clear" w:color="auto" w:fill="FFFFFF"/>
+        </w:rPr>
+        <w:t xml:space="preserve"> </w:t>
+      </w:r>
+      <w:proofErr w:type="spellStart"/>
+      <w:r>
+        <w:rPr>
+          <w:rFonts w:ascii="Arial" w:hAnsi="Arial" w:cs="Arial"/>
+          <w:color w:val="202122"/>
+          <w:shd w:val="clear" w:color="auto" w:fill="FFFFFF"/>
+        </w:rPr>
+        <w:t>dupa</w:t>
+      </w:r>
+      <w:proofErr w:type="spellEnd"/>
+      <w:r>
+        <w:rPr>
+          <w:rFonts w:ascii="Arial" w:hAnsi="Arial" w:cs="Arial"/>
+          <w:color w:val="202122"/>
+          <w:shd w:val="clear" w:color="auto" w:fill="FFFFFF"/>
+        </w:rPr>
+        <w:t xml:space="preserve"> </w:t>
+      </w:r>
+      <w:proofErr w:type="spellStart"/>
+      <w:proofErr w:type="gramStart"/>
+      <w:r>
+        <w:rPr>
+          <w:rFonts w:ascii="Arial" w:hAnsi="Arial" w:cs="Arial"/>
+          <w:color w:val="202122"/>
+          <w:shd w:val="clear" w:color="auto" w:fill="FFFFFF"/>
+        </w:rPr>
+        <w:t>ce</w:t>
+      </w:r>
+      <w:proofErr w:type="spellEnd"/>
+      <w:proofErr w:type="gramEnd"/>
+      <w:r>
+        <w:rPr>
+          <w:rFonts w:ascii="Arial" w:hAnsi="Arial" w:cs="Arial"/>
+          <w:color w:val="202122"/>
+          <w:shd w:val="clear" w:color="auto" w:fill="FFFFFF"/>
+        </w:rPr>
+        <w:t xml:space="preserve"> au </w:t>
+      </w:r>
+      <w:proofErr w:type="spellStart"/>
+      <w:r>
+        <w:rPr>
+          <w:rFonts w:ascii="Arial" w:hAnsi="Arial" w:cs="Arial"/>
+          <w:color w:val="202122"/>
+          <w:shd w:val="clear" w:color="auto" w:fill="FFFFFF"/>
+        </w:rPr>
+        <w:t>fost</w:t>
+      </w:r>
+      <w:proofErr w:type="spellEnd"/>
+      <w:r>
+        <w:rPr>
+          <w:rFonts w:ascii="Arial" w:hAnsi="Arial" w:cs="Arial"/>
+          <w:color w:val="202122"/>
+          <w:shd w:val="clear" w:color="auto" w:fill="FFFFFF"/>
+        </w:rPr>
+        <w:t xml:space="preserve"> </w:t>
+      </w:r>
+      <w:proofErr w:type="spellStart"/>
+      <w:r>
+        <w:rPr>
+          <w:rFonts w:ascii="Arial" w:hAnsi="Arial" w:cs="Arial"/>
+          <w:color w:val="202122"/>
+          <w:shd w:val="clear" w:color="auto" w:fill="FFFFFF"/>
+        </w:rPr>
+        <w:t>deduse</w:t>
+      </w:r>
+      <w:proofErr w:type="spellEnd"/>
+      <w:r>
+        <w:rPr>
+          <w:rFonts w:ascii="Arial" w:hAnsi="Arial" w:cs="Arial"/>
+          <w:color w:val="202122"/>
+          <w:shd w:val="clear" w:color="auto" w:fill="FFFFFF"/>
+        </w:rPr>
+        <w:t xml:space="preserve"> </w:t>
+      </w:r>
+      <w:proofErr w:type="spellStart"/>
+      <w:r>
+        <w:rPr>
+          <w:rFonts w:ascii="Arial" w:hAnsi="Arial" w:cs="Arial"/>
+          <w:color w:val="202122"/>
+          <w:shd w:val="clear" w:color="auto" w:fill="FFFFFF"/>
+        </w:rPr>
+        <w:t>dobânda</w:t>
+      </w:r>
+      <w:proofErr w:type="spellEnd"/>
+      <w:r>
+        <w:rPr>
+          <w:rFonts w:ascii="Arial" w:hAnsi="Arial" w:cs="Arial"/>
+          <w:color w:val="202122"/>
+          <w:shd w:val="clear" w:color="auto" w:fill="FFFFFF"/>
+        </w:rPr>
+        <w:t xml:space="preserve"> la </w:t>
+      </w:r>
+      <w:proofErr w:type="spellStart"/>
+      <w:r>
+        <w:rPr>
+          <w:rFonts w:ascii="Arial" w:hAnsi="Arial" w:cs="Arial"/>
+          <w:color w:val="202122"/>
+          <w:shd w:val="clear" w:color="auto" w:fill="FFFFFF"/>
+        </w:rPr>
+        <w:t>capitalul</w:t>
+      </w:r>
+      <w:proofErr w:type="spellEnd"/>
+      <w:r>
+        <w:rPr>
+          <w:rFonts w:ascii="Arial" w:hAnsi="Arial" w:cs="Arial"/>
+          <w:color w:val="202122"/>
+          <w:shd w:val="clear" w:color="auto" w:fill="FFFFFF"/>
+        </w:rPr>
+        <w:t xml:space="preserve"> </w:t>
+      </w:r>
+      <w:proofErr w:type="spellStart"/>
+      <w:r>
+        <w:rPr>
+          <w:rFonts w:ascii="Arial" w:hAnsi="Arial" w:cs="Arial"/>
+          <w:color w:val="202122"/>
+          <w:shd w:val="clear" w:color="auto" w:fill="FFFFFF"/>
+        </w:rPr>
+        <w:t>propriu</w:t>
+      </w:r>
+      <w:proofErr w:type="spellEnd"/>
+      <w:r>
+        <w:rPr>
+          <w:rFonts w:ascii="Arial" w:hAnsi="Arial" w:cs="Arial"/>
+          <w:color w:val="202122"/>
+          <w:shd w:val="clear" w:color="auto" w:fill="FFFFFF"/>
+        </w:rPr>
+        <w:t xml:space="preserve"> al </w:t>
+      </w:r>
+      <w:proofErr w:type="spellStart"/>
+      <w:r>
+        <w:rPr>
+          <w:rFonts w:ascii="Arial" w:hAnsi="Arial" w:cs="Arial"/>
+          <w:color w:val="202122"/>
+          <w:shd w:val="clear" w:color="auto" w:fill="FFFFFF"/>
+        </w:rPr>
+        <w:t>întreprinzătorului</w:t>
+      </w:r>
+      <w:proofErr w:type="spellEnd"/>
+      <w:r>
+        <w:rPr>
+          <w:rFonts w:ascii="Arial" w:hAnsi="Arial" w:cs="Arial"/>
+          <w:color w:val="202122"/>
+          <w:shd w:val="clear" w:color="auto" w:fill="FFFFFF"/>
+        </w:rPr>
+        <w:t xml:space="preserve">, </w:t>
+      </w:r>
+      <w:proofErr w:type="spellStart"/>
+      <w:r>
+        <w:rPr>
+          <w:rFonts w:ascii="Arial" w:hAnsi="Arial" w:cs="Arial"/>
+          <w:color w:val="202122"/>
+          <w:shd w:val="clear" w:color="auto" w:fill="FFFFFF"/>
+        </w:rPr>
+        <w:t>salariul</w:t>
+      </w:r>
+      <w:proofErr w:type="spellEnd"/>
+      <w:r>
+        <w:rPr>
+          <w:rFonts w:ascii="Arial" w:hAnsi="Arial" w:cs="Arial"/>
+          <w:color w:val="202122"/>
+          <w:shd w:val="clear" w:color="auto" w:fill="FFFFFF"/>
+        </w:rPr>
+        <w:t xml:space="preserve"> </w:t>
+      </w:r>
+      <w:proofErr w:type="spellStart"/>
+      <w:r>
+        <w:rPr>
+          <w:rFonts w:ascii="Arial" w:hAnsi="Arial" w:cs="Arial"/>
+          <w:color w:val="202122"/>
+          <w:shd w:val="clear" w:color="auto" w:fill="FFFFFF"/>
+        </w:rPr>
+        <w:t>ca</w:t>
+      </w:r>
+      <w:proofErr w:type="spellEnd"/>
+      <w:r>
+        <w:rPr>
+          <w:rFonts w:ascii="Arial" w:hAnsi="Arial" w:cs="Arial"/>
+          <w:color w:val="202122"/>
+          <w:shd w:val="clear" w:color="auto" w:fill="FFFFFF"/>
+        </w:rPr>
+        <w:t xml:space="preserve"> </w:t>
+      </w:r>
+      <w:proofErr w:type="spellStart"/>
+      <w:r>
+        <w:rPr>
+          <w:rFonts w:ascii="Arial" w:hAnsi="Arial" w:cs="Arial"/>
+          <w:color w:val="202122"/>
+          <w:shd w:val="clear" w:color="auto" w:fill="FFFFFF"/>
+        </w:rPr>
+        <w:t>recompensă</w:t>
+      </w:r>
+      <w:proofErr w:type="spellEnd"/>
+      <w:r>
+        <w:rPr>
+          <w:rFonts w:ascii="Arial" w:hAnsi="Arial" w:cs="Arial"/>
+          <w:color w:val="202122"/>
+          <w:shd w:val="clear" w:color="auto" w:fill="FFFFFF"/>
+        </w:rPr>
+        <w:t xml:space="preserve"> </w:t>
+      </w:r>
+      <w:proofErr w:type="spellStart"/>
+      <w:r>
+        <w:rPr>
+          <w:rFonts w:ascii="Arial" w:hAnsi="Arial" w:cs="Arial"/>
+          <w:color w:val="202122"/>
+          <w:shd w:val="clear" w:color="auto" w:fill="FFFFFF"/>
+        </w:rPr>
+        <w:t>pentru</w:t>
+      </w:r>
+      <w:proofErr w:type="spellEnd"/>
+      <w:r>
+        <w:rPr>
+          <w:rFonts w:ascii="Arial" w:hAnsi="Arial" w:cs="Arial"/>
+          <w:color w:val="202122"/>
+          <w:shd w:val="clear" w:color="auto" w:fill="FFFFFF"/>
+        </w:rPr>
+        <w:t xml:space="preserve"> </w:t>
+      </w:r>
+      <w:proofErr w:type="spellStart"/>
+      <w:r>
+        <w:rPr>
+          <w:rFonts w:ascii="Arial" w:hAnsi="Arial" w:cs="Arial"/>
+          <w:color w:val="202122"/>
+          <w:shd w:val="clear" w:color="auto" w:fill="FFFFFF"/>
+        </w:rPr>
+        <w:t>activitatea</w:t>
+      </w:r>
+      <w:proofErr w:type="spellEnd"/>
+      <w:r>
+        <w:rPr>
+          <w:rFonts w:ascii="Arial" w:hAnsi="Arial" w:cs="Arial"/>
+          <w:color w:val="202122"/>
+          <w:shd w:val="clear" w:color="auto" w:fill="FFFFFF"/>
+        </w:rPr>
+        <w:t xml:space="preserve"> </w:t>
+      </w:r>
+      <w:proofErr w:type="spellStart"/>
+      <w:r>
+        <w:rPr>
+          <w:rFonts w:ascii="Arial" w:hAnsi="Arial" w:cs="Arial"/>
+          <w:color w:val="202122"/>
+          <w:shd w:val="clear" w:color="auto" w:fill="FFFFFF"/>
+        </w:rPr>
+        <w:t>sa</w:t>
+      </w:r>
+      <w:proofErr w:type="spellEnd"/>
+      <w:r>
+        <w:rPr>
+          <w:rFonts w:ascii="Arial" w:hAnsi="Arial" w:cs="Arial"/>
+          <w:color w:val="202122"/>
+          <w:shd w:val="clear" w:color="auto" w:fill="FFFFFF"/>
+        </w:rPr>
+        <w:t xml:space="preserve">, </w:t>
+      </w:r>
+      <w:proofErr w:type="spellStart"/>
+      <w:r>
+        <w:rPr>
+          <w:rFonts w:ascii="Arial" w:hAnsi="Arial" w:cs="Arial"/>
+          <w:color w:val="202122"/>
+          <w:shd w:val="clear" w:color="auto" w:fill="FFFFFF"/>
+        </w:rPr>
+        <w:t>arenda</w:t>
+      </w:r>
+      <w:proofErr w:type="spellEnd"/>
+      <w:r>
+        <w:rPr>
+          <w:rFonts w:ascii="Arial" w:hAnsi="Arial" w:cs="Arial"/>
+          <w:color w:val="202122"/>
+          <w:shd w:val="clear" w:color="auto" w:fill="FFFFFF"/>
+        </w:rPr>
+        <w:t xml:space="preserve"> </w:t>
+      </w:r>
+      <w:proofErr w:type="spellStart"/>
+      <w:r>
+        <w:rPr>
+          <w:rFonts w:ascii="Arial" w:hAnsi="Arial" w:cs="Arial"/>
+          <w:color w:val="202122"/>
+          <w:shd w:val="clear" w:color="auto" w:fill="FFFFFF"/>
+        </w:rPr>
+        <w:t>și</w:t>
+      </w:r>
+      <w:proofErr w:type="spellEnd"/>
+      <w:r>
+        <w:rPr>
+          <w:rFonts w:ascii="Arial" w:hAnsi="Arial" w:cs="Arial"/>
+          <w:color w:val="202122"/>
+          <w:shd w:val="clear" w:color="auto" w:fill="FFFFFF"/>
+        </w:rPr>
+        <w:t xml:space="preserve"> </w:t>
+      </w:r>
+      <w:proofErr w:type="spellStart"/>
+      <w:r>
+        <w:rPr>
+          <w:rFonts w:ascii="Arial" w:hAnsi="Arial" w:cs="Arial"/>
+          <w:color w:val="202122"/>
+          <w:shd w:val="clear" w:color="auto" w:fill="FFFFFF"/>
+        </w:rPr>
+        <w:t>chiria</w:t>
+      </w:r>
+      <w:proofErr w:type="spellEnd"/>
+      <w:r>
+        <w:rPr>
+          <w:rFonts w:ascii="Arial" w:hAnsi="Arial" w:cs="Arial"/>
+          <w:color w:val="202122"/>
+          <w:shd w:val="clear" w:color="auto" w:fill="FFFFFF"/>
+        </w:rPr>
+        <w:t xml:space="preserve"> </w:t>
+      </w:r>
+      <w:proofErr w:type="spellStart"/>
+      <w:r>
+        <w:rPr>
+          <w:rFonts w:ascii="Arial" w:hAnsi="Arial" w:cs="Arial"/>
+          <w:color w:val="202122"/>
+          <w:shd w:val="clear" w:color="auto" w:fill="FFFFFF"/>
+        </w:rPr>
+        <w:t>pentru</w:t>
+      </w:r>
+      <w:proofErr w:type="spellEnd"/>
+      <w:r>
+        <w:rPr>
+          <w:rFonts w:ascii="Arial" w:hAnsi="Arial" w:cs="Arial"/>
+          <w:color w:val="202122"/>
+          <w:shd w:val="clear" w:color="auto" w:fill="FFFFFF"/>
+        </w:rPr>
+        <w:t xml:space="preserve"> </w:t>
+      </w:r>
+      <w:proofErr w:type="spellStart"/>
+      <w:r>
+        <w:rPr>
+          <w:rFonts w:ascii="Arial" w:hAnsi="Arial" w:cs="Arial"/>
+          <w:color w:val="202122"/>
+          <w:shd w:val="clear" w:color="auto" w:fill="FFFFFF"/>
+        </w:rPr>
+        <w:t>terenul</w:t>
+      </w:r>
+      <w:proofErr w:type="spellEnd"/>
+      <w:r>
+        <w:rPr>
+          <w:rFonts w:ascii="Arial" w:hAnsi="Arial" w:cs="Arial"/>
+          <w:color w:val="202122"/>
+          <w:shd w:val="clear" w:color="auto" w:fill="FFFFFF"/>
+        </w:rPr>
+        <w:t xml:space="preserve"> </w:t>
+      </w:r>
+      <w:proofErr w:type="spellStart"/>
+      <w:r>
+        <w:rPr>
+          <w:rFonts w:ascii="Arial" w:hAnsi="Arial" w:cs="Arial"/>
+          <w:color w:val="202122"/>
+          <w:shd w:val="clear" w:color="auto" w:fill="FFFFFF"/>
+        </w:rPr>
+        <w:t>și</w:t>
+      </w:r>
+      <w:proofErr w:type="spellEnd"/>
+      <w:r>
+        <w:rPr>
+          <w:rFonts w:ascii="Arial" w:hAnsi="Arial" w:cs="Arial"/>
+          <w:color w:val="202122"/>
+          <w:shd w:val="clear" w:color="auto" w:fill="FFFFFF"/>
+        </w:rPr>
+        <w:t xml:space="preserve"> </w:t>
+      </w:r>
+      <w:proofErr w:type="spellStart"/>
+      <w:r>
+        <w:rPr>
+          <w:rFonts w:ascii="Arial" w:hAnsi="Arial" w:cs="Arial"/>
+          <w:color w:val="202122"/>
+          <w:shd w:val="clear" w:color="auto" w:fill="FFFFFF"/>
+        </w:rPr>
+        <w:t>clădirea</w:t>
+      </w:r>
+      <w:proofErr w:type="spellEnd"/>
+      <w:r>
+        <w:rPr>
+          <w:rFonts w:ascii="Arial" w:hAnsi="Arial" w:cs="Arial"/>
+          <w:color w:val="202122"/>
+          <w:shd w:val="clear" w:color="auto" w:fill="FFFFFF"/>
+        </w:rPr>
+        <w:t xml:space="preserve"> care </w:t>
+      </w:r>
+      <w:proofErr w:type="spellStart"/>
+      <w:r>
+        <w:rPr>
+          <w:rFonts w:ascii="Arial" w:hAnsi="Arial" w:cs="Arial"/>
+          <w:color w:val="202122"/>
+          <w:shd w:val="clear" w:color="auto" w:fill="FFFFFF"/>
+        </w:rPr>
+        <w:t>îi</w:t>
+      </w:r>
+      <w:proofErr w:type="spellEnd"/>
+      <w:r>
+        <w:rPr>
+          <w:rFonts w:ascii="Arial" w:hAnsi="Arial" w:cs="Arial"/>
+          <w:color w:val="202122"/>
+          <w:shd w:val="clear" w:color="auto" w:fill="FFFFFF"/>
+        </w:rPr>
+        <w:t xml:space="preserve"> </w:t>
+      </w:r>
+      <w:proofErr w:type="spellStart"/>
+      <w:r>
+        <w:rPr>
+          <w:rFonts w:ascii="Arial" w:hAnsi="Arial" w:cs="Arial"/>
+          <w:color w:val="202122"/>
+          <w:shd w:val="clear" w:color="auto" w:fill="FFFFFF"/>
+        </w:rPr>
+        <w:t>aparțin</w:t>
+      </w:r>
+      <w:proofErr w:type="spellEnd"/>
+      <w:r>
+        <w:rPr>
+          <w:rFonts w:ascii="Arial" w:hAnsi="Arial" w:cs="Arial"/>
+          <w:color w:val="202122"/>
+          <w:shd w:val="clear" w:color="auto" w:fill="FFFFFF"/>
+        </w:rPr>
+        <w:t xml:space="preserve">, </w:t>
+      </w:r>
+      <w:proofErr w:type="spellStart"/>
+      <w:r>
+        <w:rPr>
+          <w:rFonts w:ascii="Arial" w:hAnsi="Arial" w:cs="Arial"/>
+          <w:color w:val="202122"/>
+          <w:shd w:val="clear" w:color="auto" w:fill="FFFFFF"/>
+        </w:rPr>
+        <w:t>impozitele</w:t>
+      </w:r>
+      <w:proofErr w:type="spellEnd"/>
+      <w:r>
+        <w:rPr>
+          <w:rFonts w:ascii="Arial" w:hAnsi="Arial" w:cs="Arial"/>
+          <w:color w:val="202122"/>
+          <w:shd w:val="clear" w:color="auto" w:fill="FFFFFF"/>
+        </w:rPr>
+        <w:t xml:space="preserve"> </w:t>
+      </w:r>
+      <w:proofErr w:type="spellStart"/>
+      <w:r>
+        <w:rPr>
+          <w:rFonts w:ascii="Arial" w:hAnsi="Arial" w:cs="Arial"/>
+          <w:color w:val="202122"/>
+          <w:shd w:val="clear" w:color="auto" w:fill="FFFFFF"/>
+        </w:rPr>
+        <w:t>și</w:t>
+      </w:r>
+      <w:proofErr w:type="spellEnd"/>
+      <w:r>
+        <w:rPr>
+          <w:rFonts w:ascii="Arial" w:hAnsi="Arial" w:cs="Arial"/>
+          <w:color w:val="202122"/>
+          <w:shd w:val="clear" w:color="auto" w:fill="FFFFFF"/>
+        </w:rPr>
+        <w:t xml:space="preserve"> </w:t>
+      </w:r>
+      <w:proofErr w:type="spellStart"/>
+      <w:r>
+        <w:rPr>
+          <w:rFonts w:ascii="Arial" w:hAnsi="Arial" w:cs="Arial"/>
+          <w:color w:val="202122"/>
+          <w:shd w:val="clear" w:color="auto" w:fill="FFFFFF"/>
+        </w:rPr>
+        <w:t>taxele</w:t>
+      </w:r>
+      <w:proofErr w:type="spellEnd"/>
+      <w:r>
+        <w:rPr>
+          <w:rFonts w:ascii="Arial" w:hAnsi="Arial" w:cs="Arial"/>
+          <w:color w:val="202122"/>
+          <w:shd w:val="clear" w:color="auto" w:fill="FFFFFF"/>
+        </w:rPr>
+        <w:t xml:space="preserve"> </w:t>
+      </w:r>
+      <w:proofErr w:type="spellStart"/>
+      <w:r>
+        <w:rPr>
+          <w:rFonts w:ascii="Arial" w:hAnsi="Arial" w:cs="Arial"/>
+          <w:color w:val="202122"/>
+          <w:shd w:val="clear" w:color="auto" w:fill="FFFFFF"/>
+        </w:rPr>
+        <w:t>ce</w:t>
+      </w:r>
+      <w:proofErr w:type="spellEnd"/>
+      <w:r>
+        <w:rPr>
+          <w:rFonts w:ascii="Arial" w:hAnsi="Arial" w:cs="Arial"/>
+          <w:color w:val="202122"/>
+          <w:shd w:val="clear" w:color="auto" w:fill="FFFFFF"/>
+        </w:rPr>
+        <w:t xml:space="preserve"> se </w:t>
+      </w:r>
+      <w:proofErr w:type="spellStart"/>
+      <w:r>
+        <w:rPr>
+          <w:rFonts w:ascii="Arial" w:hAnsi="Arial" w:cs="Arial"/>
+          <w:color w:val="202122"/>
+          <w:shd w:val="clear" w:color="auto" w:fill="FFFFFF"/>
+        </w:rPr>
+        <w:t>suportă</w:t>
+      </w:r>
+      <w:proofErr w:type="spellEnd"/>
+      <w:r>
+        <w:rPr>
+          <w:rFonts w:ascii="Arial" w:hAnsi="Arial" w:cs="Arial"/>
+          <w:color w:val="202122"/>
+          <w:shd w:val="clear" w:color="auto" w:fill="FFFFFF"/>
+        </w:rPr>
+        <w:t xml:space="preserve"> direct din profit</w:t>
+      </w:r>
+      <w:r>
+        <w:rPr>
+          <w:sz w:val="28"/>
+          <w:szCs w:val="28"/>
+        </w:rPr>
+        <w:t xml:space="preserve">” </w:t>
+      </w:r>
+      <w:hyperlink r:id="rId16" w:history="1">
+        <w:r>
+          <w:rPr>
+            <w:rStyle w:val="Hyperlink"/>
+            <w:sz w:val="28"/>
+            <w:szCs w:val="28"/>
+          </w:rPr>
+          <w:t>https://ro.wikipedia.org/wiki/Profit</w:t>
+        </w:r>
+      </w:hyperlink>
+      <w:r>
+        <w:rPr>
+          <w:sz w:val="28"/>
+          <w:szCs w:val="28"/>
+        </w:rPr>
+        <w:t xml:space="preserve"> </w:t>
+      </w:r>
+    </w:p>
+    <w:p>
+      <w:pPr>
+        <w:spacing w:after="0" w:line="240" w:lineRule="auto"/>
+        <w:rPr>
+          <w:rFonts w:ascii="Times New Roman" w:hAnsi="Times New Roman" w:cs="Times New Roman"/>
+          <w:sz w:val="28"/>
+          <w:szCs w:val="28"/>
+        </w:rPr>
+      </w:pPr>
+    </w:p>
+    <w:p>
+      <w:pPr>
+        <w:pStyle w:val="Heading1"/>
+      </w:pPr>
+      <w:proofErr w:type="spellStart"/>
+      <w:r>
+        <w:lastRenderedPageBreak/>
+        <w:t>Diagrama</w:t>
+      </w:r>
+      <w:proofErr w:type="spellEnd"/>
+      <w:r>
+        <w:t xml:space="preserve"> </w:t>
+      </w:r>
+      <w:proofErr w:type="spellStart"/>
+      <w:r>
+        <w:t>baza</w:t>
+      </w:r>
+      <w:proofErr w:type="spellEnd"/>
+      <w:r>
+        <w:t xml:space="preserve"> de date</w:t>
+      </w:r>
+    </w:p>
+    <w:p>
+      <w:r>
+        <w:rPr>
+          <w:noProof/>
+          <w:lang w:eastAsia="en-GB"/>
+        </w:rPr>
         <w:drawing>
-          <wp:anchor distT="0" distB="0" distL="114300" distR="114300" simplePos="0" relativeHeight="251658240" behindDoc="0" locked="0" layoutInCell="1" allowOverlap="1" wp14:anchorId="12F270E6" wp14:editId="79E1F181">
-            <wp:simplePos x="0" y="0"/>
-            <wp:positionH relativeFrom="column">
-              <wp:posOffset>3248256</wp:posOffset>
-            </wp:positionH>
-            <wp:positionV relativeFrom="paragraph">
-              <wp:posOffset>829945</wp:posOffset>
-            </wp:positionV>
-            <wp:extent cx="3111500" cy="3975735"/>
-            <wp:effectExtent l="0" t="0" r="0" b="5715"/>
-            <wp:wrapNone/>
-            <wp:docPr id="9" name="Picture 9"/>
+          <wp:inline distT="0" distB="0" distL="0" distR="0" wp14:anchorId="1685F8DE" wp14:editId="6CE84CA8">
+            <wp:extent cx="3773677" cy="4251837"/>
+            <wp:effectExtent l="0" t="0" r="0" b="0"/>
+            <wp:docPr id="2" name="Picture 2"/>
             <wp:cNvGraphicFramePr>
               <a:graphicFrameLocks xmlns:a="http://schemas.openxmlformats.org/drawingml/2006/main" noChangeAspect="1"/>
             </wp:cNvGraphicFramePr>
@@ -18200,13 +19067,7 @@
                     <pic:cNvPicPr/>
                   </pic:nvPicPr>
                   <pic:blipFill>
-                    <a:blip r:embed="rId14">
-                      <a:extLst>
-                        <a:ext uri="{28A0092B-C50C-407E-A947-70E740481C1C}">
-                          <a14:useLocalDpi xmlns:a14="http://schemas.microsoft.com/office/drawing/2010/main" val="0"/>
-                        </a:ext>
-                      </a:extLst>
-                    </a:blip>
+                    <a:blip r:embed="rId17"/>
                     <a:stretch>
                       <a:fillRect/>
                     </a:stretch>
@@ -18214,7 +19075,7 @@
                   <pic:spPr>
                     <a:xfrm>
                       <a:off x="0" y="0"/>
-                      <a:ext cx="3111500" cy="3975735"/>
+                      <a:ext cx="3774570" cy="4252843"/>
                     </a:xfrm>
                     <a:prstGeom prst="rect">
                       <a:avLst/>
@@ -18223,673 +19084,45 @@
                 </pic:pic>
               </a:graphicData>
             </a:graphic>
-            <wp14:sizeRelH relativeFrom="page">
-              <wp14:pctWidth>0</wp14:pctWidth>
-            </wp14:sizeRelH>
-            <wp14:sizeRelV relativeFrom="page">
-              <wp14:pctHeight>0</wp14:pctHeight>
-            </wp14:sizeRelV>
-          </wp:anchor>
+          </wp:inline>
         </w:drawing>
-      </w:r>
-      <w:r>
-        <w:rPr>
-          <w:sz w:val="28"/>
-          <w:szCs w:val="28"/>
-        </w:rPr>
-        <w:t xml:space="preserve"> </w:t>
-      </w:r>
-      <w:proofErr w:type="spellStart"/>
-      <w:r>
-        <w:rPr>
-          <w:bCs/>
-          <w:sz w:val="28"/>
-          <w:szCs w:val="28"/>
-        </w:rPr>
-        <w:t>Descriere</w:t>
-      </w:r>
-      <w:proofErr w:type="spellEnd"/>
-      <w:r>
-        <w:rPr>
-          <w:bCs/>
-          <w:sz w:val="28"/>
-          <w:szCs w:val="28"/>
-        </w:rPr>
-        <w:t>:</w:t>
-      </w:r>
-      <w:r>
-        <w:rPr>
-          <w:sz w:val="28"/>
-          <w:szCs w:val="28"/>
-        </w:rPr>
-        <w:t xml:space="preserve"> </w:t>
-      </w:r>
-      <w:r>
-        <w:rPr>
-          <w:sz w:val="28"/>
-          <w:szCs w:val="28"/>
-        </w:rPr>
-        <w:t>“</w:t>
-      </w:r>
-      <w:proofErr w:type="spellStart"/>
-      <w:r>
-        <w:rPr>
-          <w:rFonts w:ascii="Arial" w:hAnsi="Arial" w:cs="Arial"/>
-          <w:color w:val="202122"/>
-          <w:shd w:val="clear" w:color="auto" w:fill="FFFFFF"/>
-        </w:rPr>
-        <w:t>partea</w:t>
-      </w:r>
-      <w:proofErr w:type="spellEnd"/>
-      <w:r>
-        <w:rPr>
-          <w:rFonts w:ascii="Arial" w:hAnsi="Arial" w:cs="Arial"/>
-          <w:color w:val="202122"/>
-          <w:shd w:val="clear" w:color="auto" w:fill="FFFFFF"/>
-        </w:rPr>
-        <w:t xml:space="preserve"> din </w:t>
-      </w:r>
-      <w:proofErr w:type="spellStart"/>
-      <w:r>
-        <w:rPr>
-          <w:rFonts w:ascii="Arial" w:hAnsi="Arial" w:cs="Arial"/>
-          <w:color w:val="202122"/>
-          <w:shd w:val="clear" w:color="auto" w:fill="FFFFFF"/>
-        </w:rPr>
-        <w:t>profitul</w:t>
-      </w:r>
-      <w:proofErr w:type="spellEnd"/>
-      <w:r>
-        <w:rPr>
-          <w:rFonts w:ascii="Arial" w:hAnsi="Arial" w:cs="Arial"/>
-          <w:color w:val="202122"/>
-          <w:shd w:val="clear" w:color="auto" w:fill="FFFFFF"/>
-        </w:rPr>
-        <w:t xml:space="preserve"> brut care </w:t>
-      </w:r>
-      <w:proofErr w:type="spellStart"/>
-      <w:r>
-        <w:rPr>
-          <w:rFonts w:ascii="Arial" w:hAnsi="Arial" w:cs="Arial"/>
-          <w:color w:val="202122"/>
-          <w:shd w:val="clear" w:color="auto" w:fill="FFFFFF"/>
-        </w:rPr>
-        <w:t>ramâne</w:t>
-      </w:r>
-      <w:proofErr w:type="spellEnd"/>
-      <w:r>
-        <w:rPr>
-          <w:rFonts w:ascii="Arial" w:hAnsi="Arial" w:cs="Arial"/>
-          <w:color w:val="202122"/>
-          <w:shd w:val="clear" w:color="auto" w:fill="FFFFFF"/>
-        </w:rPr>
-        <w:t xml:space="preserve"> </w:t>
-      </w:r>
-      <w:proofErr w:type="spellStart"/>
-      <w:r>
-        <w:rPr>
-          <w:rFonts w:ascii="Arial" w:hAnsi="Arial" w:cs="Arial"/>
-          <w:color w:val="202122"/>
-          <w:shd w:val="clear" w:color="auto" w:fill="FFFFFF"/>
-        </w:rPr>
-        <w:t>dupa</w:t>
-      </w:r>
-      <w:proofErr w:type="spellEnd"/>
-      <w:r>
-        <w:rPr>
-          <w:rFonts w:ascii="Arial" w:hAnsi="Arial" w:cs="Arial"/>
-          <w:color w:val="202122"/>
-          <w:shd w:val="clear" w:color="auto" w:fill="FFFFFF"/>
-        </w:rPr>
-        <w:t xml:space="preserve"> </w:t>
-      </w:r>
-      <w:proofErr w:type="spellStart"/>
-      <w:proofErr w:type="gramStart"/>
-      <w:r>
-        <w:rPr>
-          <w:rFonts w:ascii="Arial" w:hAnsi="Arial" w:cs="Arial"/>
-          <w:color w:val="202122"/>
-          <w:shd w:val="clear" w:color="auto" w:fill="FFFFFF"/>
-        </w:rPr>
-        <w:t>ce</w:t>
-      </w:r>
-      <w:proofErr w:type="spellEnd"/>
-      <w:proofErr w:type="gramEnd"/>
-      <w:r>
-        <w:rPr>
-          <w:rFonts w:ascii="Arial" w:hAnsi="Arial" w:cs="Arial"/>
-          <w:color w:val="202122"/>
-          <w:shd w:val="clear" w:color="auto" w:fill="FFFFFF"/>
-        </w:rPr>
-        <w:t xml:space="preserve"> au </w:t>
-      </w:r>
-      <w:proofErr w:type="spellStart"/>
-      <w:r>
-        <w:rPr>
-          <w:rFonts w:ascii="Arial" w:hAnsi="Arial" w:cs="Arial"/>
-          <w:color w:val="202122"/>
-          <w:shd w:val="clear" w:color="auto" w:fill="FFFFFF"/>
-        </w:rPr>
-        <w:t>fost</w:t>
-      </w:r>
-      <w:proofErr w:type="spellEnd"/>
-      <w:r>
-        <w:rPr>
-          <w:rFonts w:ascii="Arial" w:hAnsi="Arial" w:cs="Arial"/>
-          <w:color w:val="202122"/>
-          <w:shd w:val="clear" w:color="auto" w:fill="FFFFFF"/>
-        </w:rPr>
-        <w:t xml:space="preserve"> </w:t>
-      </w:r>
-      <w:proofErr w:type="spellStart"/>
-      <w:r>
-        <w:rPr>
-          <w:rFonts w:ascii="Arial" w:hAnsi="Arial" w:cs="Arial"/>
-          <w:color w:val="202122"/>
-          <w:shd w:val="clear" w:color="auto" w:fill="FFFFFF"/>
-        </w:rPr>
-        <w:t>deduse</w:t>
-      </w:r>
-      <w:proofErr w:type="spellEnd"/>
-      <w:r>
-        <w:rPr>
-          <w:rFonts w:ascii="Arial" w:hAnsi="Arial" w:cs="Arial"/>
-          <w:color w:val="202122"/>
-          <w:shd w:val="clear" w:color="auto" w:fill="FFFFFF"/>
-        </w:rPr>
-        <w:t xml:space="preserve"> </w:t>
-      </w:r>
-      <w:proofErr w:type="spellStart"/>
-      <w:r>
-        <w:rPr>
-          <w:rFonts w:ascii="Arial" w:hAnsi="Arial" w:cs="Arial"/>
-          <w:color w:val="202122"/>
-          <w:shd w:val="clear" w:color="auto" w:fill="FFFFFF"/>
-        </w:rPr>
-        <w:t>dobânda</w:t>
-      </w:r>
-      <w:proofErr w:type="spellEnd"/>
-      <w:r>
-        <w:rPr>
-          <w:rFonts w:ascii="Arial" w:hAnsi="Arial" w:cs="Arial"/>
-          <w:color w:val="202122"/>
-          <w:shd w:val="clear" w:color="auto" w:fill="FFFFFF"/>
-        </w:rPr>
-        <w:t xml:space="preserve"> la </w:t>
-      </w:r>
-      <w:proofErr w:type="spellStart"/>
-      <w:r>
-        <w:rPr>
-          <w:rFonts w:ascii="Arial" w:hAnsi="Arial" w:cs="Arial"/>
-          <w:color w:val="202122"/>
-          <w:shd w:val="clear" w:color="auto" w:fill="FFFFFF"/>
-        </w:rPr>
-        <w:t>capitalul</w:t>
-      </w:r>
-      <w:proofErr w:type="spellEnd"/>
-      <w:r>
-        <w:rPr>
-          <w:rFonts w:ascii="Arial" w:hAnsi="Arial" w:cs="Arial"/>
-          <w:color w:val="202122"/>
-          <w:shd w:val="clear" w:color="auto" w:fill="FFFFFF"/>
-        </w:rPr>
-        <w:t xml:space="preserve"> </w:t>
-      </w:r>
-      <w:proofErr w:type="spellStart"/>
-      <w:r>
-        <w:rPr>
-          <w:rFonts w:ascii="Arial" w:hAnsi="Arial" w:cs="Arial"/>
-          <w:color w:val="202122"/>
-          <w:shd w:val="clear" w:color="auto" w:fill="FFFFFF"/>
-        </w:rPr>
-        <w:t>propriu</w:t>
-      </w:r>
-      <w:proofErr w:type="spellEnd"/>
-      <w:r>
-        <w:rPr>
-          <w:rFonts w:ascii="Arial" w:hAnsi="Arial" w:cs="Arial"/>
-          <w:color w:val="202122"/>
-          <w:shd w:val="clear" w:color="auto" w:fill="FFFFFF"/>
-        </w:rPr>
-        <w:t xml:space="preserve"> al </w:t>
-      </w:r>
-      <w:proofErr w:type="spellStart"/>
-      <w:r>
-        <w:rPr>
-          <w:rFonts w:ascii="Arial" w:hAnsi="Arial" w:cs="Arial"/>
-          <w:color w:val="202122"/>
-          <w:shd w:val="clear" w:color="auto" w:fill="FFFFFF"/>
-        </w:rPr>
-        <w:t>întreprinzătorului</w:t>
-      </w:r>
-      <w:proofErr w:type="spellEnd"/>
-      <w:r>
-        <w:rPr>
-          <w:rFonts w:ascii="Arial" w:hAnsi="Arial" w:cs="Arial"/>
-          <w:color w:val="202122"/>
-          <w:shd w:val="clear" w:color="auto" w:fill="FFFFFF"/>
-        </w:rPr>
-        <w:t xml:space="preserve">, </w:t>
-      </w:r>
-      <w:proofErr w:type="spellStart"/>
-      <w:r>
-        <w:rPr>
-          <w:rFonts w:ascii="Arial" w:hAnsi="Arial" w:cs="Arial"/>
-          <w:color w:val="202122"/>
-          <w:shd w:val="clear" w:color="auto" w:fill="FFFFFF"/>
-        </w:rPr>
-        <w:t>salariul</w:t>
-      </w:r>
-      <w:proofErr w:type="spellEnd"/>
-      <w:r>
-        <w:rPr>
-          <w:rFonts w:ascii="Arial" w:hAnsi="Arial" w:cs="Arial"/>
-          <w:color w:val="202122"/>
-          <w:shd w:val="clear" w:color="auto" w:fill="FFFFFF"/>
-        </w:rPr>
-        <w:t xml:space="preserve"> </w:t>
-      </w:r>
-      <w:proofErr w:type="spellStart"/>
-      <w:r>
-        <w:rPr>
-          <w:rFonts w:ascii="Arial" w:hAnsi="Arial" w:cs="Arial"/>
-          <w:color w:val="202122"/>
-          <w:shd w:val="clear" w:color="auto" w:fill="FFFFFF"/>
-        </w:rPr>
-        <w:t>ca</w:t>
-      </w:r>
-      <w:proofErr w:type="spellEnd"/>
-      <w:r>
-        <w:rPr>
-          <w:rFonts w:ascii="Arial" w:hAnsi="Arial" w:cs="Arial"/>
-          <w:color w:val="202122"/>
-          <w:shd w:val="clear" w:color="auto" w:fill="FFFFFF"/>
-        </w:rPr>
-        <w:t xml:space="preserve"> </w:t>
-      </w:r>
-      <w:proofErr w:type="spellStart"/>
-      <w:r>
-        <w:rPr>
-          <w:rFonts w:ascii="Arial" w:hAnsi="Arial" w:cs="Arial"/>
-          <w:color w:val="202122"/>
-          <w:shd w:val="clear" w:color="auto" w:fill="FFFFFF"/>
-        </w:rPr>
-        <w:t>recompensă</w:t>
-      </w:r>
-      <w:proofErr w:type="spellEnd"/>
-      <w:r>
-        <w:rPr>
-          <w:rFonts w:ascii="Arial" w:hAnsi="Arial" w:cs="Arial"/>
-          <w:color w:val="202122"/>
-          <w:shd w:val="clear" w:color="auto" w:fill="FFFFFF"/>
-        </w:rPr>
-        <w:t xml:space="preserve"> </w:t>
-      </w:r>
-      <w:proofErr w:type="spellStart"/>
-      <w:r>
-        <w:rPr>
-          <w:rFonts w:ascii="Arial" w:hAnsi="Arial" w:cs="Arial"/>
-          <w:color w:val="202122"/>
-          <w:shd w:val="clear" w:color="auto" w:fill="FFFFFF"/>
-        </w:rPr>
-        <w:t>pentru</w:t>
-      </w:r>
-      <w:proofErr w:type="spellEnd"/>
-      <w:r>
-        <w:rPr>
-          <w:rFonts w:ascii="Arial" w:hAnsi="Arial" w:cs="Arial"/>
-          <w:color w:val="202122"/>
-          <w:shd w:val="clear" w:color="auto" w:fill="FFFFFF"/>
-        </w:rPr>
-        <w:t xml:space="preserve"> </w:t>
-      </w:r>
-      <w:proofErr w:type="spellStart"/>
-      <w:r>
-        <w:rPr>
-          <w:rFonts w:ascii="Arial" w:hAnsi="Arial" w:cs="Arial"/>
-          <w:color w:val="202122"/>
-          <w:shd w:val="clear" w:color="auto" w:fill="FFFFFF"/>
-        </w:rPr>
-        <w:t>activitatea</w:t>
-      </w:r>
-      <w:proofErr w:type="spellEnd"/>
-      <w:r>
-        <w:rPr>
-          <w:rFonts w:ascii="Arial" w:hAnsi="Arial" w:cs="Arial"/>
-          <w:color w:val="202122"/>
-          <w:shd w:val="clear" w:color="auto" w:fill="FFFFFF"/>
-        </w:rPr>
-        <w:t xml:space="preserve"> </w:t>
-      </w:r>
-      <w:proofErr w:type="spellStart"/>
-      <w:r>
-        <w:rPr>
-          <w:rFonts w:ascii="Arial" w:hAnsi="Arial" w:cs="Arial"/>
-          <w:color w:val="202122"/>
-          <w:shd w:val="clear" w:color="auto" w:fill="FFFFFF"/>
-        </w:rPr>
-        <w:t>sa</w:t>
-      </w:r>
-      <w:proofErr w:type="spellEnd"/>
-      <w:r>
-        <w:rPr>
-          <w:rFonts w:ascii="Arial" w:hAnsi="Arial" w:cs="Arial"/>
-          <w:color w:val="202122"/>
-          <w:shd w:val="clear" w:color="auto" w:fill="FFFFFF"/>
-        </w:rPr>
-        <w:t xml:space="preserve">, </w:t>
-      </w:r>
-      <w:proofErr w:type="spellStart"/>
-      <w:r>
-        <w:rPr>
-          <w:rFonts w:ascii="Arial" w:hAnsi="Arial" w:cs="Arial"/>
-          <w:color w:val="202122"/>
-          <w:shd w:val="clear" w:color="auto" w:fill="FFFFFF"/>
-        </w:rPr>
-        <w:t>arenda</w:t>
-      </w:r>
-      <w:proofErr w:type="spellEnd"/>
-      <w:r>
-        <w:rPr>
-          <w:rFonts w:ascii="Arial" w:hAnsi="Arial" w:cs="Arial"/>
-          <w:color w:val="202122"/>
-          <w:shd w:val="clear" w:color="auto" w:fill="FFFFFF"/>
-        </w:rPr>
-        <w:t xml:space="preserve"> </w:t>
-      </w:r>
-      <w:proofErr w:type="spellStart"/>
-      <w:r>
-        <w:rPr>
-          <w:rFonts w:ascii="Arial" w:hAnsi="Arial" w:cs="Arial"/>
-          <w:color w:val="202122"/>
-          <w:shd w:val="clear" w:color="auto" w:fill="FFFFFF"/>
-        </w:rPr>
-        <w:t>și</w:t>
-      </w:r>
-      <w:proofErr w:type="spellEnd"/>
-      <w:r>
-        <w:rPr>
-          <w:rFonts w:ascii="Arial" w:hAnsi="Arial" w:cs="Arial"/>
-          <w:color w:val="202122"/>
-          <w:shd w:val="clear" w:color="auto" w:fill="FFFFFF"/>
-        </w:rPr>
-        <w:t xml:space="preserve"> </w:t>
-      </w:r>
-      <w:proofErr w:type="spellStart"/>
-      <w:r>
-        <w:rPr>
-          <w:rFonts w:ascii="Arial" w:hAnsi="Arial" w:cs="Arial"/>
-          <w:color w:val="202122"/>
-          <w:shd w:val="clear" w:color="auto" w:fill="FFFFFF"/>
-        </w:rPr>
-        <w:t>chiria</w:t>
-      </w:r>
-      <w:proofErr w:type="spellEnd"/>
-      <w:r>
-        <w:rPr>
-          <w:rFonts w:ascii="Arial" w:hAnsi="Arial" w:cs="Arial"/>
-          <w:color w:val="202122"/>
-          <w:shd w:val="clear" w:color="auto" w:fill="FFFFFF"/>
-        </w:rPr>
-        <w:t xml:space="preserve"> </w:t>
-      </w:r>
-      <w:proofErr w:type="spellStart"/>
-      <w:r>
-        <w:rPr>
-          <w:rFonts w:ascii="Arial" w:hAnsi="Arial" w:cs="Arial"/>
-          <w:color w:val="202122"/>
-          <w:shd w:val="clear" w:color="auto" w:fill="FFFFFF"/>
-        </w:rPr>
-        <w:t>pentru</w:t>
-      </w:r>
-      <w:proofErr w:type="spellEnd"/>
-      <w:r>
-        <w:rPr>
-          <w:rFonts w:ascii="Arial" w:hAnsi="Arial" w:cs="Arial"/>
-          <w:color w:val="202122"/>
-          <w:shd w:val="clear" w:color="auto" w:fill="FFFFFF"/>
-        </w:rPr>
-        <w:t xml:space="preserve"> </w:t>
-      </w:r>
-      <w:proofErr w:type="spellStart"/>
-      <w:r>
-        <w:rPr>
-          <w:rFonts w:ascii="Arial" w:hAnsi="Arial" w:cs="Arial"/>
-          <w:color w:val="202122"/>
-          <w:shd w:val="clear" w:color="auto" w:fill="FFFFFF"/>
-        </w:rPr>
-        <w:t>terenul</w:t>
-      </w:r>
-      <w:proofErr w:type="spellEnd"/>
-      <w:r>
-        <w:rPr>
-          <w:rFonts w:ascii="Arial" w:hAnsi="Arial" w:cs="Arial"/>
-          <w:color w:val="202122"/>
-          <w:shd w:val="clear" w:color="auto" w:fill="FFFFFF"/>
-        </w:rPr>
-        <w:t xml:space="preserve"> </w:t>
-      </w:r>
-      <w:proofErr w:type="spellStart"/>
-      <w:r>
-        <w:rPr>
-          <w:rFonts w:ascii="Arial" w:hAnsi="Arial" w:cs="Arial"/>
-          <w:color w:val="202122"/>
-          <w:shd w:val="clear" w:color="auto" w:fill="FFFFFF"/>
-        </w:rPr>
-        <w:t>și</w:t>
-      </w:r>
-      <w:proofErr w:type="spellEnd"/>
-      <w:r>
-        <w:rPr>
-          <w:rFonts w:ascii="Arial" w:hAnsi="Arial" w:cs="Arial"/>
-          <w:color w:val="202122"/>
-          <w:shd w:val="clear" w:color="auto" w:fill="FFFFFF"/>
-        </w:rPr>
-        <w:t xml:space="preserve"> </w:t>
-      </w:r>
-      <w:proofErr w:type="spellStart"/>
-      <w:r>
-        <w:rPr>
-          <w:rFonts w:ascii="Arial" w:hAnsi="Arial" w:cs="Arial"/>
-          <w:color w:val="202122"/>
-          <w:shd w:val="clear" w:color="auto" w:fill="FFFFFF"/>
-        </w:rPr>
-        <w:t>clădirea</w:t>
-      </w:r>
-      <w:proofErr w:type="spellEnd"/>
-      <w:r>
-        <w:rPr>
-          <w:rFonts w:ascii="Arial" w:hAnsi="Arial" w:cs="Arial"/>
-          <w:color w:val="202122"/>
-          <w:shd w:val="clear" w:color="auto" w:fill="FFFFFF"/>
-        </w:rPr>
-        <w:t xml:space="preserve"> care </w:t>
-      </w:r>
-      <w:proofErr w:type="spellStart"/>
-      <w:r>
-        <w:rPr>
-          <w:rFonts w:ascii="Arial" w:hAnsi="Arial" w:cs="Arial"/>
-          <w:color w:val="202122"/>
-          <w:shd w:val="clear" w:color="auto" w:fill="FFFFFF"/>
-        </w:rPr>
-        <w:t>îi</w:t>
-      </w:r>
-      <w:proofErr w:type="spellEnd"/>
-      <w:r>
-        <w:rPr>
-          <w:rFonts w:ascii="Arial" w:hAnsi="Arial" w:cs="Arial"/>
-          <w:color w:val="202122"/>
-          <w:shd w:val="clear" w:color="auto" w:fill="FFFFFF"/>
-        </w:rPr>
-        <w:t xml:space="preserve"> </w:t>
-      </w:r>
-      <w:proofErr w:type="spellStart"/>
-      <w:r>
-        <w:rPr>
-          <w:rFonts w:ascii="Arial" w:hAnsi="Arial" w:cs="Arial"/>
-          <w:color w:val="202122"/>
-          <w:shd w:val="clear" w:color="auto" w:fill="FFFFFF"/>
-        </w:rPr>
-        <w:t>aparțin</w:t>
-      </w:r>
-      <w:proofErr w:type="spellEnd"/>
-      <w:r>
-        <w:rPr>
-          <w:rFonts w:ascii="Arial" w:hAnsi="Arial" w:cs="Arial"/>
-          <w:color w:val="202122"/>
-          <w:shd w:val="clear" w:color="auto" w:fill="FFFFFF"/>
-        </w:rPr>
-        <w:t xml:space="preserve">, </w:t>
-      </w:r>
-      <w:proofErr w:type="spellStart"/>
-      <w:r>
-        <w:rPr>
-          <w:rFonts w:ascii="Arial" w:hAnsi="Arial" w:cs="Arial"/>
-          <w:color w:val="202122"/>
-          <w:shd w:val="clear" w:color="auto" w:fill="FFFFFF"/>
-        </w:rPr>
-        <w:t>impozitele</w:t>
-      </w:r>
-      <w:proofErr w:type="spellEnd"/>
-      <w:r>
-        <w:rPr>
-          <w:rFonts w:ascii="Arial" w:hAnsi="Arial" w:cs="Arial"/>
-          <w:color w:val="202122"/>
-          <w:shd w:val="clear" w:color="auto" w:fill="FFFFFF"/>
-        </w:rPr>
-        <w:t xml:space="preserve"> </w:t>
-      </w:r>
-      <w:proofErr w:type="spellStart"/>
-      <w:r>
-        <w:rPr>
-          <w:rFonts w:ascii="Arial" w:hAnsi="Arial" w:cs="Arial"/>
-          <w:color w:val="202122"/>
-          <w:shd w:val="clear" w:color="auto" w:fill="FFFFFF"/>
-        </w:rPr>
-        <w:t>și</w:t>
-      </w:r>
-      <w:proofErr w:type="spellEnd"/>
-      <w:r>
-        <w:rPr>
-          <w:rFonts w:ascii="Arial" w:hAnsi="Arial" w:cs="Arial"/>
-          <w:color w:val="202122"/>
-          <w:shd w:val="clear" w:color="auto" w:fill="FFFFFF"/>
-        </w:rPr>
-        <w:t xml:space="preserve"> </w:t>
-      </w:r>
-      <w:proofErr w:type="spellStart"/>
-      <w:r>
-        <w:rPr>
-          <w:rFonts w:ascii="Arial" w:hAnsi="Arial" w:cs="Arial"/>
-          <w:color w:val="202122"/>
-          <w:shd w:val="clear" w:color="auto" w:fill="FFFFFF"/>
-        </w:rPr>
-        <w:t>taxele</w:t>
-      </w:r>
-      <w:proofErr w:type="spellEnd"/>
-      <w:r>
-        <w:rPr>
-          <w:rFonts w:ascii="Arial" w:hAnsi="Arial" w:cs="Arial"/>
-          <w:color w:val="202122"/>
-          <w:shd w:val="clear" w:color="auto" w:fill="FFFFFF"/>
-        </w:rPr>
-        <w:t xml:space="preserve"> </w:t>
-      </w:r>
-      <w:proofErr w:type="spellStart"/>
-      <w:r>
-        <w:rPr>
-          <w:rFonts w:ascii="Arial" w:hAnsi="Arial" w:cs="Arial"/>
-          <w:color w:val="202122"/>
-          <w:shd w:val="clear" w:color="auto" w:fill="FFFFFF"/>
-        </w:rPr>
-        <w:t>ce</w:t>
-      </w:r>
-      <w:proofErr w:type="spellEnd"/>
-      <w:r>
-        <w:rPr>
-          <w:rFonts w:ascii="Arial" w:hAnsi="Arial" w:cs="Arial"/>
-          <w:color w:val="202122"/>
-          <w:shd w:val="clear" w:color="auto" w:fill="FFFFFF"/>
-        </w:rPr>
-        <w:t xml:space="preserve"> se </w:t>
-      </w:r>
-      <w:proofErr w:type="spellStart"/>
-      <w:r>
-        <w:rPr>
-          <w:rFonts w:ascii="Arial" w:hAnsi="Arial" w:cs="Arial"/>
-          <w:color w:val="202122"/>
-          <w:shd w:val="clear" w:color="auto" w:fill="FFFFFF"/>
-        </w:rPr>
-        <w:t>suportă</w:t>
-      </w:r>
-      <w:proofErr w:type="spellEnd"/>
-      <w:r>
-        <w:rPr>
-          <w:rFonts w:ascii="Arial" w:hAnsi="Arial" w:cs="Arial"/>
-          <w:color w:val="202122"/>
-          <w:shd w:val="clear" w:color="auto" w:fill="FFFFFF"/>
-        </w:rPr>
-        <w:t xml:space="preserve"> direct din profit</w:t>
-      </w:r>
-      <w:r>
-        <w:rPr>
-          <w:sz w:val="28"/>
-          <w:szCs w:val="28"/>
-        </w:rPr>
-        <w:t xml:space="preserve">” </w:t>
-      </w:r>
-      <w:hyperlink r:id="rId15" w:history="1">
-        <w:r>
-          <w:rPr>
-            <w:rStyle w:val="Hyperlink"/>
-            <w:sz w:val="28"/>
-            <w:szCs w:val="28"/>
-          </w:rPr>
-          <w:t>https://ro.wikipedia.org/wiki/Profit</w:t>
-        </w:r>
-      </w:hyperlink>
-      <w:r>
-        <w:rPr>
-          <w:sz w:val="28"/>
-          <w:szCs w:val="28"/>
-        </w:rPr>
-        <w:t xml:space="preserve"> </w:t>
       </w:r>
     </w:p>
     <w:p>
       <w:pPr>
-        <w:spacing w:after="0" w:line="240" w:lineRule="auto"/>
-        <w:rPr>
-          <w:rFonts w:ascii="Times New Roman" w:hAnsi="Times New Roman" w:cs="Times New Roman"/>
-          <w:sz w:val="28"/>
-          <w:szCs w:val="28"/>
-        </w:rPr>
-      </w:pPr>
+        <w:shd w:val="clear" w:color="auto" w:fill="1E1E1E"/>
+        <w:spacing w:after="0" w:line="285" w:lineRule="atLeast"/>
+        <w:rPr>
+          <w:rFonts w:ascii="Consolas" w:eastAsia="Times New Roman" w:hAnsi="Consolas" w:cs="Times New Roman"/>
+          <w:color w:val="D4D4D4"/>
+          <w:sz w:val="21"/>
+          <w:szCs w:val="21"/>
+          <w:lang w:eastAsia="en-GB"/>
+        </w:rPr>
+      </w:pPr>
+      <w:r>
+        <w:rPr>
+          <w:rFonts w:ascii="Consolas" w:eastAsia="Times New Roman" w:hAnsi="Consolas" w:cs="Times New Roman"/>
+          <w:color w:val="569CD6"/>
+          <w:sz w:val="21"/>
+          <w:szCs w:val="21"/>
+          <w:lang w:eastAsia="en-GB"/>
+        </w:rPr>
+        <w:t>Table</w:t>
+      </w:r>
+      <w:r>
+        <w:rPr>
+          <w:rFonts w:ascii="Consolas" w:eastAsia="Times New Roman" w:hAnsi="Consolas" w:cs="Times New Roman"/>
+          <w:color w:val="D4D4D4"/>
+          <w:sz w:val="21"/>
+          <w:szCs w:val="21"/>
+          <w:lang w:eastAsia="en-GB"/>
+        </w:rPr>
+        <w:t xml:space="preserve"> Company {</w:t>
+      </w:r>
     </w:p>
     <w:p>
       <w:pPr>
-        <w:pStyle w:val="Heading1"/>
-      </w:pPr>
-      <w:proofErr w:type="spellStart"/>
-      <w:r>
-        <w:t>Diagrama</w:t>
-      </w:r>
-      <w:proofErr w:type="spellEnd"/>
-      <w:r>
-        <w:t xml:space="preserve"> </w:t>
-      </w:r>
-      <w:proofErr w:type="spellStart"/>
-      <w:r>
-        <w:t>baza</w:t>
-      </w:r>
-      <w:proofErr w:type="spellEnd"/>
-      <w:r>
-        <w:t xml:space="preserve"> de date</w:t>
-      </w:r>
-    </w:p>
-    <w:p/>
-    <w:p>
-      <w:pPr>
         <w:shd w:val="clear" w:color="auto" w:fill="1E1E1E"/>
         <w:spacing w:after="0" w:line="285" w:lineRule="atLeast"/>
         <w:rPr>
@@ -18903,12 +19136,46 @@
       <w:r>
         <w:rPr>
           <w:rFonts w:ascii="Consolas" w:eastAsia="Times New Roman" w:hAnsi="Consolas" w:cs="Times New Roman"/>
+          <w:color w:val="D4D4D4"/>
+          <w:sz w:val="21"/>
+          <w:szCs w:val="21"/>
+          <w:lang w:eastAsia="en-GB"/>
+        </w:rPr>
+        <w:t xml:space="preserve">  </w:t>
+      </w:r>
+      <w:proofErr w:type="spellStart"/>
+      <w:proofErr w:type="gramStart"/>
+      <w:r>
+        <w:rPr>
+          <w:rFonts w:ascii="Consolas" w:eastAsia="Times New Roman" w:hAnsi="Consolas" w:cs="Times New Roman"/>
+          <w:color w:val="D4D4D4"/>
+          <w:sz w:val="21"/>
+          <w:szCs w:val="21"/>
+          <w:lang w:eastAsia="en-GB"/>
+        </w:rPr>
+        <w:t>companyId</w:t>
+      </w:r>
+      <w:proofErr w:type="spellEnd"/>
+      <w:proofErr w:type="gramEnd"/>
+      <w:r>
+        <w:rPr>
+          <w:rFonts w:ascii="Consolas" w:eastAsia="Times New Roman" w:hAnsi="Consolas" w:cs="Times New Roman"/>
+          <w:color w:val="D4D4D4"/>
+          <w:sz w:val="21"/>
+          <w:szCs w:val="21"/>
+          <w:lang w:eastAsia="en-GB"/>
+        </w:rPr>
+        <w:t xml:space="preserve"> </w:t>
+      </w:r>
+      <w:r>
+        <w:rPr>
+          <w:rFonts w:ascii="Consolas" w:eastAsia="Times New Roman" w:hAnsi="Consolas" w:cs="Times New Roman"/>
           <w:color w:val="569CD6"/>
           <w:sz w:val="21"/>
           <w:szCs w:val="21"/>
           <w:lang w:eastAsia="en-GB"/>
         </w:rPr>
-        <w:t>Table</w:t>
+        <w:t>integer</w:t>
       </w:r>
       <w:r>
         <w:rPr>
@@ -18918,8 +19185,50 @@
           <w:szCs w:val="21"/>
           <w:lang w:eastAsia="en-GB"/>
         </w:rPr>
-        <w:t xml:space="preserve"> Company {</w:t>
-      </w:r>
+        <w:t xml:space="preserve">  [primary </w:t>
+      </w:r>
+      <w:r>
+        <w:rPr>
+          <w:rFonts w:ascii="Consolas" w:eastAsia="Times New Roman" w:hAnsi="Consolas" w:cs="Times New Roman"/>
+          <w:color w:val="569CD6"/>
+          <w:sz w:val="21"/>
+          <w:szCs w:val="21"/>
+          <w:lang w:eastAsia="en-GB"/>
+        </w:rPr>
+        <w:t>key</w:t>
+      </w:r>
+      <w:r>
+        <w:rPr>
+          <w:rFonts w:ascii="Consolas" w:eastAsia="Times New Roman" w:hAnsi="Consolas" w:cs="Times New Roman"/>
+          <w:color w:val="D4D4D4"/>
+          <w:sz w:val="21"/>
+          <w:szCs w:val="21"/>
+          <w:lang w:eastAsia="en-GB"/>
+        </w:rPr>
+        <w:t xml:space="preserve">] </w:t>
+      </w:r>
+      <w:r>
+        <w:rPr>
+          <w:rFonts w:ascii="Consolas" w:eastAsia="Times New Roman" w:hAnsi="Consolas" w:cs="Times New Roman"/>
+          <w:color w:val="608B4E"/>
+          <w:sz w:val="21"/>
+          <w:szCs w:val="21"/>
+          <w:lang w:eastAsia="en-GB"/>
+        </w:rPr>
+        <w:t xml:space="preserve">// </w:t>
+      </w:r>
+      <w:proofErr w:type="spellStart"/>
+      <w:r>
+        <w:rPr>
+          <w:rFonts w:ascii="Consolas" w:eastAsia="Times New Roman" w:hAnsi="Consolas" w:cs="Times New Roman"/>
+          <w:color w:val="608B4E"/>
+          <w:sz w:val="21"/>
+          <w:szCs w:val="21"/>
+          <w:lang w:eastAsia="en-GB"/>
+        </w:rPr>
+        <w:t>autoincrement</w:t>
+      </w:r>
+      <w:proofErr w:type="spellEnd"/>
     </w:p>
     <w:p>
       <w:pPr>
@@ -18943,7 +19252,6 @@
         </w:rPr>
         <w:t xml:space="preserve">  </w:t>
       </w:r>
-      <w:proofErr w:type="spellStart"/>
       <w:proofErr w:type="gramStart"/>
       <w:r>
         <w:rPr>
@@ -18953,9 +19261,8 @@
           <w:szCs w:val="21"/>
           <w:lang w:eastAsia="en-GB"/>
         </w:rPr>
-        <w:t>companyId</w:t>
-      </w:r>
-      <w:proofErr w:type="spellEnd"/>
+        <w:t>name</w:t>
+      </w:r>
       <w:proofErr w:type="gramEnd"/>
       <w:r>
         <w:rPr>
@@ -18967,6 +19274,7 @@
         </w:rPr>
         <w:t xml:space="preserve"> </w:t>
       </w:r>
+      <w:proofErr w:type="spellStart"/>
       <w:r>
         <w:rPr>
           <w:rFonts w:ascii="Consolas" w:eastAsia="Times New Roman" w:hAnsi="Consolas" w:cs="Times New Roman"/>
@@ -18975,58 +19283,7 @@
           <w:szCs w:val="21"/>
           <w:lang w:eastAsia="en-GB"/>
         </w:rPr>
-        <w:t>integer</w:t>
-      </w:r>
-      <w:r>
-        <w:rPr>
-          <w:rFonts w:ascii="Consolas" w:eastAsia="Times New Roman" w:hAnsi="Consolas" w:cs="Times New Roman"/>
-          <w:color w:val="D4D4D4"/>
-          <w:sz w:val="21"/>
-          <w:szCs w:val="21"/>
-          <w:lang w:eastAsia="en-GB"/>
-        </w:rPr>
-        <w:t xml:space="preserve">  [primary </w:t>
-      </w:r>
-      <w:r>
-        <w:rPr>
-          <w:rFonts w:ascii="Consolas" w:eastAsia="Times New Roman" w:hAnsi="Consolas" w:cs="Times New Roman"/>
-          <w:color w:val="569CD6"/>
-          <w:sz w:val="21"/>
-          <w:szCs w:val="21"/>
-          <w:lang w:eastAsia="en-GB"/>
-        </w:rPr>
-        <w:t>key</w:t>
-      </w:r>
-      <w:r>
-        <w:rPr>
-          <w:rFonts w:ascii="Consolas" w:eastAsia="Times New Roman" w:hAnsi="Consolas" w:cs="Times New Roman"/>
-          <w:color w:val="D4D4D4"/>
-          <w:sz w:val="21"/>
-          <w:szCs w:val="21"/>
-          <w:lang w:eastAsia="en-GB"/>
-        </w:rPr>
-        <w:t xml:space="preserve">] </w:t>
-      </w:r>
-      <w:r>
-        <w:rPr>
-          <w:rFonts w:ascii="Consolas" w:eastAsia="Times New Roman" w:hAnsi="Consolas" w:cs="Times New Roman"/>
-          <w:color w:val="608B4E"/>
-          <w:sz w:val="21"/>
-          <w:szCs w:val="21"/>
-          <w:lang w:eastAsia="en-GB"/>
-        </w:rPr>
-        <w:t xml:space="preserve">// </w:t>
-      </w:r>
-      <w:proofErr w:type="spellStart"/>
-      <w:r>
-        <w:rPr>
-          <w:rFonts w:ascii="Consolas" w:eastAsia="Times New Roman" w:hAnsi="Consolas" w:cs="Times New Roman"/>
-          <w:color w:val="608B4E"/>
-          <w:sz w:val="21"/>
-          <w:szCs w:val="21"/>
-          <w:lang w:eastAsia="en-GB"/>
-        </w:rPr>
-        <w:t>autoincrement</w:t>
+        <w:t>varchar</w:t>
       </w:r>
       <w:proofErr w:type="spellEnd"/>
     </w:p>
@@ -19050,31 +19307,8 @@
           <w:szCs w:val="21"/>
           <w:lang w:eastAsia="en-GB"/>
         </w:rPr>
-        <w:t xml:space="preserve">  </w:t>
-      </w:r>
-      <w:proofErr w:type="gramStart"/>
-      <w:r>
-        <w:rPr>
-          <w:rFonts w:ascii="Consolas" w:eastAsia="Times New Roman" w:hAnsi="Consolas" w:cs="Times New Roman"/>
-          <w:color w:val="D4D4D4"/>
-          <w:sz w:val="21"/>
-          <w:szCs w:val="21"/>
-          <w:lang w:eastAsia="en-GB"/>
-        </w:rPr>
-        <w:t>name</w:t>
-      </w:r>
-      <w:proofErr w:type="gramEnd"/>
-      <w:r>
-        <w:rPr>
-          <w:rFonts w:ascii="Consolas" w:eastAsia="Times New Roman" w:hAnsi="Consolas" w:cs="Times New Roman"/>
-          <w:color w:val="D4D4D4"/>
-          <w:sz w:val="21"/>
-          <w:szCs w:val="21"/>
-          <w:lang w:eastAsia="en-GB"/>
-        </w:rPr>
-        <w:t xml:space="preserve"> </w:t>
-      </w:r>
-      <w:proofErr w:type="spellStart"/>
+        <w:t xml:space="preserve">  CUI </w:t>
+      </w:r>
       <w:r>
         <w:rPr>
           <w:rFonts w:ascii="Consolas" w:eastAsia="Times New Roman" w:hAnsi="Consolas" w:cs="Times New Roman"/>
@@ -19083,9 +19317,8 @@
           <w:szCs w:val="21"/>
           <w:lang w:eastAsia="en-GB"/>
         </w:rPr>
-        <w:t>varchar</w:t>
-      </w:r>
-      <w:proofErr w:type="spellEnd"/>
+        <w:t>integer</w:t>
+      </w:r>
     </w:p>
     <w:p>
       <w:pPr>
@@ -19107,7 +19340,31 @@
           <w:szCs w:val="21"/>
           <w:lang w:eastAsia="en-GB"/>
         </w:rPr>
-        <w:t xml:space="preserve">  CUI </w:t>
+        <w:t xml:space="preserve">  </w:t>
+      </w:r>
+      <w:proofErr w:type="spellStart"/>
+      <w:proofErr w:type="gramStart"/>
+      <w:r>
+        <w:rPr>
+          <w:rFonts w:ascii="Consolas" w:eastAsia="Times New Roman" w:hAnsi="Consolas" w:cs="Times New Roman"/>
+          <w:color w:val="D4D4D4"/>
+          <w:sz w:val="21"/>
+          <w:szCs w:val="21"/>
+          <w:lang w:eastAsia="en-GB"/>
+        </w:rPr>
+        <w:t>foundedDate</w:t>
+      </w:r>
+      <w:proofErr w:type="spellEnd"/>
+      <w:proofErr w:type="gramEnd"/>
+      <w:r>
+        <w:rPr>
+          <w:rFonts w:ascii="Consolas" w:eastAsia="Times New Roman" w:hAnsi="Consolas" w:cs="Times New Roman"/>
+          <w:color w:val="D4D4D4"/>
+          <w:sz w:val="21"/>
+          <w:szCs w:val="21"/>
+          <w:lang w:eastAsia="en-GB"/>
+        </w:rPr>
+        <w:t xml:space="preserve"> </w:t>
       </w:r>
       <w:r>
         <w:rPr>
@@ -19117,7 +19374,7 @@
           <w:szCs w:val="21"/>
           <w:lang w:eastAsia="en-GB"/>
         </w:rPr>
-        <w:t>integer</w:t>
+        <w:t>date</w:t>
       </w:r>
     </w:p>
     <w:p>
@@ -19140,10 +19397,18 @@
           <w:szCs w:val="21"/>
           <w:lang w:eastAsia="en-GB"/>
         </w:rPr>
-        <w:t xml:space="preserve">  </w:t>
-      </w:r>
-      <w:proofErr w:type="spellStart"/>
-      <w:proofErr w:type="gramStart"/>
+        <w:t xml:space="preserve">  CAEN </w:t>
+      </w:r>
+      <w:r>
+        <w:rPr>
+          <w:rFonts w:ascii="Consolas" w:eastAsia="Times New Roman" w:hAnsi="Consolas" w:cs="Times New Roman"/>
+          <w:color w:val="569CD6"/>
+          <w:sz w:val="21"/>
+          <w:szCs w:val="21"/>
+          <w:lang w:eastAsia="en-GB"/>
+        </w:rPr>
+        <w:t>integer</w:t>
+      </w:r>
       <w:r>
         <w:rPr>
           <w:rFonts w:ascii="Consolas" w:eastAsia="Times New Roman" w:hAnsi="Consolas" w:cs="Times New Roman"/>
@@ -19152,29 +19417,7 @@
           <w:szCs w:val="21"/>
           <w:lang w:eastAsia="en-GB"/>
         </w:rPr>
-        <w:t>foundedDate</w:t>
-      </w:r>
-      <w:proofErr w:type="spellEnd"/>
-      <w:proofErr w:type="gramEnd"/>
-      <w:r>
-        <w:rPr>
-          <w:rFonts w:ascii="Consolas" w:eastAsia="Times New Roman" w:hAnsi="Consolas" w:cs="Times New Roman"/>
-          <w:color w:val="D4D4D4"/>
-          <w:sz w:val="21"/>
-          <w:szCs w:val="21"/>
-          <w:lang w:eastAsia="en-GB"/>
-        </w:rPr>
-        <w:t xml:space="preserve"> </w:t>
-      </w:r>
-      <w:r>
-        <w:rPr>
-          <w:rFonts w:ascii="Consolas" w:eastAsia="Times New Roman" w:hAnsi="Consolas" w:cs="Times New Roman"/>
-          <w:color w:val="569CD6"/>
-          <w:sz w:val="21"/>
-          <w:szCs w:val="21"/>
-          <w:lang w:eastAsia="en-GB"/>
-        </w:rPr>
-        <w:t>date</w:t>
+        <w:t xml:space="preserve"> </w:t>
       </w:r>
     </w:p>
     <w:p>
@@ -19197,8 +19440,31 @@
           <w:szCs w:val="21"/>
           <w:lang w:eastAsia="en-GB"/>
         </w:rPr>
-        <w:t xml:space="preserve">  CAEN </w:t>
-      </w:r>
+        <w:t xml:space="preserve">  </w:t>
+      </w:r>
+      <w:proofErr w:type="gramStart"/>
+      <w:r>
+        <w:rPr>
+          <w:rFonts w:ascii="Consolas" w:eastAsia="Times New Roman" w:hAnsi="Consolas" w:cs="Times New Roman"/>
+          <w:color w:val="D4D4D4"/>
+          <w:sz w:val="21"/>
+          <w:szCs w:val="21"/>
+          <w:lang w:eastAsia="en-GB"/>
+        </w:rPr>
+        <w:t>address</w:t>
+      </w:r>
+      <w:proofErr w:type="gramEnd"/>
+      <w:r>
+        <w:rPr>
+          <w:rFonts w:ascii="Consolas" w:eastAsia="Times New Roman" w:hAnsi="Consolas" w:cs="Times New Roman"/>
+          <w:color w:val="D4D4D4"/>
+          <w:sz w:val="21"/>
+          <w:szCs w:val="21"/>
+          <w:lang w:eastAsia="en-GB"/>
+        </w:rPr>
+        <w:t xml:space="preserve"> </w:t>
+      </w:r>
+      <w:proofErr w:type="spellStart"/>
       <w:r>
         <w:rPr>
           <w:rFonts w:ascii="Consolas" w:eastAsia="Times New Roman" w:hAnsi="Consolas" w:cs="Times New Roman"/>
@@ -19207,18 +19473,9 @@
           <w:szCs w:val="21"/>
           <w:lang w:eastAsia="en-GB"/>
         </w:rPr>
-        <w:t>integer</w:t>
-      </w:r>
-      <w:r>
-        <w:rPr>
-          <w:rFonts w:ascii="Consolas" w:eastAsia="Times New Roman" w:hAnsi="Consolas" w:cs="Times New Roman"/>
-          <w:color w:val="D4D4D4"/>
-          <w:sz w:val="21"/>
-          <w:szCs w:val="21"/>
-          <w:lang w:eastAsia="en-GB"/>
-        </w:rPr>
-        <w:t xml:space="preserve"> </w:t>
-      </w:r>
+        <w:t>varchar</w:t>
+      </w:r>
+      <w:proofErr w:type="spellEnd"/>
     </w:p>
     <w:p>
       <w:pPr>
@@ -19251,7 +19508,7 @@
           <w:szCs w:val="21"/>
           <w:lang w:eastAsia="en-GB"/>
         </w:rPr>
-        <w:t>address</w:t>
+        <w:t>phone</w:t>
       </w:r>
       <w:proofErr w:type="gramEnd"/>
       <w:r>
@@ -19276,6 +19533,16 @@
         <w:t>varchar</w:t>
       </w:r>
       <w:proofErr w:type="spellEnd"/>
+      <w:r>
+        <w:rPr>
+          <w:rFonts w:ascii="Consolas" w:eastAsia="Times New Roman" w:hAnsi="Consolas" w:cs="Times New Roman"/>
+          <w:color w:val="D4D4D4"/>
+          <w:sz w:val="21"/>
+          <w:szCs w:val="21"/>
+          <w:lang w:eastAsia="en-GB"/>
+        </w:rPr>
+        <w:t xml:space="preserve"> </w:t>
+      </w:r>
     </w:p>
     <w:p>
       <w:pPr>
@@ -19308,7 +19575,7 @@
           <w:szCs w:val="21"/>
           <w:lang w:eastAsia="en-GB"/>
         </w:rPr>
-        <w:t>phone</w:t>
+        <w:t>email</w:t>
       </w:r>
       <w:proofErr w:type="gramEnd"/>
       <w:r>
@@ -19321,7 +19588,6 @@
         </w:rPr>
         <w:t xml:space="preserve"> </w:t>
       </w:r>
-      <w:proofErr w:type="spellStart"/>
       <w:r>
         <w:rPr>
           <w:rFonts w:ascii="Consolas" w:eastAsia="Times New Roman" w:hAnsi="Consolas" w:cs="Times New Roman"/>
@@ -19330,18 +19596,7 @@
           <w:szCs w:val="21"/>
           <w:lang w:eastAsia="en-GB"/>
         </w:rPr>
-        <w:t>varchar</w:t>
-      </w:r>
-      <w:proofErr w:type="spellEnd"/>
-      <w:r>
-        <w:rPr>
-          <w:rFonts w:ascii="Consolas" w:eastAsia="Times New Roman" w:hAnsi="Consolas" w:cs="Times New Roman"/>
-          <w:color w:val="D4D4D4"/>
-          <w:sz w:val="21"/>
-          <w:szCs w:val="21"/>
-          <w:lang w:eastAsia="en-GB"/>
-        </w:rPr>
-        <w:t xml:space="preserve"> </w:t>
+        <w:t>string</w:t>
       </w:r>
     </w:p>
     <w:p>
@@ -19375,7 +19630,7 @@
           <w:szCs w:val="21"/>
           <w:lang w:eastAsia="en-GB"/>
         </w:rPr>
-        <w:t>email</w:t>
+        <w:t>website</w:t>
       </w:r>
       <w:proofErr w:type="gramEnd"/>
       <w:r>
@@ -19388,6 +19643,7 @@
         </w:rPr>
         <w:t xml:space="preserve"> </w:t>
       </w:r>
+      <w:proofErr w:type="spellStart"/>
       <w:r>
         <w:rPr>
           <w:rFonts w:ascii="Consolas" w:eastAsia="Times New Roman" w:hAnsi="Consolas" w:cs="Times New Roman"/>
@@ -19396,8 +19652,9 @@
           <w:szCs w:val="21"/>
           <w:lang w:eastAsia="en-GB"/>
         </w:rPr>
-        <w:t>string</w:t>
-      </w:r>
+        <w:t>varchar</w:t>
+      </w:r>
+      <w:proofErr w:type="spellEnd"/>
     </w:p>
     <w:p>
       <w:pPr>
@@ -19419,42 +19676,8 @@
           <w:szCs w:val="21"/>
           <w:lang w:eastAsia="en-GB"/>
         </w:rPr>
-        <w:t xml:space="preserve">  </w:t>
-      </w:r>
-      <w:proofErr w:type="gramStart"/>
-      <w:r>
-        <w:rPr>
-          <w:rFonts w:ascii="Consolas" w:eastAsia="Times New Roman" w:hAnsi="Consolas" w:cs="Times New Roman"/>
-          <w:color w:val="D4D4D4"/>
-          <w:sz w:val="21"/>
-          <w:szCs w:val="21"/>
-          <w:lang w:eastAsia="en-GB"/>
-        </w:rPr>
-        <w:t>website</w:t>
-      </w:r>
-      <w:proofErr w:type="gramEnd"/>
-      <w:r>
-        <w:rPr>
-          <w:rFonts w:ascii="Consolas" w:eastAsia="Times New Roman" w:hAnsi="Consolas" w:cs="Times New Roman"/>
-          <w:color w:val="D4D4D4"/>
-          <w:sz w:val="21"/>
-          <w:szCs w:val="21"/>
-          <w:lang w:eastAsia="en-GB"/>
-        </w:rPr>
-        <w:t xml:space="preserve"> </w:t>
-      </w:r>
-      <w:proofErr w:type="spellStart"/>
-      <w:r>
-        <w:rPr>
-          <w:rFonts w:ascii="Consolas" w:eastAsia="Times New Roman" w:hAnsi="Consolas" w:cs="Times New Roman"/>
-          <w:color w:val="569CD6"/>
-          <w:sz w:val="21"/>
-          <w:szCs w:val="21"/>
-          <w:lang w:eastAsia="en-GB"/>
-        </w:rPr>
-        <w:t>varchar</w:t>
-      </w:r>
-      <w:proofErr w:type="spellEnd"/>
+        <w:t>}</w:t>
+      </w:r>
     </w:p>
     <w:p>
       <w:pPr>
@@ -19468,16 +19691,6 @@
           <w:lang w:eastAsia="en-GB"/>
         </w:rPr>
       </w:pPr>
-      <w:r>
-        <w:rPr>
-          <w:rFonts w:ascii="Consolas" w:eastAsia="Times New Roman" w:hAnsi="Consolas" w:cs="Times New Roman"/>
-          <w:color w:val="D4D4D4"/>
-          <w:sz w:val="21"/>
-          <w:szCs w:val="21"/>
-          <w:lang w:eastAsia="en-GB"/>
-        </w:rPr>
-        <w:t>}</w:t>
-      </w:r>
     </w:p>
     <w:p>
       <w:pPr>
@@ -19517,8 +19730,48 @@
           <w:lang w:eastAsia="en-GB"/>
         </w:rPr>
       </w:pPr>
-      <w:bookmarkStart w:id="0" w:name="_GoBack"/>
-      <w:bookmarkEnd w:id="0"/>
+      <w:r>
+        <w:rPr>
+          <w:rFonts w:ascii="Consolas" w:eastAsia="Times New Roman" w:hAnsi="Consolas" w:cs="Times New Roman"/>
+          <w:color w:val="569CD6"/>
+          <w:sz w:val="21"/>
+          <w:szCs w:val="21"/>
+          <w:lang w:eastAsia="en-GB"/>
+        </w:rPr>
+        <w:t>Table</w:t>
+      </w:r>
+      <w:r>
+        <w:rPr>
+          <w:rFonts w:ascii="Consolas" w:eastAsia="Times New Roman" w:hAnsi="Consolas" w:cs="Times New Roman"/>
+          <w:color w:val="D4D4D4"/>
+          <w:sz w:val="21"/>
+          <w:szCs w:val="21"/>
+          <w:lang w:eastAsia="en-GB"/>
+        </w:rPr>
+        <w:t xml:space="preserve"> </w:t>
+      </w:r>
+      <w:proofErr w:type="spellStart"/>
+      <w:r>
+        <w:rPr>
+          <w:rFonts w:ascii="Consolas" w:eastAsia="Times New Roman" w:hAnsi="Consolas" w:cs="Times New Roman"/>
+          <w:color w:val="D4D4D4"/>
+          <w:sz w:val="21"/>
+          <w:szCs w:val="21"/>
+          <w:lang w:eastAsia="en-GB"/>
+        </w:rPr>
+        <w:t>ImportHistory</w:t>
+      </w:r>
+      <w:proofErr w:type="spellEnd"/>
+      <w:r>
+        <w:rPr>
+          <w:rFonts w:ascii="Consolas" w:eastAsia="Times New Roman" w:hAnsi="Consolas" w:cs="Times New Roman"/>
+          <w:color w:val="D4D4D4"/>
+          <w:sz w:val="21"/>
+          <w:szCs w:val="21"/>
+          <w:lang w:eastAsia="en-GB"/>
+        </w:rPr>
+        <w:t xml:space="preserve"> {</w:t>
+      </w:r>
     </w:p>
     <w:p>
       <w:pPr>
@@ -19535,13 +19788,46 @@
       <w:r>
         <w:rPr>
           <w:rFonts w:ascii="Consolas" w:eastAsia="Times New Roman" w:hAnsi="Consolas" w:cs="Times New Roman"/>
+          <w:color w:val="D4D4D4"/>
+          <w:sz w:val="21"/>
+          <w:szCs w:val="21"/>
+          <w:lang w:eastAsia="en-GB"/>
+        </w:rPr>
+        <w:t xml:space="preserve">  </w:t>
+      </w:r>
+      <w:proofErr w:type="spellStart"/>
+      <w:proofErr w:type="gramStart"/>
+      <w:r>
+        <w:rPr>
+          <w:rFonts w:ascii="Consolas" w:eastAsia="Times New Roman" w:hAnsi="Consolas" w:cs="Times New Roman"/>
+          <w:color w:val="D4D4D4"/>
+          <w:sz w:val="21"/>
+          <w:szCs w:val="21"/>
+          <w:lang w:eastAsia="en-GB"/>
+        </w:rPr>
+        <w:t>importId</w:t>
+      </w:r>
+      <w:proofErr w:type="spellEnd"/>
+      <w:proofErr w:type="gramEnd"/>
+      <w:r>
+        <w:rPr>
+          <w:rFonts w:ascii="Consolas" w:eastAsia="Times New Roman" w:hAnsi="Consolas" w:cs="Times New Roman"/>
+          <w:color w:val="D4D4D4"/>
+          <w:sz w:val="21"/>
+          <w:szCs w:val="21"/>
+          <w:lang w:eastAsia="en-GB"/>
+        </w:rPr>
+        <w:t xml:space="preserve"> </w:t>
+      </w:r>
+      <w:r>
+        <w:rPr>
+          <w:rFonts w:ascii="Consolas" w:eastAsia="Times New Roman" w:hAnsi="Consolas" w:cs="Times New Roman"/>
           <w:color w:val="569CD6"/>
           <w:sz w:val="21"/>
           <w:szCs w:val="21"/>
           <w:lang w:eastAsia="en-GB"/>
         </w:rPr>
-        <w:lastRenderedPageBreak/>
-        <w:t>Table</w:t>
+        <w:t>integer</w:t>
       </w:r>
       <w:r>
         <w:rPr>
@@ -19551,9 +19837,18 @@
           <w:szCs w:val="21"/>
           <w:lang w:eastAsia="en-GB"/>
         </w:rPr>
-        <w:t xml:space="preserve"> </w:t>
-      </w:r>
-      <w:proofErr w:type="spellStart"/>
+        <w:t xml:space="preserve"> [primary </w:t>
+      </w:r>
+      <w:r>
+        <w:rPr>
+          <w:rFonts w:ascii="Consolas" w:eastAsia="Times New Roman" w:hAnsi="Consolas" w:cs="Times New Roman"/>
+          <w:color w:val="569CD6"/>
+          <w:sz w:val="21"/>
+          <w:szCs w:val="21"/>
+          <w:lang w:eastAsia="en-GB"/>
+        </w:rPr>
+        <w:t>key</w:t>
+      </w:r>
       <w:r>
         <w:rPr>
           <w:rFonts w:ascii="Consolas" w:eastAsia="Times New Roman" w:hAnsi="Consolas" w:cs="Times New Roman"/>
@@ -19562,19 +19857,30 @@
           <w:szCs w:val="21"/>
           <w:lang w:eastAsia="en-GB"/>
         </w:rPr>
-        <w:t>YearlyFinancialReport</w:t>
-      </w:r>
-      <w:proofErr w:type="spellEnd"/>
-      <w:r>
-        <w:rPr>
-          <w:rFonts w:ascii="Consolas" w:eastAsia="Times New Roman" w:hAnsi="Consolas" w:cs="Times New Roman"/>
-          <w:color w:val="D4D4D4"/>
-          <w:sz w:val="21"/>
-          <w:szCs w:val="21"/>
-          <w:lang w:eastAsia="en-GB"/>
-        </w:rPr>
-        <w:t xml:space="preserve"> {</w:t>
-      </w:r>
+        <w:t xml:space="preserve">] </w:t>
+      </w:r>
+      <w:r>
+        <w:rPr>
+          <w:rFonts w:ascii="Consolas" w:eastAsia="Times New Roman" w:hAnsi="Consolas" w:cs="Times New Roman"/>
+          <w:color w:val="608B4E"/>
+          <w:sz w:val="21"/>
+          <w:szCs w:val="21"/>
+          <w:lang w:eastAsia="en-GB"/>
+        </w:rPr>
+        <w:t xml:space="preserve">// </w:t>
+      </w:r>
+      <w:proofErr w:type="spellStart"/>
+      <w:r>
+        <w:rPr>
+          <w:rFonts w:ascii="Consolas" w:eastAsia="Times New Roman" w:hAnsi="Consolas" w:cs="Times New Roman"/>
+          <w:color w:val="608B4E"/>
+          <w:sz w:val="21"/>
+          <w:szCs w:val="21"/>
+          <w:lang w:eastAsia="en-GB"/>
+        </w:rPr>
+        <w:t>autoincrement</w:t>
+      </w:r>
+      <w:proofErr w:type="spellEnd"/>
     </w:p>
     <w:p>
       <w:pPr>
@@ -19608,7 +19914,7 @@
           <w:szCs w:val="21"/>
           <w:lang w:eastAsia="en-GB"/>
         </w:rPr>
-        <w:t>reportId</w:t>
+        <w:t>companyId</w:t>
       </w:r>
       <w:proofErr w:type="spellEnd"/>
       <w:proofErr w:type="gramEnd"/>
@@ -19640,57 +19946,17 @@
           <w:szCs w:val="21"/>
           <w:lang w:eastAsia="en-GB"/>
         </w:rPr>
-        <w:t xml:space="preserve"> [primary </w:t>
-      </w:r>
-      <w:r>
-        <w:rPr>
-          <w:rFonts w:ascii="Consolas" w:eastAsia="Times New Roman" w:hAnsi="Consolas" w:cs="Times New Roman"/>
-          <w:color w:val="569CD6"/>
-          <w:sz w:val="21"/>
-          <w:szCs w:val="21"/>
-          <w:lang w:eastAsia="en-GB"/>
-        </w:rPr>
-        <w:t>key</w:t>
-      </w:r>
-      <w:r>
-        <w:rPr>
-          <w:rFonts w:ascii="Consolas" w:eastAsia="Times New Roman" w:hAnsi="Consolas" w:cs="Times New Roman"/>
-          <w:color w:val="DCDCDC"/>
-          <w:sz w:val="21"/>
-          <w:szCs w:val="21"/>
-          <w:lang w:eastAsia="en-GB"/>
-        </w:rPr>
-        <w:t>,</w:t>
-      </w:r>
-      <w:r>
-        <w:rPr>
-          <w:rFonts w:ascii="Consolas" w:eastAsia="Times New Roman" w:hAnsi="Consolas" w:cs="Times New Roman"/>
-          <w:color w:val="D4D4D4"/>
-          <w:sz w:val="21"/>
-          <w:szCs w:val="21"/>
-          <w:lang w:eastAsia="en-GB"/>
-        </w:rPr>
-        <w:t xml:space="preserve"> </w:t>
-      </w:r>
-      <w:r>
-        <w:rPr>
-          <w:rFonts w:ascii="Consolas" w:eastAsia="Times New Roman" w:hAnsi="Consolas" w:cs="Times New Roman"/>
-          <w:color w:val="569CD6"/>
-          <w:sz w:val="21"/>
-          <w:szCs w:val="21"/>
-          <w:lang w:eastAsia="en-GB"/>
-        </w:rPr>
-        <w:t>increment</w:t>
-      </w:r>
-      <w:r>
-        <w:rPr>
-          <w:rFonts w:ascii="Consolas" w:eastAsia="Times New Roman" w:hAnsi="Consolas" w:cs="Times New Roman"/>
-          <w:color w:val="D4D4D4"/>
-          <w:sz w:val="21"/>
-          <w:szCs w:val="21"/>
-          <w:lang w:eastAsia="en-GB"/>
-        </w:rPr>
-        <w:t>]</w:t>
+        <w:t xml:space="preserve">   </w:t>
+      </w:r>
+      <w:r>
+        <w:rPr>
+          <w:rFonts w:ascii="Consolas" w:eastAsia="Times New Roman" w:hAnsi="Consolas" w:cs="Times New Roman"/>
+          <w:color w:val="608B4E"/>
+          <w:sz w:val="21"/>
+          <w:szCs w:val="21"/>
+          <w:lang w:eastAsia="en-GB"/>
+        </w:rPr>
+        <w:t>// Foreign Key index firma</w:t>
       </w:r>
     </w:p>
     <w:p>
@@ -19725,7 +19991,7 @@
           <w:szCs w:val="21"/>
           <w:lang w:eastAsia="en-GB"/>
         </w:rPr>
-        <w:t>companyId</w:t>
+        <w:t>importedDate</w:t>
       </w:r>
       <w:proofErr w:type="spellEnd"/>
       <w:proofErr w:type="gramEnd"/>
@@ -19747,27 +20013,7 @@
           <w:szCs w:val="21"/>
           <w:lang w:eastAsia="en-GB"/>
         </w:rPr>
-        <w:t>integer</w:t>
-      </w:r>
-      <w:r>
-        <w:rPr>
-          <w:rFonts w:ascii="Consolas" w:eastAsia="Times New Roman" w:hAnsi="Consolas" w:cs="Times New Roman"/>
-          <w:color w:val="D4D4D4"/>
-          <w:sz w:val="21"/>
-          <w:szCs w:val="21"/>
-          <w:lang w:eastAsia="en-GB"/>
-        </w:rPr>
-        <w:t xml:space="preserve">   </w:t>
-      </w:r>
-      <w:r>
-        <w:rPr>
-          <w:rFonts w:ascii="Consolas" w:eastAsia="Times New Roman" w:hAnsi="Consolas" w:cs="Times New Roman"/>
-          <w:color w:val="608B4E"/>
-          <w:sz w:val="21"/>
-          <w:szCs w:val="21"/>
-          <w:lang w:eastAsia="en-GB"/>
-        </w:rPr>
-        <w:t>// Foreign Key CUI firma</w:t>
+        <w:t>date</w:t>
       </w:r>
     </w:p>
     <w:p>
@@ -19782,50 +20028,6 @@
           <w:lang w:eastAsia="en-GB"/>
         </w:rPr>
       </w:pPr>
-      <w:r>
-        <w:rPr>
-          <w:rFonts w:ascii="Consolas" w:eastAsia="Times New Roman" w:hAnsi="Consolas" w:cs="Times New Roman"/>
-          <w:color w:val="D4D4D4"/>
-          <w:sz w:val="21"/>
-          <w:szCs w:val="21"/>
-          <w:lang w:eastAsia="en-GB"/>
-        </w:rPr>
-        <w:t xml:space="preserve">  </w:t>
-      </w:r>
-      <w:proofErr w:type="spellStart"/>
-      <w:proofErr w:type="gramStart"/>
-      <w:r>
-        <w:rPr>
-          <w:rFonts w:ascii="Consolas" w:eastAsia="Times New Roman" w:hAnsi="Consolas" w:cs="Times New Roman"/>
-          <w:color w:val="D4D4D4"/>
-          <w:sz w:val="21"/>
-          <w:szCs w:val="21"/>
-          <w:lang w:eastAsia="en-GB"/>
-        </w:rPr>
-        <w:t>importedDate</w:t>
-      </w:r>
-      <w:proofErr w:type="spellEnd"/>
-      <w:proofErr w:type="gramEnd"/>
-      <w:r>
-        <w:rPr>
-          <w:rFonts w:ascii="Consolas" w:eastAsia="Times New Roman" w:hAnsi="Consolas" w:cs="Times New Roman"/>
-          <w:color w:val="D4D4D4"/>
-          <w:sz w:val="21"/>
-          <w:szCs w:val="21"/>
-          <w:lang w:eastAsia="en-GB"/>
-        </w:rPr>
-        <w:t xml:space="preserve"> </w:t>
-      </w:r>
-      <w:r>
-        <w:rPr>
-          <w:rFonts w:ascii="Consolas" w:eastAsia="Times New Roman" w:hAnsi="Consolas" w:cs="Times New Roman"/>
-          <w:color w:val="569CD6"/>
-          <w:sz w:val="21"/>
-          <w:szCs w:val="21"/>
-          <w:lang w:eastAsia="en-GB"/>
-        </w:rPr>
-        <w:t>date</w:t>
-      </w:r>
     </w:p>
     <w:p>
       <w:pPr>
@@ -19839,6 +20041,50 @@
           <w:lang w:eastAsia="en-GB"/>
         </w:rPr>
       </w:pPr>
+      <w:r>
+        <w:rPr>
+          <w:rFonts w:ascii="Consolas" w:eastAsia="Times New Roman" w:hAnsi="Consolas" w:cs="Times New Roman"/>
+          <w:color w:val="D4D4D4"/>
+          <w:sz w:val="21"/>
+          <w:szCs w:val="21"/>
+          <w:lang w:eastAsia="en-GB"/>
+        </w:rPr>
+        <w:t xml:space="preserve">  </w:t>
+      </w:r>
+      <w:proofErr w:type="spellStart"/>
+      <w:proofErr w:type="gramStart"/>
+      <w:r>
+        <w:rPr>
+          <w:rFonts w:ascii="Consolas" w:eastAsia="Times New Roman" w:hAnsi="Consolas" w:cs="Times New Roman"/>
+          <w:color w:val="D4D4D4"/>
+          <w:sz w:val="21"/>
+          <w:szCs w:val="21"/>
+          <w:lang w:eastAsia="en-GB"/>
+        </w:rPr>
+        <w:t>fileName</w:t>
+      </w:r>
+      <w:proofErr w:type="spellEnd"/>
+      <w:proofErr w:type="gramEnd"/>
+      <w:r>
+        <w:rPr>
+          <w:rFonts w:ascii="Consolas" w:eastAsia="Times New Roman" w:hAnsi="Consolas" w:cs="Times New Roman"/>
+          <w:color w:val="D4D4D4"/>
+          <w:sz w:val="21"/>
+          <w:szCs w:val="21"/>
+          <w:lang w:eastAsia="en-GB"/>
+        </w:rPr>
+        <w:t xml:space="preserve"> </w:t>
+      </w:r>
+      <w:r>
+        <w:rPr>
+          <w:rFonts w:ascii="Consolas" w:eastAsia="Times New Roman" w:hAnsi="Consolas" w:cs="Times New Roman"/>
+          <w:color w:val="569CD6"/>
+          <w:sz w:val="21"/>
+          <w:szCs w:val="21"/>
+          <w:lang w:eastAsia="en-GB"/>
+        </w:rPr>
+        <w:t>string</w:t>
+      </w:r>
     </w:p>
     <w:p>
       <w:pPr>
@@ -19860,41 +20106,7 @@
           <w:szCs w:val="21"/>
           <w:lang w:eastAsia="en-GB"/>
         </w:rPr>
-        <w:t xml:space="preserve">  </w:t>
-      </w:r>
-      <w:proofErr w:type="spellStart"/>
-      <w:proofErr w:type="gramStart"/>
-      <w:r>
-        <w:rPr>
-          <w:rFonts w:ascii="Consolas" w:eastAsia="Times New Roman" w:hAnsi="Consolas" w:cs="Times New Roman"/>
-          <w:color w:val="D4D4D4"/>
-          <w:sz w:val="21"/>
-          <w:szCs w:val="21"/>
-          <w:lang w:eastAsia="en-GB"/>
-        </w:rPr>
-        <w:t>yearReported</w:t>
-      </w:r>
-      <w:proofErr w:type="spellEnd"/>
-      <w:proofErr w:type="gramEnd"/>
-      <w:r>
-        <w:rPr>
-          <w:rFonts w:ascii="Consolas" w:eastAsia="Times New Roman" w:hAnsi="Consolas" w:cs="Times New Roman"/>
-          <w:color w:val="D4D4D4"/>
-          <w:sz w:val="21"/>
-          <w:szCs w:val="21"/>
-          <w:lang w:eastAsia="en-GB"/>
-        </w:rPr>
-        <w:t xml:space="preserve"> </w:t>
-      </w:r>
-      <w:r>
-        <w:rPr>
-          <w:rFonts w:ascii="Consolas" w:eastAsia="Times New Roman" w:hAnsi="Consolas" w:cs="Times New Roman"/>
-          <w:color w:val="569CD6"/>
-          <w:sz w:val="21"/>
-          <w:szCs w:val="21"/>
-          <w:lang w:eastAsia="en-GB"/>
-        </w:rPr>
-        <w:t>integer</w:t>
+        <w:t>}</w:t>
       </w:r>
     </w:p>
     <w:p>
@@ -19925,66 +20137,44 @@
       <w:r>
         <w:rPr>
           <w:rFonts w:ascii="Consolas" w:eastAsia="Times New Roman" w:hAnsi="Consolas" w:cs="Times New Roman"/>
+          <w:color w:val="569CD6"/>
+          <w:sz w:val="21"/>
+          <w:szCs w:val="21"/>
+          <w:lang w:eastAsia="en-GB"/>
+        </w:rPr>
+        <w:t>Table</w:t>
+      </w:r>
+      <w:r>
+        <w:rPr>
+          <w:rFonts w:ascii="Consolas" w:eastAsia="Times New Roman" w:hAnsi="Consolas" w:cs="Times New Roman"/>
           <w:color w:val="D4D4D4"/>
           <w:sz w:val="21"/>
           <w:szCs w:val="21"/>
           <w:lang w:eastAsia="en-GB"/>
         </w:rPr>
-        <w:t xml:space="preserve">  </w:t>
-      </w:r>
-      <w:r>
-        <w:rPr>
-          <w:rFonts w:ascii="Consolas" w:eastAsia="Times New Roman" w:hAnsi="Consolas" w:cs="Times New Roman"/>
-          <w:color w:val="608B4E"/>
-          <w:sz w:val="21"/>
-          <w:szCs w:val="21"/>
-          <w:lang w:eastAsia="en-GB"/>
-        </w:rPr>
-        <w:t xml:space="preserve">// DATE FINANCIARE </w:t>
-      </w:r>
-      <w:proofErr w:type="spellStart"/>
-      <w:r>
-        <w:rPr>
-          <w:rFonts w:ascii="Consolas" w:eastAsia="Times New Roman" w:hAnsi="Consolas" w:cs="Times New Roman"/>
-          <w:color w:val="608B4E"/>
-          <w:sz w:val="21"/>
-          <w:szCs w:val="21"/>
-          <w:lang w:eastAsia="en-GB"/>
-        </w:rPr>
-        <w:t>extrase</w:t>
-      </w:r>
-      <w:proofErr w:type="spellEnd"/>
-      <w:r>
-        <w:rPr>
-          <w:rFonts w:ascii="Consolas" w:eastAsia="Times New Roman" w:hAnsi="Consolas" w:cs="Times New Roman"/>
-          <w:color w:val="608B4E"/>
-          <w:sz w:val="21"/>
-          <w:szCs w:val="21"/>
-          <w:lang w:eastAsia="en-GB"/>
-        </w:rPr>
-        <w:t xml:space="preserve"> din </w:t>
-      </w:r>
-      <w:proofErr w:type="spellStart"/>
-      <w:r>
-        <w:rPr>
-          <w:rFonts w:ascii="Consolas" w:eastAsia="Times New Roman" w:hAnsi="Consolas" w:cs="Times New Roman"/>
-          <w:color w:val="608B4E"/>
-          <w:sz w:val="21"/>
-          <w:szCs w:val="21"/>
-          <w:lang w:eastAsia="en-GB"/>
-        </w:rPr>
-        <w:t>csv</w:t>
-      </w:r>
-      <w:proofErr w:type="spellEnd"/>
-      <w:r>
-        <w:rPr>
-          <w:rFonts w:ascii="Consolas" w:eastAsia="Times New Roman" w:hAnsi="Consolas" w:cs="Times New Roman"/>
-          <w:color w:val="608B4E"/>
-          <w:sz w:val="21"/>
-          <w:szCs w:val="21"/>
-          <w:lang w:eastAsia="en-GB"/>
-        </w:rPr>
-        <w:t xml:space="preserve"> </w:t>
+        <w:t xml:space="preserve"> </w:t>
+      </w:r>
+      <w:proofErr w:type="spellStart"/>
+      <w:r>
+        <w:rPr>
+          <w:rFonts w:ascii="Consolas" w:eastAsia="Times New Roman" w:hAnsi="Consolas" w:cs="Times New Roman"/>
+          <w:color w:val="D4D4D4"/>
+          <w:sz w:val="21"/>
+          <w:szCs w:val="21"/>
+          <w:lang w:eastAsia="en-GB"/>
+        </w:rPr>
+        <w:t>YearlyFinancialReport</w:t>
+      </w:r>
+      <w:proofErr w:type="spellEnd"/>
+      <w:r>
+        <w:rPr>
+          <w:rFonts w:ascii="Consolas" w:eastAsia="Times New Roman" w:hAnsi="Consolas" w:cs="Times New Roman"/>
+          <w:color w:val="D4D4D4"/>
+          <w:sz w:val="21"/>
+          <w:szCs w:val="21"/>
+          <w:lang w:eastAsia="en-GB"/>
+        </w:rPr>
+        <w:t xml:space="preserve"> {</w:t>
       </w:r>
     </w:p>
     <w:p>
@@ -20007,6 +20197,7 @@
           <w:szCs w:val="21"/>
           <w:lang w:eastAsia="en-GB"/>
         </w:rPr>
+        <w:lastRenderedPageBreak/>
         <w:t xml:space="preserve">  </w:t>
       </w:r>
       <w:proofErr w:type="spellStart"/>
@@ -20019,7 +20210,7 @@
           <w:szCs w:val="21"/>
           <w:lang w:eastAsia="en-GB"/>
         </w:rPr>
-        <w:t>activeImobilizate</w:t>
+        <w:t>reportId</w:t>
       </w:r>
       <w:proofErr w:type="spellEnd"/>
       <w:proofErr w:type="gramEnd"/>
@@ -20041,7 +20232,7 @@
           <w:szCs w:val="21"/>
           <w:lang w:eastAsia="en-GB"/>
         </w:rPr>
-        <w:t>decimal</w:t>
+        <w:t>integer</w:t>
       </w:r>
       <w:r>
         <w:rPr>
@@ -20051,37 +20242,17 @@
           <w:szCs w:val="21"/>
           <w:lang w:eastAsia="en-GB"/>
         </w:rPr>
-        <w:t>(</w:t>
-      </w:r>
-      <w:r>
-        <w:rPr>
-          <w:rFonts w:ascii="Consolas" w:eastAsia="Times New Roman" w:hAnsi="Consolas" w:cs="Times New Roman"/>
-          <w:color w:val="B5CEA8"/>
-          <w:sz w:val="21"/>
-          <w:szCs w:val="21"/>
-          <w:lang w:eastAsia="en-GB"/>
-        </w:rPr>
-        <w:t>18</w:t>
-      </w:r>
-      <w:r>
-        <w:rPr>
-          <w:rFonts w:ascii="Consolas" w:eastAsia="Times New Roman" w:hAnsi="Consolas" w:cs="Times New Roman"/>
-          <w:color w:val="DCDCDC"/>
-          <w:sz w:val="21"/>
-          <w:szCs w:val="21"/>
-          <w:lang w:eastAsia="en-GB"/>
-        </w:rPr>
-        <w:t>,</w:t>
-      </w:r>
-      <w:r>
-        <w:rPr>
-          <w:rFonts w:ascii="Consolas" w:eastAsia="Times New Roman" w:hAnsi="Consolas" w:cs="Times New Roman"/>
-          <w:color w:val="B5CEA8"/>
-          <w:sz w:val="21"/>
-          <w:szCs w:val="21"/>
-          <w:lang w:eastAsia="en-GB"/>
-        </w:rPr>
-        <w:t>2</w:t>
+        <w:t xml:space="preserve"> [primary </w:t>
+      </w:r>
+      <w:r>
+        <w:rPr>
+          <w:rFonts w:ascii="Consolas" w:eastAsia="Times New Roman" w:hAnsi="Consolas" w:cs="Times New Roman"/>
+          <w:color w:val="569CD6"/>
+          <w:sz w:val="21"/>
+          <w:szCs w:val="21"/>
+          <w:lang w:eastAsia="en-GB"/>
+        </w:rPr>
+        <w:t>key</w:t>
       </w:r>
       <w:r>
         <w:rPr>
@@ -20091,8 +20262,30 @@
           <w:szCs w:val="21"/>
           <w:lang w:eastAsia="en-GB"/>
         </w:rPr>
-        <w:t>)</w:t>
-      </w:r>
+        <w:t xml:space="preserve">] </w:t>
+      </w:r>
+      <w:r>
+        <w:rPr>
+          <w:rFonts w:ascii="Consolas" w:eastAsia="Times New Roman" w:hAnsi="Consolas" w:cs="Times New Roman"/>
+          <w:color w:val="608B4E"/>
+          <w:sz w:val="21"/>
+          <w:szCs w:val="21"/>
+          <w:lang w:eastAsia="en-GB"/>
+        </w:rPr>
+        <w:t xml:space="preserve">// </w:t>
+      </w:r>
+      <w:proofErr w:type="spellStart"/>
+      <w:r>
+        <w:rPr>
+          <w:rFonts w:ascii="Consolas" w:eastAsia="Times New Roman" w:hAnsi="Consolas" w:cs="Times New Roman"/>
+          <w:color w:val="608B4E"/>
+          <w:sz w:val="21"/>
+          <w:szCs w:val="21"/>
+          <w:lang w:eastAsia="en-GB"/>
+        </w:rPr>
+        <w:t>autoincrement</w:t>
+      </w:r>
+      <w:proofErr w:type="spellEnd"/>
     </w:p>
     <w:p>
       <w:pPr>
@@ -20106,100 +20299,6 @@
           <w:lang w:eastAsia="en-GB"/>
         </w:rPr>
       </w:pPr>
-      <w:r>
-        <w:rPr>
-          <w:rFonts w:ascii="Consolas" w:eastAsia="Times New Roman" w:hAnsi="Consolas" w:cs="Times New Roman"/>
-          <w:color w:val="D4D4D4"/>
-          <w:sz w:val="21"/>
-          <w:szCs w:val="21"/>
-          <w:lang w:eastAsia="en-GB"/>
-        </w:rPr>
-        <w:t xml:space="preserve">  </w:t>
-      </w:r>
-      <w:proofErr w:type="spellStart"/>
-      <w:proofErr w:type="gramStart"/>
-      <w:r>
-        <w:rPr>
-          <w:rFonts w:ascii="Consolas" w:eastAsia="Times New Roman" w:hAnsi="Consolas" w:cs="Times New Roman"/>
-          <w:color w:val="D4D4D4"/>
-          <w:sz w:val="21"/>
-          <w:szCs w:val="21"/>
-          <w:lang w:eastAsia="en-GB"/>
-        </w:rPr>
-        <w:t>activeCirculante</w:t>
-      </w:r>
-      <w:proofErr w:type="spellEnd"/>
-      <w:proofErr w:type="gramEnd"/>
-      <w:r>
-        <w:rPr>
-          <w:rFonts w:ascii="Consolas" w:eastAsia="Times New Roman" w:hAnsi="Consolas" w:cs="Times New Roman"/>
-          <w:color w:val="D4D4D4"/>
-          <w:sz w:val="21"/>
-          <w:szCs w:val="21"/>
-          <w:lang w:eastAsia="en-GB"/>
-        </w:rPr>
-        <w:t xml:space="preserve"> </w:t>
-      </w:r>
-      <w:r>
-        <w:rPr>
-          <w:rFonts w:ascii="Consolas" w:eastAsia="Times New Roman" w:hAnsi="Consolas" w:cs="Times New Roman"/>
-          <w:color w:val="569CD6"/>
-          <w:sz w:val="21"/>
-          <w:szCs w:val="21"/>
-          <w:lang w:eastAsia="en-GB"/>
-        </w:rPr>
-        <w:t>decimal</w:t>
-      </w:r>
-      <w:r>
-        <w:rPr>
-          <w:rFonts w:ascii="Consolas" w:eastAsia="Times New Roman" w:hAnsi="Consolas" w:cs="Times New Roman"/>
-          <w:color w:val="D4D4D4"/>
-          <w:sz w:val="21"/>
-          <w:szCs w:val="21"/>
-          <w:lang w:eastAsia="en-GB"/>
-        </w:rPr>
-        <w:t>(</w:t>
-      </w:r>
-      <w:r>
-        <w:rPr>
-          <w:rFonts w:ascii="Consolas" w:eastAsia="Times New Roman" w:hAnsi="Consolas" w:cs="Times New Roman"/>
-          <w:color w:val="B5CEA8"/>
-          <w:sz w:val="21"/>
-          <w:szCs w:val="21"/>
-          <w:lang w:eastAsia="en-GB"/>
-        </w:rPr>
-        <w:t>18</w:t>
-      </w:r>
-      <w:r>
-        <w:rPr>
-          <w:rFonts w:ascii="Consolas" w:eastAsia="Times New Roman" w:hAnsi="Consolas" w:cs="Times New Roman"/>
-          <w:color w:val="DCDCDC"/>
-          <w:sz w:val="21"/>
-          <w:szCs w:val="21"/>
-          <w:lang w:eastAsia="en-GB"/>
-        </w:rPr>
-        <w:t>,</w:t>
-      </w:r>
-      <w:r>
-        <w:rPr>
-          <w:rFonts w:ascii="Consolas" w:eastAsia="Times New Roman" w:hAnsi="Consolas" w:cs="Times New Roman"/>
-          <w:color w:val="B5CEA8"/>
-          <w:sz w:val="21"/>
-          <w:szCs w:val="21"/>
-          <w:lang w:eastAsia="en-GB"/>
-        </w:rPr>
-        <w:t>2</w:t>
-      </w:r>
-      <w:r>
-        <w:rPr>
-          <w:rFonts w:ascii="Consolas" w:eastAsia="Times New Roman" w:hAnsi="Consolas" w:cs="Times New Roman"/>
-          <w:color w:val="D4D4D4"/>
-          <w:sz w:val="21"/>
-          <w:szCs w:val="21"/>
-          <w:lang w:eastAsia="en-GB"/>
-        </w:rPr>
-        <w:t>)</w:t>
-      </w:r>
     </w:p>
     <w:p>
       <w:pPr>
@@ -20233,7 +20332,7 @@
           <w:szCs w:val="21"/>
           <w:lang w:eastAsia="en-GB"/>
         </w:rPr>
-        <w:t>stocuri</w:t>
+        <w:t>importId</w:t>
       </w:r>
       <w:proofErr w:type="spellEnd"/>
       <w:proofErr w:type="gramEnd"/>
@@ -20255,7 +20354,7 @@
           <w:szCs w:val="21"/>
           <w:lang w:eastAsia="en-GB"/>
         </w:rPr>
-        <w:t>decimal</w:t>
+        <w:t>integer</w:t>
       </w:r>
       <w:r>
         <w:rPr>
@@ -20265,48 +20364,52 @@
           <w:szCs w:val="21"/>
           <w:lang w:eastAsia="en-GB"/>
         </w:rPr>
-        <w:t>(</w:t>
-      </w:r>
-      <w:r>
-        <w:rPr>
-          <w:rFonts w:ascii="Consolas" w:eastAsia="Times New Roman" w:hAnsi="Consolas" w:cs="Times New Roman"/>
-          <w:color w:val="B5CEA8"/>
-          <w:sz w:val="21"/>
-          <w:szCs w:val="21"/>
-          <w:lang w:eastAsia="en-GB"/>
-        </w:rPr>
-        <w:t>18</w:t>
-      </w:r>
-      <w:r>
-        <w:rPr>
-          <w:rFonts w:ascii="Consolas" w:eastAsia="Times New Roman" w:hAnsi="Consolas" w:cs="Times New Roman"/>
-          <w:color w:val="DCDCDC"/>
-          <w:sz w:val="21"/>
-          <w:szCs w:val="21"/>
-          <w:lang w:eastAsia="en-GB"/>
-        </w:rPr>
-        <w:t>,</w:t>
-      </w:r>
-      <w:r>
-        <w:rPr>
-          <w:rFonts w:ascii="Consolas" w:eastAsia="Times New Roman" w:hAnsi="Consolas" w:cs="Times New Roman"/>
-          <w:color w:val="B5CEA8"/>
-          <w:sz w:val="21"/>
-          <w:szCs w:val="21"/>
-          <w:lang w:eastAsia="en-GB"/>
-        </w:rPr>
-        <w:t>2</w:t>
-      </w:r>
-      <w:r>
-        <w:rPr>
-          <w:rFonts w:ascii="Consolas" w:eastAsia="Times New Roman" w:hAnsi="Consolas" w:cs="Times New Roman"/>
-          <w:color w:val="D4D4D4"/>
-          <w:sz w:val="21"/>
-          <w:szCs w:val="21"/>
-          <w:lang w:eastAsia="en-GB"/>
-        </w:rPr>
-        <w:t>)</w:t>
-      </w:r>
+        <w:t xml:space="preserve"> </w:t>
+      </w:r>
+      <w:r>
+        <w:rPr>
+          <w:rFonts w:ascii="Consolas" w:eastAsia="Times New Roman" w:hAnsi="Consolas" w:cs="Times New Roman"/>
+          <w:color w:val="608B4E"/>
+          <w:sz w:val="21"/>
+          <w:szCs w:val="21"/>
+          <w:lang w:eastAsia="en-GB"/>
+        </w:rPr>
+        <w:t xml:space="preserve">// Foreign Key index </w:t>
+      </w:r>
+      <w:proofErr w:type="spellStart"/>
+      <w:r>
+        <w:rPr>
+          <w:rFonts w:ascii="Consolas" w:eastAsia="Times New Roman" w:hAnsi="Consolas" w:cs="Times New Roman"/>
+          <w:color w:val="608B4E"/>
+          <w:sz w:val="21"/>
+          <w:szCs w:val="21"/>
+          <w:lang w:eastAsia="en-GB"/>
+        </w:rPr>
+        <w:t>fisier</w:t>
+      </w:r>
+      <w:proofErr w:type="spellEnd"/>
+      <w:r>
+        <w:rPr>
+          <w:rFonts w:ascii="Consolas" w:eastAsia="Times New Roman" w:hAnsi="Consolas" w:cs="Times New Roman"/>
+          <w:color w:val="608B4E"/>
+          <w:sz w:val="21"/>
+          <w:szCs w:val="21"/>
+          <w:lang w:eastAsia="en-GB"/>
+        </w:rPr>
+        <w:t xml:space="preserve"> </w:t>
+      </w:r>
+      <w:proofErr w:type="spellStart"/>
+      <w:r>
+        <w:rPr>
+          <w:rFonts w:ascii="Consolas" w:eastAsia="Times New Roman" w:hAnsi="Consolas" w:cs="Times New Roman"/>
+          <w:color w:val="608B4E"/>
+          <w:sz w:val="21"/>
+          <w:szCs w:val="21"/>
+          <w:lang w:eastAsia="en-GB"/>
+        </w:rPr>
+        <w:t>importat</w:t>
+      </w:r>
+      <w:proofErr w:type="spellEnd"/>
     </w:p>
     <w:p>
       <w:pPr>
@@ -20330,90 +20433,6 @@
         </w:rPr>
         <w:t xml:space="preserve">  </w:t>
       </w:r>
-      <w:proofErr w:type="spellStart"/>
-      <w:proofErr w:type="gramStart"/>
-      <w:r>
-        <w:rPr>
-          <w:rFonts w:ascii="Consolas" w:eastAsia="Times New Roman" w:hAnsi="Consolas" w:cs="Times New Roman"/>
-          <w:color w:val="D4D4D4"/>
-          <w:sz w:val="21"/>
-          <w:szCs w:val="21"/>
-          <w:lang w:eastAsia="en-GB"/>
-        </w:rPr>
-        <w:t>creante</w:t>
-      </w:r>
-      <w:proofErr w:type="spellEnd"/>
-      <w:proofErr w:type="gramEnd"/>
-      <w:r>
-        <w:rPr>
-          <w:rFonts w:ascii="Consolas" w:eastAsia="Times New Roman" w:hAnsi="Consolas" w:cs="Times New Roman"/>
-          <w:color w:val="D4D4D4"/>
-          <w:sz w:val="21"/>
-          <w:szCs w:val="21"/>
-          <w:lang w:eastAsia="en-GB"/>
-        </w:rPr>
-        <w:t xml:space="preserve"> </w:t>
-      </w:r>
-      <w:r>
-        <w:rPr>
-          <w:rFonts w:ascii="Consolas" w:eastAsia="Times New Roman" w:hAnsi="Consolas" w:cs="Times New Roman"/>
-          <w:color w:val="569CD6"/>
-          <w:sz w:val="21"/>
-          <w:szCs w:val="21"/>
-          <w:lang w:eastAsia="en-GB"/>
-        </w:rPr>
-        <w:t>decimal</w:t>
-      </w:r>
-      <w:r>
-        <w:rPr>
-          <w:rFonts w:ascii="Consolas" w:eastAsia="Times New Roman" w:hAnsi="Consolas" w:cs="Times New Roman"/>
-          <w:color w:val="D4D4D4"/>
-          <w:sz w:val="21"/>
-          <w:szCs w:val="21"/>
-          <w:lang w:eastAsia="en-GB"/>
-        </w:rPr>
-        <w:t>(</w:t>
-      </w:r>
-      <w:r>
-        <w:rPr>
-          <w:rFonts w:ascii="Consolas" w:eastAsia="Times New Roman" w:hAnsi="Consolas" w:cs="Times New Roman"/>
-          <w:color w:val="B5CEA8"/>
-          <w:sz w:val="21"/>
-          <w:szCs w:val="21"/>
-          <w:lang w:eastAsia="en-GB"/>
-        </w:rPr>
-        <w:t>18</w:t>
-      </w:r>
-      <w:r>
-        <w:rPr>
-          <w:rFonts w:ascii="Consolas" w:eastAsia="Times New Roman" w:hAnsi="Consolas" w:cs="Times New Roman"/>
-          <w:color w:val="DCDCDC"/>
-          <w:sz w:val="21"/>
-          <w:szCs w:val="21"/>
-          <w:lang w:eastAsia="en-GB"/>
-        </w:rPr>
-        <w:t>,</w:t>
-      </w:r>
-      <w:r>
-        <w:rPr>
-          <w:rFonts w:ascii="Consolas" w:eastAsia="Times New Roman" w:hAnsi="Consolas" w:cs="Times New Roman"/>
-          <w:color w:val="B5CEA8"/>
-          <w:sz w:val="21"/>
-          <w:szCs w:val="21"/>
-          <w:lang w:eastAsia="en-GB"/>
-        </w:rPr>
-        <w:t>2</w:t>
-      </w:r>
-      <w:r>
-        <w:rPr>
-          <w:rFonts w:ascii="Consolas" w:eastAsia="Times New Roman" w:hAnsi="Consolas" w:cs="Times New Roman"/>
-          <w:color w:val="D4D4D4"/>
-          <w:sz w:val="21"/>
-          <w:szCs w:val="21"/>
-          <w:lang w:eastAsia="en-GB"/>
-        </w:rPr>
-        <w:t>)</w:t>
-      </w:r>
     </w:p>
     <w:p>
       <w:pPr>
@@ -20437,88 +20456,50 @@
         </w:rPr>
         <w:t xml:space="preserve">  </w:t>
       </w:r>
-      <w:proofErr w:type="gramStart"/>
-      <w:r>
-        <w:rPr>
-          <w:rFonts w:ascii="Consolas" w:eastAsia="Times New Roman" w:hAnsi="Consolas" w:cs="Times New Roman"/>
-          <w:color w:val="D4D4D4"/>
-          <w:sz w:val="21"/>
-          <w:szCs w:val="21"/>
-          <w:lang w:eastAsia="en-GB"/>
-        </w:rPr>
-        <w:t>casa</w:t>
-      </w:r>
-      <w:proofErr w:type="gramEnd"/>
-      <w:r>
-        <w:rPr>
-          <w:rFonts w:ascii="Consolas" w:eastAsia="Times New Roman" w:hAnsi="Consolas" w:cs="Times New Roman"/>
-          <w:color w:val="D4D4D4"/>
-          <w:sz w:val="21"/>
-          <w:szCs w:val="21"/>
-          <w:lang w:eastAsia="en-GB"/>
-        </w:rPr>
-        <w:t xml:space="preserve"> </w:t>
-      </w:r>
-      <w:r>
-        <w:rPr>
-          <w:rFonts w:ascii="Consolas" w:eastAsia="Times New Roman" w:hAnsi="Consolas" w:cs="Times New Roman"/>
-          <w:color w:val="569CD6"/>
-          <w:sz w:val="21"/>
-          <w:szCs w:val="21"/>
-          <w:lang w:eastAsia="en-GB"/>
-        </w:rPr>
-        <w:t>decimal</w:t>
-      </w:r>
-      <w:r>
-        <w:rPr>
-          <w:rFonts w:ascii="Consolas" w:eastAsia="Times New Roman" w:hAnsi="Consolas" w:cs="Times New Roman"/>
-          <w:color w:val="D4D4D4"/>
-          <w:sz w:val="21"/>
-          <w:szCs w:val="21"/>
-          <w:lang w:eastAsia="en-GB"/>
-        </w:rPr>
-        <w:t>(</w:t>
-      </w:r>
-      <w:r>
-        <w:rPr>
-          <w:rFonts w:ascii="Consolas" w:eastAsia="Times New Roman" w:hAnsi="Consolas" w:cs="Times New Roman"/>
-          <w:color w:val="B5CEA8"/>
-          <w:sz w:val="21"/>
-          <w:szCs w:val="21"/>
-          <w:lang w:eastAsia="en-GB"/>
-        </w:rPr>
-        <w:t>18</w:t>
-      </w:r>
-      <w:r>
-        <w:rPr>
-          <w:rFonts w:ascii="Consolas" w:eastAsia="Times New Roman" w:hAnsi="Consolas" w:cs="Times New Roman"/>
-          <w:color w:val="DCDCDC"/>
-          <w:sz w:val="21"/>
-          <w:szCs w:val="21"/>
-          <w:lang w:eastAsia="en-GB"/>
-        </w:rPr>
-        <w:t>,</w:t>
-      </w:r>
-      <w:r>
-        <w:rPr>
-          <w:rFonts w:ascii="Consolas" w:eastAsia="Times New Roman" w:hAnsi="Consolas" w:cs="Times New Roman"/>
-          <w:color w:val="B5CEA8"/>
-          <w:sz w:val="21"/>
-          <w:szCs w:val="21"/>
-          <w:lang w:eastAsia="en-GB"/>
-        </w:rPr>
-        <w:t>2</w:t>
-      </w:r>
-      <w:r>
-        <w:rPr>
-          <w:rFonts w:ascii="Consolas" w:eastAsia="Times New Roman" w:hAnsi="Consolas" w:cs="Times New Roman"/>
-          <w:color w:val="D4D4D4"/>
-          <w:sz w:val="21"/>
-          <w:szCs w:val="21"/>
-          <w:lang w:eastAsia="en-GB"/>
-        </w:rPr>
-        <w:t>)</w:t>
-      </w:r>
+      <w:r>
+        <w:rPr>
+          <w:rFonts w:ascii="Consolas" w:eastAsia="Times New Roman" w:hAnsi="Consolas" w:cs="Times New Roman"/>
+          <w:color w:val="608B4E"/>
+          <w:sz w:val="21"/>
+          <w:szCs w:val="21"/>
+          <w:lang w:eastAsia="en-GB"/>
+        </w:rPr>
+        <w:t>//</w:t>
+      </w:r>
+      <w:proofErr w:type="spellStart"/>
+      <w:r>
+        <w:rPr>
+          <w:rFonts w:ascii="Consolas" w:eastAsia="Times New Roman" w:hAnsi="Consolas" w:cs="Times New Roman"/>
+          <w:color w:val="608B4E"/>
+          <w:sz w:val="21"/>
+          <w:szCs w:val="21"/>
+          <w:lang w:eastAsia="en-GB"/>
+        </w:rPr>
+        <w:t>datele</w:t>
+      </w:r>
+      <w:proofErr w:type="spellEnd"/>
+      <w:r>
+        <w:rPr>
+          <w:rFonts w:ascii="Consolas" w:eastAsia="Times New Roman" w:hAnsi="Consolas" w:cs="Times New Roman"/>
+          <w:color w:val="608B4E"/>
+          <w:sz w:val="21"/>
+          <w:szCs w:val="21"/>
+          <w:lang w:eastAsia="en-GB"/>
+        </w:rPr>
+        <w:t xml:space="preserve"> din </w:t>
+      </w:r>
+      <w:proofErr w:type="spellStart"/>
+      <w:r>
+        <w:rPr>
+          <w:rFonts w:ascii="Consolas" w:eastAsia="Times New Roman" w:hAnsi="Consolas" w:cs="Times New Roman"/>
+          <w:color w:val="608B4E"/>
+          <w:sz w:val="21"/>
+          <w:szCs w:val="21"/>
+          <w:lang w:eastAsia="en-GB"/>
+        </w:rPr>
+        <w:t>fisier</w:t>
+      </w:r>
+      <w:proofErr w:type="spellEnd"/>
     </w:p>
     <w:p>
       <w:pPr>
@@ -20540,31 +20521,7 @@
           <w:szCs w:val="21"/>
           <w:lang w:eastAsia="en-GB"/>
         </w:rPr>
-        <w:t xml:space="preserve">  </w:t>
-      </w:r>
-      <w:proofErr w:type="spellStart"/>
-      <w:proofErr w:type="gramStart"/>
-      <w:r>
-        <w:rPr>
-          <w:rFonts w:ascii="Consolas" w:eastAsia="Times New Roman" w:hAnsi="Consolas" w:cs="Times New Roman"/>
-          <w:color w:val="D4D4D4"/>
-          <w:sz w:val="21"/>
-          <w:szCs w:val="21"/>
-          <w:lang w:eastAsia="en-GB"/>
-        </w:rPr>
-        <w:t>cheltuieliAvans</w:t>
-      </w:r>
-      <w:proofErr w:type="spellEnd"/>
-      <w:proofErr w:type="gramEnd"/>
-      <w:r>
-        <w:rPr>
-          <w:rFonts w:ascii="Consolas" w:eastAsia="Times New Roman" w:hAnsi="Consolas" w:cs="Times New Roman"/>
-          <w:color w:val="D4D4D4"/>
-          <w:sz w:val="21"/>
-          <w:szCs w:val="21"/>
-          <w:lang w:eastAsia="en-GB"/>
-        </w:rPr>
-        <w:t xml:space="preserve"> </w:t>
+        <w:t xml:space="preserve">  CUI </w:t>
       </w:r>
       <w:r>
         <w:rPr>
@@ -20574,57 +20531,7 @@
           <w:szCs w:val="21"/>
           <w:lang w:eastAsia="en-GB"/>
         </w:rPr>
-        <w:t>decimal</w:t>
-      </w:r>
-      <w:r>
-        <w:rPr>
-          <w:rFonts w:ascii="Consolas" w:eastAsia="Times New Roman" w:hAnsi="Consolas" w:cs="Times New Roman"/>
-          <w:color w:val="D4D4D4"/>
-          <w:sz w:val="21"/>
-          <w:szCs w:val="21"/>
-          <w:lang w:eastAsia="en-GB"/>
-        </w:rPr>
-        <w:t>(</w:t>
-      </w:r>
-      <w:r>
-        <w:rPr>
-          <w:rFonts w:ascii="Consolas" w:eastAsia="Times New Roman" w:hAnsi="Consolas" w:cs="Times New Roman"/>
-          <w:color w:val="B5CEA8"/>
-          <w:sz w:val="21"/>
-          <w:szCs w:val="21"/>
-          <w:lang w:eastAsia="en-GB"/>
-        </w:rPr>
-        <w:t>18</w:t>
-      </w:r>
-      <w:r>
-        <w:rPr>
-          <w:rFonts w:ascii="Consolas" w:eastAsia="Times New Roman" w:hAnsi="Consolas" w:cs="Times New Roman"/>
-          <w:color w:val="DCDCDC"/>
-          <w:sz w:val="21"/>
-          <w:szCs w:val="21"/>
-          <w:lang w:eastAsia="en-GB"/>
-        </w:rPr>
-        <w:t>,</w:t>
-      </w:r>
-      <w:r>
-        <w:rPr>
-          <w:rFonts w:ascii="Consolas" w:eastAsia="Times New Roman" w:hAnsi="Consolas" w:cs="Times New Roman"/>
-          <w:color w:val="B5CEA8"/>
-          <w:sz w:val="21"/>
-          <w:szCs w:val="21"/>
-          <w:lang w:eastAsia="en-GB"/>
-        </w:rPr>
-        <w:t>2</w:t>
-      </w:r>
-      <w:r>
-        <w:rPr>
-          <w:rFonts w:ascii="Consolas" w:eastAsia="Times New Roman" w:hAnsi="Consolas" w:cs="Times New Roman"/>
-          <w:color w:val="D4D4D4"/>
-          <w:sz w:val="21"/>
-          <w:szCs w:val="21"/>
-          <w:lang w:eastAsia="en-GB"/>
-        </w:rPr>
-        <w:t>)</w:t>
+        <w:t>integer</w:t>
       </w:r>
     </w:p>
     <w:p>
@@ -20659,7 +20566,7 @@
           <w:szCs w:val="21"/>
           <w:lang w:eastAsia="en-GB"/>
         </w:rPr>
-        <w:t>datorii</w:t>
+        <w:t>yearReported</w:t>
       </w:r>
       <w:proofErr w:type="spellEnd"/>
       <w:proofErr w:type="gramEnd"/>
@@ -20681,57 +20588,7 @@
           <w:szCs w:val="21"/>
           <w:lang w:eastAsia="en-GB"/>
         </w:rPr>
-        <w:t>decimal</w:t>
-      </w:r>
-      <w:r>
-        <w:rPr>
-          <w:rFonts w:ascii="Consolas" w:eastAsia="Times New Roman" w:hAnsi="Consolas" w:cs="Times New Roman"/>
-          <w:color w:val="D4D4D4"/>
-          <w:sz w:val="21"/>
-          <w:szCs w:val="21"/>
-          <w:lang w:eastAsia="en-GB"/>
-        </w:rPr>
-        <w:t>(</w:t>
-      </w:r>
-      <w:r>
-        <w:rPr>
-          <w:rFonts w:ascii="Consolas" w:eastAsia="Times New Roman" w:hAnsi="Consolas" w:cs="Times New Roman"/>
-          <w:color w:val="B5CEA8"/>
-          <w:sz w:val="21"/>
-          <w:szCs w:val="21"/>
-          <w:lang w:eastAsia="en-GB"/>
-        </w:rPr>
-        <w:t>18</w:t>
-      </w:r>
-      <w:r>
-        <w:rPr>
-          <w:rFonts w:ascii="Consolas" w:eastAsia="Times New Roman" w:hAnsi="Consolas" w:cs="Times New Roman"/>
-          <w:color w:val="DCDCDC"/>
-          <w:sz w:val="21"/>
-          <w:szCs w:val="21"/>
-          <w:lang w:eastAsia="en-GB"/>
-        </w:rPr>
-        <w:t>,</w:t>
-      </w:r>
-      <w:r>
-        <w:rPr>
-          <w:rFonts w:ascii="Consolas" w:eastAsia="Times New Roman" w:hAnsi="Consolas" w:cs="Times New Roman"/>
-          <w:color w:val="B5CEA8"/>
-          <w:sz w:val="21"/>
-          <w:szCs w:val="21"/>
-          <w:lang w:eastAsia="en-GB"/>
-        </w:rPr>
-        <w:t>2</w:t>
-      </w:r>
-      <w:r>
-        <w:rPr>
-          <w:rFonts w:ascii="Consolas" w:eastAsia="Times New Roman" w:hAnsi="Consolas" w:cs="Times New Roman"/>
-          <w:color w:val="D4D4D4"/>
-          <w:sz w:val="21"/>
-          <w:szCs w:val="21"/>
-          <w:lang w:eastAsia="en-GB"/>
-        </w:rPr>
-        <w:t>)</w:t>
+        <w:t>integer</w:t>
       </w:r>
     </w:p>
     <w:p>
@@ -20746,100 +20603,6 @@
           <w:lang w:eastAsia="en-GB"/>
         </w:rPr>
       </w:pPr>
-      <w:r>
-        <w:rPr>
-          <w:rFonts w:ascii="Consolas" w:eastAsia="Times New Roman" w:hAnsi="Consolas" w:cs="Times New Roman"/>
-          <w:color w:val="D4D4D4"/>
-          <w:sz w:val="21"/>
-          <w:szCs w:val="21"/>
-          <w:lang w:eastAsia="en-GB"/>
-        </w:rPr>
-        <w:t xml:space="preserve">  </w:t>
-      </w:r>
-      <w:proofErr w:type="spellStart"/>
-      <w:proofErr w:type="gramStart"/>
-      <w:r>
-        <w:rPr>
-          <w:rFonts w:ascii="Consolas" w:eastAsia="Times New Roman" w:hAnsi="Consolas" w:cs="Times New Roman"/>
-          <w:color w:val="D4D4D4"/>
-          <w:sz w:val="21"/>
-          <w:szCs w:val="21"/>
-          <w:lang w:eastAsia="en-GB"/>
-        </w:rPr>
-        <w:t>venituriAvans</w:t>
-      </w:r>
-      <w:proofErr w:type="spellEnd"/>
-      <w:proofErr w:type="gramEnd"/>
-      <w:r>
-        <w:rPr>
-          <w:rFonts w:ascii="Consolas" w:eastAsia="Times New Roman" w:hAnsi="Consolas" w:cs="Times New Roman"/>
-          <w:color w:val="D4D4D4"/>
-          <w:sz w:val="21"/>
-          <w:szCs w:val="21"/>
-          <w:lang w:eastAsia="en-GB"/>
-        </w:rPr>
-        <w:t xml:space="preserve"> </w:t>
-      </w:r>
-      <w:r>
-        <w:rPr>
-          <w:rFonts w:ascii="Consolas" w:eastAsia="Times New Roman" w:hAnsi="Consolas" w:cs="Times New Roman"/>
-          <w:color w:val="569CD6"/>
-          <w:sz w:val="21"/>
-          <w:szCs w:val="21"/>
-          <w:lang w:eastAsia="en-GB"/>
-        </w:rPr>
-        <w:t>decimal</w:t>
-      </w:r>
-      <w:r>
-        <w:rPr>
-          <w:rFonts w:ascii="Consolas" w:eastAsia="Times New Roman" w:hAnsi="Consolas" w:cs="Times New Roman"/>
-          <w:color w:val="D4D4D4"/>
-          <w:sz w:val="21"/>
-          <w:szCs w:val="21"/>
-          <w:lang w:eastAsia="en-GB"/>
-        </w:rPr>
-        <w:t>(</w:t>
-      </w:r>
-      <w:r>
-        <w:rPr>
-          <w:rFonts w:ascii="Consolas" w:eastAsia="Times New Roman" w:hAnsi="Consolas" w:cs="Times New Roman"/>
-          <w:color w:val="B5CEA8"/>
-          <w:sz w:val="21"/>
-          <w:szCs w:val="21"/>
-          <w:lang w:eastAsia="en-GB"/>
-        </w:rPr>
-        <w:t>18</w:t>
-      </w:r>
-      <w:r>
-        <w:rPr>
-          <w:rFonts w:ascii="Consolas" w:eastAsia="Times New Roman" w:hAnsi="Consolas" w:cs="Times New Roman"/>
-          <w:color w:val="DCDCDC"/>
-          <w:sz w:val="21"/>
-          <w:szCs w:val="21"/>
-          <w:lang w:eastAsia="en-GB"/>
-        </w:rPr>
-        <w:t>,</w:t>
-      </w:r>
-      <w:r>
-        <w:rPr>
-          <w:rFonts w:ascii="Consolas" w:eastAsia="Times New Roman" w:hAnsi="Consolas" w:cs="Times New Roman"/>
-          <w:color w:val="B5CEA8"/>
-          <w:sz w:val="21"/>
-          <w:szCs w:val="21"/>
-          <w:lang w:eastAsia="en-GB"/>
-        </w:rPr>
-        <w:t>2</w:t>
-      </w:r>
-      <w:r>
-        <w:rPr>
-          <w:rFonts w:ascii="Consolas" w:eastAsia="Times New Roman" w:hAnsi="Consolas" w:cs="Times New Roman"/>
-          <w:color w:val="D4D4D4"/>
-          <w:sz w:val="21"/>
-          <w:szCs w:val="21"/>
-          <w:lang w:eastAsia="en-GB"/>
-        </w:rPr>
-        <w:t>)</w:t>
-      </w:r>
     </w:p>
     <w:p>
       <w:pPr>
@@ -20863,89 +20626,37 @@
         </w:rPr>
         <w:t xml:space="preserve">  </w:t>
       </w:r>
-      <w:proofErr w:type="spellStart"/>
-      <w:proofErr w:type="gramStart"/>
-      <w:r>
-        <w:rPr>
-          <w:rFonts w:ascii="Consolas" w:eastAsia="Times New Roman" w:hAnsi="Consolas" w:cs="Times New Roman"/>
-          <w:color w:val="D4D4D4"/>
-          <w:sz w:val="21"/>
-          <w:szCs w:val="21"/>
-          <w:lang w:eastAsia="en-GB"/>
-        </w:rPr>
-        <w:t>provizioane</w:t>
-      </w:r>
-      <w:proofErr w:type="spellEnd"/>
-      <w:proofErr w:type="gramEnd"/>
-      <w:r>
-        <w:rPr>
-          <w:rFonts w:ascii="Consolas" w:eastAsia="Times New Roman" w:hAnsi="Consolas" w:cs="Times New Roman"/>
-          <w:color w:val="D4D4D4"/>
-          <w:sz w:val="21"/>
-          <w:szCs w:val="21"/>
-          <w:lang w:eastAsia="en-GB"/>
-        </w:rPr>
-        <w:t xml:space="preserve"> </w:t>
-      </w:r>
-      <w:r>
-        <w:rPr>
-          <w:rFonts w:ascii="Consolas" w:eastAsia="Times New Roman" w:hAnsi="Consolas" w:cs="Times New Roman"/>
-          <w:color w:val="569CD6"/>
-          <w:sz w:val="21"/>
-          <w:szCs w:val="21"/>
-          <w:lang w:eastAsia="en-GB"/>
-        </w:rPr>
-        <w:t>decimal</w:t>
-      </w:r>
-      <w:r>
-        <w:rPr>
-          <w:rFonts w:ascii="Consolas" w:eastAsia="Times New Roman" w:hAnsi="Consolas" w:cs="Times New Roman"/>
-          <w:color w:val="D4D4D4"/>
-          <w:sz w:val="21"/>
-          <w:szCs w:val="21"/>
-          <w:lang w:eastAsia="en-GB"/>
-        </w:rPr>
-        <w:t>(</w:t>
-      </w:r>
-      <w:r>
-        <w:rPr>
-          <w:rFonts w:ascii="Consolas" w:eastAsia="Times New Roman" w:hAnsi="Consolas" w:cs="Times New Roman"/>
-          <w:color w:val="B5CEA8"/>
-          <w:sz w:val="21"/>
-          <w:szCs w:val="21"/>
-          <w:lang w:eastAsia="en-GB"/>
-        </w:rPr>
-        <w:t>18</w:t>
-      </w:r>
-      <w:r>
-        <w:rPr>
-          <w:rFonts w:ascii="Consolas" w:eastAsia="Times New Roman" w:hAnsi="Consolas" w:cs="Times New Roman"/>
-          <w:color w:val="DCDCDC"/>
-          <w:sz w:val="21"/>
-          <w:szCs w:val="21"/>
-          <w:lang w:eastAsia="en-GB"/>
-        </w:rPr>
-        <w:t>,</w:t>
-      </w:r>
-      <w:r>
-        <w:rPr>
-          <w:rFonts w:ascii="Consolas" w:eastAsia="Times New Roman" w:hAnsi="Consolas" w:cs="Times New Roman"/>
-          <w:color w:val="B5CEA8"/>
-          <w:sz w:val="21"/>
-          <w:szCs w:val="21"/>
-          <w:lang w:eastAsia="en-GB"/>
-        </w:rPr>
-        <w:t>2</w:t>
-      </w:r>
-      <w:r>
-        <w:rPr>
-          <w:rFonts w:ascii="Consolas" w:eastAsia="Times New Roman" w:hAnsi="Consolas" w:cs="Times New Roman"/>
-          <w:color w:val="D4D4D4"/>
-          <w:sz w:val="21"/>
-          <w:szCs w:val="21"/>
-          <w:lang w:eastAsia="en-GB"/>
-        </w:rPr>
-        <w:t>)</w:t>
+      <w:r>
+        <w:rPr>
+          <w:rFonts w:ascii="Consolas" w:eastAsia="Times New Roman" w:hAnsi="Consolas" w:cs="Times New Roman"/>
+          <w:color w:val="608B4E"/>
+          <w:sz w:val="21"/>
+          <w:szCs w:val="21"/>
+          <w:lang w:eastAsia="en-GB"/>
+        </w:rPr>
+        <w:t xml:space="preserve">// </w:t>
+      </w:r>
+      <w:proofErr w:type="spellStart"/>
+      <w:r>
+        <w:rPr>
+          <w:rFonts w:ascii="Consolas" w:eastAsia="Times New Roman" w:hAnsi="Consolas" w:cs="Times New Roman"/>
+          <w:color w:val="608B4E"/>
+          <w:sz w:val="21"/>
+          <w:szCs w:val="21"/>
+          <w:lang w:eastAsia="en-GB"/>
+        </w:rPr>
+        <w:t>financiare</w:t>
+      </w:r>
+      <w:proofErr w:type="spellEnd"/>
+      <w:r>
+        <w:rPr>
+          <w:rFonts w:ascii="Consolas" w:eastAsia="Times New Roman" w:hAnsi="Consolas" w:cs="Times New Roman"/>
+          <w:color w:val="608B4E"/>
+          <w:sz w:val="21"/>
+          <w:szCs w:val="21"/>
+          <w:lang w:eastAsia="en-GB"/>
+        </w:rPr>
+        <w:t xml:space="preserve"> </w:t>
       </w:r>
     </w:p>
     <w:p>
@@ -20980,7 +20691,7 @@
           <w:szCs w:val="21"/>
           <w:lang w:eastAsia="en-GB"/>
         </w:rPr>
-        <w:t>capitaluriTotale</w:t>
+        <w:t>activeImobilizate</w:t>
       </w:r>
       <w:proofErr w:type="spellEnd"/>
       <w:proofErr w:type="gramEnd"/>
@@ -21087,7 +20798,7 @@
           <w:szCs w:val="21"/>
           <w:lang w:eastAsia="en-GB"/>
         </w:rPr>
-        <w:t>capitalVarsat</w:t>
+        <w:t>activeCirculante</w:t>
       </w:r>
       <w:proofErr w:type="spellEnd"/>
       <w:proofErr w:type="gramEnd"/>
@@ -21194,7 +20905,7 @@
           <w:szCs w:val="21"/>
           <w:lang w:eastAsia="en-GB"/>
         </w:rPr>
-        <w:t>patrimoniu</w:t>
+        <w:t>stocuri</w:t>
       </w:r>
       <w:proofErr w:type="spellEnd"/>
       <w:proofErr w:type="gramEnd"/>
@@ -21301,7 +21012,7 @@
           <w:szCs w:val="21"/>
           <w:lang w:eastAsia="en-GB"/>
         </w:rPr>
-        <w:t>cifraAfaceriNet</w:t>
+        <w:t>creante</w:t>
       </w:r>
       <w:proofErr w:type="spellEnd"/>
       <w:proofErr w:type="gramEnd"/>
@@ -21398,7 +21109,6 @@
         </w:rPr>
         <w:t xml:space="preserve">  </w:t>
       </w:r>
-      <w:proofErr w:type="spellStart"/>
       <w:proofErr w:type="gramStart"/>
       <w:r>
         <w:rPr>
@@ -21408,9 +21118,8 @@
           <w:szCs w:val="21"/>
           <w:lang w:eastAsia="en-GB"/>
         </w:rPr>
-        <w:t>venituriTotale</w:t>
-      </w:r>
-      <w:proofErr w:type="spellEnd"/>
+        <w:t>casa</w:t>
+      </w:r>
       <w:proofErr w:type="gramEnd"/>
       <w:r>
         <w:rPr>
@@ -21515,7 +21224,7 @@
           <w:szCs w:val="21"/>
           <w:lang w:eastAsia="en-GB"/>
         </w:rPr>
-        <w:t>cheltuieliTotale</w:t>
+        <w:t>cheltuieliAvans</w:t>
       </w:r>
       <w:proofErr w:type="spellEnd"/>
       <w:proofErr w:type="gramEnd"/>
@@ -21622,7 +21331,7 @@
           <w:szCs w:val="21"/>
           <w:lang w:eastAsia="en-GB"/>
         </w:rPr>
-        <w:t>profitBrut</w:t>
+        <w:t>datorii</w:t>
       </w:r>
       <w:proofErr w:type="spellEnd"/>
       <w:proofErr w:type="gramEnd"/>
@@ -21729,7 +21438,7 @@
           <w:szCs w:val="21"/>
           <w:lang w:eastAsia="en-GB"/>
         </w:rPr>
-        <w:t>pierdereBrut</w:t>
+        <w:t>venituriAvans</w:t>
       </w:r>
       <w:proofErr w:type="spellEnd"/>
       <w:proofErr w:type="gramEnd"/>
@@ -21836,7 +21545,7 @@
           <w:szCs w:val="21"/>
           <w:lang w:eastAsia="en-GB"/>
         </w:rPr>
-        <w:t>profitNet</w:t>
+        <w:t>provizioane</w:t>
       </w:r>
       <w:proofErr w:type="spellEnd"/>
       <w:proofErr w:type="gramEnd"/>
@@ -21943,7 +21652,7 @@
           <w:szCs w:val="21"/>
           <w:lang w:eastAsia="en-GB"/>
         </w:rPr>
-        <w:t>pierdereNet</w:t>
+        <w:t>capitaluriTotale</w:t>
       </w:r>
       <w:proofErr w:type="spellEnd"/>
       <w:proofErr w:type="gramEnd"/>
@@ -22050,7 +21759,7 @@
           <w:szCs w:val="21"/>
           <w:lang w:eastAsia="en-GB"/>
         </w:rPr>
-        <w:t>salariati</w:t>
+        <w:t>capitalVarsat</w:t>
       </w:r>
       <w:proofErr w:type="spellEnd"/>
       <w:proofErr w:type="gramEnd"/>
@@ -22072,7 +21781,7 @@
           <w:szCs w:val="21"/>
           <w:lang w:eastAsia="en-GB"/>
         </w:rPr>
-        <w:t>integer</w:t>
+        <w:t>decimal</w:t>
       </w:r>
       <w:r>
         <w:rPr>
@@ -22082,7 +21791,47 @@
           <w:szCs w:val="21"/>
           <w:lang w:eastAsia="en-GB"/>
         </w:rPr>
-        <w:t xml:space="preserve"> </w:t>
+        <w:t>(</w:t>
+      </w:r>
+      <w:r>
+        <w:rPr>
+          <w:rFonts w:ascii="Consolas" w:eastAsia="Times New Roman" w:hAnsi="Consolas" w:cs="Times New Roman"/>
+          <w:color w:val="B5CEA8"/>
+          <w:sz w:val="21"/>
+          <w:szCs w:val="21"/>
+          <w:lang w:eastAsia="en-GB"/>
+        </w:rPr>
+        <w:t>18</w:t>
+      </w:r>
+      <w:r>
+        <w:rPr>
+          <w:rFonts w:ascii="Consolas" w:eastAsia="Times New Roman" w:hAnsi="Consolas" w:cs="Times New Roman"/>
+          <w:color w:val="DCDCDC"/>
+          <w:sz w:val="21"/>
+          <w:szCs w:val="21"/>
+          <w:lang w:eastAsia="en-GB"/>
+        </w:rPr>
+        <w:t>,</w:t>
+      </w:r>
+      <w:r>
+        <w:rPr>
+          <w:rFonts w:ascii="Consolas" w:eastAsia="Times New Roman" w:hAnsi="Consolas" w:cs="Times New Roman"/>
+          <w:color w:val="B5CEA8"/>
+          <w:sz w:val="21"/>
+          <w:szCs w:val="21"/>
+          <w:lang w:eastAsia="en-GB"/>
+        </w:rPr>
+        <w:t>2</w:t>
+      </w:r>
+      <w:r>
+        <w:rPr>
+          <w:rFonts w:ascii="Consolas" w:eastAsia="Times New Roman" w:hAnsi="Consolas" w:cs="Times New Roman"/>
+          <w:color w:val="D4D4D4"/>
+          <w:sz w:val="21"/>
+          <w:szCs w:val="21"/>
+          <w:lang w:eastAsia="en-GB"/>
+        </w:rPr>
+        <w:t>)</w:t>
       </w:r>
     </w:p>
     <w:p>
@@ -22097,6 +21846,100 @@
           <w:lang w:eastAsia="en-GB"/>
         </w:rPr>
       </w:pPr>
+      <w:r>
+        <w:rPr>
+          <w:rFonts w:ascii="Consolas" w:eastAsia="Times New Roman" w:hAnsi="Consolas" w:cs="Times New Roman"/>
+          <w:color w:val="D4D4D4"/>
+          <w:sz w:val="21"/>
+          <w:szCs w:val="21"/>
+          <w:lang w:eastAsia="en-GB"/>
+        </w:rPr>
+        <w:t xml:space="preserve">  </w:t>
+      </w:r>
+      <w:proofErr w:type="spellStart"/>
+      <w:proofErr w:type="gramStart"/>
+      <w:r>
+        <w:rPr>
+          <w:rFonts w:ascii="Consolas" w:eastAsia="Times New Roman" w:hAnsi="Consolas" w:cs="Times New Roman"/>
+          <w:color w:val="D4D4D4"/>
+          <w:sz w:val="21"/>
+          <w:szCs w:val="21"/>
+          <w:lang w:eastAsia="en-GB"/>
+        </w:rPr>
+        <w:t>patrimoniu</w:t>
+      </w:r>
+      <w:proofErr w:type="spellEnd"/>
+      <w:proofErr w:type="gramEnd"/>
+      <w:r>
+        <w:rPr>
+          <w:rFonts w:ascii="Consolas" w:eastAsia="Times New Roman" w:hAnsi="Consolas" w:cs="Times New Roman"/>
+          <w:color w:val="D4D4D4"/>
+          <w:sz w:val="21"/>
+          <w:szCs w:val="21"/>
+          <w:lang w:eastAsia="en-GB"/>
+        </w:rPr>
+        <w:t xml:space="preserve"> </w:t>
+      </w:r>
+      <w:r>
+        <w:rPr>
+          <w:rFonts w:ascii="Consolas" w:eastAsia="Times New Roman" w:hAnsi="Consolas" w:cs="Times New Roman"/>
+          <w:color w:val="569CD6"/>
+          <w:sz w:val="21"/>
+          <w:szCs w:val="21"/>
+          <w:lang w:eastAsia="en-GB"/>
+        </w:rPr>
+        <w:t>decimal</w:t>
+      </w:r>
+      <w:r>
+        <w:rPr>
+          <w:rFonts w:ascii="Consolas" w:eastAsia="Times New Roman" w:hAnsi="Consolas" w:cs="Times New Roman"/>
+          <w:color w:val="D4D4D4"/>
+          <w:sz w:val="21"/>
+          <w:szCs w:val="21"/>
+          <w:lang w:eastAsia="en-GB"/>
+        </w:rPr>
+        <w:t>(</w:t>
+      </w:r>
+      <w:r>
+        <w:rPr>
+          <w:rFonts w:ascii="Consolas" w:eastAsia="Times New Roman" w:hAnsi="Consolas" w:cs="Times New Roman"/>
+          <w:color w:val="B5CEA8"/>
+          <w:sz w:val="21"/>
+          <w:szCs w:val="21"/>
+          <w:lang w:eastAsia="en-GB"/>
+        </w:rPr>
+        <w:t>18</w:t>
+      </w:r>
+      <w:r>
+        <w:rPr>
+          <w:rFonts w:ascii="Consolas" w:eastAsia="Times New Roman" w:hAnsi="Consolas" w:cs="Times New Roman"/>
+          <w:color w:val="DCDCDC"/>
+          <w:sz w:val="21"/>
+          <w:szCs w:val="21"/>
+          <w:lang w:eastAsia="en-GB"/>
+        </w:rPr>
+        <w:t>,</w:t>
+      </w:r>
+      <w:r>
+        <w:rPr>
+          <w:rFonts w:ascii="Consolas" w:eastAsia="Times New Roman" w:hAnsi="Consolas" w:cs="Times New Roman"/>
+          <w:color w:val="B5CEA8"/>
+          <w:sz w:val="21"/>
+          <w:szCs w:val="21"/>
+          <w:lang w:eastAsia="en-GB"/>
+        </w:rPr>
+        <w:t>2</w:t>
+      </w:r>
+      <w:r>
+        <w:rPr>
+          <w:rFonts w:ascii="Consolas" w:eastAsia="Times New Roman" w:hAnsi="Consolas" w:cs="Times New Roman"/>
+          <w:color w:val="D4D4D4"/>
+          <w:sz w:val="21"/>
+          <w:szCs w:val="21"/>
+          <w:lang w:eastAsia="en-GB"/>
+        </w:rPr>
+        <w:t>)</w:t>
+      </w:r>
     </w:p>
     <w:p>
       <w:pPr>
@@ -22120,15 +21963,89 @@
         </w:rPr>
         <w:t xml:space="preserve">  </w:t>
       </w:r>
-      <w:r>
-        <w:rPr>
-          <w:rFonts w:ascii="Consolas" w:eastAsia="Times New Roman" w:hAnsi="Consolas" w:cs="Times New Roman"/>
-          <w:color w:val="608B4E"/>
-          <w:sz w:val="21"/>
-          <w:szCs w:val="21"/>
-          <w:lang w:eastAsia="en-GB"/>
-        </w:rPr>
-        <w:t xml:space="preserve">// INDICATORI FINANCIARI </w:t>
+      <w:proofErr w:type="spellStart"/>
+      <w:proofErr w:type="gramStart"/>
+      <w:r>
+        <w:rPr>
+          <w:rFonts w:ascii="Consolas" w:eastAsia="Times New Roman" w:hAnsi="Consolas" w:cs="Times New Roman"/>
+          <w:color w:val="D4D4D4"/>
+          <w:sz w:val="21"/>
+          <w:szCs w:val="21"/>
+          <w:lang w:eastAsia="en-GB"/>
+        </w:rPr>
+        <w:t>cifraAfaceriNet</w:t>
+      </w:r>
+      <w:proofErr w:type="spellEnd"/>
+      <w:proofErr w:type="gramEnd"/>
+      <w:r>
+        <w:rPr>
+          <w:rFonts w:ascii="Consolas" w:eastAsia="Times New Roman" w:hAnsi="Consolas" w:cs="Times New Roman"/>
+          <w:color w:val="D4D4D4"/>
+          <w:sz w:val="21"/>
+          <w:szCs w:val="21"/>
+          <w:lang w:eastAsia="en-GB"/>
+        </w:rPr>
+        <w:t xml:space="preserve"> </w:t>
+      </w:r>
+      <w:r>
+        <w:rPr>
+          <w:rFonts w:ascii="Consolas" w:eastAsia="Times New Roman" w:hAnsi="Consolas" w:cs="Times New Roman"/>
+          <w:color w:val="569CD6"/>
+          <w:sz w:val="21"/>
+          <w:szCs w:val="21"/>
+          <w:lang w:eastAsia="en-GB"/>
+        </w:rPr>
+        <w:t>decimal</w:t>
+      </w:r>
+      <w:r>
+        <w:rPr>
+          <w:rFonts w:ascii="Consolas" w:eastAsia="Times New Roman" w:hAnsi="Consolas" w:cs="Times New Roman"/>
+          <w:color w:val="D4D4D4"/>
+          <w:sz w:val="21"/>
+          <w:szCs w:val="21"/>
+          <w:lang w:eastAsia="en-GB"/>
+        </w:rPr>
+        <w:t>(</w:t>
+      </w:r>
+      <w:r>
+        <w:rPr>
+          <w:rFonts w:ascii="Consolas" w:eastAsia="Times New Roman" w:hAnsi="Consolas" w:cs="Times New Roman"/>
+          <w:color w:val="B5CEA8"/>
+          <w:sz w:val="21"/>
+          <w:szCs w:val="21"/>
+          <w:lang w:eastAsia="en-GB"/>
+        </w:rPr>
+        <w:t>18</w:t>
+      </w:r>
+      <w:r>
+        <w:rPr>
+          <w:rFonts w:ascii="Consolas" w:eastAsia="Times New Roman" w:hAnsi="Consolas" w:cs="Times New Roman"/>
+          <w:color w:val="DCDCDC"/>
+          <w:sz w:val="21"/>
+          <w:szCs w:val="21"/>
+          <w:lang w:eastAsia="en-GB"/>
+        </w:rPr>
+        <w:t>,</w:t>
+      </w:r>
+      <w:r>
+        <w:rPr>
+          <w:rFonts w:ascii="Consolas" w:eastAsia="Times New Roman" w:hAnsi="Consolas" w:cs="Times New Roman"/>
+          <w:color w:val="B5CEA8"/>
+          <w:sz w:val="21"/>
+          <w:szCs w:val="21"/>
+          <w:lang w:eastAsia="en-GB"/>
+        </w:rPr>
+        <w:t>2</w:t>
+      </w:r>
+      <w:r>
+        <w:rPr>
+          <w:rFonts w:ascii="Consolas" w:eastAsia="Times New Roman" w:hAnsi="Consolas" w:cs="Times New Roman"/>
+          <w:color w:val="D4D4D4"/>
+          <w:sz w:val="21"/>
+          <w:szCs w:val="21"/>
+          <w:lang w:eastAsia="en-GB"/>
+        </w:rPr>
+        <w:t>)</w:t>
       </w:r>
     </w:p>
     <w:p>
@@ -22151,7 +22068,31 @@
           <w:szCs w:val="21"/>
           <w:lang w:eastAsia="en-GB"/>
         </w:rPr>
-        <w:t xml:space="preserve">  ROA </w:t>
+        <w:t xml:space="preserve">  </w:t>
+      </w:r>
+      <w:proofErr w:type="spellStart"/>
+      <w:proofErr w:type="gramStart"/>
+      <w:r>
+        <w:rPr>
+          <w:rFonts w:ascii="Consolas" w:eastAsia="Times New Roman" w:hAnsi="Consolas" w:cs="Times New Roman"/>
+          <w:color w:val="D4D4D4"/>
+          <w:sz w:val="21"/>
+          <w:szCs w:val="21"/>
+          <w:lang w:eastAsia="en-GB"/>
+        </w:rPr>
+        <w:t>venituriTotale</w:t>
+      </w:r>
+      <w:proofErr w:type="spellEnd"/>
+      <w:proofErr w:type="gramEnd"/>
+      <w:r>
+        <w:rPr>
+          <w:rFonts w:ascii="Consolas" w:eastAsia="Times New Roman" w:hAnsi="Consolas" w:cs="Times New Roman"/>
+          <w:color w:val="D4D4D4"/>
+          <w:sz w:val="21"/>
+          <w:szCs w:val="21"/>
+          <w:lang w:eastAsia="en-GB"/>
+        </w:rPr>
+        <w:t xml:space="preserve"> </w:t>
       </w:r>
       <w:r>
         <w:rPr>
@@ -22161,7 +22102,57 @@
           <w:szCs w:val="21"/>
           <w:lang w:eastAsia="en-GB"/>
         </w:rPr>
-        <w:t>float</w:t>
+        <w:t>decimal</w:t>
+      </w:r>
+      <w:r>
+        <w:rPr>
+          <w:rFonts w:ascii="Consolas" w:eastAsia="Times New Roman" w:hAnsi="Consolas" w:cs="Times New Roman"/>
+          <w:color w:val="D4D4D4"/>
+          <w:sz w:val="21"/>
+          <w:szCs w:val="21"/>
+          <w:lang w:eastAsia="en-GB"/>
+        </w:rPr>
+        <w:t>(</w:t>
+      </w:r>
+      <w:r>
+        <w:rPr>
+          <w:rFonts w:ascii="Consolas" w:eastAsia="Times New Roman" w:hAnsi="Consolas" w:cs="Times New Roman"/>
+          <w:color w:val="B5CEA8"/>
+          <w:sz w:val="21"/>
+          <w:szCs w:val="21"/>
+          <w:lang w:eastAsia="en-GB"/>
+        </w:rPr>
+        <w:t>18</w:t>
+      </w:r>
+      <w:r>
+        <w:rPr>
+          <w:rFonts w:ascii="Consolas" w:eastAsia="Times New Roman" w:hAnsi="Consolas" w:cs="Times New Roman"/>
+          <w:color w:val="DCDCDC"/>
+          <w:sz w:val="21"/>
+          <w:szCs w:val="21"/>
+          <w:lang w:eastAsia="en-GB"/>
+        </w:rPr>
+        <w:t>,</w:t>
+      </w:r>
+      <w:r>
+        <w:rPr>
+          <w:rFonts w:ascii="Consolas" w:eastAsia="Times New Roman" w:hAnsi="Consolas" w:cs="Times New Roman"/>
+          <w:color w:val="B5CEA8"/>
+          <w:sz w:val="21"/>
+          <w:szCs w:val="21"/>
+          <w:lang w:eastAsia="en-GB"/>
+        </w:rPr>
+        <w:t>2</w:t>
+      </w:r>
+      <w:r>
+        <w:rPr>
+          <w:rFonts w:ascii="Consolas" w:eastAsia="Times New Roman" w:hAnsi="Consolas" w:cs="Times New Roman"/>
+          <w:color w:val="D4D4D4"/>
+          <w:sz w:val="21"/>
+          <w:szCs w:val="21"/>
+          <w:lang w:eastAsia="en-GB"/>
+        </w:rPr>
+        <w:t>)</w:t>
       </w:r>
     </w:p>
     <w:p>
@@ -22184,7 +22175,31 @@
           <w:szCs w:val="21"/>
           <w:lang w:eastAsia="en-GB"/>
         </w:rPr>
-        <w:t xml:space="preserve">  ROE </w:t>
+        <w:t xml:space="preserve">  </w:t>
+      </w:r>
+      <w:proofErr w:type="spellStart"/>
+      <w:proofErr w:type="gramStart"/>
+      <w:r>
+        <w:rPr>
+          <w:rFonts w:ascii="Consolas" w:eastAsia="Times New Roman" w:hAnsi="Consolas" w:cs="Times New Roman"/>
+          <w:color w:val="D4D4D4"/>
+          <w:sz w:val="21"/>
+          <w:szCs w:val="21"/>
+          <w:lang w:eastAsia="en-GB"/>
+        </w:rPr>
+        <w:t>cheltuieliTotale</w:t>
+      </w:r>
+      <w:proofErr w:type="spellEnd"/>
+      <w:proofErr w:type="gramEnd"/>
+      <w:r>
+        <w:rPr>
+          <w:rFonts w:ascii="Consolas" w:eastAsia="Times New Roman" w:hAnsi="Consolas" w:cs="Times New Roman"/>
+          <w:color w:val="D4D4D4"/>
+          <w:sz w:val="21"/>
+          <w:szCs w:val="21"/>
+          <w:lang w:eastAsia="en-GB"/>
+        </w:rPr>
+        <w:t xml:space="preserve"> </w:t>
       </w:r>
       <w:r>
         <w:rPr>
@@ -22194,7 +22209,57 @@
           <w:szCs w:val="21"/>
           <w:lang w:eastAsia="en-GB"/>
         </w:rPr>
-        <w:t>float</w:t>
+        <w:t>decimal</w:t>
+      </w:r>
+      <w:r>
+        <w:rPr>
+          <w:rFonts w:ascii="Consolas" w:eastAsia="Times New Roman" w:hAnsi="Consolas" w:cs="Times New Roman"/>
+          <w:color w:val="D4D4D4"/>
+          <w:sz w:val="21"/>
+          <w:szCs w:val="21"/>
+          <w:lang w:eastAsia="en-GB"/>
+        </w:rPr>
+        <w:t>(</w:t>
+      </w:r>
+      <w:r>
+        <w:rPr>
+          <w:rFonts w:ascii="Consolas" w:eastAsia="Times New Roman" w:hAnsi="Consolas" w:cs="Times New Roman"/>
+          <w:color w:val="B5CEA8"/>
+          <w:sz w:val="21"/>
+          <w:szCs w:val="21"/>
+          <w:lang w:eastAsia="en-GB"/>
+        </w:rPr>
+        <w:t>18</w:t>
+      </w:r>
+      <w:r>
+        <w:rPr>
+          <w:rFonts w:ascii="Consolas" w:eastAsia="Times New Roman" w:hAnsi="Consolas" w:cs="Times New Roman"/>
+          <w:color w:val="DCDCDC"/>
+          <w:sz w:val="21"/>
+          <w:szCs w:val="21"/>
+          <w:lang w:eastAsia="en-GB"/>
+        </w:rPr>
+        <w:t>,</w:t>
+      </w:r>
+      <w:r>
+        <w:rPr>
+          <w:rFonts w:ascii="Consolas" w:eastAsia="Times New Roman" w:hAnsi="Consolas" w:cs="Times New Roman"/>
+          <w:color w:val="B5CEA8"/>
+          <w:sz w:val="21"/>
+          <w:szCs w:val="21"/>
+          <w:lang w:eastAsia="en-GB"/>
+        </w:rPr>
+        <w:t>2</w:t>
+      </w:r>
+      <w:r>
+        <w:rPr>
+          <w:rFonts w:ascii="Consolas" w:eastAsia="Times New Roman" w:hAnsi="Consolas" w:cs="Times New Roman"/>
+          <w:color w:val="D4D4D4"/>
+          <w:sz w:val="21"/>
+          <w:szCs w:val="21"/>
+          <w:lang w:eastAsia="en-GB"/>
+        </w:rPr>
+        <w:t>)</w:t>
       </w:r>
     </w:p>
     <w:p>
@@ -22229,7 +22294,7 @@
           <w:szCs w:val="21"/>
           <w:lang w:eastAsia="en-GB"/>
         </w:rPr>
-        <w:t>profitMargin</w:t>
+        <w:t>profitBrut</w:t>
       </w:r>
       <w:proofErr w:type="spellEnd"/>
       <w:proofErr w:type="gramEnd"/>
@@ -22251,7 +22316,57 @@
           <w:szCs w:val="21"/>
           <w:lang w:eastAsia="en-GB"/>
         </w:rPr>
-        <w:t>float</w:t>
+        <w:t>decimal</w:t>
+      </w:r>
+      <w:r>
+        <w:rPr>
+          <w:rFonts w:ascii="Consolas" w:eastAsia="Times New Roman" w:hAnsi="Consolas" w:cs="Times New Roman"/>
+          <w:color w:val="D4D4D4"/>
+          <w:sz w:val="21"/>
+          <w:szCs w:val="21"/>
+          <w:lang w:eastAsia="en-GB"/>
+        </w:rPr>
+        <w:t>(</w:t>
+      </w:r>
+      <w:r>
+        <w:rPr>
+          <w:rFonts w:ascii="Consolas" w:eastAsia="Times New Roman" w:hAnsi="Consolas" w:cs="Times New Roman"/>
+          <w:color w:val="B5CEA8"/>
+          <w:sz w:val="21"/>
+          <w:szCs w:val="21"/>
+          <w:lang w:eastAsia="en-GB"/>
+        </w:rPr>
+        <w:t>18</w:t>
+      </w:r>
+      <w:r>
+        <w:rPr>
+          <w:rFonts w:ascii="Consolas" w:eastAsia="Times New Roman" w:hAnsi="Consolas" w:cs="Times New Roman"/>
+          <w:color w:val="DCDCDC"/>
+          <w:sz w:val="21"/>
+          <w:szCs w:val="21"/>
+          <w:lang w:eastAsia="en-GB"/>
+        </w:rPr>
+        <w:t>,</w:t>
+      </w:r>
+      <w:r>
+        <w:rPr>
+          <w:rFonts w:ascii="Consolas" w:eastAsia="Times New Roman" w:hAnsi="Consolas" w:cs="Times New Roman"/>
+          <w:color w:val="B5CEA8"/>
+          <w:sz w:val="21"/>
+          <w:szCs w:val="21"/>
+          <w:lang w:eastAsia="en-GB"/>
+        </w:rPr>
+        <w:t>2</w:t>
+      </w:r>
+      <w:r>
+        <w:rPr>
+          <w:rFonts w:ascii="Consolas" w:eastAsia="Times New Roman" w:hAnsi="Consolas" w:cs="Times New Roman"/>
+          <w:color w:val="D4D4D4"/>
+          <w:sz w:val="21"/>
+          <w:szCs w:val="21"/>
+          <w:lang w:eastAsia="en-GB"/>
+        </w:rPr>
+        <w:t>)</w:t>
       </w:r>
     </w:p>
     <w:p>
@@ -22263,7 +22378,7 @@
           <w:color w:val="D4D4D4"/>
           <w:sz w:val="21"/>
           <w:szCs w:val="21"/>
-          <w:lang w:eastAsia="en-GB"/>
+          <w:lang w:val="de-DE" w:eastAsia="en-GB"/>
         </w:rPr>
       </w:pPr>
       <w:r>
@@ -22276,39 +22391,75 @@
         </w:rPr>
         <w:t xml:space="preserve">  </w:t>
       </w:r>
-      <w:proofErr w:type="spellStart"/>
-      <w:proofErr w:type="gramStart"/>
       <w:r>
         <w:rPr>
           <w:rFonts w:ascii="Consolas" w:eastAsia="Times New Roman" w:hAnsi="Consolas" w:cs="Times New Roman"/>
           <w:color w:val="D4D4D4"/>
           <w:sz w:val="21"/>
           <w:szCs w:val="21"/>
-          <w:lang w:eastAsia="en-GB"/>
-        </w:rPr>
-        <w:t>rataCrestereCifraAfaceriNet</w:t>
-      </w:r>
-      <w:proofErr w:type="spellEnd"/>
-      <w:proofErr w:type="gramEnd"/>
+          <w:lang w:val="de-DE" w:eastAsia="en-GB"/>
+        </w:rPr>
+        <w:t xml:space="preserve">pierdereBrut </w:t>
+      </w:r>
+      <w:r>
+        <w:rPr>
+          <w:rFonts w:ascii="Consolas" w:eastAsia="Times New Roman" w:hAnsi="Consolas" w:cs="Times New Roman"/>
+          <w:color w:val="569CD6"/>
+          <w:sz w:val="21"/>
+          <w:szCs w:val="21"/>
+          <w:lang w:val="de-DE" w:eastAsia="en-GB"/>
+        </w:rPr>
+        <w:t>decimal</w:t>
+      </w:r>
       <w:r>
         <w:rPr>
           <w:rFonts w:ascii="Consolas" w:eastAsia="Times New Roman" w:hAnsi="Consolas" w:cs="Times New Roman"/>
           <w:color w:val="D4D4D4"/>
           <w:sz w:val="21"/>
           <w:szCs w:val="21"/>
-          <w:lang w:eastAsia="en-GB"/>
-        </w:rPr>
-        <w:t xml:space="preserve"> </w:t>
-      </w:r>
-      <w:r>
-        <w:rPr>
-          <w:rFonts w:ascii="Consolas" w:eastAsia="Times New Roman" w:hAnsi="Consolas" w:cs="Times New Roman"/>
-          <w:color w:val="569CD6"/>
-          <w:sz w:val="21"/>
-          <w:szCs w:val="21"/>
-          <w:lang w:eastAsia="en-GB"/>
-        </w:rPr>
-        <w:t>float</w:t>
+          <w:lang w:val="de-DE" w:eastAsia="en-GB"/>
+        </w:rPr>
+        <w:t>(</w:t>
+      </w:r>
+      <w:r>
+        <w:rPr>
+          <w:rFonts w:ascii="Consolas" w:eastAsia="Times New Roman" w:hAnsi="Consolas" w:cs="Times New Roman"/>
+          <w:color w:val="B5CEA8"/>
+          <w:sz w:val="21"/>
+          <w:szCs w:val="21"/>
+          <w:lang w:val="de-DE" w:eastAsia="en-GB"/>
+        </w:rPr>
+        <w:t>18</w:t>
+      </w:r>
+      <w:r>
+        <w:rPr>
+          <w:rFonts w:ascii="Consolas" w:eastAsia="Times New Roman" w:hAnsi="Consolas" w:cs="Times New Roman"/>
+          <w:color w:val="DCDCDC"/>
+          <w:sz w:val="21"/>
+          <w:szCs w:val="21"/>
+          <w:lang w:val="de-DE" w:eastAsia="en-GB"/>
+        </w:rPr>
+        <w:t>,</w:t>
+      </w:r>
+      <w:r>
+        <w:rPr>
+          <w:rFonts w:ascii="Consolas" w:eastAsia="Times New Roman" w:hAnsi="Consolas" w:cs="Times New Roman"/>
+          <w:color w:val="B5CEA8"/>
+          <w:sz w:val="21"/>
+          <w:szCs w:val="21"/>
+          <w:lang w:val="de-DE" w:eastAsia="en-GB"/>
+        </w:rPr>
+        <w:t>2</w:t>
+      </w:r>
+      <w:r>
+        <w:rPr>
+          <w:rFonts w:ascii="Consolas" w:eastAsia="Times New Roman" w:hAnsi="Consolas" w:cs="Times New Roman"/>
+          <w:color w:val="D4D4D4"/>
+          <w:sz w:val="21"/>
+          <w:szCs w:val="21"/>
+          <w:lang w:val="de-DE" w:eastAsia="en-GB"/>
+        </w:rPr>
+        <w:t>)</w:t>
       </w:r>
     </w:p>
     <w:p>
@@ -22320,7 +22471,7 @@
           <w:color w:val="D4D4D4"/>
           <w:sz w:val="21"/>
           <w:szCs w:val="21"/>
-          <w:lang w:eastAsia="en-GB"/>
+          <w:lang w:val="de-DE" w:eastAsia="en-GB"/>
         </w:rPr>
       </w:pPr>
       <w:r>
@@ -22329,43 +22480,69 @@
           <w:color w:val="D4D4D4"/>
           <w:sz w:val="21"/>
           <w:szCs w:val="21"/>
-          <w:lang w:eastAsia="en-GB"/>
-        </w:rPr>
-        <w:t xml:space="preserve">  </w:t>
-      </w:r>
-      <w:proofErr w:type="spellStart"/>
-      <w:proofErr w:type="gramStart"/>
+          <w:lang w:val="de-DE" w:eastAsia="en-GB"/>
+        </w:rPr>
+        <w:t xml:space="preserve">  profitNet </w:t>
+      </w:r>
+      <w:r>
+        <w:rPr>
+          <w:rFonts w:ascii="Consolas" w:eastAsia="Times New Roman" w:hAnsi="Consolas" w:cs="Times New Roman"/>
+          <w:color w:val="569CD6"/>
+          <w:sz w:val="21"/>
+          <w:szCs w:val="21"/>
+          <w:lang w:val="de-DE" w:eastAsia="en-GB"/>
+        </w:rPr>
+        <w:t>decimal</w:t>
+      </w:r>
       <w:r>
         <w:rPr>
           <w:rFonts w:ascii="Consolas" w:eastAsia="Times New Roman" w:hAnsi="Consolas" w:cs="Times New Roman"/>
           <w:color w:val="D4D4D4"/>
           <w:sz w:val="21"/>
           <w:szCs w:val="21"/>
-          <w:lang w:eastAsia="en-GB"/>
-        </w:rPr>
-        <w:t>rataCrestereProfitNet</w:t>
-      </w:r>
-      <w:proofErr w:type="spellEnd"/>
-      <w:proofErr w:type="gramEnd"/>
+          <w:lang w:val="de-DE" w:eastAsia="en-GB"/>
+        </w:rPr>
+        <w:t>(</w:t>
+      </w:r>
+      <w:r>
+        <w:rPr>
+          <w:rFonts w:ascii="Consolas" w:eastAsia="Times New Roman" w:hAnsi="Consolas" w:cs="Times New Roman"/>
+          <w:color w:val="B5CEA8"/>
+          <w:sz w:val="21"/>
+          <w:szCs w:val="21"/>
+          <w:lang w:val="de-DE" w:eastAsia="en-GB"/>
+        </w:rPr>
+        <w:t>18</w:t>
+      </w:r>
+      <w:r>
+        <w:rPr>
+          <w:rFonts w:ascii="Consolas" w:eastAsia="Times New Roman" w:hAnsi="Consolas" w:cs="Times New Roman"/>
+          <w:color w:val="DCDCDC"/>
+          <w:sz w:val="21"/>
+          <w:szCs w:val="21"/>
+          <w:lang w:val="de-DE" w:eastAsia="en-GB"/>
+        </w:rPr>
+        <w:t>,</w:t>
+      </w:r>
+      <w:r>
+        <w:rPr>
+          <w:rFonts w:ascii="Consolas" w:eastAsia="Times New Roman" w:hAnsi="Consolas" w:cs="Times New Roman"/>
+          <w:color w:val="B5CEA8"/>
+          <w:sz w:val="21"/>
+          <w:szCs w:val="21"/>
+          <w:lang w:val="de-DE" w:eastAsia="en-GB"/>
+        </w:rPr>
+        <w:t>2</w:t>
+      </w:r>
       <w:r>
         <w:rPr>
           <w:rFonts w:ascii="Consolas" w:eastAsia="Times New Roman" w:hAnsi="Consolas" w:cs="Times New Roman"/>
           <w:color w:val="D4D4D4"/>
           <w:sz w:val="21"/>
           <w:szCs w:val="21"/>
-          <w:lang w:eastAsia="en-GB"/>
-        </w:rPr>
-        <w:t xml:space="preserve"> </w:t>
-      </w:r>
-      <w:r>
-        <w:rPr>
-          <w:rFonts w:ascii="Consolas" w:eastAsia="Times New Roman" w:hAnsi="Consolas" w:cs="Times New Roman"/>
-          <w:color w:val="569CD6"/>
-          <w:sz w:val="21"/>
-          <w:szCs w:val="21"/>
-          <w:lang w:eastAsia="en-GB"/>
-        </w:rPr>
-        <w:t>float</w:t>
+          <w:lang w:val="de-DE" w:eastAsia="en-GB"/>
+        </w:rPr>
+        <w:t>)</w:t>
       </w:r>
     </w:p>
     <w:p>
@@ -22377,7 +22554,7 @@
           <w:color w:val="D4D4D4"/>
           <w:sz w:val="21"/>
           <w:szCs w:val="21"/>
-          <w:lang w:eastAsia="en-GB"/>
+          <w:lang w:val="de-DE" w:eastAsia="en-GB"/>
         </w:rPr>
       </w:pPr>
       <w:r>
@@ -22386,9 +22563,69 @@
           <w:color w:val="D4D4D4"/>
           <w:sz w:val="21"/>
           <w:szCs w:val="21"/>
-          <w:lang w:eastAsia="en-GB"/>
-        </w:rPr>
-        <w:t>}</w:t>
+          <w:lang w:val="de-DE" w:eastAsia="en-GB"/>
+        </w:rPr>
+        <w:t xml:space="preserve">  pierdereNet </w:t>
+      </w:r>
+      <w:r>
+        <w:rPr>
+          <w:rFonts w:ascii="Consolas" w:eastAsia="Times New Roman" w:hAnsi="Consolas" w:cs="Times New Roman"/>
+          <w:color w:val="569CD6"/>
+          <w:sz w:val="21"/>
+          <w:szCs w:val="21"/>
+          <w:lang w:val="de-DE" w:eastAsia="en-GB"/>
+        </w:rPr>
+        <w:t>decimal</w:t>
+      </w:r>
+      <w:r>
+        <w:rPr>
+          <w:rFonts w:ascii="Consolas" w:eastAsia="Times New Roman" w:hAnsi="Consolas" w:cs="Times New Roman"/>
+          <w:color w:val="D4D4D4"/>
+          <w:sz w:val="21"/>
+          <w:szCs w:val="21"/>
+          <w:lang w:val="de-DE" w:eastAsia="en-GB"/>
+        </w:rPr>
+        <w:t>(</w:t>
+      </w:r>
+      <w:r>
+        <w:rPr>
+          <w:rFonts w:ascii="Consolas" w:eastAsia="Times New Roman" w:hAnsi="Consolas" w:cs="Times New Roman"/>
+          <w:color w:val="B5CEA8"/>
+          <w:sz w:val="21"/>
+          <w:szCs w:val="21"/>
+          <w:lang w:val="de-DE" w:eastAsia="en-GB"/>
+        </w:rPr>
+        <w:t>18</w:t>
+      </w:r>
+      <w:r>
+        <w:rPr>
+          <w:rFonts w:ascii="Consolas" w:eastAsia="Times New Roman" w:hAnsi="Consolas" w:cs="Times New Roman"/>
+          <w:color w:val="DCDCDC"/>
+          <w:sz w:val="21"/>
+          <w:szCs w:val="21"/>
+          <w:lang w:val="de-DE" w:eastAsia="en-GB"/>
+        </w:rPr>
+        <w:t>,</w:t>
+      </w:r>
+      <w:r>
+        <w:rPr>
+          <w:rFonts w:ascii="Consolas" w:eastAsia="Times New Roman" w:hAnsi="Consolas" w:cs="Times New Roman"/>
+          <w:color w:val="B5CEA8"/>
+          <w:sz w:val="21"/>
+          <w:szCs w:val="21"/>
+          <w:lang w:val="de-DE" w:eastAsia="en-GB"/>
+        </w:rPr>
+        <w:t>2</w:t>
+      </w:r>
+      <w:r>
+        <w:rPr>
+          <w:rFonts w:ascii="Consolas" w:eastAsia="Times New Roman" w:hAnsi="Consolas" w:cs="Times New Roman"/>
+          <w:color w:val="D4D4D4"/>
+          <w:sz w:val="21"/>
+          <w:szCs w:val="21"/>
+          <w:lang w:val="de-DE" w:eastAsia="en-GB"/>
+        </w:rPr>
+        <w:t>)</w:t>
       </w:r>
     </w:p>
     <w:p>
@@ -22403,6 +22640,60 @@
           <w:lang w:eastAsia="en-GB"/>
         </w:rPr>
       </w:pPr>
+      <w:r>
+        <w:rPr>
+          <w:rFonts w:ascii="Consolas" w:eastAsia="Times New Roman" w:hAnsi="Consolas" w:cs="Times New Roman"/>
+          <w:color w:val="D4D4D4"/>
+          <w:sz w:val="21"/>
+          <w:szCs w:val="21"/>
+          <w:lang w:val="de-DE" w:eastAsia="en-GB"/>
+        </w:rPr>
+        <w:t xml:space="preserve">  </w:t>
+      </w:r>
+      <w:proofErr w:type="spellStart"/>
+      <w:proofErr w:type="gramStart"/>
+      <w:r>
+        <w:rPr>
+          <w:rFonts w:ascii="Consolas" w:eastAsia="Times New Roman" w:hAnsi="Consolas" w:cs="Times New Roman"/>
+          <w:color w:val="D4D4D4"/>
+          <w:sz w:val="21"/>
+          <w:szCs w:val="21"/>
+          <w:lang w:eastAsia="en-GB"/>
+        </w:rPr>
+        <w:t>salariati</w:t>
+      </w:r>
+      <w:proofErr w:type="spellEnd"/>
+      <w:proofErr w:type="gramEnd"/>
+      <w:r>
+        <w:rPr>
+          <w:rFonts w:ascii="Consolas" w:eastAsia="Times New Roman" w:hAnsi="Consolas" w:cs="Times New Roman"/>
+          <w:color w:val="D4D4D4"/>
+          <w:sz w:val="21"/>
+          <w:szCs w:val="21"/>
+          <w:lang w:eastAsia="en-GB"/>
+        </w:rPr>
+        <w:t xml:space="preserve"> </w:t>
+      </w:r>
+      <w:r>
+        <w:rPr>
+          <w:rFonts w:ascii="Consolas" w:eastAsia="Times New Roman" w:hAnsi="Consolas" w:cs="Times New Roman"/>
+          <w:color w:val="569CD6"/>
+          <w:sz w:val="21"/>
+          <w:szCs w:val="21"/>
+          <w:lang w:eastAsia="en-GB"/>
+        </w:rPr>
+        <w:t>integer</w:t>
+      </w:r>
+      <w:r>
+        <w:rPr>
+          <w:rFonts w:ascii="Consolas" w:eastAsia="Times New Roman" w:hAnsi="Consolas" w:cs="Times New Roman"/>
+          <w:color w:val="D4D4D4"/>
+          <w:sz w:val="21"/>
+          <w:szCs w:val="21"/>
+          <w:lang w:eastAsia="en-GB"/>
+        </w:rPr>
+        <w:t xml:space="preserve"> </w:t>
+      </w:r>
     </w:p>
     <w:p>
       <w:pPr>
@@ -22416,174 +22707,6 @@
           <w:lang w:eastAsia="en-GB"/>
         </w:rPr>
       </w:pPr>
-      <w:r>
-        <w:rPr>
-          <w:rFonts w:ascii="Consolas" w:eastAsia="Times New Roman" w:hAnsi="Consolas" w:cs="Times New Roman"/>
-          <w:color w:val="569CD6"/>
-          <w:sz w:val="21"/>
-          <w:szCs w:val="21"/>
-          <w:lang w:eastAsia="en-GB"/>
-        </w:rPr>
-        <w:t>Ref</w:t>
-      </w:r>
-      <w:r>
-        <w:rPr>
-          <w:rFonts w:ascii="Consolas" w:eastAsia="Times New Roman" w:hAnsi="Consolas" w:cs="Times New Roman"/>
-          <w:color w:val="DCDCDC"/>
-          <w:sz w:val="21"/>
-          <w:szCs w:val="21"/>
-          <w:lang w:eastAsia="en-GB"/>
-        </w:rPr>
-        <w:t>:</w:t>
-      </w:r>
-      <w:r>
-        <w:rPr>
-          <w:rFonts w:ascii="Consolas" w:eastAsia="Times New Roman" w:hAnsi="Consolas" w:cs="Times New Roman"/>
-          <w:color w:val="D4D4D4"/>
-          <w:sz w:val="21"/>
-          <w:szCs w:val="21"/>
-          <w:lang w:eastAsia="en-GB"/>
-        </w:rPr>
-        <w:t xml:space="preserve"> </w:t>
-      </w:r>
-      <w:r>
-        <w:rPr>
-          <w:rFonts w:ascii="Consolas" w:eastAsia="Times New Roman" w:hAnsi="Consolas" w:cs="Times New Roman"/>
-          <w:color w:val="CE9178"/>
-          <w:sz w:val="21"/>
-          <w:szCs w:val="21"/>
-          <w:lang w:eastAsia="en-GB"/>
-        </w:rPr>
-        <w:t>"Company"</w:t>
-      </w:r>
-      <w:r>
-        <w:rPr>
-          <w:rFonts w:ascii="Consolas" w:eastAsia="Times New Roman" w:hAnsi="Consolas" w:cs="Times New Roman"/>
-          <w:color w:val="DCDCDC"/>
-          <w:sz w:val="21"/>
-          <w:szCs w:val="21"/>
-          <w:lang w:eastAsia="en-GB"/>
-        </w:rPr>
-        <w:t>.</w:t>
-      </w:r>
-      <w:r>
-        <w:rPr>
-          <w:rFonts w:ascii="Consolas" w:eastAsia="Times New Roman" w:hAnsi="Consolas" w:cs="Times New Roman"/>
-          <w:color w:val="CE9178"/>
-          <w:sz w:val="21"/>
-          <w:szCs w:val="21"/>
-          <w:lang w:eastAsia="en-GB"/>
-        </w:rPr>
-        <w:t>"</w:t>
-      </w:r>
-      <w:proofErr w:type="spellStart"/>
-      <w:proofErr w:type="gramStart"/>
-      <w:r>
-        <w:rPr>
-          <w:rFonts w:ascii="Consolas" w:eastAsia="Times New Roman" w:hAnsi="Consolas" w:cs="Times New Roman"/>
-          <w:color w:val="CE9178"/>
-          <w:sz w:val="21"/>
-          <w:szCs w:val="21"/>
-          <w:lang w:eastAsia="en-GB"/>
-        </w:rPr>
-        <w:t>companyId</w:t>
-      </w:r>
-      <w:proofErr w:type="spellEnd"/>
-      <w:r>
-        <w:rPr>
-          <w:rFonts w:ascii="Consolas" w:eastAsia="Times New Roman" w:hAnsi="Consolas" w:cs="Times New Roman"/>
-          <w:color w:val="CE9178"/>
-          <w:sz w:val="21"/>
-          <w:szCs w:val="21"/>
-          <w:lang w:eastAsia="en-GB"/>
-        </w:rPr>
-        <w:t>"</w:t>
-      </w:r>
-      <w:r>
-        <w:rPr>
-          <w:rFonts w:ascii="Consolas" w:eastAsia="Times New Roman" w:hAnsi="Consolas" w:cs="Times New Roman"/>
-          <w:color w:val="D4D4D4"/>
-          <w:sz w:val="21"/>
-          <w:szCs w:val="21"/>
-          <w:lang w:eastAsia="en-GB"/>
-        </w:rPr>
-        <w:t xml:space="preserve"> &lt; </w:t>
-      </w:r>
-      <w:r>
-        <w:rPr>
-          <w:rFonts w:ascii="Consolas" w:eastAsia="Times New Roman" w:hAnsi="Consolas" w:cs="Times New Roman"/>
-          <w:color w:val="CE9178"/>
-          <w:sz w:val="21"/>
-          <w:szCs w:val="21"/>
-          <w:lang w:eastAsia="en-GB"/>
-        </w:rPr>
-        <w:t>"</w:t>
-      </w:r>
-      <w:proofErr w:type="spellStart"/>
-      <w:r>
-        <w:rPr>
-          <w:rFonts w:ascii="Consolas" w:eastAsia="Times New Roman" w:hAnsi="Consolas" w:cs="Times New Roman"/>
-          <w:color w:val="CE9178"/>
-          <w:sz w:val="21"/>
-          <w:szCs w:val="21"/>
-          <w:lang w:eastAsia="en-GB"/>
-        </w:rPr>
-        <w:t>YearlyFinancialReport</w:t>
-      </w:r>
-      <w:proofErr w:type="spellEnd"/>
-      <w:r>
-        <w:rPr>
-          <w:rFonts w:ascii="Consolas" w:eastAsia="Times New Roman" w:hAnsi="Consolas" w:cs="Times New Roman"/>
-          <w:color w:val="CE9178"/>
-          <w:sz w:val="21"/>
-          <w:szCs w:val="21"/>
-          <w:lang w:eastAsia="en-GB"/>
-        </w:rPr>
-        <w:t>"</w:t>
-      </w:r>
-      <w:r>
-        <w:rPr>
-          <w:rFonts w:ascii="Consolas" w:eastAsia="Times New Roman" w:hAnsi="Consolas" w:cs="Times New Roman"/>
-          <w:color w:val="DCDCDC"/>
-          <w:sz w:val="21"/>
-          <w:szCs w:val="21"/>
-          <w:lang w:eastAsia="en-GB"/>
-        </w:rPr>
-        <w:t>.</w:t>
-      </w:r>
-      <w:r>
-        <w:rPr>
-          <w:rFonts w:ascii="Consolas" w:eastAsia="Times New Roman" w:hAnsi="Consolas" w:cs="Times New Roman"/>
-          <w:color w:val="CE9178"/>
-          <w:sz w:val="21"/>
-          <w:szCs w:val="21"/>
-          <w:lang w:eastAsia="en-GB"/>
-        </w:rPr>
-        <w:t>"</w:t>
-      </w:r>
-      <w:proofErr w:type="spellStart"/>
-      <w:r>
-        <w:rPr>
-          <w:rFonts w:ascii="Consolas" w:eastAsia="Times New Roman" w:hAnsi="Consolas" w:cs="Times New Roman"/>
-          <w:color w:val="CE9178"/>
-          <w:sz w:val="21"/>
-          <w:szCs w:val="21"/>
-          <w:lang w:eastAsia="en-GB"/>
-        </w:rPr>
-        <w:t>companyId</w:t>
-      </w:r>
-      <w:proofErr w:type="spellEnd"/>
-      <w:proofErr w:type="gramEnd"/>
-      <w:r>
-        <w:rPr>
-          <w:rFonts w:ascii="Consolas" w:eastAsia="Times New Roman" w:hAnsi="Consolas" w:cs="Times New Roman"/>
-          <w:color w:val="CE9178"/>
-          <w:sz w:val="21"/>
-          <w:szCs w:val="21"/>
-          <w:lang w:eastAsia="en-GB"/>
-        </w:rPr>
-        <w:t>"</w:t>
-      </w:r>
     </w:p>
     <w:p>
       <w:pPr>
@@ -22597,6 +22720,48 @@
           <w:lang w:eastAsia="en-GB"/>
         </w:rPr>
       </w:pPr>
+      <w:r>
+        <w:rPr>
+          <w:rFonts w:ascii="Consolas" w:eastAsia="Times New Roman" w:hAnsi="Consolas" w:cs="Times New Roman"/>
+          <w:color w:val="D4D4D4"/>
+          <w:sz w:val="21"/>
+          <w:szCs w:val="21"/>
+          <w:lang w:eastAsia="en-GB"/>
+        </w:rPr>
+        <w:t xml:space="preserve">  </w:t>
+      </w:r>
+      <w:r>
+        <w:rPr>
+          <w:rFonts w:ascii="Consolas" w:eastAsia="Times New Roman" w:hAnsi="Consolas" w:cs="Times New Roman"/>
+          <w:color w:val="608B4E"/>
+          <w:sz w:val="21"/>
+          <w:szCs w:val="21"/>
+          <w:lang w:eastAsia="en-GB"/>
+        </w:rPr>
+        <w:t xml:space="preserve">// </w:t>
+      </w:r>
+      <w:proofErr w:type="spellStart"/>
+      <w:r>
+        <w:rPr>
+          <w:rFonts w:ascii="Consolas" w:eastAsia="Times New Roman" w:hAnsi="Consolas" w:cs="Times New Roman"/>
+          <w:color w:val="608B4E"/>
+          <w:sz w:val="21"/>
+          <w:szCs w:val="21"/>
+          <w:lang w:eastAsia="en-GB"/>
+        </w:rPr>
+        <w:t>indicatori</w:t>
+      </w:r>
+      <w:proofErr w:type="spellEnd"/>
+      <w:r>
+        <w:rPr>
+          <w:rFonts w:ascii="Consolas" w:eastAsia="Times New Roman" w:hAnsi="Consolas" w:cs="Times New Roman"/>
+          <w:color w:val="608B4E"/>
+          <w:sz w:val="21"/>
+          <w:szCs w:val="21"/>
+          <w:lang w:eastAsia="en-GB"/>
+        </w:rPr>
+        <w:t xml:space="preserve"> </w:t>
+      </w:r>
     </w:p>
     <w:p>
       <w:pPr>
@@ -22610,6 +22775,26 @@
           <w:lang w:eastAsia="en-GB"/>
         </w:rPr>
       </w:pPr>
+      <w:r>
+        <w:rPr>
+          <w:rFonts w:ascii="Consolas" w:eastAsia="Times New Roman" w:hAnsi="Consolas" w:cs="Times New Roman"/>
+          <w:color w:val="D4D4D4"/>
+          <w:sz w:val="21"/>
+          <w:szCs w:val="21"/>
+          <w:lang w:eastAsia="en-GB"/>
+        </w:rPr>
+        <w:t xml:space="preserve">  ROA </w:t>
+      </w:r>
+      <w:r>
+        <w:rPr>
+          <w:rFonts w:ascii="Consolas" w:eastAsia="Times New Roman" w:hAnsi="Consolas" w:cs="Times New Roman"/>
+          <w:color w:val="569CD6"/>
+          <w:sz w:val="21"/>
+          <w:szCs w:val="21"/>
+          <w:lang w:eastAsia="en-GB"/>
+        </w:rPr>
+        <w:t>float</w:t>
+      </w:r>
     </w:p>
     <w:p>
       <w:pPr>
@@ -22626,404 +22811,1148 @@
       <w:r>
         <w:rPr>
           <w:rFonts w:ascii="Consolas" w:eastAsia="Times New Roman" w:hAnsi="Consolas" w:cs="Times New Roman"/>
-          <w:color w:val="608B4E"/>
-          <w:sz w:val="21"/>
-          <w:szCs w:val="21"/>
-          <w:lang w:eastAsia="en-GB"/>
-        </w:rPr>
-        <w:t xml:space="preserve">// </w:t>
-      </w:r>
-      <w:proofErr w:type="spellStart"/>
-      <w:r>
-        <w:rPr>
-          <w:rFonts w:ascii="Consolas" w:eastAsia="Times New Roman" w:hAnsi="Consolas" w:cs="Times New Roman"/>
-          <w:color w:val="608B4E"/>
-          <w:sz w:val="21"/>
-          <w:szCs w:val="21"/>
-          <w:lang w:eastAsia="en-GB"/>
-        </w:rPr>
-        <w:t>Diagrama</w:t>
-      </w:r>
-      <w:proofErr w:type="spellEnd"/>
-      <w:r>
-        <w:rPr>
-          <w:rFonts w:ascii="Consolas" w:eastAsia="Times New Roman" w:hAnsi="Consolas" w:cs="Times New Roman"/>
-          <w:color w:val="608B4E"/>
-          <w:sz w:val="21"/>
-          <w:szCs w:val="21"/>
-          <w:lang w:eastAsia="en-GB"/>
-        </w:rPr>
-        <w:t xml:space="preserve"> </w:t>
-      </w:r>
-      <w:proofErr w:type="spellStart"/>
-      <w:r>
-        <w:rPr>
-          <w:rFonts w:ascii="Consolas" w:eastAsia="Times New Roman" w:hAnsi="Consolas" w:cs="Times New Roman"/>
-          <w:color w:val="608B4E"/>
-          <w:sz w:val="21"/>
-          <w:szCs w:val="21"/>
-          <w:lang w:eastAsia="en-GB"/>
-        </w:rPr>
-        <w:t>realizata</w:t>
-      </w:r>
-      <w:proofErr w:type="spellEnd"/>
-      <w:r>
-        <w:rPr>
-          <w:rFonts w:ascii="Consolas" w:eastAsia="Times New Roman" w:hAnsi="Consolas" w:cs="Times New Roman"/>
-          <w:color w:val="608B4E"/>
-          <w:sz w:val="21"/>
-          <w:szCs w:val="21"/>
-          <w:lang w:eastAsia="en-GB"/>
-        </w:rPr>
-        <w:t xml:space="preserve"> cu https://dbdiagram.io/d</w:t>
+          <w:color w:val="D4D4D4"/>
+          <w:sz w:val="21"/>
+          <w:szCs w:val="21"/>
+          <w:lang w:eastAsia="en-GB"/>
+        </w:rPr>
+        <w:t xml:space="preserve">  ROE </w:t>
+      </w:r>
+      <w:r>
+        <w:rPr>
+          <w:rFonts w:ascii="Consolas" w:eastAsia="Times New Roman" w:hAnsi="Consolas" w:cs="Times New Roman"/>
+          <w:color w:val="569CD6"/>
+          <w:sz w:val="21"/>
+          <w:szCs w:val="21"/>
+          <w:lang w:eastAsia="en-GB"/>
+        </w:rPr>
+        <w:t>float</w:t>
       </w:r>
     </w:p>
     <w:p>
       <w:pPr>
-        <w:spacing w:after="0" w:line="240" w:lineRule="auto"/>
-        <w:rPr>
-          <w:rFonts w:ascii="Times New Roman" w:hAnsi="Times New Roman" w:cs="Times New Roman"/>
-          <w:sz w:val="28"/>
-          <w:szCs w:val="28"/>
-        </w:rPr>
-      </w:pPr>
+        <w:shd w:val="clear" w:color="auto" w:fill="1E1E1E"/>
+        <w:spacing w:after="0" w:line="285" w:lineRule="atLeast"/>
+        <w:rPr>
+          <w:rFonts w:ascii="Consolas" w:eastAsia="Times New Roman" w:hAnsi="Consolas" w:cs="Times New Roman"/>
+          <w:color w:val="D4D4D4"/>
+          <w:sz w:val="21"/>
+          <w:szCs w:val="21"/>
+          <w:lang w:eastAsia="en-GB"/>
+        </w:rPr>
+      </w:pPr>
+      <w:r>
+        <w:rPr>
+          <w:rFonts w:ascii="Consolas" w:eastAsia="Times New Roman" w:hAnsi="Consolas" w:cs="Times New Roman"/>
+          <w:color w:val="D4D4D4"/>
+          <w:sz w:val="21"/>
+          <w:szCs w:val="21"/>
+          <w:lang w:eastAsia="en-GB"/>
+        </w:rPr>
+        <w:t xml:space="preserve">  </w:t>
+      </w:r>
+      <w:proofErr w:type="spellStart"/>
+      <w:proofErr w:type="gramStart"/>
+      <w:r>
+        <w:rPr>
+          <w:rFonts w:ascii="Consolas" w:eastAsia="Times New Roman" w:hAnsi="Consolas" w:cs="Times New Roman"/>
+          <w:color w:val="D4D4D4"/>
+          <w:sz w:val="21"/>
+          <w:szCs w:val="21"/>
+          <w:lang w:eastAsia="en-GB"/>
+        </w:rPr>
+        <w:t>profitMargin</w:t>
+      </w:r>
+      <w:proofErr w:type="spellEnd"/>
+      <w:proofErr w:type="gramEnd"/>
+      <w:r>
+        <w:rPr>
+          <w:rFonts w:ascii="Consolas" w:eastAsia="Times New Roman" w:hAnsi="Consolas" w:cs="Times New Roman"/>
+          <w:color w:val="D4D4D4"/>
+          <w:sz w:val="21"/>
+          <w:szCs w:val="21"/>
+          <w:lang w:eastAsia="en-GB"/>
+        </w:rPr>
+        <w:t xml:space="preserve"> </w:t>
+      </w:r>
+      <w:r>
+        <w:rPr>
+          <w:rFonts w:ascii="Consolas" w:eastAsia="Times New Roman" w:hAnsi="Consolas" w:cs="Times New Roman"/>
+          <w:color w:val="569CD6"/>
+          <w:sz w:val="21"/>
+          <w:szCs w:val="21"/>
+          <w:lang w:eastAsia="en-GB"/>
+        </w:rPr>
+        <w:t>float</w:t>
+      </w:r>
     </w:p>
     <w:p>
       <w:pPr>
-        <w:spacing w:after="0" w:line="240" w:lineRule="auto"/>
-        <w:rPr>
-          <w:rFonts w:ascii="Times New Roman" w:hAnsi="Times New Roman" w:cs="Times New Roman"/>
-          <w:sz w:val="28"/>
-        </w:rPr>
-      </w:pPr>
-      <w:proofErr w:type="spellStart"/>
-      <w:r>
-        <w:rPr>
-          <w:rFonts w:ascii="Times New Roman" w:hAnsi="Times New Roman" w:cs="Times New Roman"/>
-          <w:sz w:val="28"/>
-        </w:rPr>
-        <w:t>Urmand</w:t>
-      </w:r>
-      <w:proofErr w:type="spellEnd"/>
-      <w:r>
-        <w:rPr>
-          <w:rFonts w:ascii="Times New Roman" w:hAnsi="Times New Roman" w:cs="Times New Roman"/>
-          <w:sz w:val="28"/>
-        </w:rPr>
-        <w:t xml:space="preserve"> eventual </w:t>
+        <w:shd w:val="clear" w:color="auto" w:fill="1E1E1E"/>
+        <w:spacing w:after="0" w:line="285" w:lineRule="atLeast"/>
+        <w:rPr>
+          <w:rFonts w:ascii="Consolas" w:eastAsia="Times New Roman" w:hAnsi="Consolas" w:cs="Times New Roman"/>
+          <w:color w:val="D4D4D4"/>
+          <w:sz w:val="21"/>
+          <w:szCs w:val="21"/>
+          <w:lang w:eastAsia="en-GB"/>
+        </w:rPr>
+      </w:pPr>
+      <w:r>
+        <w:rPr>
+          <w:rFonts w:ascii="Consolas" w:eastAsia="Times New Roman" w:hAnsi="Consolas" w:cs="Times New Roman"/>
+          <w:color w:val="D4D4D4"/>
+          <w:sz w:val="21"/>
+          <w:szCs w:val="21"/>
+          <w:lang w:eastAsia="en-GB"/>
+        </w:rPr>
+        <w:t xml:space="preserve">  </w:t>
       </w:r>
       <w:proofErr w:type="spellStart"/>
       <w:proofErr w:type="gramStart"/>
       <w:r>
         <w:rPr>
-          <w:rFonts w:ascii="Times New Roman" w:hAnsi="Times New Roman" w:cs="Times New Roman"/>
-          <w:sz w:val="28"/>
-        </w:rPr>
-        <w:t>sa</w:t>
+          <w:rFonts w:ascii="Consolas" w:eastAsia="Times New Roman" w:hAnsi="Consolas" w:cs="Times New Roman"/>
+          <w:color w:val="D4D4D4"/>
+          <w:sz w:val="21"/>
+          <w:szCs w:val="21"/>
+          <w:lang w:eastAsia="en-GB"/>
+        </w:rPr>
+        <w:t>rataCrestereCifraAfaceriNet</w:t>
       </w:r>
       <w:proofErr w:type="spellEnd"/>
       <w:proofErr w:type="gramEnd"/>
       <w:r>
         <w:rPr>
-          <w:rFonts w:ascii="Times New Roman" w:hAnsi="Times New Roman" w:cs="Times New Roman"/>
-          <w:sz w:val="28"/>
-        </w:rPr>
-        <w:t xml:space="preserve"> se </w:t>
-      </w:r>
-      <w:proofErr w:type="spellStart"/>
-      <w:r>
-        <w:rPr>
-          <w:rFonts w:ascii="Times New Roman" w:hAnsi="Times New Roman" w:cs="Times New Roman"/>
-          <w:sz w:val="28"/>
-        </w:rPr>
-        <w:t>mai</w:t>
-      </w:r>
-      <w:proofErr w:type="spellEnd"/>
-      <w:r>
-        <w:rPr>
-          <w:rFonts w:ascii="Times New Roman" w:hAnsi="Times New Roman" w:cs="Times New Roman"/>
-          <w:sz w:val="28"/>
-        </w:rPr>
-        <w:t xml:space="preserve"> </w:t>
-      </w:r>
-      <w:proofErr w:type="spellStart"/>
-      <w:r>
-        <w:rPr>
-          <w:rFonts w:ascii="Times New Roman" w:hAnsi="Times New Roman" w:cs="Times New Roman"/>
-          <w:sz w:val="28"/>
-        </w:rPr>
-        <w:t>adauge</w:t>
-      </w:r>
-      <w:proofErr w:type="spellEnd"/>
-      <w:r>
-        <w:rPr>
-          <w:rFonts w:ascii="Times New Roman" w:hAnsi="Times New Roman" w:cs="Times New Roman"/>
-          <w:sz w:val="28"/>
-        </w:rPr>
-        <w:t xml:space="preserve"> </w:t>
-      </w:r>
-      <w:proofErr w:type="spellStart"/>
-      <w:r>
-        <w:rPr>
-          <w:rFonts w:ascii="Times New Roman" w:hAnsi="Times New Roman" w:cs="Times New Roman"/>
-          <w:sz w:val="28"/>
-        </w:rPr>
-        <w:t>tabele</w:t>
-      </w:r>
-      <w:proofErr w:type="spellEnd"/>
-      <w:r>
-        <w:rPr>
-          <w:rFonts w:ascii="Times New Roman" w:hAnsi="Times New Roman" w:cs="Times New Roman"/>
-          <w:sz w:val="28"/>
-        </w:rPr>
-        <w:t xml:space="preserve"> </w:t>
-      </w:r>
-      <w:proofErr w:type="spellStart"/>
-      <w:r>
-        <w:rPr>
-          <w:rFonts w:ascii="Times New Roman" w:hAnsi="Times New Roman" w:cs="Times New Roman"/>
-          <w:sz w:val="28"/>
-        </w:rPr>
-        <w:t>referitoare</w:t>
-      </w:r>
-      <w:proofErr w:type="spellEnd"/>
-      <w:r>
-        <w:rPr>
-          <w:rFonts w:ascii="Times New Roman" w:hAnsi="Times New Roman" w:cs="Times New Roman"/>
-          <w:sz w:val="28"/>
-        </w:rPr>
-        <w:t xml:space="preserve"> la </w:t>
-      </w:r>
-      <w:proofErr w:type="spellStart"/>
-      <w:r>
-        <w:rPr>
-          <w:rFonts w:ascii="Times New Roman" w:hAnsi="Times New Roman" w:cs="Times New Roman"/>
-          <w:sz w:val="28"/>
-        </w:rPr>
-        <w:t>predict</w:t>
-      </w:r>
-      <w:r>
-        <w:rPr>
-          <w:rFonts w:ascii="Times New Roman" w:hAnsi="Times New Roman" w:cs="Times New Roman"/>
-          <w:sz w:val="28"/>
-        </w:rPr>
-        <w:t>ia</w:t>
-      </w:r>
-      <w:proofErr w:type="spellEnd"/>
-      <w:r>
-        <w:rPr>
-          <w:rFonts w:ascii="Times New Roman" w:hAnsi="Times New Roman" w:cs="Times New Roman"/>
-          <w:sz w:val="28"/>
-        </w:rPr>
-        <w:t xml:space="preserve"> </w:t>
-      </w:r>
-      <w:proofErr w:type="spellStart"/>
-      <w:r>
-        <w:rPr>
-          <w:rFonts w:ascii="Times New Roman" w:hAnsi="Times New Roman" w:cs="Times New Roman"/>
-          <w:sz w:val="28"/>
-        </w:rPr>
-        <w:t>datelor</w:t>
-      </w:r>
-      <w:proofErr w:type="spellEnd"/>
-      <w:r>
-        <w:rPr>
-          <w:rFonts w:ascii="Times New Roman" w:hAnsi="Times New Roman" w:cs="Times New Roman"/>
-          <w:sz w:val="28"/>
-        </w:rPr>
-        <w:t xml:space="preserve"> in </w:t>
-      </w:r>
-      <w:proofErr w:type="spellStart"/>
-      <w:r>
-        <w:rPr>
-          <w:rFonts w:ascii="Times New Roman" w:hAnsi="Times New Roman" w:cs="Times New Roman"/>
-          <w:sz w:val="28"/>
-        </w:rPr>
-        <w:t>viitor</w:t>
-      </w:r>
-      <w:proofErr w:type="spellEnd"/>
-      <w:r>
-        <w:rPr>
-          <w:rFonts w:ascii="Times New Roman" w:hAnsi="Times New Roman" w:cs="Times New Roman"/>
-          <w:sz w:val="28"/>
-        </w:rPr>
-        <w:t xml:space="preserve">, </w:t>
-      </w:r>
-      <w:proofErr w:type="spellStart"/>
-      <w:r>
-        <w:rPr>
-          <w:rFonts w:ascii="Times New Roman" w:hAnsi="Times New Roman" w:cs="Times New Roman"/>
-          <w:sz w:val="28"/>
-        </w:rPr>
-        <w:t>sau</w:t>
-      </w:r>
-      <w:proofErr w:type="spellEnd"/>
-      <w:r>
-        <w:rPr>
-          <w:rFonts w:ascii="Times New Roman" w:hAnsi="Times New Roman" w:cs="Times New Roman"/>
-          <w:sz w:val="28"/>
-        </w:rPr>
-        <w:t xml:space="preserve"> un Industry Benchmark (</w:t>
-      </w:r>
-      <w:proofErr w:type="spellStart"/>
-      <w:r>
-        <w:rPr>
-          <w:rFonts w:ascii="Times New Roman" w:hAnsi="Times New Roman" w:cs="Times New Roman"/>
-          <w:sz w:val="28"/>
-        </w:rPr>
-        <w:t>compararea</w:t>
-      </w:r>
-      <w:proofErr w:type="spellEnd"/>
-      <w:r>
-        <w:rPr>
-          <w:rFonts w:ascii="Times New Roman" w:hAnsi="Times New Roman" w:cs="Times New Roman"/>
-          <w:sz w:val="28"/>
-        </w:rPr>
-        <w:t xml:space="preserve"> </w:t>
-      </w:r>
-      <w:proofErr w:type="spellStart"/>
-      <w:r>
-        <w:rPr>
-          <w:rFonts w:ascii="Times New Roman" w:hAnsi="Times New Roman" w:cs="Times New Roman"/>
-          <w:sz w:val="28"/>
-        </w:rPr>
-        <w:t>firmelor</w:t>
-      </w:r>
-      <w:proofErr w:type="spellEnd"/>
-      <w:r>
-        <w:rPr>
-          <w:rFonts w:ascii="Times New Roman" w:hAnsi="Times New Roman" w:cs="Times New Roman"/>
-          <w:sz w:val="28"/>
-        </w:rPr>
-        <w:t xml:space="preserve"> cu </w:t>
-      </w:r>
-      <w:proofErr w:type="spellStart"/>
-      <w:r>
-        <w:rPr>
-          <w:rFonts w:ascii="Times New Roman" w:hAnsi="Times New Roman" w:cs="Times New Roman"/>
-          <w:sz w:val="28"/>
-        </w:rPr>
-        <w:t>acelasi</w:t>
-      </w:r>
-      <w:proofErr w:type="spellEnd"/>
-      <w:r>
-        <w:rPr>
-          <w:rFonts w:ascii="Times New Roman" w:hAnsi="Times New Roman" w:cs="Times New Roman"/>
-          <w:sz w:val="28"/>
-        </w:rPr>
-        <w:t xml:space="preserve"> </w:t>
-      </w:r>
-      <w:proofErr w:type="spellStart"/>
-      <w:r>
-        <w:rPr>
-          <w:rFonts w:ascii="Times New Roman" w:hAnsi="Times New Roman" w:cs="Times New Roman"/>
-          <w:sz w:val="28"/>
-        </w:rPr>
-        <w:t>profil</w:t>
-      </w:r>
-      <w:proofErr w:type="spellEnd"/>
-      <w:r>
-        <w:rPr>
-          <w:rFonts w:ascii="Times New Roman" w:hAnsi="Times New Roman" w:cs="Times New Roman"/>
-          <w:sz w:val="28"/>
-        </w:rPr>
-        <w:t xml:space="preserve"> de </w:t>
-      </w:r>
-      <w:proofErr w:type="spellStart"/>
-      <w:r>
-        <w:rPr>
-          <w:rFonts w:ascii="Times New Roman" w:hAnsi="Times New Roman" w:cs="Times New Roman"/>
-          <w:sz w:val="28"/>
-        </w:rPr>
-        <w:t>activitate</w:t>
-      </w:r>
-      <w:proofErr w:type="spellEnd"/>
-      <w:r>
-        <w:rPr>
-          <w:rFonts w:ascii="Times New Roman" w:hAnsi="Times New Roman" w:cs="Times New Roman"/>
-          <w:sz w:val="28"/>
-        </w:rPr>
-        <w:t>).</w:t>
+          <w:rFonts w:ascii="Consolas" w:eastAsia="Times New Roman" w:hAnsi="Consolas" w:cs="Times New Roman"/>
+          <w:color w:val="D4D4D4"/>
+          <w:sz w:val="21"/>
+          <w:szCs w:val="21"/>
+          <w:lang w:eastAsia="en-GB"/>
+        </w:rPr>
+        <w:t xml:space="preserve"> </w:t>
+      </w:r>
+      <w:r>
+        <w:rPr>
+          <w:rFonts w:ascii="Consolas" w:eastAsia="Times New Roman" w:hAnsi="Consolas" w:cs="Times New Roman"/>
+          <w:color w:val="569CD6"/>
+          <w:sz w:val="21"/>
+          <w:szCs w:val="21"/>
+          <w:lang w:eastAsia="en-GB"/>
+        </w:rPr>
+        <w:t>float</w:t>
       </w:r>
     </w:p>
     <w:p>
       <w:pPr>
-        <w:spacing w:after="0" w:line="240" w:lineRule="auto"/>
-        <w:rPr>
-          <w:rFonts w:ascii="Times New Roman" w:hAnsi="Times New Roman" w:cs="Times New Roman"/>
-          <w:sz w:val="28"/>
-        </w:rPr>
-      </w:pPr>
+        <w:shd w:val="clear" w:color="auto" w:fill="1E1E1E"/>
+        <w:spacing w:after="0" w:line="285" w:lineRule="atLeast"/>
+        <w:rPr>
+          <w:rFonts w:ascii="Consolas" w:eastAsia="Times New Roman" w:hAnsi="Consolas" w:cs="Times New Roman"/>
+          <w:color w:val="D4D4D4"/>
+          <w:sz w:val="21"/>
+          <w:szCs w:val="21"/>
+          <w:lang w:eastAsia="en-GB"/>
+        </w:rPr>
+      </w:pPr>
+      <w:r>
+        <w:rPr>
+          <w:rFonts w:ascii="Consolas" w:eastAsia="Times New Roman" w:hAnsi="Consolas" w:cs="Times New Roman"/>
+          <w:color w:val="D4D4D4"/>
+          <w:sz w:val="21"/>
+          <w:szCs w:val="21"/>
+          <w:lang w:eastAsia="en-GB"/>
+        </w:rPr>
+        <w:t xml:space="preserve">  </w:t>
+      </w:r>
+      <w:proofErr w:type="spellStart"/>
+      <w:proofErr w:type="gramStart"/>
+      <w:r>
+        <w:rPr>
+          <w:rFonts w:ascii="Consolas" w:eastAsia="Times New Roman" w:hAnsi="Consolas" w:cs="Times New Roman"/>
+          <w:color w:val="D4D4D4"/>
+          <w:sz w:val="21"/>
+          <w:szCs w:val="21"/>
+          <w:lang w:eastAsia="en-GB"/>
+        </w:rPr>
+        <w:t>rataCrestereProfitNet</w:t>
+      </w:r>
+      <w:proofErr w:type="spellEnd"/>
+      <w:proofErr w:type="gramEnd"/>
+      <w:r>
+        <w:rPr>
+          <w:rFonts w:ascii="Consolas" w:eastAsia="Times New Roman" w:hAnsi="Consolas" w:cs="Times New Roman"/>
+          <w:color w:val="D4D4D4"/>
+          <w:sz w:val="21"/>
+          <w:szCs w:val="21"/>
+          <w:lang w:eastAsia="en-GB"/>
+        </w:rPr>
+        <w:t xml:space="preserve"> </w:t>
+      </w:r>
+      <w:r>
+        <w:rPr>
+          <w:rFonts w:ascii="Consolas" w:eastAsia="Times New Roman" w:hAnsi="Consolas" w:cs="Times New Roman"/>
+          <w:color w:val="569CD6"/>
+          <w:sz w:val="21"/>
+          <w:szCs w:val="21"/>
+          <w:lang w:eastAsia="en-GB"/>
+        </w:rPr>
+        <w:t>float</w:t>
+      </w:r>
     </w:p>
     <w:p>
       <w:pPr>
-        <w:spacing w:after="0" w:line="240" w:lineRule="auto"/>
-        <w:rPr>
-          <w:rFonts w:ascii="Times New Roman" w:hAnsi="Times New Roman" w:cs="Times New Roman"/>
-          <w:sz w:val="28"/>
-        </w:rPr>
-      </w:pPr>
+        <w:shd w:val="clear" w:color="auto" w:fill="1E1E1E"/>
+        <w:spacing w:after="0" w:line="285" w:lineRule="atLeast"/>
+        <w:rPr>
+          <w:rFonts w:ascii="Consolas" w:eastAsia="Times New Roman" w:hAnsi="Consolas" w:cs="Times New Roman"/>
+          <w:color w:val="D4D4D4"/>
+          <w:sz w:val="21"/>
+          <w:szCs w:val="21"/>
+          <w:lang w:eastAsia="en-GB"/>
+        </w:rPr>
+      </w:pPr>
+      <w:r>
+        <w:rPr>
+          <w:rFonts w:ascii="Consolas" w:eastAsia="Times New Roman" w:hAnsi="Consolas" w:cs="Times New Roman"/>
+          <w:color w:val="D4D4D4"/>
+          <w:sz w:val="21"/>
+          <w:szCs w:val="21"/>
+          <w:lang w:eastAsia="en-GB"/>
+        </w:rPr>
+        <w:t>}</w:t>
+      </w:r>
     </w:p>
     <w:p>
       <w:pPr>
-        <w:spacing w:after="0" w:line="240" w:lineRule="auto"/>
-        <w:rPr>
-          <w:rFonts w:ascii="Times New Roman" w:hAnsi="Times New Roman" w:cs="Times New Roman"/>
-          <w:sz w:val="28"/>
-        </w:rPr>
-      </w:pPr>
+        <w:shd w:val="clear" w:color="auto" w:fill="1E1E1E"/>
+        <w:spacing w:after="240" w:line="285" w:lineRule="atLeast"/>
+        <w:rPr>
+          <w:rFonts w:ascii="Consolas" w:eastAsia="Times New Roman" w:hAnsi="Consolas" w:cs="Times New Roman"/>
+          <w:color w:val="D4D4D4"/>
+          <w:sz w:val="21"/>
+          <w:szCs w:val="21"/>
+          <w:lang w:eastAsia="en-GB"/>
+        </w:rPr>
+      </w:pPr>
+      <w:r>
+        <w:rPr>
+          <w:rFonts w:ascii="Consolas" w:eastAsia="Times New Roman" w:hAnsi="Consolas" w:cs="Times New Roman"/>
+          <w:color w:val="D4D4D4"/>
+          <w:sz w:val="21"/>
+          <w:szCs w:val="21"/>
+          <w:lang w:eastAsia="en-GB"/>
+        </w:rPr>
+        <w:br/>
+      </w:r>
     </w:p>
     <w:p>
       <w:pPr>
-        <w:pStyle w:val="Heading1"/>
-      </w:pPr>
-      <w:proofErr w:type="spellStart"/>
-      <w:r>
-        <w:lastRenderedPageBreak/>
-        <w:t>Modelul</w:t>
-      </w:r>
-      <w:proofErr w:type="spellEnd"/>
-      <w:r>
-        <w:t xml:space="preserve"> </w:t>
-      </w:r>
-      <w:proofErr w:type="spellStart"/>
-      <w:r>
-        <w:t>Company</w:t>
-      </w:r>
-      <w:r>
-        <w:t>.cs</w:t>
-      </w:r>
-      <w:proofErr w:type="spellEnd"/>
+        <w:shd w:val="clear" w:color="auto" w:fill="1E1E1E"/>
+        <w:spacing w:after="0" w:line="285" w:lineRule="atLeast"/>
+        <w:rPr>
+          <w:rFonts w:ascii="Consolas" w:eastAsia="Times New Roman" w:hAnsi="Consolas" w:cs="Times New Roman"/>
+          <w:color w:val="D4D4D4"/>
+          <w:sz w:val="21"/>
+          <w:szCs w:val="21"/>
+          <w:lang w:eastAsia="en-GB"/>
+        </w:rPr>
+      </w:pPr>
+      <w:r>
+        <w:rPr>
+          <w:rFonts w:ascii="Consolas" w:eastAsia="Times New Roman" w:hAnsi="Consolas" w:cs="Times New Roman"/>
+          <w:color w:val="569CD6"/>
+          <w:sz w:val="21"/>
+          <w:szCs w:val="21"/>
+          <w:lang w:eastAsia="en-GB"/>
+        </w:rPr>
+        <w:t>Ref</w:t>
+      </w:r>
+      <w:r>
+        <w:rPr>
+          <w:rFonts w:ascii="Consolas" w:eastAsia="Times New Roman" w:hAnsi="Consolas" w:cs="Times New Roman"/>
+          <w:color w:val="DCDCDC"/>
+          <w:sz w:val="21"/>
+          <w:szCs w:val="21"/>
+          <w:lang w:eastAsia="en-GB"/>
+        </w:rPr>
+        <w:t>:</w:t>
+      </w:r>
+      <w:r>
+        <w:rPr>
+          <w:rFonts w:ascii="Consolas" w:eastAsia="Times New Roman" w:hAnsi="Consolas" w:cs="Times New Roman"/>
+          <w:color w:val="D4D4D4"/>
+          <w:sz w:val="21"/>
+          <w:szCs w:val="21"/>
+          <w:lang w:eastAsia="en-GB"/>
+        </w:rPr>
+        <w:t xml:space="preserve"> </w:t>
+      </w:r>
+      <w:r>
+        <w:rPr>
+          <w:rFonts w:ascii="Consolas" w:eastAsia="Times New Roman" w:hAnsi="Consolas" w:cs="Times New Roman"/>
+          <w:color w:val="CE9178"/>
+          <w:sz w:val="21"/>
+          <w:szCs w:val="21"/>
+          <w:lang w:eastAsia="en-GB"/>
+        </w:rPr>
+        <w:t>"Company"</w:t>
+      </w:r>
+      <w:r>
+        <w:rPr>
+          <w:rFonts w:ascii="Consolas" w:eastAsia="Times New Roman" w:hAnsi="Consolas" w:cs="Times New Roman"/>
+          <w:color w:val="DCDCDC"/>
+          <w:sz w:val="21"/>
+          <w:szCs w:val="21"/>
+          <w:lang w:eastAsia="en-GB"/>
+        </w:rPr>
+        <w:t>.</w:t>
+      </w:r>
+      <w:r>
+        <w:rPr>
+          <w:rFonts w:ascii="Consolas" w:eastAsia="Times New Roman" w:hAnsi="Consolas" w:cs="Times New Roman"/>
+          <w:color w:val="CE9178"/>
+          <w:sz w:val="21"/>
+          <w:szCs w:val="21"/>
+          <w:lang w:eastAsia="en-GB"/>
+        </w:rPr>
+        <w:t>"</w:t>
+      </w:r>
+      <w:proofErr w:type="spellStart"/>
+      <w:proofErr w:type="gramStart"/>
+      <w:r>
+        <w:rPr>
+          <w:rFonts w:ascii="Consolas" w:eastAsia="Times New Roman" w:hAnsi="Consolas" w:cs="Times New Roman"/>
+          <w:color w:val="CE9178"/>
+          <w:sz w:val="21"/>
+          <w:szCs w:val="21"/>
+          <w:lang w:eastAsia="en-GB"/>
+        </w:rPr>
+        <w:t>companyId</w:t>
+      </w:r>
+      <w:proofErr w:type="spellEnd"/>
+      <w:r>
+        <w:rPr>
+          <w:rFonts w:ascii="Consolas" w:eastAsia="Times New Roman" w:hAnsi="Consolas" w:cs="Times New Roman"/>
+          <w:color w:val="CE9178"/>
+          <w:sz w:val="21"/>
+          <w:szCs w:val="21"/>
+          <w:lang w:eastAsia="en-GB"/>
+        </w:rPr>
+        <w:t>"</w:t>
+      </w:r>
+      <w:r>
+        <w:rPr>
+          <w:rFonts w:ascii="Consolas" w:eastAsia="Times New Roman" w:hAnsi="Consolas" w:cs="Times New Roman"/>
+          <w:color w:val="D4D4D4"/>
+          <w:sz w:val="21"/>
+          <w:szCs w:val="21"/>
+          <w:lang w:eastAsia="en-GB"/>
+        </w:rPr>
+        <w:t xml:space="preserve"> &lt; </w:t>
+      </w:r>
+      <w:r>
+        <w:rPr>
+          <w:rFonts w:ascii="Consolas" w:eastAsia="Times New Roman" w:hAnsi="Consolas" w:cs="Times New Roman"/>
+          <w:color w:val="CE9178"/>
+          <w:sz w:val="21"/>
+          <w:szCs w:val="21"/>
+          <w:lang w:eastAsia="en-GB"/>
+        </w:rPr>
+        <w:t>"</w:t>
+      </w:r>
+      <w:proofErr w:type="spellStart"/>
+      <w:r>
+        <w:rPr>
+          <w:rFonts w:ascii="Consolas" w:eastAsia="Times New Roman" w:hAnsi="Consolas" w:cs="Times New Roman"/>
+          <w:color w:val="CE9178"/>
+          <w:sz w:val="21"/>
+          <w:szCs w:val="21"/>
+          <w:lang w:eastAsia="en-GB"/>
+        </w:rPr>
+        <w:t>ImportHistory</w:t>
+      </w:r>
+      <w:proofErr w:type="spellEnd"/>
+      <w:r>
+        <w:rPr>
+          <w:rFonts w:ascii="Consolas" w:eastAsia="Times New Roman" w:hAnsi="Consolas" w:cs="Times New Roman"/>
+          <w:color w:val="CE9178"/>
+          <w:sz w:val="21"/>
+          <w:szCs w:val="21"/>
+          <w:lang w:eastAsia="en-GB"/>
+        </w:rPr>
+        <w:t>"</w:t>
+      </w:r>
+      <w:r>
+        <w:rPr>
+          <w:rFonts w:ascii="Consolas" w:eastAsia="Times New Roman" w:hAnsi="Consolas" w:cs="Times New Roman"/>
+          <w:color w:val="DCDCDC"/>
+          <w:sz w:val="21"/>
+          <w:szCs w:val="21"/>
+          <w:lang w:eastAsia="en-GB"/>
+        </w:rPr>
+        <w:t>.</w:t>
+      </w:r>
+      <w:r>
+        <w:rPr>
+          <w:rFonts w:ascii="Consolas" w:eastAsia="Times New Roman" w:hAnsi="Consolas" w:cs="Times New Roman"/>
+          <w:color w:val="CE9178"/>
+          <w:sz w:val="21"/>
+          <w:szCs w:val="21"/>
+          <w:lang w:eastAsia="en-GB"/>
+        </w:rPr>
+        <w:t>"</w:t>
+      </w:r>
+      <w:proofErr w:type="spellStart"/>
+      <w:r>
+        <w:rPr>
+          <w:rFonts w:ascii="Consolas" w:eastAsia="Times New Roman" w:hAnsi="Consolas" w:cs="Times New Roman"/>
+          <w:color w:val="CE9178"/>
+          <w:sz w:val="21"/>
+          <w:szCs w:val="21"/>
+          <w:lang w:eastAsia="en-GB"/>
+        </w:rPr>
+        <w:t>companyId</w:t>
+      </w:r>
+      <w:proofErr w:type="spellEnd"/>
+      <w:proofErr w:type="gramEnd"/>
+      <w:r>
+        <w:rPr>
+          <w:rFonts w:ascii="Consolas" w:eastAsia="Times New Roman" w:hAnsi="Consolas" w:cs="Times New Roman"/>
+          <w:color w:val="CE9178"/>
+          <w:sz w:val="21"/>
+          <w:szCs w:val="21"/>
+          <w:lang w:eastAsia="en-GB"/>
+        </w:rPr>
+        <w:t>"</w:t>
+      </w:r>
     </w:p>
     <w:p>
       <w:pPr>
-        <w:spacing w:after="0" w:line="240" w:lineRule="auto"/>
-        <w:rPr>
-          <w:rFonts w:ascii="Times New Roman" w:hAnsi="Times New Roman" w:cs="Times New Roman"/>
-          <w:sz w:val="28"/>
-        </w:rPr>
-      </w:pPr>
-      <w:r>
-        <w:rPr>
-          <w:rFonts w:ascii="Times New Roman" w:hAnsi="Times New Roman" w:cs="Times New Roman"/>
-          <w:sz w:val="28"/>
-        </w:rPr>
-        <w:t>Name – string, [3, 150], required</w:t>
-      </w:r>
+        <w:shd w:val="clear" w:color="auto" w:fill="1E1E1E"/>
+        <w:spacing w:after="0" w:line="285" w:lineRule="atLeast"/>
+        <w:rPr>
+          <w:rFonts w:ascii="Consolas" w:eastAsia="Times New Roman" w:hAnsi="Consolas" w:cs="Times New Roman"/>
+          <w:color w:val="D4D4D4"/>
+          <w:sz w:val="21"/>
+          <w:szCs w:val="21"/>
+          <w:lang w:eastAsia="en-GB"/>
+        </w:rPr>
+      </w:pPr>
     </w:p>
     <w:p>
       <w:pPr>
+        <w:shd w:val="clear" w:color="auto" w:fill="1E1E1E"/>
+        <w:spacing w:after="0" w:line="285" w:lineRule="atLeast"/>
+        <w:rPr>
+          <w:rFonts w:ascii="Consolas" w:eastAsia="Times New Roman" w:hAnsi="Consolas" w:cs="Times New Roman"/>
+          <w:color w:val="D4D4D4"/>
+          <w:sz w:val="21"/>
+          <w:szCs w:val="21"/>
+          <w:lang w:eastAsia="en-GB"/>
+        </w:rPr>
+      </w:pPr>
+      <w:r>
+        <w:rPr>
+          <w:rFonts w:ascii="Consolas" w:eastAsia="Times New Roman" w:hAnsi="Consolas" w:cs="Times New Roman"/>
+          <w:color w:val="569CD6"/>
+          <w:sz w:val="21"/>
+          <w:szCs w:val="21"/>
+          <w:lang w:eastAsia="en-GB"/>
+        </w:rPr>
+        <w:t>Ref</w:t>
+      </w:r>
+      <w:r>
+        <w:rPr>
+          <w:rFonts w:ascii="Consolas" w:eastAsia="Times New Roman" w:hAnsi="Consolas" w:cs="Times New Roman"/>
+          <w:color w:val="DCDCDC"/>
+          <w:sz w:val="21"/>
+          <w:szCs w:val="21"/>
+          <w:lang w:eastAsia="en-GB"/>
+        </w:rPr>
+        <w:t>:</w:t>
+      </w:r>
+      <w:r>
+        <w:rPr>
+          <w:rFonts w:ascii="Consolas" w:eastAsia="Times New Roman" w:hAnsi="Consolas" w:cs="Times New Roman"/>
+          <w:color w:val="D4D4D4"/>
+          <w:sz w:val="21"/>
+          <w:szCs w:val="21"/>
+          <w:lang w:eastAsia="en-GB"/>
+        </w:rPr>
+        <w:t xml:space="preserve"> </w:t>
+      </w:r>
+      <w:r>
+        <w:rPr>
+          <w:rFonts w:ascii="Consolas" w:eastAsia="Times New Roman" w:hAnsi="Consolas" w:cs="Times New Roman"/>
+          <w:color w:val="CE9178"/>
+          <w:sz w:val="21"/>
+          <w:szCs w:val="21"/>
+          <w:lang w:eastAsia="en-GB"/>
+        </w:rPr>
+        <w:t>"</w:t>
+      </w:r>
+      <w:proofErr w:type="spellStart"/>
+      <w:r>
+        <w:rPr>
+          <w:rFonts w:ascii="Consolas" w:eastAsia="Times New Roman" w:hAnsi="Consolas" w:cs="Times New Roman"/>
+          <w:color w:val="CE9178"/>
+          <w:sz w:val="21"/>
+          <w:szCs w:val="21"/>
+          <w:lang w:eastAsia="en-GB"/>
+        </w:rPr>
+        <w:t>ImportHistory</w:t>
+      </w:r>
+      <w:proofErr w:type="spellEnd"/>
+      <w:r>
+        <w:rPr>
+          <w:rFonts w:ascii="Consolas" w:eastAsia="Times New Roman" w:hAnsi="Consolas" w:cs="Times New Roman"/>
+          <w:color w:val="CE9178"/>
+          <w:sz w:val="21"/>
+          <w:szCs w:val="21"/>
+          <w:lang w:eastAsia="en-GB"/>
+        </w:rPr>
+        <w:t>"</w:t>
+      </w:r>
+      <w:r>
+        <w:rPr>
+          <w:rFonts w:ascii="Consolas" w:eastAsia="Times New Roman" w:hAnsi="Consolas" w:cs="Times New Roman"/>
+          <w:color w:val="DCDCDC"/>
+          <w:sz w:val="21"/>
+          <w:szCs w:val="21"/>
+          <w:lang w:eastAsia="en-GB"/>
+        </w:rPr>
+        <w:t>.</w:t>
+      </w:r>
+      <w:r>
+        <w:rPr>
+          <w:rFonts w:ascii="Consolas" w:eastAsia="Times New Roman" w:hAnsi="Consolas" w:cs="Times New Roman"/>
+          <w:color w:val="CE9178"/>
+          <w:sz w:val="21"/>
+          <w:szCs w:val="21"/>
+          <w:lang w:eastAsia="en-GB"/>
+        </w:rPr>
+        <w:t>"</w:t>
+      </w:r>
+      <w:proofErr w:type="spellStart"/>
+      <w:proofErr w:type="gramStart"/>
+      <w:r>
+        <w:rPr>
+          <w:rFonts w:ascii="Consolas" w:eastAsia="Times New Roman" w:hAnsi="Consolas" w:cs="Times New Roman"/>
+          <w:color w:val="CE9178"/>
+          <w:sz w:val="21"/>
+          <w:szCs w:val="21"/>
+          <w:lang w:eastAsia="en-GB"/>
+        </w:rPr>
+        <w:t>importId</w:t>
+      </w:r>
+      <w:proofErr w:type="spellEnd"/>
+      <w:r>
+        <w:rPr>
+          <w:rFonts w:ascii="Consolas" w:eastAsia="Times New Roman" w:hAnsi="Consolas" w:cs="Times New Roman"/>
+          <w:color w:val="CE9178"/>
+          <w:sz w:val="21"/>
+          <w:szCs w:val="21"/>
+          <w:lang w:eastAsia="en-GB"/>
+        </w:rPr>
+        <w:t>"</w:t>
+      </w:r>
+      <w:r>
+        <w:rPr>
+          <w:rFonts w:ascii="Consolas" w:eastAsia="Times New Roman" w:hAnsi="Consolas" w:cs="Times New Roman"/>
+          <w:color w:val="D4D4D4"/>
+          <w:sz w:val="21"/>
+          <w:szCs w:val="21"/>
+          <w:lang w:eastAsia="en-GB"/>
+        </w:rPr>
+        <w:t xml:space="preserve"> &lt; </w:t>
+      </w:r>
+      <w:r>
+        <w:rPr>
+          <w:rFonts w:ascii="Consolas" w:eastAsia="Times New Roman" w:hAnsi="Consolas" w:cs="Times New Roman"/>
+          <w:color w:val="CE9178"/>
+          <w:sz w:val="21"/>
+          <w:szCs w:val="21"/>
+          <w:lang w:eastAsia="en-GB"/>
+        </w:rPr>
+        <w:t>"</w:t>
+      </w:r>
+      <w:proofErr w:type="spellStart"/>
+      <w:r>
+        <w:rPr>
+          <w:rFonts w:ascii="Consolas" w:eastAsia="Times New Roman" w:hAnsi="Consolas" w:cs="Times New Roman"/>
+          <w:color w:val="CE9178"/>
+          <w:sz w:val="21"/>
+          <w:szCs w:val="21"/>
+          <w:lang w:eastAsia="en-GB"/>
+        </w:rPr>
+        <w:t>YearlyFinancialReport</w:t>
+      </w:r>
+      <w:proofErr w:type="spellEnd"/>
+      <w:r>
+        <w:rPr>
+          <w:rFonts w:ascii="Consolas" w:eastAsia="Times New Roman" w:hAnsi="Consolas" w:cs="Times New Roman"/>
+          <w:color w:val="CE9178"/>
+          <w:sz w:val="21"/>
+          <w:szCs w:val="21"/>
+          <w:lang w:eastAsia="en-GB"/>
+        </w:rPr>
+        <w:t>"</w:t>
+      </w:r>
+      <w:r>
+        <w:rPr>
+          <w:rFonts w:ascii="Consolas" w:eastAsia="Times New Roman" w:hAnsi="Consolas" w:cs="Times New Roman"/>
+          <w:color w:val="DCDCDC"/>
+          <w:sz w:val="21"/>
+          <w:szCs w:val="21"/>
+          <w:lang w:eastAsia="en-GB"/>
+        </w:rPr>
+        <w:t>.</w:t>
+      </w:r>
+      <w:r>
+        <w:rPr>
+          <w:rFonts w:ascii="Consolas" w:eastAsia="Times New Roman" w:hAnsi="Consolas" w:cs="Times New Roman"/>
+          <w:color w:val="CE9178"/>
+          <w:sz w:val="21"/>
+          <w:szCs w:val="21"/>
+          <w:lang w:eastAsia="en-GB"/>
+        </w:rPr>
+        <w:t>"</w:t>
+      </w:r>
+      <w:proofErr w:type="spellStart"/>
+      <w:r>
+        <w:rPr>
+          <w:rFonts w:ascii="Consolas" w:eastAsia="Times New Roman" w:hAnsi="Consolas" w:cs="Times New Roman"/>
+          <w:color w:val="CE9178"/>
+          <w:sz w:val="21"/>
+          <w:szCs w:val="21"/>
+          <w:lang w:eastAsia="en-GB"/>
+        </w:rPr>
+        <w:t>importId</w:t>
+      </w:r>
+      <w:proofErr w:type="spellEnd"/>
+      <w:proofErr w:type="gramEnd"/>
+      <w:r>
+        <w:rPr>
+          <w:rFonts w:ascii="Consolas" w:eastAsia="Times New Roman" w:hAnsi="Consolas" w:cs="Times New Roman"/>
+          <w:color w:val="CE9178"/>
+          <w:sz w:val="21"/>
+          <w:szCs w:val="21"/>
+          <w:lang w:eastAsia="en-GB"/>
+        </w:rPr>
+        <w:t>"</w:t>
+      </w:r>
+    </w:p>
+    <w:p>
+      <w:pPr>
+        <w:shd w:val="clear" w:color="auto" w:fill="1E1E1E"/>
+        <w:spacing w:after="0" w:line="285" w:lineRule="atLeast"/>
+        <w:rPr>
+          <w:rFonts w:ascii="Consolas" w:eastAsia="Times New Roman" w:hAnsi="Consolas" w:cs="Times New Roman"/>
+          <w:color w:val="D4D4D4"/>
+          <w:sz w:val="21"/>
+          <w:szCs w:val="21"/>
+          <w:lang w:eastAsia="en-GB"/>
+        </w:rPr>
+      </w:pPr>
+    </w:p>
+    <w:p>
+      <w:pPr>
+        <w:shd w:val="clear" w:color="auto" w:fill="1E1E1E"/>
+        <w:spacing w:after="0" w:line="285" w:lineRule="atLeast"/>
+        <w:rPr>
+          <w:rFonts w:ascii="Consolas" w:eastAsia="Times New Roman" w:hAnsi="Consolas" w:cs="Times New Roman"/>
+          <w:color w:val="D4D4D4"/>
+          <w:sz w:val="21"/>
+          <w:szCs w:val="21"/>
+          <w:lang w:eastAsia="en-GB"/>
+        </w:rPr>
+      </w:pPr>
+    </w:p>
+    <w:p>
+      <w:pPr>
+        <w:shd w:val="clear" w:color="auto" w:fill="1E1E1E"/>
+        <w:spacing w:after="0" w:line="285" w:lineRule="atLeast"/>
+        <w:rPr>
+          <w:rFonts w:ascii="Consolas" w:eastAsia="Times New Roman" w:hAnsi="Consolas" w:cs="Times New Roman"/>
+          <w:color w:val="D4D4D4"/>
+          <w:sz w:val="21"/>
+          <w:szCs w:val="21"/>
+          <w:lang w:eastAsia="en-GB"/>
+        </w:rPr>
+      </w:pPr>
+      <w:r>
+        <w:rPr>
+          <w:rFonts w:ascii="Consolas" w:eastAsia="Times New Roman" w:hAnsi="Consolas" w:cs="Times New Roman"/>
+          <w:color w:val="608B4E"/>
+          <w:sz w:val="21"/>
+          <w:szCs w:val="21"/>
+          <w:lang w:eastAsia="en-GB"/>
+        </w:rPr>
+        <w:t xml:space="preserve">// </w:t>
+      </w:r>
+      <w:proofErr w:type="spellStart"/>
+      <w:r>
+        <w:rPr>
+          <w:rFonts w:ascii="Consolas" w:eastAsia="Times New Roman" w:hAnsi="Consolas" w:cs="Times New Roman"/>
+          <w:color w:val="608B4E"/>
+          <w:sz w:val="21"/>
+          <w:szCs w:val="21"/>
+          <w:lang w:eastAsia="en-GB"/>
+        </w:rPr>
+        <w:t>Diagrama</w:t>
+      </w:r>
+      <w:proofErr w:type="spellEnd"/>
+      <w:r>
+        <w:rPr>
+          <w:rFonts w:ascii="Consolas" w:eastAsia="Times New Roman" w:hAnsi="Consolas" w:cs="Times New Roman"/>
+          <w:color w:val="608B4E"/>
+          <w:sz w:val="21"/>
+          <w:szCs w:val="21"/>
+          <w:lang w:eastAsia="en-GB"/>
+        </w:rPr>
+        <w:t xml:space="preserve"> </w:t>
+      </w:r>
+      <w:proofErr w:type="spellStart"/>
+      <w:r>
+        <w:rPr>
+          <w:rFonts w:ascii="Consolas" w:eastAsia="Times New Roman" w:hAnsi="Consolas" w:cs="Times New Roman"/>
+          <w:color w:val="608B4E"/>
+          <w:sz w:val="21"/>
+          <w:szCs w:val="21"/>
+          <w:lang w:eastAsia="en-GB"/>
+        </w:rPr>
+        <w:t>realizata</w:t>
+      </w:r>
+      <w:proofErr w:type="spellEnd"/>
+      <w:r>
+        <w:rPr>
+          <w:rFonts w:ascii="Consolas" w:eastAsia="Times New Roman" w:hAnsi="Consolas" w:cs="Times New Roman"/>
+          <w:color w:val="608B4E"/>
+          <w:sz w:val="21"/>
+          <w:szCs w:val="21"/>
+          <w:lang w:eastAsia="en-GB"/>
+        </w:rPr>
+        <w:t xml:space="preserve"> cu https://dbdiagram.io/d</w:t>
+      </w:r>
+    </w:p>
+    <w:p>
+      <w:pPr>
         <w:spacing w:after="0" w:line="240" w:lineRule="auto"/>
         <w:rPr>
           <w:rFonts w:ascii="Times New Roman" w:hAnsi="Times New Roman" w:cs="Times New Roman"/>
           <w:sz w:val="28"/>
-        </w:rPr>
-      </w:pPr>
-      <w:r>
+          <w:szCs w:val="28"/>
+        </w:rPr>
+      </w:pPr>
+    </w:p>
+    <w:p>
+      <w:pPr>
+        <w:spacing w:after="0" w:line="240" w:lineRule="auto"/>
         <w:rPr>
           <w:rFonts w:ascii="Times New Roman" w:hAnsi="Times New Roman" w:cs="Times New Roman"/>
           <w:sz w:val="28"/>
         </w:rPr>
+      </w:pPr>
+      <w:proofErr w:type="spellStart"/>
+      <w:r>
+        <w:rPr>
+          <w:rFonts w:ascii="Times New Roman" w:hAnsi="Times New Roman" w:cs="Times New Roman"/>
+          <w:sz w:val="28"/>
+        </w:rPr>
+        <w:lastRenderedPageBreak/>
+        <w:t>Urmand</w:t>
+      </w:r>
+      <w:proofErr w:type="spellEnd"/>
+      <w:r>
+        <w:rPr>
+          <w:rFonts w:ascii="Times New Roman" w:hAnsi="Times New Roman" w:cs="Times New Roman"/>
+          <w:sz w:val="28"/>
+        </w:rPr>
+        <w:t xml:space="preserve"> eventual </w:t>
+      </w:r>
+      <w:proofErr w:type="spellStart"/>
+      <w:proofErr w:type="gramStart"/>
+      <w:r>
+        <w:rPr>
+          <w:rFonts w:ascii="Times New Roman" w:hAnsi="Times New Roman" w:cs="Times New Roman"/>
+          <w:sz w:val="28"/>
+        </w:rPr>
+        <w:t>sa</w:t>
+      </w:r>
+      <w:proofErr w:type="spellEnd"/>
+      <w:proofErr w:type="gramEnd"/>
+      <w:r>
+        <w:rPr>
+          <w:rFonts w:ascii="Times New Roman" w:hAnsi="Times New Roman" w:cs="Times New Roman"/>
+          <w:sz w:val="28"/>
+        </w:rPr>
+        <w:t xml:space="preserve"> se </w:t>
+      </w:r>
+      <w:proofErr w:type="spellStart"/>
+      <w:r>
+        <w:rPr>
+          <w:rFonts w:ascii="Times New Roman" w:hAnsi="Times New Roman" w:cs="Times New Roman"/>
+          <w:sz w:val="28"/>
+        </w:rPr>
+        <w:t>mai</w:t>
+      </w:r>
+      <w:proofErr w:type="spellEnd"/>
+      <w:r>
+        <w:rPr>
+          <w:rFonts w:ascii="Times New Roman" w:hAnsi="Times New Roman" w:cs="Times New Roman"/>
+          <w:sz w:val="28"/>
+        </w:rPr>
+        <w:t xml:space="preserve"> </w:t>
+      </w:r>
+      <w:proofErr w:type="spellStart"/>
+      <w:r>
+        <w:rPr>
+          <w:rFonts w:ascii="Times New Roman" w:hAnsi="Times New Roman" w:cs="Times New Roman"/>
+          <w:sz w:val="28"/>
+        </w:rPr>
+        <w:t>adauge</w:t>
+      </w:r>
+      <w:proofErr w:type="spellEnd"/>
+      <w:r>
+        <w:rPr>
+          <w:rFonts w:ascii="Times New Roman" w:hAnsi="Times New Roman" w:cs="Times New Roman"/>
+          <w:sz w:val="28"/>
+        </w:rPr>
+        <w:t xml:space="preserve"> </w:t>
+      </w:r>
+      <w:proofErr w:type="spellStart"/>
+      <w:r>
+        <w:rPr>
+          <w:rFonts w:ascii="Times New Roman" w:hAnsi="Times New Roman" w:cs="Times New Roman"/>
+          <w:sz w:val="28"/>
+        </w:rPr>
+        <w:t>tabele</w:t>
+      </w:r>
+      <w:proofErr w:type="spellEnd"/>
+      <w:r>
+        <w:rPr>
+          <w:rFonts w:ascii="Times New Roman" w:hAnsi="Times New Roman" w:cs="Times New Roman"/>
+          <w:sz w:val="28"/>
+        </w:rPr>
+        <w:t xml:space="preserve"> </w:t>
+      </w:r>
+      <w:proofErr w:type="spellStart"/>
+      <w:r>
+        <w:rPr>
+          <w:rFonts w:ascii="Times New Roman" w:hAnsi="Times New Roman" w:cs="Times New Roman"/>
+          <w:sz w:val="28"/>
+        </w:rPr>
+        <w:t>referitoare</w:t>
+      </w:r>
+      <w:proofErr w:type="spellEnd"/>
+      <w:r>
+        <w:rPr>
+          <w:rFonts w:ascii="Times New Roman" w:hAnsi="Times New Roman" w:cs="Times New Roman"/>
+          <w:sz w:val="28"/>
+        </w:rPr>
+        <w:t xml:space="preserve"> la </w:t>
+      </w:r>
+      <w:proofErr w:type="spellStart"/>
+      <w:r>
+        <w:rPr>
+          <w:rFonts w:ascii="Times New Roman" w:hAnsi="Times New Roman" w:cs="Times New Roman"/>
+          <w:sz w:val="28"/>
+        </w:rPr>
+        <w:t>predict</w:t>
+      </w:r>
+      <w:r>
+        <w:rPr>
+          <w:rFonts w:ascii="Times New Roman" w:hAnsi="Times New Roman" w:cs="Times New Roman"/>
+          <w:sz w:val="28"/>
+        </w:rPr>
+        <w:t>ia</w:t>
+      </w:r>
+      <w:proofErr w:type="spellEnd"/>
+      <w:r>
+        <w:rPr>
+          <w:rFonts w:ascii="Times New Roman" w:hAnsi="Times New Roman" w:cs="Times New Roman"/>
+          <w:sz w:val="28"/>
+        </w:rPr>
+        <w:t xml:space="preserve"> </w:t>
+      </w:r>
+      <w:proofErr w:type="spellStart"/>
+      <w:r>
+        <w:rPr>
+          <w:rFonts w:ascii="Times New Roman" w:hAnsi="Times New Roman" w:cs="Times New Roman"/>
+          <w:sz w:val="28"/>
+        </w:rPr>
+        <w:t>datelor</w:t>
+      </w:r>
+      <w:proofErr w:type="spellEnd"/>
+      <w:r>
+        <w:rPr>
+          <w:rFonts w:ascii="Times New Roman" w:hAnsi="Times New Roman" w:cs="Times New Roman"/>
+          <w:sz w:val="28"/>
+        </w:rPr>
+        <w:t xml:space="preserve"> in </w:t>
+      </w:r>
+      <w:proofErr w:type="spellStart"/>
+      <w:r>
+        <w:rPr>
+          <w:rFonts w:ascii="Times New Roman" w:hAnsi="Times New Roman" w:cs="Times New Roman"/>
+          <w:sz w:val="28"/>
+        </w:rPr>
+        <w:t>viitor</w:t>
+      </w:r>
+      <w:proofErr w:type="spellEnd"/>
+      <w:r>
+        <w:rPr>
+          <w:rFonts w:ascii="Times New Roman" w:hAnsi="Times New Roman" w:cs="Times New Roman"/>
+          <w:sz w:val="28"/>
+        </w:rPr>
+        <w:t xml:space="preserve">, </w:t>
+      </w:r>
+      <w:proofErr w:type="spellStart"/>
+      <w:r>
+        <w:rPr>
+          <w:rFonts w:ascii="Times New Roman" w:hAnsi="Times New Roman" w:cs="Times New Roman"/>
+          <w:sz w:val="28"/>
+        </w:rPr>
+        <w:t>sau</w:t>
+      </w:r>
+      <w:proofErr w:type="spellEnd"/>
+      <w:r>
+        <w:rPr>
+          <w:rFonts w:ascii="Times New Roman" w:hAnsi="Times New Roman" w:cs="Times New Roman"/>
+          <w:sz w:val="28"/>
+        </w:rPr>
+        <w:t xml:space="preserve"> un Industry Benchmark (</w:t>
+      </w:r>
+      <w:proofErr w:type="spellStart"/>
+      <w:r>
+        <w:rPr>
+          <w:rFonts w:ascii="Times New Roman" w:hAnsi="Times New Roman" w:cs="Times New Roman"/>
+          <w:sz w:val="28"/>
+        </w:rPr>
+        <w:t>compararea</w:t>
+      </w:r>
+      <w:proofErr w:type="spellEnd"/>
+      <w:r>
+        <w:rPr>
+          <w:rFonts w:ascii="Times New Roman" w:hAnsi="Times New Roman" w:cs="Times New Roman"/>
+          <w:sz w:val="28"/>
+        </w:rPr>
+        <w:t xml:space="preserve"> </w:t>
+      </w:r>
+      <w:proofErr w:type="spellStart"/>
+      <w:r>
+        <w:rPr>
+          <w:rFonts w:ascii="Times New Roman" w:hAnsi="Times New Roman" w:cs="Times New Roman"/>
+          <w:sz w:val="28"/>
+        </w:rPr>
+        <w:t>firmelor</w:t>
+      </w:r>
+      <w:proofErr w:type="spellEnd"/>
+      <w:r>
+        <w:rPr>
+          <w:rFonts w:ascii="Times New Roman" w:hAnsi="Times New Roman" w:cs="Times New Roman"/>
+          <w:sz w:val="28"/>
+        </w:rPr>
+        <w:t xml:space="preserve"> cu </w:t>
+      </w:r>
+      <w:proofErr w:type="spellStart"/>
+      <w:r>
+        <w:rPr>
+          <w:rFonts w:ascii="Times New Roman" w:hAnsi="Times New Roman" w:cs="Times New Roman"/>
+          <w:sz w:val="28"/>
+        </w:rPr>
+        <w:t>acelasi</w:t>
+      </w:r>
+      <w:proofErr w:type="spellEnd"/>
+      <w:r>
+        <w:rPr>
+          <w:rFonts w:ascii="Times New Roman" w:hAnsi="Times New Roman" w:cs="Times New Roman"/>
+          <w:sz w:val="28"/>
+        </w:rPr>
+        <w:t xml:space="preserve"> </w:t>
+      </w:r>
+      <w:proofErr w:type="spellStart"/>
+      <w:r>
+        <w:rPr>
+          <w:rFonts w:ascii="Times New Roman" w:hAnsi="Times New Roman" w:cs="Times New Roman"/>
+          <w:sz w:val="28"/>
+        </w:rPr>
+        <w:t>profil</w:t>
+      </w:r>
+      <w:proofErr w:type="spellEnd"/>
+      <w:r>
+        <w:rPr>
+          <w:rFonts w:ascii="Times New Roman" w:hAnsi="Times New Roman" w:cs="Times New Roman"/>
+          <w:sz w:val="28"/>
+        </w:rPr>
+        <w:t xml:space="preserve"> de </w:t>
+      </w:r>
+      <w:proofErr w:type="spellStart"/>
+      <w:r>
+        <w:rPr>
+          <w:rFonts w:ascii="Times New Roman" w:hAnsi="Times New Roman" w:cs="Times New Roman"/>
+          <w:sz w:val="28"/>
+        </w:rPr>
+        <w:t>activitate</w:t>
+      </w:r>
+      <w:proofErr w:type="spellEnd"/>
+      <w:r>
+        <w:rPr>
+          <w:rFonts w:ascii="Times New Roman" w:hAnsi="Times New Roman" w:cs="Times New Roman"/>
+          <w:sz w:val="28"/>
+        </w:rPr>
+        <w:t>).</w:t>
+      </w:r>
+    </w:p>
+    <w:p>
+      <w:pPr>
+        <w:spacing w:after="0" w:line="240" w:lineRule="auto"/>
+        <w:rPr>
+          <w:rFonts w:ascii="Times New Roman" w:hAnsi="Times New Roman" w:cs="Times New Roman"/>
+          <w:sz w:val="28"/>
+        </w:rPr>
+      </w:pPr>
+    </w:p>
+    <w:p>
+      <w:pPr>
+        <w:spacing w:after="0" w:line="240" w:lineRule="auto"/>
+        <w:rPr>
+          <w:rFonts w:ascii="Times New Roman" w:hAnsi="Times New Roman" w:cs="Times New Roman"/>
+          <w:sz w:val="28"/>
+        </w:rPr>
+      </w:pPr>
+    </w:p>
+    <w:p>
+      <w:pPr>
+        <w:spacing w:after="0" w:line="240" w:lineRule="auto"/>
+        <w:rPr>
+          <w:rFonts w:ascii="Times New Roman" w:hAnsi="Times New Roman" w:cs="Times New Roman"/>
+          <w:sz w:val="28"/>
+        </w:rPr>
+      </w:pPr>
+    </w:p>
+    <w:p>
+      <w:pPr>
+        <w:pStyle w:val="Heading1"/>
+      </w:pPr>
+      <w:proofErr w:type="spellStart"/>
+      <w:r>
+        <w:t>Modelul</w:t>
+      </w:r>
+      <w:proofErr w:type="spellEnd"/>
+      <w:r>
+        <w:t xml:space="preserve"> </w:t>
+      </w:r>
+      <w:proofErr w:type="spellStart"/>
+      <w:r>
+        <w:t>Company</w:t>
+      </w:r>
+      <w:r>
+        <w:t>.cs</w:t>
+      </w:r>
+      <w:proofErr w:type="spellEnd"/>
+    </w:p>
+    <w:p>
+      <w:pPr>
+        <w:spacing w:after="0" w:line="240" w:lineRule="auto"/>
+        <w:rPr>
+          <w:rFonts w:ascii="Times New Roman" w:hAnsi="Times New Roman" w:cs="Times New Roman"/>
+          <w:color w:val="00B050"/>
+          <w:sz w:val="28"/>
+          <w:szCs w:val="28"/>
+        </w:rPr>
+      </w:pPr>
+      <w:proofErr w:type="spellStart"/>
+      <w:r>
+        <w:rPr>
+          <w:rFonts w:ascii="Times New Roman" w:hAnsi="Times New Roman" w:cs="Times New Roman"/>
+          <w:color w:val="00B050"/>
+          <w:sz w:val="28"/>
+          <w:szCs w:val="28"/>
+        </w:rPr>
+        <w:t>CompanyId</w:t>
+      </w:r>
+      <w:proofErr w:type="spellEnd"/>
+      <w:r>
+        <w:rPr>
+          <w:rFonts w:ascii="Times New Roman" w:hAnsi="Times New Roman" w:cs="Times New Roman"/>
+          <w:color w:val="00B050"/>
+          <w:sz w:val="28"/>
+          <w:szCs w:val="28"/>
+        </w:rPr>
+        <w:t xml:space="preserve"> – </w:t>
+      </w:r>
+      <w:proofErr w:type="spellStart"/>
+      <w:r>
+        <w:rPr>
+          <w:rFonts w:ascii="Times New Roman" w:hAnsi="Times New Roman" w:cs="Times New Roman"/>
+          <w:color w:val="00B050"/>
+          <w:sz w:val="28"/>
+          <w:szCs w:val="28"/>
+        </w:rPr>
+        <w:t>int</w:t>
+      </w:r>
+      <w:proofErr w:type="spellEnd"/>
+      <w:r>
+        <w:rPr>
+          <w:rFonts w:ascii="Times New Roman" w:hAnsi="Times New Roman" w:cs="Times New Roman"/>
+          <w:color w:val="00B050"/>
+          <w:sz w:val="28"/>
+          <w:szCs w:val="28"/>
+        </w:rPr>
+        <w:t xml:space="preserve">, </w:t>
+      </w:r>
+      <w:proofErr w:type="spellStart"/>
+      <w:r>
+        <w:rPr>
+          <w:rFonts w:ascii="Times New Roman" w:hAnsi="Times New Roman" w:cs="Times New Roman"/>
+          <w:color w:val="00B050"/>
+          <w:sz w:val="28"/>
+          <w:szCs w:val="28"/>
+        </w:rPr>
+        <w:t>autoincrement</w:t>
+      </w:r>
+      <w:proofErr w:type="spellEnd"/>
+      <w:r>
+        <w:rPr>
+          <w:rFonts w:ascii="Times New Roman" w:hAnsi="Times New Roman" w:cs="Times New Roman"/>
+          <w:color w:val="00B050"/>
+          <w:sz w:val="28"/>
+          <w:szCs w:val="28"/>
+        </w:rPr>
+        <w:t xml:space="preserve">, primary key </w:t>
+      </w:r>
+    </w:p>
+    <w:p>
+      <w:pPr>
+        <w:spacing w:after="0" w:line="240" w:lineRule="auto"/>
+        <w:rPr>
+          <w:rFonts w:ascii="Times New Roman" w:hAnsi="Times New Roman" w:cs="Times New Roman"/>
+          <w:sz w:val="28"/>
+        </w:rPr>
+      </w:pPr>
+      <w:r>
+        <w:rPr>
+          <w:rFonts w:ascii="Times New Roman" w:hAnsi="Times New Roman" w:cs="Times New Roman"/>
+          <w:sz w:val="28"/>
+        </w:rPr>
+        <w:t>Name – string, [3, 150], required</w:t>
+      </w:r>
+    </w:p>
+    <w:p>
+      <w:pPr>
+        <w:spacing w:after="0" w:line="240" w:lineRule="auto"/>
+        <w:rPr>
+          <w:rFonts w:ascii="Times New Roman" w:hAnsi="Times New Roman" w:cs="Times New Roman"/>
+          <w:sz w:val="28"/>
+        </w:rPr>
+      </w:pPr>
+      <w:r>
+        <w:rPr>
+          <w:rFonts w:ascii="Times New Roman" w:hAnsi="Times New Roman" w:cs="Times New Roman"/>
+          <w:sz w:val="28"/>
+        </w:rPr>
         <w:t xml:space="preserve">CUI – </w:t>
       </w:r>
       <w:proofErr w:type="spellStart"/>
@@ -23040,14 +23969,7 @@
           <w:rFonts w:ascii="Times New Roman" w:hAnsi="Times New Roman" w:cs="Times New Roman"/>
           <w:sz w:val="28"/>
         </w:rPr>
-        <w:t xml:space="preserve">, </w:t>
-      </w:r>
-      <w:r>
-        <w:rPr>
-          <w:rFonts w:ascii="Times New Roman" w:hAnsi="Times New Roman" w:cs="Times New Roman"/>
-          <w:sz w:val="28"/>
-        </w:rPr>
-        <w:t>required</w:t>
+        <w:t>, required</w:t>
       </w:r>
     </w:p>
     <w:p>
@@ -23166,14 +24088,7 @@
           <w:rFonts w:ascii="Times New Roman" w:hAnsi="Times New Roman" w:cs="Times New Roman"/>
           <w:sz w:val="28"/>
         </w:rPr>
-        <w:t xml:space="preserve"> – string, [5, 250], </w:t>
-      </w:r>
-      <w:r>
-        <w:rPr>
-          <w:rFonts w:ascii="Times New Roman" w:hAnsi="Times New Roman" w:cs="Times New Roman"/>
-          <w:sz w:val="28"/>
-        </w:rPr>
-        <w:t>required</w:t>
+        <w:t xml:space="preserve"> – string, [5, 250], required</w:t>
       </w:r>
     </w:p>
     <w:p>
@@ -23255,8 +24170,2089 @@
           <w:rFonts w:ascii="Times New Roman" w:hAnsi="Times New Roman" w:cs="Times New Roman"/>
           <w:sz w:val="28"/>
         </w:rPr>
-        <w:t xml:space="preserve">  </w:t>
-      </w:r>
+        <w:t>Email – email, [5, 150]</w:t>
+      </w:r>
+    </w:p>
+    <w:p>
+      <w:pPr>
+        <w:spacing w:after="0" w:line="240" w:lineRule="auto"/>
+        <w:rPr>
+          <w:rFonts w:ascii="Times New Roman" w:hAnsi="Times New Roman" w:cs="Times New Roman"/>
+          <w:sz w:val="28"/>
+        </w:rPr>
+      </w:pPr>
+      <w:r>
+        <w:rPr>
+          <w:rFonts w:ascii="Times New Roman" w:hAnsi="Times New Roman" w:cs="Times New Roman"/>
+          <w:sz w:val="28"/>
+        </w:rPr>
+        <w:t xml:space="preserve">Website – </w:t>
+      </w:r>
+      <w:proofErr w:type="spellStart"/>
+      <w:proofErr w:type="gramStart"/>
+      <w:r>
+        <w:rPr>
+          <w:rFonts w:ascii="Times New Roman" w:hAnsi="Times New Roman" w:cs="Times New Roman"/>
+          <w:sz w:val="28"/>
+        </w:rPr>
+        <w:t>url</w:t>
+      </w:r>
+      <w:proofErr w:type="spellEnd"/>
+      <w:proofErr w:type="gramEnd"/>
+      <w:r>
+        <w:rPr>
+          <w:rFonts w:ascii="Times New Roman" w:hAnsi="Times New Roman" w:cs="Times New Roman"/>
+          <w:sz w:val="28"/>
+        </w:rPr>
+        <w:t>, [5, 150]</w:t>
+      </w:r>
+    </w:p>
+    <w:p>
+      <w:pPr>
+        <w:spacing w:after="0" w:line="240" w:lineRule="auto"/>
+        <w:rPr>
+          <w:rFonts w:ascii="Times New Roman" w:hAnsi="Times New Roman" w:cs="Times New Roman"/>
+          <w:sz w:val="28"/>
+        </w:rPr>
+      </w:pPr>
+      <w:r>
+        <w:rPr>
+          <w:rFonts w:ascii="Times New Roman" w:hAnsi="Times New Roman" w:cs="Times New Roman"/>
+          <w:sz w:val="28"/>
+        </w:rPr>
+        <w:t>+</w:t>
+      </w:r>
+      <w:proofErr w:type="spellStart"/>
+      <w:r>
+        <w:rPr>
+          <w:rFonts w:ascii="Times New Roman" w:hAnsi="Times New Roman" w:cs="Times New Roman"/>
+          <w:sz w:val="28"/>
+        </w:rPr>
+        <w:t>creat</w:t>
+      </w:r>
+      <w:proofErr w:type="spellEnd"/>
+      <w:r>
+        <w:rPr>
+          <w:rFonts w:ascii="Times New Roman" w:hAnsi="Times New Roman" w:cs="Times New Roman"/>
+          <w:sz w:val="28"/>
+        </w:rPr>
+        <w:t xml:space="preserve"> Pages CRUD</w:t>
+      </w:r>
+    </w:p>
+    <w:p>
+      <w:pPr>
+        <w:pStyle w:val="Heading1"/>
+        <w:rPr>
+          <w:rFonts w:eastAsia="Times New Roman"/>
+          <w:lang w:eastAsia="en-GB"/>
+        </w:rPr>
+      </w:pPr>
+    </w:p>
+    <w:p>
+      <w:pPr>
+        <w:rPr>
+          <w:lang w:eastAsia="en-GB"/>
+        </w:rPr>
+      </w:pPr>
+    </w:p>
+    <w:p>
+      <w:pPr>
+        <w:pStyle w:val="Heading1"/>
+        <w:rPr>
+          <w:rFonts w:eastAsia="Times New Roman"/>
+          <w:lang w:eastAsia="en-GB"/>
+        </w:rPr>
+      </w:pPr>
+      <w:proofErr w:type="spellStart"/>
+      <w:r>
+        <w:rPr>
+          <w:rFonts w:eastAsia="Times New Roman"/>
+          <w:lang w:eastAsia="en-GB"/>
+        </w:rPr>
+        <w:t>Modelul</w:t>
+      </w:r>
+      <w:proofErr w:type="spellEnd"/>
+      <w:r>
+        <w:rPr>
+          <w:rFonts w:eastAsia="Times New Roman"/>
+          <w:lang w:eastAsia="en-GB"/>
+        </w:rPr>
+        <w:t xml:space="preserve"> </w:t>
+      </w:r>
+      <w:proofErr w:type="spellStart"/>
+      <w:r>
+        <w:rPr>
+          <w:rFonts w:eastAsia="Times New Roman"/>
+          <w:lang w:eastAsia="en-GB"/>
+        </w:rPr>
+        <w:t>ImportHistory.cs</w:t>
+      </w:r>
+      <w:proofErr w:type="spellEnd"/>
+      <w:r>
+        <w:rPr>
+          <w:rFonts w:eastAsia="Times New Roman"/>
+          <w:lang w:eastAsia="en-GB"/>
+        </w:rPr>
+        <w:t xml:space="preserve"> </w:t>
+      </w:r>
+    </w:p>
+    <w:p>
+      <w:pPr>
+        <w:spacing w:after="0" w:line="240" w:lineRule="auto"/>
+        <w:rPr>
+          <w:rFonts w:ascii="Times New Roman" w:eastAsia="Times New Roman" w:hAnsi="Times New Roman" w:cs="Times New Roman"/>
+          <w:color w:val="00B050"/>
+          <w:sz w:val="28"/>
+          <w:szCs w:val="24"/>
+          <w:lang w:eastAsia="en-GB"/>
+        </w:rPr>
+      </w:pPr>
+      <w:proofErr w:type="spellStart"/>
+      <w:r>
+        <w:rPr>
+          <w:rFonts w:ascii="Times New Roman" w:eastAsia="Times New Roman" w:hAnsi="Times New Roman" w:cs="Times New Roman"/>
+          <w:color w:val="00B050"/>
+          <w:sz w:val="28"/>
+          <w:szCs w:val="24"/>
+          <w:lang w:eastAsia="en-GB"/>
+        </w:rPr>
+        <w:t>ImportId</w:t>
+      </w:r>
+      <w:proofErr w:type="spellEnd"/>
+      <w:r>
+        <w:rPr>
+          <w:rFonts w:ascii="Times New Roman" w:eastAsia="Times New Roman" w:hAnsi="Times New Roman" w:cs="Times New Roman"/>
+          <w:color w:val="00B050"/>
+          <w:sz w:val="28"/>
+          <w:szCs w:val="24"/>
+          <w:lang w:eastAsia="en-GB"/>
+        </w:rPr>
+        <w:t xml:space="preserve"> – </w:t>
+      </w:r>
+      <w:proofErr w:type="spellStart"/>
+      <w:r>
+        <w:rPr>
+          <w:rFonts w:ascii="Times New Roman" w:eastAsia="Times New Roman" w:hAnsi="Times New Roman" w:cs="Times New Roman"/>
+          <w:color w:val="00B050"/>
+          <w:sz w:val="28"/>
+          <w:szCs w:val="24"/>
+          <w:lang w:eastAsia="en-GB"/>
+        </w:rPr>
+        <w:t>int</w:t>
+      </w:r>
+      <w:proofErr w:type="spellEnd"/>
+      <w:r>
+        <w:rPr>
+          <w:rFonts w:ascii="Times New Roman" w:eastAsia="Times New Roman" w:hAnsi="Times New Roman" w:cs="Times New Roman"/>
+          <w:color w:val="00B050"/>
+          <w:sz w:val="28"/>
+          <w:szCs w:val="24"/>
+          <w:lang w:eastAsia="en-GB"/>
+        </w:rPr>
+        <w:t xml:space="preserve">, </w:t>
+      </w:r>
+      <w:proofErr w:type="spellStart"/>
+      <w:r>
+        <w:rPr>
+          <w:rFonts w:ascii="Times New Roman" w:eastAsia="Times New Roman" w:hAnsi="Times New Roman" w:cs="Times New Roman"/>
+          <w:color w:val="00B050"/>
+          <w:sz w:val="28"/>
+          <w:szCs w:val="24"/>
+          <w:lang w:eastAsia="en-GB"/>
+        </w:rPr>
+        <w:t>autoincrement</w:t>
+      </w:r>
+      <w:proofErr w:type="spellEnd"/>
+      <w:r>
+        <w:rPr>
+          <w:rFonts w:ascii="Times New Roman" w:eastAsia="Times New Roman" w:hAnsi="Times New Roman" w:cs="Times New Roman"/>
+          <w:color w:val="00B050"/>
+          <w:sz w:val="28"/>
+          <w:szCs w:val="24"/>
+          <w:lang w:eastAsia="en-GB"/>
+        </w:rPr>
+        <w:t xml:space="preserve">, primary key </w:t>
+      </w:r>
+    </w:p>
+    <w:p>
+      <w:pPr>
+        <w:spacing w:after="0" w:line="240" w:lineRule="auto"/>
+        <w:rPr>
+          <w:rFonts w:ascii="Times New Roman" w:eastAsia="Times New Roman" w:hAnsi="Times New Roman" w:cs="Times New Roman"/>
+          <w:color w:val="FF0000"/>
+          <w:sz w:val="28"/>
+          <w:szCs w:val="24"/>
+          <w:lang w:eastAsia="en-GB"/>
+        </w:rPr>
+      </w:pPr>
+      <w:proofErr w:type="spellStart"/>
+      <w:r>
+        <w:rPr>
+          <w:rFonts w:ascii="Times New Roman" w:eastAsia="Times New Roman" w:hAnsi="Times New Roman" w:cs="Times New Roman"/>
+          <w:color w:val="FF0000"/>
+          <w:sz w:val="28"/>
+          <w:szCs w:val="24"/>
+          <w:lang w:eastAsia="en-GB"/>
+        </w:rPr>
+        <w:t>CompanyId</w:t>
+      </w:r>
+      <w:proofErr w:type="spellEnd"/>
+      <w:r>
+        <w:rPr>
+          <w:rFonts w:ascii="Times New Roman" w:eastAsia="Times New Roman" w:hAnsi="Times New Roman" w:cs="Times New Roman"/>
+          <w:color w:val="FF0000"/>
+          <w:sz w:val="28"/>
+          <w:szCs w:val="24"/>
+          <w:lang w:eastAsia="en-GB"/>
+        </w:rPr>
+        <w:t xml:space="preserve"> </w:t>
+      </w:r>
+      <w:r>
+        <w:rPr>
+          <w:rFonts w:ascii="Times New Roman" w:eastAsia="Times New Roman" w:hAnsi="Times New Roman" w:cs="Times New Roman"/>
+          <w:color w:val="FF0000"/>
+          <w:sz w:val="28"/>
+          <w:szCs w:val="24"/>
+          <w:lang w:eastAsia="en-GB"/>
+        </w:rPr>
+        <w:t>-</w:t>
+      </w:r>
+      <w:r>
+        <w:rPr>
+          <w:rFonts w:ascii="Times New Roman" w:eastAsia="Times New Roman" w:hAnsi="Times New Roman" w:cs="Times New Roman"/>
+          <w:color w:val="FF0000"/>
+          <w:sz w:val="28"/>
+          <w:szCs w:val="24"/>
+          <w:lang w:eastAsia="en-GB"/>
+        </w:rPr>
+        <w:t xml:space="preserve"> </w:t>
+      </w:r>
+      <w:proofErr w:type="spellStart"/>
+      <w:r>
+        <w:rPr>
+          <w:rFonts w:ascii="Times New Roman" w:eastAsia="Times New Roman" w:hAnsi="Times New Roman" w:cs="Times New Roman"/>
+          <w:color w:val="FF0000"/>
+          <w:sz w:val="28"/>
+          <w:szCs w:val="24"/>
+          <w:lang w:eastAsia="en-GB"/>
+        </w:rPr>
+        <w:t>int</w:t>
+      </w:r>
+      <w:proofErr w:type="spellEnd"/>
+      <w:r>
+        <w:rPr>
+          <w:rFonts w:ascii="Times New Roman" w:eastAsia="Times New Roman" w:hAnsi="Times New Roman" w:cs="Times New Roman"/>
+          <w:color w:val="FF0000"/>
+          <w:sz w:val="28"/>
+          <w:szCs w:val="24"/>
+          <w:lang w:eastAsia="en-GB"/>
+        </w:rPr>
+        <w:t xml:space="preserve">, required </w:t>
+      </w:r>
+    </w:p>
+    <w:p>
+      <w:pPr>
+        <w:spacing w:after="0" w:line="240" w:lineRule="auto"/>
+        <w:rPr>
+          <w:rFonts w:ascii="Times New Roman" w:eastAsia="Times New Roman" w:hAnsi="Times New Roman" w:cs="Times New Roman"/>
+          <w:sz w:val="28"/>
+          <w:szCs w:val="24"/>
+          <w:lang w:eastAsia="en-GB"/>
+        </w:rPr>
+      </w:pPr>
+      <w:proofErr w:type="spellStart"/>
+      <w:r>
+        <w:rPr>
+          <w:rFonts w:ascii="Times New Roman" w:eastAsia="Times New Roman" w:hAnsi="Times New Roman" w:cs="Times New Roman"/>
+          <w:sz w:val="28"/>
+          <w:szCs w:val="24"/>
+          <w:lang w:eastAsia="en-GB"/>
+        </w:rPr>
+        <w:t>ImportedDate</w:t>
+      </w:r>
+      <w:proofErr w:type="spellEnd"/>
+      <w:r>
+        <w:rPr>
+          <w:rFonts w:ascii="Times New Roman" w:eastAsia="Times New Roman" w:hAnsi="Times New Roman" w:cs="Times New Roman"/>
+          <w:sz w:val="28"/>
+          <w:szCs w:val="24"/>
+          <w:lang w:eastAsia="en-GB"/>
+        </w:rPr>
+        <w:t xml:space="preserve"> – date, ["2014-01-01", "2026-12-31"], required </w:t>
+      </w:r>
+    </w:p>
+    <w:p>
+      <w:pPr>
+        <w:spacing w:after="0" w:line="240" w:lineRule="auto"/>
+        <w:rPr>
+          <w:rFonts w:ascii="Times New Roman" w:eastAsia="Times New Roman" w:hAnsi="Times New Roman" w:cs="Times New Roman"/>
+          <w:sz w:val="28"/>
+          <w:szCs w:val="24"/>
+          <w:lang w:eastAsia="en-GB"/>
+        </w:rPr>
+      </w:pPr>
+      <w:proofErr w:type="spellStart"/>
+      <w:r>
+        <w:rPr>
+          <w:rFonts w:ascii="Times New Roman" w:eastAsia="Times New Roman" w:hAnsi="Times New Roman" w:cs="Times New Roman"/>
+          <w:sz w:val="28"/>
+          <w:szCs w:val="24"/>
+          <w:lang w:eastAsia="en-GB"/>
+        </w:rPr>
+        <w:t>FileName</w:t>
+      </w:r>
+      <w:proofErr w:type="spellEnd"/>
+      <w:r>
+        <w:rPr>
+          <w:rFonts w:ascii="Times New Roman" w:eastAsia="Times New Roman" w:hAnsi="Times New Roman" w:cs="Times New Roman"/>
+          <w:sz w:val="28"/>
+          <w:szCs w:val="24"/>
+          <w:lang w:eastAsia="en-GB"/>
+        </w:rPr>
+        <w:t xml:space="preserve"> – string, [3</w:t>
+      </w:r>
+      <w:bookmarkStart w:id="0" w:name="_GoBack"/>
+      <w:bookmarkEnd w:id="0"/>
+      <w:r>
+        <w:rPr>
+          <w:rFonts w:ascii="Times New Roman" w:eastAsia="Times New Roman" w:hAnsi="Times New Roman" w:cs="Times New Roman"/>
+          <w:sz w:val="28"/>
+          <w:szCs w:val="24"/>
+          <w:lang w:eastAsia="en-GB"/>
+        </w:rPr>
+        <w:t xml:space="preserve">, </w:t>
+      </w:r>
+      <w:r>
+        <w:rPr>
+          <w:rFonts w:ascii="Times New Roman" w:eastAsia="Times New Roman" w:hAnsi="Times New Roman" w:cs="Times New Roman"/>
+          <w:sz w:val="28"/>
+          <w:szCs w:val="24"/>
+          <w:lang w:eastAsia="en-GB"/>
+        </w:rPr>
+        <w:t>150</w:t>
+      </w:r>
+      <w:r>
+        <w:rPr>
+          <w:rFonts w:ascii="Times New Roman" w:eastAsia="Times New Roman" w:hAnsi="Times New Roman" w:cs="Times New Roman"/>
+          <w:sz w:val="28"/>
+          <w:szCs w:val="24"/>
+          <w:lang w:eastAsia="en-GB"/>
+        </w:rPr>
+        <w:t>], required</w:t>
+      </w:r>
+    </w:p>
+    <w:p>
+      <w:pPr>
+        <w:spacing w:after="0" w:line="240" w:lineRule="auto"/>
+        <w:rPr>
+          <w:rFonts w:ascii="Times New Roman" w:eastAsia="Times New Roman" w:hAnsi="Times New Roman" w:cs="Times New Roman"/>
+          <w:sz w:val="28"/>
+          <w:szCs w:val="24"/>
+          <w:lang w:eastAsia="en-GB"/>
+        </w:rPr>
+      </w:pPr>
+      <w:r>
+        <w:rPr>
+          <w:rFonts w:ascii="Times New Roman" w:eastAsia="Times New Roman" w:hAnsi="Times New Roman" w:cs="Times New Roman"/>
+          <w:sz w:val="28"/>
+          <w:szCs w:val="24"/>
+          <w:lang w:eastAsia="en-GB"/>
+        </w:rPr>
+        <w:t>Description - string, [0</w:t>
+      </w:r>
+      <w:r>
+        <w:rPr>
+          <w:rFonts w:ascii="Times New Roman" w:eastAsia="Times New Roman" w:hAnsi="Times New Roman" w:cs="Times New Roman"/>
+          <w:sz w:val="28"/>
+          <w:szCs w:val="24"/>
+          <w:lang w:eastAsia="en-GB"/>
+        </w:rPr>
+        <w:t>, 25</w:t>
+      </w:r>
+      <w:r>
+        <w:rPr>
+          <w:rFonts w:ascii="Times New Roman" w:eastAsia="Times New Roman" w:hAnsi="Times New Roman" w:cs="Times New Roman"/>
+          <w:sz w:val="28"/>
+          <w:szCs w:val="24"/>
+          <w:lang w:eastAsia="en-GB"/>
+        </w:rPr>
+        <w:t>0</w:t>
+      </w:r>
+      <w:r>
+        <w:rPr>
+          <w:rFonts w:ascii="Times New Roman" w:eastAsia="Times New Roman" w:hAnsi="Times New Roman" w:cs="Times New Roman"/>
+          <w:sz w:val="28"/>
+          <w:szCs w:val="24"/>
+          <w:lang w:eastAsia="en-GB"/>
+        </w:rPr>
+        <w:t>]</w:t>
+      </w:r>
+    </w:p>
+    <w:p>
+      <w:pPr>
+        <w:spacing w:after="0" w:line="240" w:lineRule="auto"/>
+        <w:rPr>
+          <w:rFonts w:ascii="Times New Roman" w:eastAsia="Times New Roman" w:hAnsi="Times New Roman" w:cs="Times New Roman"/>
+          <w:sz w:val="28"/>
+          <w:szCs w:val="24"/>
+          <w:lang w:eastAsia="en-GB"/>
+        </w:rPr>
+      </w:pPr>
+    </w:p>
+    <w:p>
+      <w:pPr>
+        <w:spacing w:after="0" w:line="240" w:lineRule="auto"/>
+        <w:rPr>
+          <w:rFonts w:ascii="Times New Roman" w:eastAsia="Times New Roman" w:hAnsi="Times New Roman" w:cs="Times New Roman"/>
+          <w:sz w:val="28"/>
+          <w:szCs w:val="24"/>
+          <w:lang w:eastAsia="en-GB"/>
+        </w:rPr>
+      </w:pPr>
+    </w:p>
+    <w:p>
+      <w:pPr>
+        <w:pStyle w:val="Heading1"/>
+        <w:rPr>
+          <w:rFonts w:eastAsia="Times New Roman"/>
+          <w:lang w:eastAsia="en-GB"/>
+        </w:rPr>
+      </w:pPr>
+      <w:proofErr w:type="spellStart"/>
+      <w:r>
+        <w:rPr>
+          <w:rFonts w:eastAsia="Times New Roman"/>
+          <w:lang w:eastAsia="en-GB"/>
+        </w:rPr>
+        <w:t>Modelul</w:t>
+      </w:r>
+      <w:proofErr w:type="spellEnd"/>
+      <w:r>
+        <w:rPr>
+          <w:rFonts w:eastAsia="Times New Roman"/>
+          <w:lang w:eastAsia="en-GB"/>
+        </w:rPr>
+        <w:t xml:space="preserve"> </w:t>
+      </w:r>
+      <w:proofErr w:type="spellStart"/>
+      <w:r>
+        <w:rPr>
+          <w:rFonts w:eastAsia="Times New Roman"/>
+          <w:lang w:eastAsia="en-GB"/>
+        </w:rPr>
+        <w:t>YearlyFinancialReport.cs</w:t>
+      </w:r>
+      <w:proofErr w:type="spellEnd"/>
+      <w:r>
+        <w:rPr>
+          <w:rFonts w:eastAsia="Times New Roman"/>
+          <w:lang w:eastAsia="en-GB"/>
+        </w:rPr>
+        <w:t xml:space="preserve"> </w:t>
+      </w:r>
+    </w:p>
+    <w:p>
+      <w:pPr>
+        <w:spacing w:after="0" w:line="240" w:lineRule="auto"/>
+        <w:rPr>
+          <w:rFonts w:ascii="Times New Roman" w:eastAsia="Times New Roman" w:hAnsi="Times New Roman" w:cs="Times New Roman"/>
+          <w:color w:val="00B050"/>
+          <w:sz w:val="28"/>
+          <w:szCs w:val="24"/>
+          <w:lang w:eastAsia="en-GB"/>
+        </w:rPr>
+      </w:pPr>
+      <w:proofErr w:type="spellStart"/>
+      <w:r>
+        <w:rPr>
+          <w:rFonts w:ascii="Times New Roman" w:eastAsia="Times New Roman" w:hAnsi="Times New Roman" w:cs="Times New Roman"/>
+          <w:color w:val="00B050"/>
+          <w:sz w:val="28"/>
+          <w:szCs w:val="24"/>
+          <w:lang w:eastAsia="en-GB"/>
+        </w:rPr>
+        <w:t>ReportId</w:t>
+      </w:r>
+      <w:proofErr w:type="spellEnd"/>
+      <w:r>
+        <w:rPr>
+          <w:rFonts w:ascii="Times New Roman" w:eastAsia="Times New Roman" w:hAnsi="Times New Roman" w:cs="Times New Roman"/>
+          <w:color w:val="00B050"/>
+          <w:sz w:val="28"/>
+          <w:szCs w:val="24"/>
+          <w:lang w:eastAsia="en-GB"/>
+        </w:rPr>
+        <w:t xml:space="preserve"> – </w:t>
+      </w:r>
+      <w:proofErr w:type="spellStart"/>
+      <w:r>
+        <w:rPr>
+          <w:rFonts w:ascii="Times New Roman" w:eastAsia="Times New Roman" w:hAnsi="Times New Roman" w:cs="Times New Roman"/>
+          <w:color w:val="00B050"/>
+          <w:sz w:val="28"/>
+          <w:szCs w:val="24"/>
+          <w:lang w:eastAsia="en-GB"/>
+        </w:rPr>
+        <w:t>int</w:t>
+      </w:r>
+      <w:proofErr w:type="spellEnd"/>
+      <w:r>
+        <w:rPr>
+          <w:rFonts w:ascii="Times New Roman" w:eastAsia="Times New Roman" w:hAnsi="Times New Roman" w:cs="Times New Roman"/>
+          <w:color w:val="00B050"/>
+          <w:sz w:val="28"/>
+          <w:szCs w:val="24"/>
+          <w:lang w:eastAsia="en-GB"/>
+        </w:rPr>
+        <w:t xml:space="preserve">, </w:t>
+      </w:r>
+      <w:proofErr w:type="spellStart"/>
+      <w:r>
+        <w:rPr>
+          <w:rFonts w:ascii="Times New Roman" w:eastAsia="Times New Roman" w:hAnsi="Times New Roman" w:cs="Times New Roman"/>
+          <w:color w:val="00B050"/>
+          <w:sz w:val="28"/>
+          <w:szCs w:val="24"/>
+          <w:lang w:eastAsia="en-GB"/>
+        </w:rPr>
+        <w:t>autoincrement</w:t>
+      </w:r>
+      <w:proofErr w:type="spellEnd"/>
+      <w:r>
+        <w:rPr>
+          <w:rFonts w:ascii="Times New Roman" w:eastAsia="Times New Roman" w:hAnsi="Times New Roman" w:cs="Times New Roman"/>
+          <w:color w:val="00B050"/>
+          <w:sz w:val="28"/>
+          <w:szCs w:val="24"/>
+          <w:lang w:eastAsia="en-GB"/>
+        </w:rPr>
+        <w:t xml:space="preserve">, primary key </w:t>
+      </w:r>
+    </w:p>
+    <w:p>
+      <w:pPr>
+        <w:spacing w:after="0" w:line="240" w:lineRule="auto"/>
+        <w:rPr>
+          <w:rFonts w:ascii="Times New Roman" w:eastAsia="Times New Roman" w:hAnsi="Times New Roman" w:cs="Times New Roman"/>
+          <w:sz w:val="28"/>
+          <w:szCs w:val="24"/>
+          <w:lang w:eastAsia="en-GB"/>
+        </w:rPr>
+      </w:pPr>
+    </w:p>
+    <w:p>
+      <w:pPr>
+        <w:spacing w:after="0" w:line="240" w:lineRule="auto"/>
+        <w:rPr>
+          <w:rFonts w:ascii="Times New Roman" w:eastAsia="Times New Roman" w:hAnsi="Times New Roman" w:cs="Times New Roman"/>
+          <w:color w:val="FF0000"/>
+          <w:sz w:val="28"/>
+          <w:szCs w:val="24"/>
+          <w:lang w:eastAsia="en-GB"/>
+        </w:rPr>
+      </w:pPr>
+      <w:proofErr w:type="spellStart"/>
+      <w:r>
+        <w:rPr>
+          <w:rFonts w:ascii="Times New Roman" w:eastAsia="Times New Roman" w:hAnsi="Times New Roman" w:cs="Times New Roman"/>
+          <w:color w:val="FF0000"/>
+          <w:sz w:val="28"/>
+          <w:szCs w:val="24"/>
+          <w:lang w:eastAsia="en-GB"/>
+        </w:rPr>
+        <w:t>ImportId</w:t>
+      </w:r>
+      <w:proofErr w:type="spellEnd"/>
+      <w:r>
+        <w:rPr>
+          <w:rFonts w:ascii="Times New Roman" w:eastAsia="Times New Roman" w:hAnsi="Times New Roman" w:cs="Times New Roman"/>
+          <w:color w:val="FF0000"/>
+          <w:sz w:val="28"/>
+          <w:szCs w:val="24"/>
+          <w:lang w:eastAsia="en-GB"/>
+        </w:rPr>
+        <w:t xml:space="preserve"> – </w:t>
+      </w:r>
+      <w:proofErr w:type="spellStart"/>
+      <w:r>
+        <w:rPr>
+          <w:rFonts w:ascii="Times New Roman" w:eastAsia="Times New Roman" w:hAnsi="Times New Roman" w:cs="Times New Roman"/>
+          <w:color w:val="FF0000"/>
+          <w:sz w:val="28"/>
+          <w:szCs w:val="24"/>
+          <w:lang w:eastAsia="en-GB"/>
+        </w:rPr>
+        <w:t>int</w:t>
+      </w:r>
+      <w:proofErr w:type="spellEnd"/>
+      <w:r>
+        <w:rPr>
+          <w:rFonts w:ascii="Times New Roman" w:eastAsia="Times New Roman" w:hAnsi="Times New Roman" w:cs="Times New Roman"/>
+          <w:color w:val="FF0000"/>
+          <w:sz w:val="28"/>
+          <w:szCs w:val="24"/>
+          <w:lang w:eastAsia="en-GB"/>
+        </w:rPr>
+        <w:t xml:space="preserve">, required </w:t>
+      </w:r>
+    </w:p>
+    <w:p>
+      <w:pPr>
+        <w:spacing w:after="0" w:line="240" w:lineRule="auto"/>
+        <w:rPr>
+          <w:rFonts w:ascii="Times New Roman" w:eastAsia="Times New Roman" w:hAnsi="Times New Roman" w:cs="Times New Roman"/>
+          <w:sz w:val="28"/>
+          <w:szCs w:val="24"/>
+          <w:lang w:eastAsia="en-GB"/>
+        </w:rPr>
+      </w:pPr>
+      <w:r>
+        <w:rPr>
+          <w:rFonts w:ascii="Times New Roman" w:eastAsia="Times New Roman" w:hAnsi="Times New Roman" w:cs="Times New Roman"/>
+          <w:sz w:val="28"/>
+          <w:szCs w:val="24"/>
+          <w:lang w:eastAsia="en-GB"/>
+        </w:rPr>
+        <w:t xml:space="preserve">CUI – </w:t>
+      </w:r>
+      <w:proofErr w:type="spellStart"/>
+      <w:r>
+        <w:rPr>
+          <w:rFonts w:ascii="Times New Roman" w:eastAsia="Times New Roman" w:hAnsi="Times New Roman" w:cs="Times New Roman"/>
+          <w:sz w:val="28"/>
+          <w:szCs w:val="24"/>
+          <w:lang w:eastAsia="en-GB"/>
+        </w:rPr>
+        <w:t>int</w:t>
+      </w:r>
+      <w:proofErr w:type="spellEnd"/>
+      <w:r>
+        <w:rPr>
+          <w:rFonts w:ascii="Times New Roman" w:eastAsia="Times New Roman" w:hAnsi="Times New Roman" w:cs="Times New Roman"/>
+          <w:sz w:val="28"/>
+          <w:szCs w:val="24"/>
+          <w:lang w:eastAsia="en-GB"/>
+        </w:rPr>
+        <w:t xml:space="preserve">, required </w:t>
+      </w:r>
+    </w:p>
+    <w:p>
+      <w:pPr>
+        <w:spacing w:after="0" w:line="240" w:lineRule="auto"/>
+        <w:rPr>
+          <w:rFonts w:ascii="Times New Roman" w:eastAsia="Times New Roman" w:hAnsi="Times New Roman" w:cs="Times New Roman"/>
+          <w:sz w:val="28"/>
+          <w:szCs w:val="24"/>
+          <w:lang w:eastAsia="en-GB"/>
+        </w:rPr>
+      </w:pPr>
+      <w:proofErr w:type="spellStart"/>
+      <w:r>
+        <w:rPr>
+          <w:rFonts w:ascii="Times New Roman" w:eastAsia="Times New Roman" w:hAnsi="Times New Roman" w:cs="Times New Roman"/>
+          <w:sz w:val="28"/>
+          <w:szCs w:val="24"/>
+          <w:lang w:eastAsia="en-GB"/>
+        </w:rPr>
+        <w:t>YearReported</w:t>
+      </w:r>
+      <w:proofErr w:type="spellEnd"/>
+      <w:r>
+        <w:rPr>
+          <w:rFonts w:ascii="Times New Roman" w:eastAsia="Times New Roman" w:hAnsi="Times New Roman" w:cs="Times New Roman"/>
+          <w:sz w:val="28"/>
+          <w:szCs w:val="24"/>
+          <w:lang w:eastAsia="en-GB"/>
+        </w:rPr>
+        <w:t xml:space="preserve"> – </w:t>
+      </w:r>
+      <w:proofErr w:type="spellStart"/>
+      <w:r>
+        <w:rPr>
+          <w:rFonts w:ascii="Times New Roman" w:eastAsia="Times New Roman" w:hAnsi="Times New Roman" w:cs="Times New Roman"/>
+          <w:sz w:val="28"/>
+          <w:szCs w:val="24"/>
+          <w:lang w:eastAsia="en-GB"/>
+        </w:rPr>
+        <w:t>int</w:t>
+      </w:r>
+      <w:proofErr w:type="spellEnd"/>
+      <w:r>
+        <w:rPr>
+          <w:rFonts w:ascii="Times New Roman" w:eastAsia="Times New Roman" w:hAnsi="Times New Roman" w:cs="Times New Roman"/>
+          <w:sz w:val="28"/>
+          <w:szCs w:val="24"/>
+          <w:lang w:eastAsia="en-GB"/>
+        </w:rPr>
+        <w:t xml:space="preserve">, [2014, 2024], required </w:t>
+      </w:r>
+    </w:p>
+    <w:p>
+      <w:pPr>
+        <w:spacing w:after="0" w:line="240" w:lineRule="auto"/>
+        <w:rPr>
+          <w:rFonts w:ascii="Times New Roman" w:eastAsia="Times New Roman" w:hAnsi="Times New Roman" w:cs="Times New Roman"/>
+          <w:sz w:val="28"/>
+          <w:szCs w:val="24"/>
+          <w:lang w:eastAsia="en-GB"/>
+        </w:rPr>
+      </w:pPr>
+    </w:p>
+    <w:p>
+      <w:pPr>
+        <w:spacing w:after="0" w:line="240" w:lineRule="auto"/>
+        <w:rPr>
+          <w:rFonts w:ascii="Times New Roman" w:eastAsia="Times New Roman" w:hAnsi="Times New Roman" w:cs="Times New Roman"/>
+          <w:sz w:val="28"/>
+          <w:szCs w:val="24"/>
+          <w:lang w:eastAsia="en-GB"/>
+        </w:rPr>
+      </w:pPr>
+      <w:proofErr w:type="spellStart"/>
+      <w:r>
+        <w:rPr>
+          <w:rFonts w:ascii="Times New Roman" w:eastAsia="Times New Roman" w:hAnsi="Times New Roman" w:cs="Times New Roman"/>
+          <w:sz w:val="28"/>
+          <w:szCs w:val="24"/>
+          <w:lang w:eastAsia="en-GB"/>
+        </w:rPr>
+        <w:t>ActiveImobilizate</w:t>
+      </w:r>
+      <w:proofErr w:type="spellEnd"/>
+      <w:r>
+        <w:rPr>
+          <w:rFonts w:ascii="Times New Roman" w:eastAsia="Times New Roman" w:hAnsi="Times New Roman" w:cs="Times New Roman"/>
+          <w:sz w:val="28"/>
+          <w:szCs w:val="24"/>
+          <w:lang w:eastAsia="en-GB"/>
+        </w:rPr>
+        <w:t xml:space="preserve"> – decimal, [0, max] </w:t>
+      </w:r>
+    </w:p>
+    <w:p>
+      <w:pPr>
+        <w:spacing w:after="0" w:line="240" w:lineRule="auto"/>
+        <w:rPr>
+          <w:rFonts w:ascii="Times New Roman" w:eastAsia="Times New Roman" w:hAnsi="Times New Roman" w:cs="Times New Roman"/>
+          <w:sz w:val="28"/>
+          <w:szCs w:val="24"/>
+          <w:lang w:eastAsia="en-GB"/>
+        </w:rPr>
+      </w:pPr>
+      <w:proofErr w:type="spellStart"/>
+      <w:r>
+        <w:rPr>
+          <w:rFonts w:ascii="Times New Roman" w:eastAsia="Times New Roman" w:hAnsi="Times New Roman" w:cs="Times New Roman"/>
+          <w:sz w:val="28"/>
+          <w:szCs w:val="24"/>
+          <w:lang w:eastAsia="en-GB"/>
+        </w:rPr>
+        <w:t>ActiveCirculante</w:t>
+      </w:r>
+      <w:proofErr w:type="spellEnd"/>
+      <w:r>
+        <w:rPr>
+          <w:rFonts w:ascii="Times New Roman" w:eastAsia="Times New Roman" w:hAnsi="Times New Roman" w:cs="Times New Roman"/>
+          <w:sz w:val="28"/>
+          <w:szCs w:val="24"/>
+          <w:lang w:eastAsia="en-GB"/>
+        </w:rPr>
+        <w:t xml:space="preserve"> – decimal, [0, max] </w:t>
+      </w:r>
+    </w:p>
+    <w:p>
+      <w:pPr>
+        <w:spacing w:after="0" w:line="240" w:lineRule="auto"/>
+        <w:rPr>
+          <w:rFonts w:ascii="Times New Roman" w:eastAsia="Times New Roman" w:hAnsi="Times New Roman" w:cs="Times New Roman"/>
+          <w:sz w:val="28"/>
+          <w:szCs w:val="24"/>
+          <w:lang w:eastAsia="en-GB"/>
+        </w:rPr>
+      </w:pPr>
+      <w:proofErr w:type="spellStart"/>
+      <w:r>
+        <w:rPr>
+          <w:rFonts w:ascii="Times New Roman" w:eastAsia="Times New Roman" w:hAnsi="Times New Roman" w:cs="Times New Roman"/>
+          <w:sz w:val="28"/>
+          <w:szCs w:val="24"/>
+          <w:lang w:eastAsia="en-GB"/>
+        </w:rPr>
+        <w:t>Stocuri</w:t>
+      </w:r>
+      <w:proofErr w:type="spellEnd"/>
+      <w:r>
+        <w:rPr>
+          <w:rFonts w:ascii="Times New Roman" w:eastAsia="Times New Roman" w:hAnsi="Times New Roman" w:cs="Times New Roman"/>
+          <w:sz w:val="28"/>
+          <w:szCs w:val="24"/>
+          <w:lang w:eastAsia="en-GB"/>
+        </w:rPr>
+        <w:t xml:space="preserve"> – decimal, [0, max] </w:t>
+      </w:r>
+    </w:p>
+    <w:p>
+      <w:pPr>
+        <w:spacing w:after="0" w:line="240" w:lineRule="auto"/>
+        <w:rPr>
+          <w:rFonts w:ascii="Times New Roman" w:eastAsia="Times New Roman" w:hAnsi="Times New Roman" w:cs="Times New Roman"/>
+          <w:sz w:val="28"/>
+          <w:szCs w:val="24"/>
+          <w:lang w:eastAsia="en-GB"/>
+        </w:rPr>
+      </w:pPr>
+      <w:proofErr w:type="spellStart"/>
+      <w:r>
+        <w:rPr>
+          <w:rFonts w:ascii="Times New Roman" w:eastAsia="Times New Roman" w:hAnsi="Times New Roman" w:cs="Times New Roman"/>
+          <w:sz w:val="28"/>
+          <w:szCs w:val="24"/>
+          <w:lang w:eastAsia="en-GB"/>
+        </w:rPr>
+        <w:t>Creante</w:t>
+      </w:r>
+      <w:proofErr w:type="spellEnd"/>
+      <w:r>
+        <w:rPr>
+          <w:rFonts w:ascii="Times New Roman" w:eastAsia="Times New Roman" w:hAnsi="Times New Roman" w:cs="Times New Roman"/>
+          <w:sz w:val="28"/>
+          <w:szCs w:val="24"/>
+          <w:lang w:eastAsia="en-GB"/>
+        </w:rPr>
+        <w:t xml:space="preserve"> – decimal, [0, max] </w:t>
+      </w:r>
+    </w:p>
+    <w:p>
+      <w:pPr>
+        <w:spacing w:after="0" w:line="240" w:lineRule="auto"/>
+        <w:rPr>
+          <w:rFonts w:ascii="Times New Roman" w:eastAsia="Times New Roman" w:hAnsi="Times New Roman" w:cs="Times New Roman"/>
+          <w:sz w:val="28"/>
+          <w:szCs w:val="24"/>
+          <w:lang w:eastAsia="en-GB"/>
+        </w:rPr>
+      </w:pPr>
+      <w:r>
+        <w:rPr>
+          <w:rFonts w:ascii="Times New Roman" w:eastAsia="Times New Roman" w:hAnsi="Times New Roman" w:cs="Times New Roman"/>
+          <w:sz w:val="28"/>
+          <w:szCs w:val="24"/>
+          <w:lang w:eastAsia="en-GB"/>
+        </w:rPr>
+        <w:t xml:space="preserve">Casa – decimal, [0, max] </w:t>
+      </w:r>
+    </w:p>
+    <w:p>
+      <w:pPr>
+        <w:spacing w:after="0" w:line="240" w:lineRule="auto"/>
+        <w:rPr>
+          <w:rFonts w:ascii="Times New Roman" w:eastAsia="Times New Roman" w:hAnsi="Times New Roman" w:cs="Times New Roman"/>
+          <w:sz w:val="28"/>
+          <w:szCs w:val="24"/>
+          <w:lang w:eastAsia="en-GB"/>
+        </w:rPr>
+      </w:pPr>
+      <w:proofErr w:type="spellStart"/>
+      <w:r>
+        <w:rPr>
+          <w:rFonts w:ascii="Times New Roman" w:eastAsia="Times New Roman" w:hAnsi="Times New Roman" w:cs="Times New Roman"/>
+          <w:sz w:val="28"/>
+          <w:szCs w:val="24"/>
+          <w:lang w:eastAsia="en-GB"/>
+        </w:rPr>
+        <w:t>CheltuieliAvans</w:t>
+      </w:r>
+      <w:proofErr w:type="spellEnd"/>
+      <w:r>
+        <w:rPr>
+          <w:rFonts w:ascii="Times New Roman" w:eastAsia="Times New Roman" w:hAnsi="Times New Roman" w:cs="Times New Roman"/>
+          <w:sz w:val="28"/>
+          <w:szCs w:val="24"/>
+          <w:lang w:eastAsia="en-GB"/>
+        </w:rPr>
+        <w:t xml:space="preserve"> – decimal, [0, max] </w:t>
+      </w:r>
+    </w:p>
+    <w:p>
+      <w:pPr>
+        <w:spacing w:after="0" w:line="240" w:lineRule="auto"/>
+        <w:rPr>
+          <w:rFonts w:ascii="Times New Roman" w:eastAsia="Times New Roman" w:hAnsi="Times New Roman" w:cs="Times New Roman"/>
+          <w:sz w:val="28"/>
+          <w:szCs w:val="24"/>
+          <w:lang w:eastAsia="en-GB"/>
+        </w:rPr>
+      </w:pPr>
+      <w:proofErr w:type="spellStart"/>
+      <w:r>
+        <w:rPr>
+          <w:rFonts w:ascii="Times New Roman" w:eastAsia="Times New Roman" w:hAnsi="Times New Roman" w:cs="Times New Roman"/>
+          <w:sz w:val="28"/>
+          <w:szCs w:val="24"/>
+          <w:lang w:eastAsia="en-GB"/>
+        </w:rPr>
+        <w:t>Datorii</w:t>
+      </w:r>
+      <w:proofErr w:type="spellEnd"/>
+      <w:r>
+        <w:rPr>
+          <w:rFonts w:ascii="Times New Roman" w:eastAsia="Times New Roman" w:hAnsi="Times New Roman" w:cs="Times New Roman"/>
+          <w:sz w:val="28"/>
+          <w:szCs w:val="24"/>
+          <w:lang w:eastAsia="en-GB"/>
+        </w:rPr>
+        <w:t xml:space="preserve"> – decimal, [0, max] </w:t>
+      </w:r>
+    </w:p>
+    <w:p>
+      <w:pPr>
+        <w:spacing w:after="0" w:line="240" w:lineRule="auto"/>
+        <w:rPr>
+          <w:rFonts w:ascii="Times New Roman" w:eastAsia="Times New Roman" w:hAnsi="Times New Roman" w:cs="Times New Roman"/>
+          <w:sz w:val="28"/>
+          <w:szCs w:val="24"/>
+          <w:lang w:eastAsia="en-GB"/>
+        </w:rPr>
+      </w:pPr>
+      <w:proofErr w:type="spellStart"/>
+      <w:r>
+        <w:rPr>
+          <w:rFonts w:ascii="Times New Roman" w:eastAsia="Times New Roman" w:hAnsi="Times New Roman" w:cs="Times New Roman"/>
+          <w:sz w:val="28"/>
+          <w:szCs w:val="24"/>
+          <w:lang w:eastAsia="en-GB"/>
+        </w:rPr>
+        <w:t>VenituriAvans</w:t>
+      </w:r>
+      <w:proofErr w:type="spellEnd"/>
+      <w:r>
+        <w:rPr>
+          <w:rFonts w:ascii="Times New Roman" w:eastAsia="Times New Roman" w:hAnsi="Times New Roman" w:cs="Times New Roman"/>
+          <w:sz w:val="28"/>
+          <w:szCs w:val="24"/>
+          <w:lang w:eastAsia="en-GB"/>
+        </w:rPr>
+        <w:t xml:space="preserve"> – decimal, [0, max] </w:t>
+      </w:r>
+    </w:p>
+    <w:p>
+      <w:pPr>
+        <w:spacing w:after="0" w:line="240" w:lineRule="auto"/>
+        <w:rPr>
+          <w:rFonts w:ascii="Times New Roman" w:eastAsia="Times New Roman" w:hAnsi="Times New Roman" w:cs="Times New Roman"/>
+          <w:sz w:val="28"/>
+          <w:szCs w:val="24"/>
+          <w:lang w:eastAsia="en-GB"/>
+        </w:rPr>
+      </w:pPr>
+      <w:proofErr w:type="spellStart"/>
+      <w:r>
+        <w:rPr>
+          <w:rFonts w:ascii="Times New Roman" w:eastAsia="Times New Roman" w:hAnsi="Times New Roman" w:cs="Times New Roman"/>
+          <w:sz w:val="28"/>
+          <w:szCs w:val="24"/>
+          <w:lang w:eastAsia="en-GB"/>
+        </w:rPr>
+        <w:lastRenderedPageBreak/>
+        <w:t>Provizioane</w:t>
+      </w:r>
+      <w:proofErr w:type="spellEnd"/>
+      <w:r>
+        <w:rPr>
+          <w:rFonts w:ascii="Times New Roman" w:eastAsia="Times New Roman" w:hAnsi="Times New Roman" w:cs="Times New Roman"/>
+          <w:sz w:val="28"/>
+          <w:szCs w:val="24"/>
+          <w:lang w:eastAsia="en-GB"/>
+        </w:rPr>
+        <w:t xml:space="preserve"> – decimal, [0, max] </w:t>
+      </w:r>
+    </w:p>
+    <w:p>
+      <w:pPr>
+        <w:spacing w:after="0" w:line="240" w:lineRule="auto"/>
+        <w:rPr>
+          <w:rFonts w:ascii="Times New Roman" w:eastAsia="Times New Roman" w:hAnsi="Times New Roman" w:cs="Times New Roman"/>
+          <w:sz w:val="28"/>
+          <w:szCs w:val="24"/>
+          <w:lang w:eastAsia="en-GB"/>
+        </w:rPr>
+      </w:pPr>
+      <w:proofErr w:type="spellStart"/>
+      <w:r>
+        <w:rPr>
+          <w:rFonts w:ascii="Times New Roman" w:eastAsia="Times New Roman" w:hAnsi="Times New Roman" w:cs="Times New Roman"/>
+          <w:sz w:val="28"/>
+          <w:szCs w:val="24"/>
+          <w:lang w:eastAsia="en-GB"/>
+        </w:rPr>
+        <w:t>CapitaluriTotale</w:t>
+      </w:r>
+      <w:proofErr w:type="spellEnd"/>
+      <w:r>
+        <w:rPr>
+          <w:rFonts w:ascii="Times New Roman" w:eastAsia="Times New Roman" w:hAnsi="Times New Roman" w:cs="Times New Roman"/>
+          <w:sz w:val="28"/>
+          <w:szCs w:val="24"/>
+          <w:lang w:eastAsia="en-GB"/>
+        </w:rPr>
+        <w:t xml:space="preserve"> – decimal, [0, max] </w:t>
+      </w:r>
+    </w:p>
+    <w:p>
+      <w:pPr>
+        <w:spacing w:after="0" w:line="240" w:lineRule="auto"/>
+        <w:rPr>
+          <w:rFonts w:ascii="Times New Roman" w:eastAsia="Times New Roman" w:hAnsi="Times New Roman" w:cs="Times New Roman"/>
+          <w:sz w:val="28"/>
+          <w:szCs w:val="24"/>
+          <w:lang w:eastAsia="en-GB"/>
+        </w:rPr>
+      </w:pPr>
+      <w:proofErr w:type="spellStart"/>
+      <w:r>
+        <w:rPr>
+          <w:rFonts w:ascii="Times New Roman" w:eastAsia="Times New Roman" w:hAnsi="Times New Roman" w:cs="Times New Roman"/>
+          <w:sz w:val="28"/>
+          <w:szCs w:val="24"/>
+          <w:lang w:eastAsia="en-GB"/>
+        </w:rPr>
+        <w:t>CapitaluriVarsate</w:t>
+      </w:r>
+      <w:proofErr w:type="spellEnd"/>
+      <w:r>
+        <w:rPr>
+          <w:rFonts w:ascii="Times New Roman" w:eastAsia="Times New Roman" w:hAnsi="Times New Roman" w:cs="Times New Roman"/>
+          <w:sz w:val="28"/>
+          <w:szCs w:val="24"/>
+          <w:lang w:eastAsia="en-GB"/>
+        </w:rPr>
+        <w:t xml:space="preserve"> – decimal, [0, max] </w:t>
+      </w:r>
+    </w:p>
+    <w:p>
+      <w:pPr>
+        <w:spacing w:after="0" w:line="240" w:lineRule="auto"/>
+        <w:rPr>
+          <w:rFonts w:ascii="Times New Roman" w:eastAsia="Times New Roman" w:hAnsi="Times New Roman" w:cs="Times New Roman"/>
+          <w:sz w:val="28"/>
+          <w:szCs w:val="24"/>
+          <w:lang w:eastAsia="en-GB"/>
+        </w:rPr>
+      </w:pPr>
+      <w:proofErr w:type="spellStart"/>
+      <w:r>
+        <w:rPr>
+          <w:rFonts w:ascii="Times New Roman" w:eastAsia="Times New Roman" w:hAnsi="Times New Roman" w:cs="Times New Roman"/>
+          <w:sz w:val="28"/>
+          <w:szCs w:val="24"/>
+          <w:lang w:eastAsia="en-GB"/>
+        </w:rPr>
+        <w:t>Patrimoniu</w:t>
+      </w:r>
+      <w:proofErr w:type="spellEnd"/>
+      <w:r>
+        <w:rPr>
+          <w:rFonts w:ascii="Times New Roman" w:eastAsia="Times New Roman" w:hAnsi="Times New Roman" w:cs="Times New Roman"/>
+          <w:sz w:val="28"/>
+          <w:szCs w:val="24"/>
+          <w:lang w:eastAsia="en-GB"/>
+        </w:rPr>
+        <w:t xml:space="preserve"> – decimal, [0, max] </w:t>
+      </w:r>
+    </w:p>
+    <w:p>
+      <w:pPr>
+        <w:spacing w:after="0" w:line="240" w:lineRule="auto"/>
+        <w:rPr>
+          <w:rFonts w:ascii="Times New Roman" w:eastAsia="Times New Roman" w:hAnsi="Times New Roman" w:cs="Times New Roman"/>
+          <w:sz w:val="28"/>
+          <w:szCs w:val="24"/>
+          <w:lang w:eastAsia="en-GB"/>
+        </w:rPr>
+      </w:pPr>
+      <w:proofErr w:type="spellStart"/>
+      <w:r>
+        <w:rPr>
+          <w:rFonts w:ascii="Times New Roman" w:eastAsia="Times New Roman" w:hAnsi="Times New Roman" w:cs="Times New Roman"/>
+          <w:sz w:val="28"/>
+          <w:szCs w:val="24"/>
+          <w:lang w:eastAsia="en-GB"/>
+        </w:rPr>
+        <w:t>CifraAfaceriNet</w:t>
+      </w:r>
+      <w:proofErr w:type="spellEnd"/>
+      <w:r>
+        <w:rPr>
+          <w:rFonts w:ascii="Times New Roman" w:eastAsia="Times New Roman" w:hAnsi="Times New Roman" w:cs="Times New Roman"/>
+          <w:sz w:val="28"/>
+          <w:szCs w:val="24"/>
+          <w:lang w:eastAsia="en-GB"/>
+        </w:rPr>
+        <w:t xml:space="preserve"> </w:t>
+      </w:r>
+      <w:r>
+        <w:rPr>
+          <w:rFonts w:ascii="Times New Roman" w:eastAsia="Times New Roman" w:hAnsi="Times New Roman" w:cs="Times New Roman"/>
+          <w:sz w:val="28"/>
+          <w:szCs w:val="24"/>
+          <w:lang w:eastAsia="en-GB"/>
+        </w:rPr>
+        <w:t>-</w:t>
+      </w:r>
+      <w:r>
+        <w:rPr>
+          <w:rFonts w:ascii="Times New Roman" w:eastAsia="Times New Roman" w:hAnsi="Times New Roman" w:cs="Times New Roman"/>
+          <w:sz w:val="28"/>
+          <w:szCs w:val="24"/>
+          <w:lang w:eastAsia="en-GB"/>
+        </w:rPr>
+        <w:t xml:space="preserve"> decimal, [0, max] </w:t>
+      </w:r>
+    </w:p>
+    <w:p>
+      <w:pPr>
+        <w:spacing w:after="0" w:line="240" w:lineRule="auto"/>
+        <w:rPr>
+          <w:rFonts w:ascii="Times New Roman" w:eastAsia="Times New Roman" w:hAnsi="Times New Roman" w:cs="Times New Roman"/>
+          <w:sz w:val="28"/>
+          <w:szCs w:val="24"/>
+          <w:lang w:eastAsia="en-GB"/>
+        </w:rPr>
+      </w:pPr>
+      <w:proofErr w:type="spellStart"/>
+      <w:r>
+        <w:rPr>
+          <w:rFonts w:ascii="Times New Roman" w:eastAsia="Times New Roman" w:hAnsi="Times New Roman" w:cs="Times New Roman"/>
+          <w:sz w:val="28"/>
+          <w:szCs w:val="24"/>
+          <w:lang w:eastAsia="en-GB"/>
+        </w:rPr>
+        <w:t>VenituriTotale</w:t>
+      </w:r>
+      <w:proofErr w:type="spellEnd"/>
+      <w:r>
+        <w:rPr>
+          <w:rFonts w:ascii="Times New Roman" w:eastAsia="Times New Roman" w:hAnsi="Times New Roman" w:cs="Times New Roman"/>
+          <w:sz w:val="28"/>
+          <w:szCs w:val="24"/>
+          <w:lang w:eastAsia="en-GB"/>
+        </w:rPr>
+        <w:t xml:space="preserve"> </w:t>
+      </w:r>
+      <w:r>
+        <w:rPr>
+          <w:rFonts w:ascii="Times New Roman" w:eastAsia="Times New Roman" w:hAnsi="Times New Roman" w:cs="Times New Roman"/>
+          <w:sz w:val="28"/>
+          <w:szCs w:val="24"/>
+          <w:lang w:eastAsia="en-GB"/>
+        </w:rPr>
+        <w:t>-</w:t>
+      </w:r>
+      <w:r>
+        <w:rPr>
+          <w:rFonts w:ascii="Times New Roman" w:eastAsia="Times New Roman" w:hAnsi="Times New Roman" w:cs="Times New Roman"/>
+          <w:sz w:val="28"/>
+          <w:szCs w:val="24"/>
+          <w:lang w:eastAsia="en-GB"/>
+        </w:rPr>
+        <w:t xml:space="preserve"> decimal, [0, max] </w:t>
+      </w:r>
+    </w:p>
+    <w:p>
+      <w:pPr>
+        <w:spacing w:after="0" w:line="240" w:lineRule="auto"/>
+        <w:rPr>
+          <w:rFonts w:ascii="Times New Roman" w:eastAsia="Times New Roman" w:hAnsi="Times New Roman" w:cs="Times New Roman"/>
+          <w:sz w:val="28"/>
+          <w:szCs w:val="24"/>
+          <w:lang w:eastAsia="en-GB"/>
+        </w:rPr>
+      </w:pPr>
+      <w:proofErr w:type="spellStart"/>
+      <w:r>
+        <w:rPr>
+          <w:rFonts w:ascii="Times New Roman" w:eastAsia="Times New Roman" w:hAnsi="Times New Roman" w:cs="Times New Roman"/>
+          <w:sz w:val="28"/>
+          <w:szCs w:val="24"/>
+          <w:lang w:eastAsia="en-GB"/>
+        </w:rPr>
+        <w:t>CheltuieliTotale</w:t>
+      </w:r>
+      <w:proofErr w:type="spellEnd"/>
+      <w:r>
+        <w:rPr>
+          <w:rFonts w:ascii="Times New Roman" w:eastAsia="Times New Roman" w:hAnsi="Times New Roman" w:cs="Times New Roman"/>
+          <w:sz w:val="28"/>
+          <w:szCs w:val="24"/>
+          <w:lang w:eastAsia="en-GB"/>
+        </w:rPr>
+        <w:t xml:space="preserve"> – decimal, [0, max] </w:t>
+      </w:r>
+    </w:p>
+    <w:p>
+      <w:pPr>
+        <w:spacing w:after="0" w:line="240" w:lineRule="auto"/>
+        <w:rPr>
+          <w:rFonts w:ascii="Times New Roman" w:eastAsia="Times New Roman" w:hAnsi="Times New Roman" w:cs="Times New Roman"/>
+          <w:sz w:val="28"/>
+          <w:szCs w:val="24"/>
+          <w:lang w:eastAsia="en-GB"/>
+        </w:rPr>
+      </w:pPr>
+      <w:proofErr w:type="spellStart"/>
+      <w:r>
+        <w:rPr>
+          <w:rFonts w:ascii="Times New Roman" w:eastAsia="Times New Roman" w:hAnsi="Times New Roman" w:cs="Times New Roman"/>
+          <w:sz w:val="28"/>
+          <w:szCs w:val="24"/>
+          <w:lang w:eastAsia="en-GB"/>
+        </w:rPr>
+        <w:t>ProfitBrut</w:t>
+      </w:r>
+      <w:proofErr w:type="spellEnd"/>
+      <w:r>
+        <w:rPr>
+          <w:rFonts w:ascii="Times New Roman" w:eastAsia="Times New Roman" w:hAnsi="Times New Roman" w:cs="Times New Roman"/>
+          <w:sz w:val="28"/>
+          <w:szCs w:val="24"/>
+          <w:lang w:eastAsia="en-GB"/>
+        </w:rPr>
+        <w:t xml:space="preserve"> </w:t>
+      </w:r>
+      <w:r>
+        <w:rPr>
+          <w:rFonts w:ascii="Times New Roman" w:eastAsia="Times New Roman" w:hAnsi="Times New Roman" w:cs="Times New Roman"/>
+          <w:sz w:val="28"/>
+          <w:szCs w:val="24"/>
+          <w:lang w:eastAsia="en-GB"/>
+        </w:rPr>
+        <w:t>-</w:t>
+      </w:r>
+      <w:r>
+        <w:rPr>
+          <w:rFonts w:ascii="Times New Roman" w:eastAsia="Times New Roman" w:hAnsi="Times New Roman" w:cs="Times New Roman"/>
+          <w:sz w:val="28"/>
+          <w:szCs w:val="24"/>
+          <w:lang w:eastAsia="en-GB"/>
+        </w:rPr>
+        <w:t xml:space="preserve"> decimal, [0, max] </w:t>
+      </w:r>
+    </w:p>
+    <w:p>
+      <w:pPr>
+        <w:spacing w:after="0" w:line="240" w:lineRule="auto"/>
+        <w:rPr>
+          <w:rFonts w:ascii="Times New Roman" w:eastAsia="Times New Roman" w:hAnsi="Times New Roman" w:cs="Times New Roman"/>
+          <w:sz w:val="28"/>
+          <w:szCs w:val="24"/>
+          <w:lang w:eastAsia="en-GB"/>
+        </w:rPr>
+      </w:pPr>
+      <w:proofErr w:type="spellStart"/>
+      <w:r>
+        <w:rPr>
+          <w:rFonts w:ascii="Times New Roman" w:eastAsia="Times New Roman" w:hAnsi="Times New Roman" w:cs="Times New Roman"/>
+          <w:sz w:val="28"/>
+          <w:szCs w:val="24"/>
+          <w:lang w:eastAsia="en-GB"/>
+        </w:rPr>
+        <w:t>PierdereBrut</w:t>
+      </w:r>
+      <w:proofErr w:type="spellEnd"/>
+      <w:r>
+        <w:rPr>
+          <w:rFonts w:ascii="Times New Roman" w:eastAsia="Times New Roman" w:hAnsi="Times New Roman" w:cs="Times New Roman"/>
+          <w:sz w:val="28"/>
+          <w:szCs w:val="24"/>
+          <w:lang w:eastAsia="en-GB"/>
+        </w:rPr>
+        <w:t xml:space="preserve"> -</w:t>
+      </w:r>
+      <w:r>
+        <w:rPr>
+          <w:rFonts w:ascii="Times New Roman" w:eastAsia="Times New Roman" w:hAnsi="Times New Roman" w:cs="Times New Roman"/>
+          <w:sz w:val="28"/>
+          <w:szCs w:val="24"/>
+          <w:lang w:eastAsia="en-GB"/>
+        </w:rPr>
+        <w:t xml:space="preserve"> decimal, [0, max] </w:t>
+      </w:r>
+    </w:p>
+    <w:p>
+      <w:pPr>
+        <w:spacing w:after="0" w:line="240" w:lineRule="auto"/>
+        <w:rPr>
+          <w:rFonts w:ascii="Times New Roman" w:eastAsia="Times New Roman" w:hAnsi="Times New Roman" w:cs="Times New Roman"/>
+          <w:sz w:val="28"/>
+          <w:szCs w:val="24"/>
+          <w:lang w:eastAsia="en-GB"/>
+        </w:rPr>
+      </w:pPr>
+      <w:proofErr w:type="spellStart"/>
+      <w:r>
+        <w:rPr>
+          <w:rFonts w:ascii="Times New Roman" w:eastAsia="Times New Roman" w:hAnsi="Times New Roman" w:cs="Times New Roman"/>
+          <w:sz w:val="28"/>
+          <w:szCs w:val="24"/>
+          <w:lang w:eastAsia="en-GB"/>
+        </w:rPr>
+        <w:t>ProfitNet</w:t>
+      </w:r>
+      <w:proofErr w:type="spellEnd"/>
+      <w:r>
+        <w:rPr>
+          <w:rFonts w:ascii="Times New Roman" w:eastAsia="Times New Roman" w:hAnsi="Times New Roman" w:cs="Times New Roman"/>
+          <w:sz w:val="28"/>
+          <w:szCs w:val="24"/>
+          <w:lang w:eastAsia="en-GB"/>
+        </w:rPr>
+        <w:t xml:space="preserve"> – decimal, [0, max] </w:t>
+      </w:r>
+    </w:p>
+    <w:p>
+      <w:pPr>
+        <w:spacing w:after="0" w:line="240" w:lineRule="auto"/>
+        <w:rPr>
+          <w:rFonts w:ascii="Times New Roman" w:eastAsia="Times New Roman" w:hAnsi="Times New Roman" w:cs="Times New Roman"/>
+          <w:sz w:val="28"/>
+          <w:szCs w:val="24"/>
+          <w:lang w:eastAsia="en-GB"/>
+        </w:rPr>
+      </w:pPr>
+      <w:proofErr w:type="spellStart"/>
+      <w:r>
+        <w:rPr>
+          <w:rFonts w:ascii="Times New Roman" w:eastAsia="Times New Roman" w:hAnsi="Times New Roman" w:cs="Times New Roman"/>
+          <w:sz w:val="28"/>
+          <w:szCs w:val="24"/>
+          <w:lang w:eastAsia="en-GB"/>
+        </w:rPr>
+        <w:t>PierdereNet</w:t>
+      </w:r>
+      <w:proofErr w:type="spellEnd"/>
+      <w:r>
+        <w:rPr>
+          <w:rFonts w:ascii="Times New Roman" w:eastAsia="Times New Roman" w:hAnsi="Times New Roman" w:cs="Times New Roman"/>
+          <w:sz w:val="28"/>
+          <w:szCs w:val="24"/>
+          <w:lang w:eastAsia="en-GB"/>
+        </w:rPr>
+        <w:t xml:space="preserve"> – decimal, [0, max] </w:t>
+      </w:r>
+    </w:p>
+    <w:p>
+      <w:pPr>
+        <w:spacing w:after="0" w:line="240" w:lineRule="auto"/>
+        <w:rPr>
+          <w:rFonts w:ascii="Times New Roman" w:eastAsia="Times New Roman" w:hAnsi="Times New Roman" w:cs="Times New Roman"/>
+          <w:sz w:val="28"/>
+          <w:szCs w:val="24"/>
+          <w:lang w:eastAsia="en-GB"/>
+        </w:rPr>
+      </w:pPr>
+      <w:proofErr w:type="spellStart"/>
+      <w:r>
+        <w:rPr>
+          <w:rFonts w:ascii="Times New Roman" w:eastAsia="Times New Roman" w:hAnsi="Times New Roman" w:cs="Times New Roman"/>
+          <w:sz w:val="28"/>
+          <w:szCs w:val="24"/>
+          <w:lang w:eastAsia="en-GB"/>
+        </w:rPr>
+        <w:t>Salariati</w:t>
+      </w:r>
+      <w:proofErr w:type="spellEnd"/>
+      <w:r>
+        <w:rPr>
+          <w:rFonts w:ascii="Times New Roman" w:eastAsia="Times New Roman" w:hAnsi="Times New Roman" w:cs="Times New Roman"/>
+          <w:sz w:val="28"/>
+          <w:szCs w:val="24"/>
+          <w:lang w:eastAsia="en-GB"/>
+        </w:rPr>
+        <w:t xml:space="preserve"> – </w:t>
+      </w:r>
+      <w:proofErr w:type="spellStart"/>
+      <w:r>
+        <w:rPr>
+          <w:rFonts w:ascii="Times New Roman" w:eastAsia="Times New Roman" w:hAnsi="Times New Roman" w:cs="Times New Roman"/>
+          <w:sz w:val="28"/>
+          <w:szCs w:val="24"/>
+          <w:lang w:eastAsia="en-GB"/>
+        </w:rPr>
+        <w:t>int</w:t>
+      </w:r>
+      <w:proofErr w:type="spellEnd"/>
+      <w:r>
+        <w:rPr>
+          <w:rFonts w:ascii="Times New Roman" w:eastAsia="Times New Roman" w:hAnsi="Times New Roman" w:cs="Times New Roman"/>
+          <w:sz w:val="28"/>
+          <w:szCs w:val="24"/>
+          <w:lang w:eastAsia="en-GB"/>
+        </w:rPr>
+        <w:t>, [0, max]</w:t>
+      </w:r>
+    </w:p>
+    <w:p>
+      <w:pPr>
+        <w:spacing w:after="0" w:line="240" w:lineRule="auto"/>
+        <w:rPr>
+          <w:rFonts w:ascii="Times New Roman" w:eastAsia="Times New Roman" w:hAnsi="Times New Roman" w:cs="Times New Roman"/>
+          <w:sz w:val="28"/>
+          <w:szCs w:val="24"/>
+          <w:lang w:eastAsia="en-GB"/>
+        </w:rPr>
+      </w:pPr>
+      <w:r>
+        <w:rPr>
+          <w:rFonts w:ascii="Times New Roman" w:eastAsia="Times New Roman" w:hAnsi="Times New Roman" w:cs="Times New Roman"/>
+          <w:sz w:val="28"/>
+          <w:szCs w:val="24"/>
+          <w:lang w:eastAsia="en-GB"/>
+        </w:rPr>
+        <w:t xml:space="preserve"> </w:t>
+      </w:r>
+    </w:p>
+    <w:p>
+      <w:pPr>
+        <w:spacing w:after="0" w:line="240" w:lineRule="auto"/>
+        <w:rPr>
+          <w:rFonts w:ascii="Times New Roman" w:eastAsia="Times New Roman" w:hAnsi="Times New Roman" w:cs="Times New Roman"/>
+          <w:sz w:val="28"/>
+          <w:szCs w:val="24"/>
+          <w:lang w:eastAsia="en-GB"/>
+        </w:rPr>
+      </w:pPr>
+      <w:r>
+        <w:rPr>
+          <w:rFonts w:ascii="Times New Roman" w:eastAsia="Times New Roman" w:hAnsi="Times New Roman" w:cs="Times New Roman"/>
+          <w:sz w:val="28"/>
+          <w:szCs w:val="24"/>
+          <w:lang w:eastAsia="en-GB"/>
+        </w:rPr>
+        <w:t xml:space="preserve">ROA – </w:t>
+      </w:r>
+      <w:proofErr w:type="gramStart"/>
+      <w:r>
+        <w:rPr>
+          <w:rFonts w:ascii="Times New Roman" w:eastAsia="Times New Roman" w:hAnsi="Times New Roman" w:cs="Times New Roman"/>
+          <w:sz w:val="28"/>
+          <w:szCs w:val="24"/>
+          <w:lang w:eastAsia="en-GB"/>
+        </w:rPr>
+        <w:t>decimal</w:t>
+      </w:r>
+      <w:r>
+        <w:rPr>
+          <w:rFonts w:ascii="Times New Roman" w:eastAsia="Times New Roman" w:hAnsi="Times New Roman" w:cs="Times New Roman"/>
+          <w:sz w:val="28"/>
+          <w:szCs w:val="24"/>
+          <w:lang w:eastAsia="en-GB"/>
+        </w:rPr>
+        <w:t xml:space="preserve"> </w:t>
+      </w:r>
+      <w:r>
+        <w:rPr>
+          <w:rFonts w:ascii="Times New Roman" w:eastAsia="Times New Roman" w:hAnsi="Times New Roman" w:cs="Times New Roman"/>
+          <w:sz w:val="28"/>
+          <w:szCs w:val="24"/>
+          <w:lang w:eastAsia="en-GB"/>
+        </w:rPr>
+        <w:t>,</w:t>
+      </w:r>
+      <w:proofErr w:type="gramEnd"/>
+      <w:r>
+        <w:rPr>
+          <w:rFonts w:ascii="Times New Roman" w:eastAsia="Times New Roman" w:hAnsi="Times New Roman" w:cs="Times New Roman"/>
+          <w:sz w:val="28"/>
+          <w:szCs w:val="24"/>
+          <w:lang w:eastAsia="en-GB"/>
+        </w:rPr>
+        <w:t xml:space="preserve"> </w:t>
+      </w:r>
+      <w:proofErr w:type="spellStart"/>
+      <w:r>
+        <w:rPr>
+          <w:rFonts w:ascii="Times New Roman" w:eastAsia="Times New Roman" w:hAnsi="Times New Roman" w:cs="Times New Roman"/>
+          <w:sz w:val="28"/>
+          <w:szCs w:val="24"/>
+          <w:lang w:eastAsia="en-GB"/>
+        </w:rPr>
+        <w:t>procent</w:t>
+      </w:r>
+      <w:proofErr w:type="spellEnd"/>
+    </w:p>
+    <w:p>
+      <w:pPr>
+        <w:spacing w:after="0" w:line="240" w:lineRule="auto"/>
+        <w:rPr>
+          <w:rFonts w:ascii="Times New Roman" w:eastAsia="Times New Roman" w:hAnsi="Times New Roman" w:cs="Times New Roman"/>
+          <w:sz w:val="28"/>
+          <w:szCs w:val="24"/>
+          <w:lang w:eastAsia="en-GB"/>
+        </w:rPr>
+      </w:pPr>
+      <w:r>
+        <w:rPr>
+          <w:rFonts w:ascii="Times New Roman" w:eastAsia="Times New Roman" w:hAnsi="Times New Roman" w:cs="Times New Roman"/>
+          <w:sz w:val="28"/>
+          <w:szCs w:val="24"/>
+          <w:lang w:eastAsia="en-GB"/>
+        </w:rPr>
+        <w:t xml:space="preserve">ROE </w:t>
+      </w:r>
+      <w:proofErr w:type="gramStart"/>
+      <w:r>
+        <w:rPr>
+          <w:rFonts w:ascii="Times New Roman" w:eastAsia="Times New Roman" w:hAnsi="Times New Roman" w:cs="Times New Roman"/>
+          <w:sz w:val="28"/>
+          <w:szCs w:val="24"/>
+          <w:lang w:eastAsia="en-GB"/>
+        </w:rPr>
+        <w:t xml:space="preserve">- </w:t>
+      </w:r>
+      <w:r>
+        <w:rPr>
+          <w:rFonts w:ascii="Times New Roman" w:eastAsia="Times New Roman" w:hAnsi="Times New Roman" w:cs="Times New Roman"/>
+          <w:sz w:val="28"/>
+          <w:szCs w:val="24"/>
+          <w:lang w:eastAsia="en-GB"/>
+        </w:rPr>
+        <w:t xml:space="preserve"> </w:t>
+      </w:r>
+      <w:r>
+        <w:rPr>
+          <w:rFonts w:ascii="Times New Roman" w:eastAsia="Times New Roman" w:hAnsi="Times New Roman" w:cs="Times New Roman"/>
+          <w:sz w:val="28"/>
+          <w:szCs w:val="24"/>
+          <w:lang w:eastAsia="en-GB"/>
+        </w:rPr>
+        <w:t>decimal</w:t>
+      </w:r>
+      <w:proofErr w:type="gramEnd"/>
+      <w:r>
+        <w:rPr>
+          <w:rFonts w:ascii="Times New Roman" w:eastAsia="Times New Roman" w:hAnsi="Times New Roman" w:cs="Times New Roman"/>
+          <w:sz w:val="28"/>
+          <w:szCs w:val="24"/>
+          <w:lang w:eastAsia="en-GB"/>
+        </w:rPr>
+        <w:t xml:space="preserve"> </w:t>
+      </w:r>
+      <w:r>
+        <w:rPr>
+          <w:rFonts w:ascii="Times New Roman" w:eastAsia="Times New Roman" w:hAnsi="Times New Roman" w:cs="Times New Roman"/>
+          <w:sz w:val="28"/>
+          <w:szCs w:val="24"/>
+          <w:lang w:eastAsia="en-GB"/>
+        </w:rPr>
+        <w:t xml:space="preserve">, </w:t>
+      </w:r>
+      <w:proofErr w:type="spellStart"/>
+      <w:r>
+        <w:rPr>
+          <w:rFonts w:ascii="Times New Roman" w:eastAsia="Times New Roman" w:hAnsi="Times New Roman" w:cs="Times New Roman"/>
+          <w:sz w:val="28"/>
+          <w:szCs w:val="24"/>
+          <w:lang w:eastAsia="en-GB"/>
+        </w:rPr>
+        <w:t>procent</w:t>
+      </w:r>
+      <w:proofErr w:type="spellEnd"/>
+    </w:p>
+    <w:p>
+      <w:pPr>
+        <w:spacing w:after="0" w:line="240" w:lineRule="auto"/>
+        <w:rPr>
+          <w:rFonts w:ascii="Times New Roman" w:eastAsia="Times New Roman" w:hAnsi="Times New Roman" w:cs="Times New Roman"/>
+          <w:sz w:val="28"/>
+          <w:szCs w:val="24"/>
+          <w:lang w:eastAsia="en-GB"/>
+        </w:rPr>
+      </w:pPr>
+      <w:proofErr w:type="spellStart"/>
+      <w:r>
+        <w:rPr>
+          <w:rFonts w:ascii="Times New Roman" w:eastAsia="Times New Roman" w:hAnsi="Times New Roman" w:cs="Times New Roman"/>
+          <w:sz w:val="28"/>
+          <w:szCs w:val="24"/>
+          <w:lang w:eastAsia="en-GB"/>
+        </w:rPr>
+        <w:t>ProfitMargin</w:t>
+      </w:r>
+      <w:proofErr w:type="spellEnd"/>
+      <w:r>
+        <w:rPr>
+          <w:rFonts w:ascii="Times New Roman" w:eastAsia="Times New Roman" w:hAnsi="Times New Roman" w:cs="Times New Roman"/>
+          <w:sz w:val="28"/>
+          <w:szCs w:val="24"/>
+          <w:lang w:eastAsia="en-GB"/>
+        </w:rPr>
+        <w:t xml:space="preserve"> – </w:t>
+      </w:r>
+      <w:proofErr w:type="gramStart"/>
+      <w:r>
+        <w:rPr>
+          <w:rFonts w:ascii="Times New Roman" w:eastAsia="Times New Roman" w:hAnsi="Times New Roman" w:cs="Times New Roman"/>
+          <w:sz w:val="28"/>
+          <w:szCs w:val="24"/>
+          <w:lang w:eastAsia="en-GB"/>
+        </w:rPr>
+        <w:t>decimal</w:t>
+      </w:r>
+      <w:r>
+        <w:rPr>
+          <w:rFonts w:ascii="Times New Roman" w:eastAsia="Times New Roman" w:hAnsi="Times New Roman" w:cs="Times New Roman"/>
+          <w:sz w:val="28"/>
+          <w:szCs w:val="24"/>
+          <w:lang w:eastAsia="en-GB"/>
+        </w:rPr>
+        <w:t xml:space="preserve"> </w:t>
+      </w:r>
+      <w:r>
+        <w:rPr>
+          <w:rFonts w:ascii="Times New Roman" w:eastAsia="Times New Roman" w:hAnsi="Times New Roman" w:cs="Times New Roman"/>
+          <w:sz w:val="28"/>
+          <w:szCs w:val="24"/>
+          <w:lang w:eastAsia="en-GB"/>
+        </w:rPr>
+        <w:t>,</w:t>
+      </w:r>
+      <w:proofErr w:type="gramEnd"/>
+      <w:r>
+        <w:rPr>
+          <w:rFonts w:ascii="Times New Roman" w:eastAsia="Times New Roman" w:hAnsi="Times New Roman" w:cs="Times New Roman"/>
+          <w:sz w:val="28"/>
+          <w:szCs w:val="24"/>
+          <w:lang w:eastAsia="en-GB"/>
+        </w:rPr>
+        <w:t xml:space="preserve"> </w:t>
+      </w:r>
+      <w:proofErr w:type="spellStart"/>
+      <w:r>
+        <w:rPr>
+          <w:rFonts w:ascii="Times New Roman" w:eastAsia="Times New Roman" w:hAnsi="Times New Roman" w:cs="Times New Roman"/>
+          <w:sz w:val="28"/>
+          <w:szCs w:val="24"/>
+          <w:lang w:eastAsia="en-GB"/>
+        </w:rPr>
+        <w:t>procent</w:t>
+      </w:r>
+      <w:proofErr w:type="spellEnd"/>
+    </w:p>
+    <w:p>
+      <w:pPr>
+        <w:spacing w:after="0" w:line="240" w:lineRule="auto"/>
+        <w:rPr>
+          <w:rFonts w:ascii="Times New Roman" w:eastAsia="Times New Roman" w:hAnsi="Times New Roman" w:cs="Times New Roman"/>
+          <w:sz w:val="28"/>
+          <w:szCs w:val="24"/>
+          <w:lang w:eastAsia="en-GB"/>
+        </w:rPr>
+      </w:pPr>
+      <w:proofErr w:type="spellStart"/>
+      <w:r>
+        <w:rPr>
+          <w:rFonts w:ascii="Times New Roman" w:eastAsia="Times New Roman" w:hAnsi="Times New Roman" w:cs="Times New Roman"/>
+          <w:sz w:val="28"/>
+          <w:szCs w:val="24"/>
+          <w:lang w:eastAsia="en-GB"/>
+        </w:rPr>
+        <w:t>RataCrestereCifraAfaceriNet</w:t>
+      </w:r>
+      <w:proofErr w:type="spellEnd"/>
+      <w:r>
+        <w:rPr>
+          <w:rFonts w:ascii="Times New Roman" w:eastAsia="Times New Roman" w:hAnsi="Times New Roman" w:cs="Times New Roman"/>
+          <w:sz w:val="28"/>
+          <w:szCs w:val="24"/>
+          <w:lang w:eastAsia="en-GB"/>
+        </w:rPr>
+        <w:t xml:space="preserve"> – </w:t>
+      </w:r>
+      <w:proofErr w:type="gramStart"/>
+      <w:r>
+        <w:rPr>
+          <w:rFonts w:ascii="Times New Roman" w:eastAsia="Times New Roman" w:hAnsi="Times New Roman" w:cs="Times New Roman"/>
+          <w:sz w:val="28"/>
+          <w:szCs w:val="24"/>
+          <w:lang w:eastAsia="en-GB"/>
+        </w:rPr>
+        <w:t>decimal</w:t>
+      </w:r>
+      <w:r>
+        <w:rPr>
+          <w:rFonts w:ascii="Times New Roman" w:eastAsia="Times New Roman" w:hAnsi="Times New Roman" w:cs="Times New Roman"/>
+          <w:sz w:val="28"/>
+          <w:szCs w:val="24"/>
+          <w:lang w:eastAsia="en-GB"/>
+        </w:rPr>
+        <w:t xml:space="preserve"> </w:t>
+      </w:r>
+      <w:r>
+        <w:rPr>
+          <w:rFonts w:ascii="Times New Roman" w:eastAsia="Times New Roman" w:hAnsi="Times New Roman" w:cs="Times New Roman"/>
+          <w:sz w:val="28"/>
+          <w:szCs w:val="24"/>
+          <w:lang w:eastAsia="en-GB"/>
+        </w:rPr>
+        <w:t>,</w:t>
+      </w:r>
+      <w:proofErr w:type="gramEnd"/>
+      <w:r>
+        <w:rPr>
+          <w:rFonts w:ascii="Times New Roman" w:eastAsia="Times New Roman" w:hAnsi="Times New Roman" w:cs="Times New Roman"/>
+          <w:sz w:val="28"/>
+          <w:szCs w:val="24"/>
+          <w:lang w:eastAsia="en-GB"/>
+        </w:rPr>
+        <w:t xml:space="preserve"> </w:t>
+      </w:r>
+      <w:proofErr w:type="spellStart"/>
+      <w:r>
+        <w:rPr>
+          <w:rFonts w:ascii="Times New Roman" w:eastAsia="Times New Roman" w:hAnsi="Times New Roman" w:cs="Times New Roman"/>
+          <w:sz w:val="28"/>
+          <w:szCs w:val="24"/>
+          <w:lang w:eastAsia="en-GB"/>
+        </w:rPr>
+        <w:t>procent</w:t>
+      </w:r>
+      <w:proofErr w:type="spellEnd"/>
+    </w:p>
+    <w:p>
+      <w:pPr>
+        <w:spacing w:after="0" w:line="240" w:lineRule="auto"/>
+        <w:rPr>
+          <w:rFonts w:ascii="Times New Roman" w:eastAsia="Times New Roman" w:hAnsi="Times New Roman" w:cs="Times New Roman"/>
+          <w:sz w:val="28"/>
+          <w:szCs w:val="24"/>
+          <w:lang w:eastAsia="en-GB"/>
+        </w:rPr>
+      </w:pPr>
+      <w:proofErr w:type="spellStart"/>
+      <w:r>
+        <w:rPr>
+          <w:rFonts w:ascii="Times New Roman" w:eastAsia="Times New Roman" w:hAnsi="Times New Roman" w:cs="Times New Roman"/>
+          <w:sz w:val="28"/>
+          <w:szCs w:val="24"/>
+          <w:lang w:eastAsia="en-GB"/>
+        </w:rPr>
+        <w:t>RataCrestereProfitNet</w:t>
+      </w:r>
+      <w:proofErr w:type="spellEnd"/>
+      <w:r>
+        <w:rPr>
+          <w:rFonts w:ascii="Times New Roman" w:eastAsia="Times New Roman" w:hAnsi="Times New Roman" w:cs="Times New Roman"/>
+          <w:sz w:val="28"/>
+          <w:szCs w:val="24"/>
+          <w:lang w:eastAsia="en-GB"/>
+        </w:rPr>
+        <w:t xml:space="preserve"> </w:t>
+      </w:r>
+      <w:r>
+        <w:rPr>
+          <w:rFonts w:ascii="Times New Roman" w:eastAsia="Times New Roman" w:hAnsi="Times New Roman" w:cs="Times New Roman"/>
+          <w:sz w:val="28"/>
+          <w:szCs w:val="24"/>
+          <w:lang w:eastAsia="en-GB"/>
+        </w:rPr>
+        <w:t>-</w:t>
+      </w:r>
+      <w:r>
+        <w:rPr>
+          <w:rFonts w:ascii="Times New Roman" w:eastAsia="Times New Roman" w:hAnsi="Times New Roman" w:cs="Times New Roman"/>
+          <w:sz w:val="28"/>
+          <w:szCs w:val="24"/>
+          <w:lang w:eastAsia="en-GB"/>
+        </w:rPr>
+        <w:t xml:space="preserve"> </w:t>
+      </w:r>
+      <w:proofErr w:type="gramStart"/>
+      <w:r>
+        <w:rPr>
+          <w:rFonts w:ascii="Times New Roman" w:eastAsia="Times New Roman" w:hAnsi="Times New Roman" w:cs="Times New Roman"/>
+          <w:sz w:val="28"/>
+          <w:szCs w:val="24"/>
+          <w:lang w:eastAsia="en-GB"/>
+        </w:rPr>
+        <w:t>decimal</w:t>
+      </w:r>
+      <w:r>
+        <w:rPr>
+          <w:rFonts w:ascii="Times New Roman" w:eastAsia="Times New Roman" w:hAnsi="Times New Roman" w:cs="Times New Roman"/>
+          <w:sz w:val="28"/>
+          <w:szCs w:val="24"/>
+          <w:lang w:eastAsia="en-GB"/>
+        </w:rPr>
+        <w:t xml:space="preserve"> </w:t>
+      </w:r>
+      <w:r>
+        <w:rPr>
+          <w:rFonts w:ascii="Times New Roman" w:eastAsia="Times New Roman" w:hAnsi="Times New Roman" w:cs="Times New Roman"/>
+          <w:sz w:val="28"/>
+          <w:szCs w:val="24"/>
+          <w:lang w:eastAsia="en-GB"/>
+        </w:rPr>
+        <w:t>,</w:t>
+      </w:r>
+      <w:proofErr w:type="gramEnd"/>
+      <w:r>
+        <w:rPr>
+          <w:rFonts w:ascii="Times New Roman" w:eastAsia="Times New Roman" w:hAnsi="Times New Roman" w:cs="Times New Roman"/>
+          <w:sz w:val="28"/>
+          <w:szCs w:val="24"/>
+          <w:lang w:eastAsia="en-GB"/>
+        </w:rPr>
+        <w:t xml:space="preserve"> </w:t>
+      </w:r>
+      <w:proofErr w:type="spellStart"/>
+      <w:r>
+        <w:rPr>
+          <w:rFonts w:ascii="Times New Roman" w:eastAsia="Times New Roman" w:hAnsi="Times New Roman" w:cs="Times New Roman"/>
+          <w:sz w:val="28"/>
+          <w:szCs w:val="24"/>
+          <w:lang w:eastAsia="en-GB"/>
+        </w:rPr>
+        <w:t>procent</w:t>
+      </w:r>
+      <w:proofErr w:type="spellEnd"/>
+    </w:p>
+    <w:p>
+      <w:pPr>
+        <w:spacing w:after="0" w:line="240" w:lineRule="auto"/>
+        <w:rPr>
+          <w:rFonts w:ascii="Times New Roman" w:hAnsi="Times New Roman" w:cs="Times New Roman"/>
+          <w:sz w:val="28"/>
+          <w:szCs w:val="28"/>
+        </w:rPr>
+      </w:pPr>
+    </w:p>
+    <w:p>
+      <w:pPr>
+        <w:autoSpaceDE w:val="0"/>
+        <w:autoSpaceDN w:val="0"/>
+        <w:adjustRightInd w:val="0"/>
+        <w:spacing w:after="0" w:line="240" w:lineRule="auto"/>
+        <w:rPr>
+          <w:rFonts w:ascii="Cascadia Mono" w:hAnsi="Cascadia Mono" w:cs="Cascadia Mono"/>
+          <w:color w:val="000000"/>
+          <w:sz w:val="19"/>
+          <w:szCs w:val="19"/>
+        </w:rPr>
+      </w:pPr>
+      <w:r>
+        <w:rPr>
+          <w:rFonts w:ascii="Cascadia Mono" w:hAnsi="Cascadia Mono" w:cs="Cascadia Mono"/>
+          <w:color w:val="000000"/>
+          <w:sz w:val="19"/>
+          <w:szCs w:val="19"/>
+          <w:highlight w:val="white"/>
+        </w:rPr>
+        <w:t>[</w:t>
+      </w:r>
+      <w:proofErr w:type="spellStart"/>
+      <w:proofErr w:type="gramStart"/>
+      <w:r>
+        <w:rPr>
+          <w:rFonts w:ascii="Cascadia Mono" w:hAnsi="Cascadia Mono" w:cs="Cascadia Mono"/>
+          <w:color w:val="2B91AF"/>
+          <w:sz w:val="19"/>
+          <w:szCs w:val="19"/>
+          <w:highlight w:val="white"/>
+        </w:rPr>
+        <w:t>DisplayFormat</w:t>
+      </w:r>
+      <w:proofErr w:type="spellEnd"/>
+      <w:r>
+        <w:rPr>
+          <w:rFonts w:ascii="Cascadia Mono" w:hAnsi="Cascadia Mono" w:cs="Cascadia Mono"/>
+          <w:color w:val="000000"/>
+          <w:sz w:val="19"/>
+          <w:szCs w:val="19"/>
+          <w:highlight w:val="white"/>
+        </w:rPr>
+        <w:t>(</w:t>
+      </w:r>
+      <w:proofErr w:type="spellStart"/>
+      <w:proofErr w:type="gramEnd"/>
+      <w:r>
+        <w:rPr>
+          <w:rFonts w:ascii="Cascadia Mono" w:hAnsi="Cascadia Mono" w:cs="Cascadia Mono"/>
+          <w:color w:val="000000"/>
+          <w:sz w:val="19"/>
+          <w:szCs w:val="19"/>
+          <w:highlight w:val="white"/>
+        </w:rPr>
+        <w:t>ApplyFormatInEditMode</w:t>
+      </w:r>
+      <w:proofErr w:type="spellEnd"/>
+      <w:r>
+        <w:rPr>
+          <w:rFonts w:ascii="Cascadia Mono" w:hAnsi="Cascadia Mono" w:cs="Cascadia Mono"/>
+          <w:color w:val="000000"/>
+          <w:sz w:val="19"/>
+          <w:szCs w:val="19"/>
+          <w:highlight w:val="white"/>
+        </w:rPr>
+        <w:t xml:space="preserve"> = </w:t>
+      </w:r>
+      <w:r>
+        <w:rPr>
+          <w:rFonts w:ascii="Cascadia Mono" w:hAnsi="Cascadia Mono" w:cs="Cascadia Mono"/>
+          <w:color w:val="0000FF"/>
+          <w:sz w:val="19"/>
+          <w:szCs w:val="19"/>
+          <w:highlight w:val="white"/>
+        </w:rPr>
+        <w:t>true</w:t>
+      </w:r>
+      <w:r>
+        <w:rPr>
+          <w:rFonts w:ascii="Cascadia Mono" w:hAnsi="Cascadia Mono" w:cs="Cascadia Mono"/>
+          <w:color w:val="000000"/>
+          <w:sz w:val="19"/>
+          <w:szCs w:val="19"/>
+          <w:highlight w:val="white"/>
+        </w:rPr>
+        <w:t xml:space="preserve">, </w:t>
+      </w:r>
+      <w:proofErr w:type="spellStart"/>
+      <w:r>
+        <w:rPr>
+          <w:rFonts w:ascii="Cascadia Mono" w:hAnsi="Cascadia Mono" w:cs="Cascadia Mono"/>
+          <w:color w:val="000000"/>
+          <w:sz w:val="19"/>
+          <w:szCs w:val="19"/>
+          <w:highlight w:val="white"/>
+        </w:rPr>
+        <w:t>DataFormatString</w:t>
+      </w:r>
+      <w:proofErr w:type="spellEnd"/>
+      <w:r>
+        <w:rPr>
+          <w:rFonts w:ascii="Cascadia Mono" w:hAnsi="Cascadia Mono" w:cs="Cascadia Mono"/>
+          <w:color w:val="000000"/>
+          <w:sz w:val="19"/>
+          <w:szCs w:val="19"/>
+          <w:highlight w:val="white"/>
+        </w:rPr>
+        <w:t xml:space="preserve"> = </w:t>
+      </w:r>
+      <w:r>
+        <w:rPr>
+          <w:rFonts w:ascii="Cascadia Mono" w:hAnsi="Cascadia Mono" w:cs="Cascadia Mono"/>
+          <w:color w:val="A31515"/>
+          <w:sz w:val="19"/>
+          <w:szCs w:val="19"/>
+          <w:highlight w:val="white"/>
+        </w:rPr>
+        <w:t>"{0:P2}"</w:t>
+      </w:r>
+      <w:r>
+        <w:rPr>
+          <w:rFonts w:ascii="Cascadia Mono" w:hAnsi="Cascadia Mono" w:cs="Cascadia Mono"/>
+          <w:color w:val="000000"/>
+          <w:sz w:val="19"/>
+          <w:szCs w:val="19"/>
+          <w:highlight w:val="white"/>
+        </w:rPr>
+        <w:t>)]</w:t>
+      </w:r>
+      <w:r>
+        <w:rPr>
+          <w:rFonts w:ascii="Cascadia Mono" w:hAnsi="Cascadia Mono" w:cs="Cascadia Mono"/>
+          <w:color w:val="000000"/>
+          <w:sz w:val="19"/>
+          <w:szCs w:val="19"/>
+          <w:highlight w:val="white"/>
+        </w:rPr>
+        <w:t xml:space="preserve"> </w:t>
+      </w:r>
+      <w:proofErr w:type="spellStart"/>
+      <w:r>
+        <w:rPr>
+          <w:rFonts w:ascii="Cascadia Mono" w:hAnsi="Cascadia Mono" w:cs="Cascadia Mono"/>
+          <w:color w:val="000000"/>
+          <w:sz w:val="19"/>
+          <w:szCs w:val="19"/>
+          <w:highlight w:val="white"/>
+        </w:rPr>
+        <w:t>procent</w:t>
+      </w:r>
+      <w:proofErr w:type="spellEnd"/>
+      <w:r>
+        <w:rPr>
+          <w:rFonts w:ascii="Cascadia Mono" w:hAnsi="Cascadia Mono" w:cs="Cascadia Mono"/>
+          <w:color w:val="000000"/>
+          <w:sz w:val="19"/>
+          <w:szCs w:val="19"/>
+          <w:highlight w:val="white"/>
+        </w:rPr>
+        <w:t xml:space="preserve"> </w:t>
+      </w:r>
+      <w:hyperlink r:id="rId18" w:history="1">
+        <w:r>
+          <w:rPr>
+            <w:rStyle w:val="Hyperlink"/>
+            <w:rFonts w:ascii="Cascadia Mono" w:hAnsi="Cascadia Mono" w:cs="Cascadia Mono"/>
+            <w:sz w:val="19"/>
+            <w:szCs w:val="19"/>
+          </w:rPr>
+          <w:t>https://stackoverflow.com/questions/53400530/how-to-handle-model-binding-after-using-displayformat-attribute</w:t>
+        </w:r>
+      </w:hyperlink>
+      <w:r>
+        <w:rPr>
+          <w:rFonts w:ascii="Cascadia Mono" w:hAnsi="Cascadia Mono" w:cs="Cascadia Mono"/>
+          <w:color w:val="000000"/>
+          <w:sz w:val="19"/>
+          <w:szCs w:val="19"/>
+        </w:rPr>
+        <w:t xml:space="preserve"> </w:t>
+      </w:r>
+    </w:p>
+    <w:p>
+      <w:pPr>
+        <w:autoSpaceDE w:val="0"/>
+        <w:autoSpaceDN w:val="0"/>
+        <w:adjustRightInd w:val="0"/>
+        <w:spacing w:after="0" w:line="240" w:lineRule="auto"/>
+        <w:rPr>
+          <w:rFonts w:ascii="Cascadia Mono" w:hAnsi="Cascadia Mono" w:cs="Cascadia Mono"/>
+          <w:color w:val="000000"/>
+          <w:sz w:val="19"/>
+          <w:szCs w:val="19"/>
+        </w:rPr>
+      </w:pPr>
+    </w:p>
+    <w:p>
+      <w:pPr>
+        <w:autoSpaceDE w:val="0"/>
+        <w:autoSpaceDN w:val="0"/>
+        <w:adjustRightInd w:val="0"/>
+        <w:spacing w:after="0" w:line="240" w:lineRule="auto"/>
+        <w:rPr>
+          <w:rFonts w:ascii="Times New Roman" w:hAnsi="Times New Roman" w:cs="Times New Roman"/>
+          <w:color w:val="000000"/>
+          <w:sz w:val="28"/>
+          <w:szCs w:val="28"/>
+          <w:highlight w:val="white"/>
+        </w:rPr>
+      </w:pPr>
+    </w:p>
+    <w:p>
+      <w:pPr>
+        <w:autoSpaceDE w:val="0"/>
+        <w:autoSpaceDN w:val="0"/>
+        <w:adjustRightInd w:val="0"/>
+        <w:spacing w:after="0" w:line="240" w:lineRule="auto"/>
+        <w:rPr>
+          <w:rFonts w:ascii="Cascadia Mono" w:hAnsi="Cascadia Mono" w:cs="Cascadia Mono"/>
+          <w:color w:val="000000"/>
+          <w:sz w:val="19"/>
+          <w:szCs w:val="19"/>
+          <w:highlight w:val="white"/>
+        </w:rPr>
+      </w:pPr>
     </w:p>
     <w:p>
       <w:pPr>
@@ -24737,7 +27733,7 @@
   <w:style w:type="paragraph" w:default="1" w:styleId="Normal">
     <w:name w:val="Normal"/>
     <w:qFormat/>
-    <w:rsid w:val="003A7DE3"/>
+    <w:rsid w:val="00002E37"/>
   </w:style>
   <w:style w:type="paragraph" w:styleId="Heading1">
     <w:name w:val="heading 1"/>
@@ -25093,7 +28089,7 @@
   <w:style w:type="paragraph" w:default="1" w:styleId="Normal">
     <w:name w:val="Normal"/>
     <w:qFormat/>
-    <w:rsid w:val="003A7DE3"/>
+    <w:rsid w:val="00002E37"/>
   </w:style>
   <w:style w:type="paragraph" w:styleId="Heading1">
     <w:name w:val="heading 1"/>

--- a/SolomonLorena_ProgresDemo2.docx
+++ b/SolomonLorena_ProgresDemo2.docx
@@ -13296,26 +13296,28 @@
           <w:rFonts w:ascii="Times New Roman" w:eastAsia="Times New Roman" w:hAnsi="Times New Roman" w:cs="Times New Roman"/>
           <w:sz w:val="28"/>
           <w:szCs w:val="28"/>
-          <w:lang w:val="de-DE" w:eastAsia="en-GB"/>
-        </w:rPr>
-      </w:pPr>
+          <w:lang w:eastAsia="en-GB"/>
+        </w:rPr>
+      </w:pPr>
+      <w:proofErr w:type="spellStart"/>
       <w:r>
         <w:rPr>
           <w:rFonts w:ascii="Times New Roman" w:eastAsia="Times New Roman" w:hAnsi="Times New Roman" w:cs="Times New Roman"/>
           <w:sz w:val="28"/>
           <w:szCs w:val="28"/>
-          <w:lang w:val="de-DE" w:eastAsia="en-GB"/>
-        </w:rPr>
-        <w:t>Optim: 5-15%</w:t>
-      </w:r>
+          <w:lang w:eastAsia="en-GB"/>
+        </w:rPr>
+        <w:t>Optim</w:t>
+      </w:r>
+      <w:proofErr w:type="spellEnd"/>
       <w:r>
         <w:rPr>
           <w:rFonts w:ascii="Times New Roman" w:eastAsia="Times New Roman" w:hAnsi="Times New Roman" w:cs="Times New Roman"/>
           <w:sz w:val="28"/>
           <w:szCs w:val="28"/>
-          <w:lang w:val="de-DE" w:eastAsia="en-GB"/>
-        </w:rPr>
-        <w:t xml:space="preserve"> </w:t>
+          <w:lang w:eastAsia="en-GB"/>
+        </w:rPr>
+        <w:t xml:space="preserve">: 5-15% </w:t>
       </w:r>
       <w:hyperlink r:id="rId12" w:history="1">
         <w:r>
@@ -13324,7 +13326,7 @@
             <w:rFonts w:ascii="Times New Roman" w:eastAsia="Times New Roman" w:hAnsi="Times New Roman" w:cs="Times New Roman"/>
             <w:sz w:val="28"/>
             <w:szCs w:val="28"/>
-            <w:lang w:val="de-DE" w:eastAsia="en-GB"/>
+            <w:lang w:eastAsia="en-GB"/>
           </w:rPr>
           <w:t>https://www.primet.ro/educatie-return-on-assets</w:t>
         </w:r>
@@ -13334,7 +13336,7 @@
           <w:rFonts w:ascii="Times New Roman" w:eastAsia="Times New Roman" w:hAnsi="Times New Roman" w:cs="Times New Roman"/>
           <w:sz w:val="28"/>
           <w:szCs w:val="28"/>
-          <w:lang w:val="de-DE" w:eastAsia="en-GB"/>
+          <w:lang w:eastAsia="en-GB"/>
         </w:rPr>
         <w:t xml:space="preserve"> </w:t>
       </w:r>
@@ -14319,19 +14321,21 @@
           <w:bCs/>
           <w:sz w:val="28"/>
           <w:szCs w:val="28"/>
-          <w:lang w:val="de-DE" w:eastAsia="en-GB"/>
-        </w:rPr>
-      </w:pPr>
+          <w:lang w:eastAsia="en-GB"/>
+        </w:rPr>
+      </w:pPr>
+      <w:proofErr w:type="spellStart"/>
       <w:r>
         <w:rPr>
           <w:rFonts w:ascii="Times New Roman" w:eastAsia="Times New Roman" w:hAnsi="Times New Roman" w:cs="Times New Roman"/>
           <w:bCs/>
           <w:sz w:val="28"/>
           <w:szCs w:val="28"/>
-          <w:lang w:val="de-DE" w:eastAsia="en-GB"/>
-        </w:rPr>
-        <w:t xml:space="preserve">Optim 15-20% </w:t>
-      </w:r>
+          <w:lang w:eastAsia="en-GB"/>
+        </w:rPr>
+        <w:t>Optim</w:t>
+      </w:r>
+      <w:proofErr w:type="spellEnd"/>
       <w:r>
         <w:rPr>
           <w:rFonts w:ascii="Times New Roman" w:eastAsia="Times New Roman" w:hAnsi="Times New Roman" w:cs="Times New Roman"/>
@@ -14340,56 +14344,28 @@
           <w:szCs w:val="28"/>
           <w:lang w:eastAsia="en-GB"/>
         </w:rPr>
-        <w:fldChar w:fldCharType="begin"/>
-      </w:r>
+        <w:t xml:space="preserve"> 15-20% </w:t>
+      </w:r>
+      <w:hyperlink r:id="rId13" w:history="1">
+        <w:r>
+          <w:rPr>
+            <w:rStyle w:val="Hyperlink"/>
+            <w:rFonts w:ascii="Times New Roman" w:eastAsia="Times New Roman" w:hAnsi="Times New Roman" w:cs="Times New Roman"/>
+            <w:bCs/>
+            <w:sz w:val="28"/>
+            <w:szCs w:val="28"/>
+            <w:lang w:eastAsia="en-GB"/>
+          </w:rPr>
+          <w:t>https://www.primet.ro/educatie-return-on-equity</w:t>
+        </w:r>
+      </w:hyperlink>
       <w:r>
         <w:rPr>
           <w:rFonts w:ascii="Times New Roman" w:eastAsia="Times New Roman" w:hAnsi="Times New Roman" w:cs="Times New Roman"/>
           <w:bCs/>
           <w:sz w:val="28"/>
           <w:szCs w:val="28"/>
-          <w:lang w:val="de-DE" w:eastAsia="en-GB"/>
-        </w:rPr>
-        <w:instrText xml:space="preserve"> HYPERLINK "https://www.primet.ro/educatie-return-on-equity" </w:instrText>
-      </w:r>
-      <w:r>
-        <w:rPr>
-          <w:rFonts w:ascii="Times New Roman" w:eastAsia="Times New Roman" w:hAnsi="Times New Roman" w:cs="Times New Roman"/>
-          <w:bCs/>
-          <w:sz w:val="28"/>
-          <w:szCs w:val="28"/>
-          <w:lang w:eastAsia="en-GB"/>
-        </w:rPr>
-        <w:fldChar w:fldCharType="separate"/>
-      </w:r>
-      <w:r>
-        <w:rPr>
-          <w:rStyle w:val="Hyperlink"/>
-          <w:rFonts w:ascii="Times New Roman" w:eastAsia="Times New Roman" w:hAnsi="Times New Roman" w:cs="Times New Roman"/>
-          <w:bCs/>
-          <w:sz w:val="28"/>
-          <w:szCs w:val="28"/>
-          <w:lang w:val="de-DE" w:eastAsia="en-GB"/>
-        </w:rPr>
-        <w:t>https://www.primet.ro/educatie-return-on-equity</w:t>
-      </w:r>
-      <w:r>
-        <w:rPr>
-          <w:rFonts w:ascii="Times New Roman" w:eastAsia="Times New Roman" w:hAnsi="Times New Roman" w:cs="Times New Roman"/>
-          <w:bCs/>
-          <w:sz w:val="28"/>
-          <w:szCs w:val="28"/>
-          <w:lang w:eastAsia="en-GB"/>
-        </w:rPr>
-        <w:fldChar w:fldCharType="end"/>
-      </w:r>
-      <w:r>
-        <w:rPr>
-          <w:rFonts w:ascii="Times New Roman" w:eastAsia="Times New Roman" w:hAnsi="Times New Roman" w:cs="Times New Roman"/>
-          <w:bCs/>
-          <w:sz w:val="28"/>
-          <w:szCs w:val="28"/>
-          <w:lang w:val="de-DE" w:eastAsia="en-GB"/>
+          <w:lang w:eastAsia="en-GB"/>
         </w:rPr>
         <w:t xml:space="preserve"> </w:t>
       </w:r>
@@ -15721,50 +15697,54 @@
           <w:bCs/>
           <w:sz w:val="28"/>
           <w:szCs w:val="28"/>
-          <w:lang w:val="de-DE" w:eastAsia="en-GB"/>
-        </w:rPr>
-      </w:pPr>
+          <w:lang w:eastAsia="en-GB"/>
+        </w:rPr>
+      </w:pPr>
+      <w:proofErr w:type="spellStart"/>
       <w:r>
         <w:rPr>
           <w:rFonts w:ascii="Times New Roman" w:eastAsia="Times New Roman" w:hAnsi="Times New Roman" w:cs="Times New Roman"/>
           <w:bCs/>
           <w:sz w:val="28"/>
           <w:szCs w:val="28"/>
-          <w:lang w:val="de-DE" w:eastAsia="en-GB"/>
+          <w:lang w:eastAsia="en-GB"/>
         </w:rPr>
         <w:t>Optim</w:t>
       </w:r>
+      <w:proofErr w:type="spellEnd"/>
       <w:r>
         <w:rPr>
           <w:rFonts w:ascii="Times New Roman" w:eastAsia="Times New Roman" w:hAnsi="Times New Roman" w:cs="Times New Roman"/>
           <w:bCs/>
           <w:sz w:val="28"/>
           <w:szCs w:val="28"/>
-          <w:lang w:val="de-DE" w:eastAsia="en-GB"/>
-        </w:rPr>
-        <w:t>/sta</w:t>
-      </w:r>
+          <w:lang w:eastAsia="en-GB"/>
+        </w:rPr>
+        <w:t>/</w:t>
+      </w:r>
+      <w:proofErr w:type="spellStart"/>
       <w:r>
         <w:rPr>
           <w:rFonts w:ascii="Times New Roman" w:eastAsia="Times New Roman" w:hAnsi="Times New Roman" w:cs="Times New Roman"/>
           <w:bCs/>
           <w:sz w:val="28"/>
           <w:szCs w:val="28"/>
-          <w:lang w:val="de-DE" w:eastAsia="en-GB"/>
-        </w:rPr>
-        <w:t>bil 1-15</w:t>
-      </w:r>
+          <w:lang w:eastAsia="en-GB"/>
+        </w:rPr>
+        <w:t>stabil</w:t>
+      </w:r>
+      <w:proofErr w:type="spellEnd"/>
       <w:r>
         <w:rPr>
           <w:rFonts w:ascii="Times New Roman" w:eastAsia="Times New Roman" w:hAnsi="Times New Roman" w:cs="Times New Roman"/>
           <w:bCs/>
           <w:sz w:val="28"/>
           <w:szCs w:val="28"/>
-          <w:lang w:val="de-DE" w:eastAsia="en-GB"/>
-        </w:rPr>
-        <w:t xml:space="preserve">% </w:t>
-      </w:r>
-      <w:hyperlink r:id="rId13" w:history="1">
+          <w:lang w:eastAsia="en-GB"/>
+        </w:rPr>
+        <w:t xml:space="preserve"> 1-15% </w:t>
+      </w:r>
+      <w:hyperlink r:id="rId14" w:history="1">
         <w:r>
           <w:rPr>
             <w:rStyle w:val="Hyperlink"/>
@@ -15772,7 +15752,7 @@
             <w:bCs/>
             <w:sz w:val="28"/>
             <w:szCs w:val="28"/>
-            <w:lang w:val="de-DE" w:eastAsia="en-GB"/>
+            <w:lang w:eastAsia="en-GB"/>
           </w:rPr>
           <w:t>https://www.contzilla.ro/marja-neta-a-profitului-formula-interpretare-exemplificare/</w:t>
         </w:r>
@@ -15783,19 +15763,9 @@
           <w:bCs/>
           <w:sz w:val="28"/>
           <w:szCs w:val="28"/>
-          <w:lang w:val="de-DE" w:eastAsia="en-GB"/>
-        </w:rPr>
-        <w:t xml:space="preserve"> </w:t>
-      </w:r>
-      <w:r>
-        <w:rPr>
-          <w:rFonts w:ascii="Times New Roman" w:eastAsia="Times New Roman" w:hAnsi="Times New Roman" w:cs="Times New Roman"/>
-          <w:bCs/>
-          <w:sz w:val="28"/>
-          <w:szCs w:val="28"/>
-          <w:lang w:val="de-DE" w:eastAsia="en-GB"/>
-        </w:rPr>
-        <w:t xml:space="preserve"> </w:t>
+          <w:lang w:eastAsia="en-GB"/>
+        </w:rPr>
+        <w:t xml:space="preserve">  </w:t>
       </w:r>
     </w:p>
     <w:p>
@@ -15807,7 +15777,7 @@
           <w:rFonts w:ascii="Times New Roman" w:eastAsia="Times New Roman" w:hAnsi="Times New Roman" w:cs="Times New Roman"/>
           <w:sz w:val="28"/>
           <w:szCs w:val="28"/>
-          <w:lang w:val="de-DE" w:eastAsia="en-GB"/>
+          <w:lang w:eastAsia="en-GB"/>
         </w:rPr>
       </w:pPr>
     </w:p>
@@ -17778,7 +17748,7 @@
         </w:rPr>
         <w:t xml:space="preserve"> S1: </w:t>
       </w:r>
-      <w:hyperlink r:id="rId14" w:history="1">
+      <w:hyperlink r:id="rId15" w:history="1">
         <w:r>
           <w:rPr>
             <w:rStyle w:val="Hyperlink"/>
@@ -18319,7 +18289,7 @@
         </w:rPr>
         <w:t xml:space="preserve">” </w:t>
       </w:r>
-      <w:hyperlink r:id="rId15" w:history="1">
+      <w:hyperlink r:id="rId16" w:history="1">
         <w:r>
           <w:rPr>
             <w:rStyle w:val="Hyperlink"/>
@@ -18995,7 +18965,7 @@
         </w:rPr>
         <w:t xml:space="preserve">” </w:t>
       </w:r>
-      <w:hyperlink r:id="rId16" w:history="1">
+      <w:hyperlink r:id="rId17" w:history="1">
         <w:r>
           <w:rPr>
             <w:rStyle w:val="Hyperlink"/>
@@ -19067,7 +19037,7 @@
                     <pic:cNvPicPr/>
                   </pic:nvPicPr>
                   <pic:blipFill>
-                    <a:blip r:embed="rId17"/>
+                    <a:blip r:embed="rId18"/>
                     <a:stretch>
                       <a:fillRect/>
                     </a:stretch>
@@ -24509,10 +24479,8 @@
           <w:szCs w:val="24"/>
           <w:lang w:eastAsia="en-GB"/>
         </w:rPr>
-        <w:t xml:space="preserve"> – string, [3</w:t>
-      </w:r>
-      <w:bookmarkStart w:id="0" w:name="_GoBack"/>
-      <w:bookmarkEnd w:id="0"/>
+        <w:t xml:space="preserve"> – string, [5</w:t>
+      </w:r>
       <w:r>
         <w:rPr>
           <w:rFonts w:ascii="Times New Roman" w:eastAsia="Times New Roman" w:hAnsi="Times New Roman" w:cs="Times New Roman"/>
@@ -24592,12 +24560,33 @@
       <w:pPr>
         <w:spacing w:after="0" w:line="240" w:lineRule="auto"/>
         <w:rPr>
-          <w:rFonts w:ascii="Times New Roman" w:eastAsia="Times New Roman" w:hAnsi="Times New Roman" w:cs="Times New Roman"/>
-          <w:sz w:val="28"/>
-          <w:szCs w:val="24"/>
-          <w:lang w:eastAsia="en-GB"/>
-        </w:rPr>
-      </w:pPr>
+          <w:rFonts w:ascii="Times New Roman" w:hAnsi="Times New Roman" w:cs="Times New Roman"/>
+          <w:sz w:val="28"/>
+        </w:rPr>
+      </w:pPr>
+      <w:r>
+        <w:rPr>
+          <w:rFonts w:ascii="Times New Roman" w:hAnsi="Times New Roman" w:cs="Times New Roman"/>
+          <w:sz w:val="28"/>
+        </w:rPr>
+        <w:t>+</w:t>
+      </w:r>
+      <w:proofErr w:type="spellStart"/>
+      <w:r>
+        <w:rPr>
+          <w:rFonts w:ascii="Times New Roman" w:hAnsi="Times New Roman" w:cs="Times New Roman"/>
+          <w:sz w:val="28"/>
+        </w:rPr>
+        <w:t>creat</w:t>
+      </w:r>
+      <w:proofErr w:type="spellEnd"/>
+      <w:r>
+        <w:rPr>
+          <w:rFonts w:ascii="Times New Roman" w:hAnsi="Times New Roman" w:cs="Times New Roman"/>
+          <w:sz w:val="28"/>
+        </w:rPr>
+        <w:t xml:space="preserve"> Pages CRUD</w:t>
+      </w:r>
     </w:p>
     <w:p>
       <w:pPr>
@@ -24612,121 +24601,54 @@
     </w:p>
     <w:p>
       <w:pPr>
-        <w:pStyle w:val="Heading1"/>
-        <w:rPr>
-          <w:rFonts w:eastAsia="Times New Roman"/>
-          <w:lang w:eastAsia="en-GB"/>
-        </w:rPr>
-      </w:pPr>
-      <w:proofErr w:type="spellStart"/>
-      <w:r>
-        <w:rPr>
-          <w:rFonts w:eastAsia="Times New Roman"/>
-          <w:lang w:eastAsia="en-GB"/>
-        </w:rPr>
-        <w:t>Modelul</w:t>
-      </w:r>
-      <w:proofErr w:type="spellEnd"/>
-      <w:r>
-        <w:rPr>
-          <w:rFonts w:eastAsia="Times New Roman"/>
-          <w:lang w:eastAsia="en-GB"/>
-        </w:rPr>
-        <w:t xml:space="preserve"> </w:t>
-      </w:r>
-      <w:proofErr w:type="spellStart"/>
-      <w:r>
-        <w:rPr>
-          <w:rFonts w:eastAsia="Times New Roman"/>
-          <w:lang w:eastAsia="en-GB"/>
-        </w:rPr>
-        <w:t>YearlyFinancialReport.cs</w:t>
-      </w:r>
-      <w:proofErr w:type="spellEnd"/>
-      <w:r>
-        <w:rPr>
-          <w:rFonts w:eastAsia="Times New Roman"/>
-          <w:lang w:eastAsia="en-GB"/>
-        </w:rPr>
-        <w:t xml:space="preserve"> </w:t>
-      </w:r>
+        <w:spacing w:after="0" w:line="240" w:lineRule="auto"/>
+        <w:rPr>
+          <w:rFonts w:ascii="Times New Roman" w:eastAsia="Times New Roman" w:hAnsi="Times New Roman" w:cs="Times New Roman"/>
+          <w:sz w:val="28"/>
+          <w:szCs w:val="24"/>
+          <w:lang w:eastAsia="en-GB"/>
+        </w:rPr>
+      </w:pPr>
     </w:p>
     <w:p>
       <w:pPr>
-        <w:spacing w:after="0" w:line="240" w:lineRule="auto"/>
-        <w:rPr>
-          <w:rFonts w:ascii="Times New Roman" w:eastAsia="Times New Roman" w:hAnsi="Times New Roman" w:cs="Times New Roman"/>
-          <w:color w:val="00B050"/>
-          <w:sz w:val="28"/>
-          <w:szCs w:val="24"/>
-          <w:lang w:eastAsia="en-GB"/>
-        </w:rPr>
-      </w:pPr>
-      <w:proofErr w:type="spellStart"/>
-      <w:r>
-        <w:rPr>
-          <w:rFonts w:ascii="Times New Roman" w:eastAsia="Times New Roman" w:hAnsi="Times New Roman" w:cs="Times New Roman"/>
-          <w:color w:val="00B050"/>
-          <w:sz w:val="28"/>
-          <w:szCs w:val="24"/>
-          <w:lang w:eastAsia="en-GB"/>
-        </w:rPr>
-        <w:t>ReportId</w:t>
-      </w:r>
-      <w:proofErr w:type="spellEnd"/>
-      <w:r>
-        <w:rPr>
-          <w:rFonts w:ascii="Times New Roman" w:eastAsia="Times New Roman" w:hAnsi="Times New Roman" w:cs="Times New Roman"/>
-          <w:color w:val="00B050"/>
-          <w:sz w:val="28"/>
-          <w:szCs w:val="24"/>
-          <w:lang w:eastAsia="en-GB"/>
-        </w:rPr>
-        <w:t xml:space="preserve"> – </w:t>
-      </w:r>
-      <w:proofErr w:type="spellStart"/>
-      <w:r>
-        <w:rPr>
-          <w:rFonts w:ascii="Times New Roman" w:eastAsia="Times New Roman" w:hAnsi="Times New Roman" w:cs="Times New Roman"/>
-          <w:color w:val="00B050"/>
-          <w:sz w:val="28"/>
-          <w:szCs w:val="24"/>
-          <w:lang w:eastAsia="en-GB"/>
-        </w:rPr>
-        <w:t>int</w:t>
-      </w:r>
-      <w:proofErr w:type="spellEnd"/>
-      <w:r>
-        <w:rPr>
-          <w:rFonts w:ascii="Times New Roman" w:eastAsia="Times New Roman" w:hAnsi="Times New Roman" w:cs="Times New Roman"/>
-          <w:color w:val="00B050"/>
-          <w:sz w:val="28"/>
-          <w:szCs w:val="24"/>
-          <w:lang w:eastAsia="en-GB"/>
-        </w:rPr>
-        <w:t xml:space="preserve">, </w:t>
-      </w:r>
-      <w:proofErr w:type="spellStart"/>
-      <w:r>
-        <w:rPr>
-          <w:rFonts w:ascii="Times New Roman" w:eastAsia="Times New Roman" w:hAnsi="Times New Roman" w:cs="Times New Roman"/>
-          <w:color w:val="00B050"/>
-          <w:sz w:val="28"/>
-          <w:szCs w:val="24"/>
-          <w:lang w:eastAsia="en-GB"/>
-        </w:rPr>
-        <w:t>autoincrement</w:t>
-      </w:r>
-      <w:proofErr w:type="spellEnd"/>
-      <w:r>
-        <w:rPr>
-          <w:rFonts w:ascii="Times New Roman" w:eastAsia="Times New Roman" w:hAnsi="Times New Roman" w:cs="Times New Roman"/>
-          <w:color w:val="00B050"/>
-          <w:sz w:val="28"/>
-          <w:szCs w:val="24"/>
-          <w:lang w:eastAsia="en-GB"/>
-        </w:rPr>
-        <w:t xml:space="preserve">, primary key </w:t>
+        <w:pStyle w:val="Heading1"/>
+        <w:rPr>
+          <w:rFonts w:eastAsia="Times New Roman"/>
+          <w:lang w:eastAsia="en-GB"/>
+        </w:rPr>
+      </w:pPr>
+      <w:proofErr w:type="spellStart"/>
+      <w:r>
+        <w:rPr>
+          <w:rFonts w:eastAsia="Times New Roman"/>
+          <w:lang w:eastAsia="en-GB"/>
+        </w:rPr>
+        <w:t>Modelul</w:t>
+      </w:r>
+      <w:proofErr w:type="spellEnd"/>
+      <w:r>
+        <w:rPr>
+          <w:rFonts w:eastAsia="Times New Roman"/>
+          <w:lang w:eastAsia="en-GB"/>
+        </w:rPr>
+        <w:t xml:space="preserve"> </w:t>
+      </w:r>
+      <w:proofErr w:type="spellStart"/>
+      <w:r>
+        <w:rPr>
+          <w:rFonts w:eastAsia="Times New Roman"/>
+          <w:lang w:eastAsia="en-GB"/>
+        </w:rPr>
+        <w:t>YearlyFinancialReport.cs</w:t>
+      </w:r>
+      <w:proofErr w:type="spellEnd"/>
+      <w:r>
+        <w:rPr>
+          <w:rFonts w:eastAsia="Times New Roman"/>
+          <w:lang w:eastAsia="en-GB"/>
+        </w:rPr>
+        <w:t xml:space="preserve"> </w:t>
       </w:r>
     </w:p>
     <w:p>
@@ -24734,101 +24656,139 @@
         <w:spacing w:after="0" w:line="240" w:lineRule="auto"/>
         <w:rPr>
           <w:rFonts w:ascii="Times New Roman" w:eastAsia="Times New Roman" w:hAnsi="Times New Roman" w:cs="Times New Roman"/>
+          <w:color w:val="00B050"/>
           <w:sz w:val="28"/>
           <w:szCs w:val="24"/>
           <w:lang w:eastAsia="en-GB"/>
         </w:rPr>
       </w:pPr>
+      <w:proofErr w:type="spellStart"/>
+      <w:r>
+        <w:rPr>
+          <w:rFonts w:ascii="Times New Roman" w:eastAsia="Times New Roman" w:hAnsi="Times New Roman" w:cs="Times New Roman"/>
+          <w:color w:val="00B050"/>
+          <w:sz w:val="28"/>
+          <w:szCs w:val="24"/>
+          <w:lang w:eastAsia="en-GB"/>
+        </w:rPr>
+        <w:t>ReportId</w:t>
+      </w:r>
+      <w:proofErr w:type="spellEnd"/>
+      <w:r>
+        <w:rPr>
+          <w:rFonts w:ascii="Times New Roman" w:eastAsia="Times New Roman" w:hAnsi="Times New Roman" w:cs="Times New Roman"/>
+          <w:color w:val="00B050"/>
+          <w:sz w:val="28"/>
+          <w:szCs w:val="24"/>
+          <w:lang w:eastAsia="en-GB"/>
+        </w:rPr>
+        <w:t xml:space="preserve"> – </w:t>
+      </w:r>
+      <w:proofErr w:type="spellStart"/>
+      <w:r>
+        <w:rPr>
+          <w:rFonts w:ascii="Times New Roman" w:eastAsia="Times New Roman" w:hAnsi="Times New Roman" w:cs="Times New Roman"/>
+          <w:color w:val="00B050"/>
+          <w:sz w:val="28"/>
+          <w:szCs w:val="24"/>
+          <w:lang w:eastAsia="en-GB"/>
+        </w:rPr>
+        <w:t>int</w:t>
+      </w:r>
+      <w:proofErr w:type="spellEnd"/>
+      <w:r>
+        <w:rPr>
+          <w:rFonts w:ascii="Times New Roman" w:eastAsia="Times New Roman" w:hAnsi="Times New Roman" w:cs="Times New Roman"/>
+          <w:color w:val="00B050"/>
+          <w:sz w:val="28"/>
+          <w:szCs w:val="24"/>
+          <w:lang w:eastAsia="en-GB"/>
+        </w:rPr>
+        <w:t xml:space="preserve">, </w:t>
+      </w:r>
+      <w:proofErr w:type="spellStart"/>
+      <w:r>
+        <w:rPr>
+          <w:rFonts w:ascii="Times New Roman" w:eastAsia="Times New Roman" w:hAnsi="Times New Roman" w:cs="Times New Roman"/>
+          <w:color w:val="00B050"/>
+          <w:sz w:val="28"/>
+          <w:szCs w:val="24"/>
+          <w:lang w:eastAsia="en-GB"/>
+        </w:rPr>
+        <w:t>autoincrement</w:t>
+      </w:r>
+      <w:proofErr w:type="spellEnd"/>
+      <w:r>
+        <w:rPr>
+          <w:rFonts w:ascii="Times New Roman" w:eastAsia="Times New Roman" w:hAnsi="Times New Roman" w:cs="Times New Roman"/>
+          <w:color w:val="00B050"/>
+          <w:sz w:val="28"/>
+          <w:szCs w:val="24"/>
+          <w:lang w:eastAsia="en-GB"/>
+        </w:rPr>
+        <w:t xml:space="preserve">, primary key </w:t>
+      </w:r>
     </w:p>
     <w:p>
       <w:pPr>
         <w:spacing w:after="0" w:line="240" w:lineRule="auto"/>
         <w:rPr>
           <w:rFonts w:ascii="Times New Roman" w:eastAsia="Times New Roman" w:hAnsi="Times New Roman" w:cs="Times New Roman"/>
-          <w:color w:val="FF0000"/>
           <w:sz w:val="28"/>
           <w:szCs w:val="24"/>
           <w:lang w:eastAsia="en-GB"/>
         </w:rPr>
       </w:pPr>
-      <w:proofErr w:type="spellStart"/>
-      <w:r>
-        <w:rPr>
-          <w:rFonts w:ascii="Times New Roman" w:eastAsia="Times New Roman" w:hAnsi="Times New Roman" w:cs="Times New Roman"/>
-          <w:color w:val="FF0000"/>
-          <w:sz w:val="28"/>
-          <w:szCs w:val="24"/>
-          <w:lang w:eastAsia="en-GB"/>
-        </w:rPr>
-        <w:t>ImportId</w:t>
-      </w:r>
-      <w:proofErr w:type="spellEnd"/>
-      <w:r>
-        <w:rPr>
-          <w:rFonts w:ascii="Times New Roman" w:eastAsia="Times New Roman" w:hAnsi="Times New Roman" w:cs="Times New Roman"/>
-          <w:color w:val="FF0000"/>
-          <w:sz w:val="28"/>
-          <w:szCs w:val="24"/>
-          <w:lang w:eastAsia="en-GB"/>
-        </w:rPr>
-        <w:t xml:space="preserve"> – </w:t>
-      </w:r>
-      <w:proofErr w:type="spellStart"/>
-      <w:r>
-        <w:rPr>
-          <w:rFonts w:ascii="Times New Roman" w:eastAsia="Times New Roman" w:hAnsi="Times New Roman" w:cs="Times New Roman"/>
-          <w:color w:val="FF0000"/>
-          <w:sz w:val="28"/>
-          <w:szCs w:val="24"/>
-          <w:lang w:eastAsia="en-GB"/>
-        </w:rPr>
-        <w:t>int</w:t>
-      </w:r>
-      <w:proofErr w:type="spellEnd"/>
-      <w:r>
-        <w:rPr>
-          <w:rFonts w:ascii="Times New Roman" w:eastAsia="Times New Roman" w:hAnsi="Times New Roman" w:cs="Times New Roman"/>
-          <w:color w:val="FF0000"/>
-          <w:sz w:val="28"/>
-          <w:szCs w:val="24"/>
-          <w:lang w:eastAsia="en-GB"/>
-        </w:rPr>
-        <w:t xml:space="preserve">, required </w:t>
-      </w:r>
     </w:p>
     <w:p>
       <w:pPr>
         <w:spacing w:after="0" w:line="240" w:lineRule="auto"/>
         <w:rPr>
           <w:rFonts w:ascii="Times New Roman" w:eastAsia="Times New Roman" w:hAnsi="Times New Roman" w:cs="Times New Roman"/>
+          <w:color w:val="FF0000"/>
           <w:sz w:val="28"/>
           <w:szCs w:val="24"/>
           <w:lang w:eastAsia="en-GB"/>
         </w:rPr>
       </w:pPr>
-      <w:r>
-        <w:rPr>
-          <w:rFonts w:ascii="Times New Roman" w:eastAsia="Times New Roman" w:hAnsi="Times New Roman" w:cs="Times New Roman"/>
+      <w:proofErr w:type="spellStart"/>
+      <w:r>
+        <w:rPr>
+          <w:rFonts w:ascii="Times New Roman" w:eastAsia="Times New Roman" w:hAnsi="Times New Roman" w:cs="Times New Roman"/>
+          <w:color w:val="FF0000"/>
           <w:sz w:val="28"/>
           <w:szCs w:val="24"/>
           <w:lang w:eastAsia="en-GB"/>
         </w:rPr>
-        <w:t xml:space="preserve">CUI – </w:t>
-      </w:r>
-      <w:proofErr w:type="spellStart"/>
-      <w:r>
-        <w:rPr>
-          <w:rFonts w:ascii="Times New Roman" w:eastAsia="Times New Roman" w:hAnsi="Times New Roman" w:cs="Times New Roman"/>
+        <w:t>ImportId</w:t>
+      </w:r>
+      <w:proofErr w:type="spellEnd"/>
+      <w:r>
+        <w:rPr>
+          <w:rFonts w:ascii="Times New Roman" w:eastAsia="Times New Roman" w:hAnsi="Times New Roman" w:cs="Times New Roman"/>
+          <w:color w:val="FF0000"/>
           <w:sz w:val="28"/>
           <w:szCs w:val="24"/>
           <w:lang w:eastAsia="en-GB"/>
         </w:rPr>
+        <w:t xml:space="preserve"> – </w:t>
+      </w:r>
+      <w:proofErr w:type="spellStart"/>
+      <w:r>
+        <w:rPr>
+          <w:rFonts w:ascii="Times New Roman" w:eastAsia="Times New Roman" w:hAnsi="Times New Roman" w:cs="Times New Roman"/>
+          <w:color w:val="FF0000"/>
+          <w:sz w:val="28"/>
+          <w:szCs w:val="24"/>
+          <w:lang w:eastAsia="en-GB"/>
+        </w:rPr>
         <w:t>int</w:t>
       </w:r>
       <w:proofErr w:type="spellEnd"/>
       <w:r>
         <w:rPr>
           <w:rFonts w:ascii="Times New Roman" w:eastAsia="Times New Roman" w:hAnsi="Times New Roman" w:cs="Times New Roman"/>
+          <w:color w:val="FF0000"/>
           <w:sz w:val="28"/>
           <w:szCs w:val="24"/>
           <w:lang w:eastAsia="en-GB"/>
@@ -24846,7 +24806,6 @@
           <w:lang w:eastAsia="en-GB"/>
         </w:rPr>
       </w:pPr>
-      <w:proofErr w:type="spellStart"/>
       <w:r>
         <w:rPr>
           <w:rFonts w:ascii="Times New Roman" w:eastAsia="Times New Roman" w:hAnsi="Times New Roman" w:cs="Times New Roman"/>
@@ -24854,9 +24813,9 @@
           <w:szCs w:val="24"/>
           <w:lang w:eastAsia="en-GB"/>
         </w:rPr>
-        <w:t>YearReported</w:t>
-      </w:r>
-      <w:proofErr w:type="spellEnd"/>
+        <w:t xml:space="preserve">CUI – </w:t>
+      </w:r>
+      <w:proofErr w:type="spellStart"/>
       <w:r>
         <w:rPr>
           <w:rFonts w:ascii="Times New Roman" w:eastAsia="Times New Roman" w:hAnsi="Times New Roman" w:cs="Times New Roman"/>
@@ -24864,9 +24823,9 @@
           <w:szCs w:val="24"/>
           <w:lang w:eastAsia="en-GB"/>
         </w:rPr>
-        <w:t xml:space="preserve"> – </w:t>
-      </w:r>
-      <w:proofErr w:type="spellStart"/>
+        <w:t>int</w:t>
+      </w:r>
+      <w:proofErr w:type="spellEnd"/>
       <w:r>
         <w:rPr>
           <w:rFonts w:ascii="Times New Roman" w:eastAsia="Times New Roman" w:hAnsi="Times New Roman" w:cs="Times New Roman"/>
@@ -24874,17 +24833,7 @@
           <w:szCs w:val="24"/>
           <w:lang w:eastAsia="en-GB"/>
         </w:rPr>
-        <w:t>int</w:t>
-      </w:r>
-      <w:proofErr w:type="spellEnd"/>
-      <w:r>
-        <w:rPr>
-          <w:rFonts w:ascii="Times New Roman" w:eastAsia="Times New Roman" w:hAnsi="Times New Roman" w:cs="Times New Roman"/>
-          <w:sz w:val="28"/>
-          <w:szCs w:val="24"/>
-          <w:lang w:eastAsia="en-GB"/>
-        </w:rPr>
-        <w:t xml:space="preserve">, [2014, 2024], required </w:t>
+        <w:t xml:space="preserve">, required </w:t>
       </w:r>
     </w:p>
     <w:p>
@@ -24897,6 +24846,46 @@
           <w:lang w:eastAsia="en-GB"/>
         </w:rPr>
       </w:pPr>
+      <w:proofErr w:type="spellStart"/>
+      <w:r>
+        <w:rPr>
+          <w:rFonts w:ascii="Times New Roman" w:eastAsia="Times New Roman" w:hAnsi="Times New Roman" w:cs="Times New Roman"/>
+          <w:sz w:val="28"/>
+          <w:szCs w:val="24"/>
+          <w:lang w:eastAsia="en-GB"/>
+        </w:rPr>
+        <w:t>YearReported</w:t>
+      </w:r>
+      <w:proofErr w:type="spellEnd"/>
+      <w:r>
+        <w:rPr>
+          <w:rFonts w:ascii="Times New Roman" w:eastAsia="Times New Roman" w:hAnsi="Times New Roman" w:cs="Times New Roman"/>
+          <w:sz w:val="28"/>
+          <w:szCs w:val="24"/>
+          <w:lang w:eastAsia="en-GB"/>
+        </w:rPr>
+        <w:t xml:space="preserve"> – </w:t>
+      </w:r>
+      <w:proofErr w:type="spellStart"/>
+      <w:r>
+        <w:rPr>
+          <w:rFonts w:ascii="Times New Roman" w:eastAsia="Times New Roman" w:hAnsi="Times New Roman" w:cs="Times New Roman"/>
+          <w:sz w:val="28"/>
+          <w:szCs w:val="24"/>
+          <w:lang w:eastAsia="en-GB"/>
+        </w:rPr>
+        <w:t>int</w:t>
+      </w:r>
+      <w:proofErr w:type="spellEnd"/>
+      <w:r>
+        <w:rPr>
+          <w:rFonts w:ascii="Times New Roman" w:eastAsia="Times New Roman" w:hAnsi="Times New Roman" w:cs="Times New Roman"/>
+          <w:sz w:val="28"/>
+          <w:szCs w:val="24"/>
+          <w:lang w:eastAsia="en-GB"/>
+        </w:rPr>
+        <w:t xml:space="preserve">, [2014, 2024], required </w:t>
+      </w:r>
     </w:p>
     <w:p>
       <w:pPr>
@@ -24908,26 +24897,6 @@
           <w:lang w:eastAsia="en-GB"/>
         </w:rPr>
       </w:pPr>
-      <w:proofErr w:type="spellStart"/>
-      <w:r>
-        <w:rPr>
-          <w:rFonts w:ascii="Times New Roman" w:eastAsia="Times New Roman" w:hAnsi="Times New Roman" w:cs="Times New Roman"/>
-          <w:sz w:val="28"/>
-          <w:szCs w:val="24"/>
-          <w:lang w:eastAsia="en-GB"/>
-        </w:rPr>
-        <w:t>ActiveImobilizate</w:t>
-      </w:r>
-      <w:proofErr w:type="spellEnd"/>
-      <w:r>
-        <w:rPr>
-          <w:rFonts w:ascii="Times New Roman" w:eastAsia="Times New Roman" w:hAnsi="Times New Roman" w:cs="Times New Roman"/>
-          <w:sz w:val="28"/>
-          <w:szCs w:val="24"/>
-          <w:lang w:eastAsia="en-GB"/>
-        </w:rPr>
-        <w:t xml:space="preserve"> – decimal, [0, max] </w:t>
-      </w:r>
     </w:p>
     <w:p>
       <w:pPr>
@@ -24947,7 +24916,7 @@
           <w:szCs w:val="24"/>
           <w:lang w:eastAsia="en-GB"/>
         </w:rPr>
-        <w:t>ActiveCirculante</w:t>
+        <w:t>ActiveImobilizate</w:t>
       </w:r>
       <w:proofErr w:type="spellEnd"/>
       <w:r>
@@ -24978,7 +24947,7 @@
           <w:szCs w:val="24"/>
           <w:lang w:eastAsia="en-GB"/>
         </w:rPr>
-        <w:t>Stocuri</w:t>
+        <w:t>ActiveCirculante</w:t>
       </w:r>
       <w:proofErr w:type="spellEnd"/>
       <w:r>
@@ -25009,7 +24978,7 @@
           <w:szCs w:val="24"/>
           <w:lang w:eastAsia="en-GB"/>
         </w:rPr>
-        <w:t>Creante</w:t>
+        <w:t>Stocuri</w:t>
       </w:r>
       <w:proofErr w:type="spellEnd"/>
       <w:r>
@@ -25032,6 +25001,7 @@
           <w:lang w:eastAsia="en-GB"/>
         </w:rPr>
       </w:pPr>
+      <w:proofErr w:type="spellStart"/>
       <w:r>
         <w:rPr>
           <w:rFonts w:ascii="Times New Roman" w:eastAsia="Times New Roman" w:hAnsi="Times New Roman" w:cs="Times New Roman"/>
@@ -25039,7 +25009,17 @@
           <w:szCs w:val="24"/>
           <w:lang w:eastAsia="en-GB"/>
         </w:rPr>
-        <w:t xml:space="preserve">Casa – decimal, [0, max] </w:t>
+        <w:t>Creante</w:t>
+      </w:r>
+      <w:proofErr w:type="spellEnd"/>
+      <w:r>
+        <w:rPr>
+          <w:rFonts w:ascii="Times New Roman" w:eastAsia="Times New Roman" w:hAnsi="Times New Roman" w:cs="Times New Roman"/>
+          <w:sz w:val="28"/>
+          <w:szCs w:val="24"/>
+          <w:lang w:eastAsia="en-GB"/>
+        </w:rPr>
+        <w:t xml:space="preserve"> – decimal, [0, max] </w:t>
       </w:r>
     </w:p>
     <w:p>
@@ -25052,7 +25032,6 @@
           <w:lang w:eastAsia="en-GB"/>
         </w:rPr>
       </w:pPr>
-      <w:proofErr w:type="spellStart"/>
       <w:r>
         <w:rPr>
           <w:rFonts w:ascii="Times New Roman" w:eastAsia="Times New Roman" w:hAnsi="Times New Roman" w:cs="Times New Roman"/>
@@ -25060,17 +25039,7 @@
           <w:szCs w:val="24"/>
           <w:lang w:eastAsia="en-GB"/>
         </w:rPr>
-        <w:t>CheltuieliAvans</w:t>
-      </w:r>
-      <w:proofErr w:type="spellEnd"/>
-      <w:r>
-        <w:rPr>
-          <w:rFonts w:ascii="Times New Roman" w:eastAsia="Times New Roman" w:hAnsi="Times New Roman" w:cs="Times New Roman"/>
-          <w:sz w:val="28"/>
-          <w:szCs w:val="24"/>
-          <w:lang w:eastAsia="en-GB"/>
-        </w:rPr>
-        <w:t xml:space="preserve"> – decimal, [0, max] </w:t>
+        <w:t xml:space="preserve">Casa – decimal, [0, max] </w:t>
       </w:r>
     </w:p>
     <w:p>
@@ -25091,7 +25060,7 @@
           <w:szCs w:val="24"/>
           <w:lang w:eastAsia="en-GB"/>
         </w:rPr>
-        <w:t>Datorii</w:t>
+        <w:t>CheltuieliAvans</w:t>
       </w:r>
       <w:proofErr w:type="spellEnd"/>
       <w:r>
@@ -25122,7 +25091,7 @@
           <w:szCs w:val="24"/>
           <w:lang w:eastAsia="en-GB"/>
         </w:rPr>
-        <w:t>VenituriAvans</w:t>
+        <w:t>Datorii</w:t>
       </w:r>
       <w:proofErr w:type="spellEnd"/>
       <w:r>
@@ -25154,6 +25123,37 @@
           <w:lang w:eastAsia="en-GB"/>
         </w:rPr>
         <w:lastRenderedPageBreak/>
+        <w:t>VenituriAvans</w:t>
+      </w:r>
+      <w:proofErr w:type="spellEnd"/>
+      <w:r>
+        <w:rPr>
+          <w:rFonts w:ascii="Times New Roman" w:eastAsia="Times New Roman" w:hAnsi="Times New Roman" w:cs="Times New Roman"/>
+          <w:sz w:val="28"/>
+          <w:szCs w:val="24"/>
+          <w:lang w:eastAsia="en-GB"/>
+        </w:rPr>
+        <w:t xml:space="preserve"> – decimal, [0, max] </w:t>
+      </w:r>
+    </w:p>
+    <w:p>
+      <w:pPr>
+        <w:spacing w:after="0" w:line="240" w:lineRule="auto"/>
+        <w:rPr>
+          <w:rFonts w:ascii="Times New Roman" w:eastAsia="Times New Roman" w:hAnsi="Times New Roman" w:cs="Times New Roman"/>
+          <w:sz w:val="28"/>
+          <w:szCs w:val="24"/>
+          <w:lang w:eastAsia="en-GB"/>
+        </w:rPr>
+      </w:pPr>
+      <w:proofErr w:type="spellStart"/>
+      <w:r>
+        <w:rPr>
+          <w:rFonts w:ascii="Times New Roman" w:eastAsia="Times New Roman" w:hAnsi="Times New Roman" w:cs="Times New Roman"/>
+          <w:sz w:val="28"/>
+          <w:szCs w:val="24"/>
+          <w:lang w:eastAsia="en-GB"/>
+        </w:rPr>
         <w:t>Provizioane</w:t>
       </w:r>
       <w:proofErr w:type="spellEnd"/>
@@ -26155,8 +26155,9 @@
           <w:szCs w:val="19"/>
           <w:highlight w:val="white"/>
         </w:rPr>
-        <w:t>)]</w:t>
-      </w:r>
+        <w:t xml:space="preserve">)] </w:t>
+      </w:r>
+      <w:proofErr w:type="spellStart"/>
       <w:r>
         <w:rPr>
           <w:rFonts w:ascii="Cascadia Mono" w:hAnsi="Cascadia Mono" w:cs="Cascadia Mono"/>
@@ -26165,9 +26166,9 @@
           <w:szCs w:val="19"/>
           <w:highlight w:val="white"/>
         </w:rPr>
-        <w:t xml:space="preserve"> </w:t>
-      </w:r>
-      <w:proofErr w:type="spellStart"/>
+        <w:t>procent</w:t>
+      </w:r>
+      <w:proofErr w:type="spellEnd"/>
       <w:r>
         <w:rPr>
           <w:rFonts w:ascii="Cascadia Mono" w:hAnsi="Cascadia Mono" w:cs="Cascadia Mono"/>
@@ -26176,20 +26177,9 @@
           <w:szCs w:val="19"/>
           <w:highlight w:val="white"/>
         </w:rPr>
-        <w:t>procent</w:t>
-      </w:r>
-      <w:proofErr w:type="spellEnd"/>
-      <w:r>
-        <w:rPr>
-          <w:rFonts w:ascii="Cascadia Mono" w:hAnsi="Cascadia Mono" w:cs="Cascadia Mono"/>
-          <w:color w:val="000000"/>
-          <w:sz w:val="19"/>
-          <w:szCs w:val="19"/>
-          <w:highlight w:val="white"/>
-        </w:rPr>
-        <w:t xml:space="preserve"> </w:t>
-      </w:r>
-      <w:hyperlink r:id="rId18" w:history="1">
+        <w:t xml:space="preserve"> </w:t>
+      </w:r>
+      <w:hyperlink r:id="rId19" w:history="1">
         <w:r>
           <w:rPr>
             <w:rStyle w:val="Hyperlink"/>
@@ -26253,6 +26243,428 @@
           <w:highlight w:val="white"/>
         </w:rPr>
       </w:pPr>
+    </w:p>
+    <w:p>
+      <w:pPr>
+        <w:spacing w:after="0" w:line="240" w:lineRule="auto"/>
+        <w:rPr>
+          <w:rFonts w:ascii="Times New Roman" w:hAnsi="Times New Roman" w:cs="Times New Roman"/>
+          <w:sz w:val="28"/>
+        </w:rPr>
+      </w:pPr>
+      <w:r>
+        <w:rPr>
+          <w:rFonts w:ascii="Times New Roman" w:hAnsi="Times New Roman" w:cs="Times New Roman"/>
+          <w:sz w:val="28"/>
+        </w:rPr>
+        <w:t>Imports/</w:t>
+      </w:r>
+      <w:proofErr w:type="spellStart"/>
+      <w:r>
+        <w:rPr>
+          <w:rFonts w:ascii="Times New Roman" w:hAnsi="Times New Roman" w:cs="Times New Roman"/>
+          <w:sz w:val="28"/>
+        </w:rPr>
+        <w:t>Create.cshtml</w:t>
+      </w:r>
+      <w:bookmarkStart w:id="0" w:name="_GoBack"/>
+      <w:bookmarkEnd w:id="0"/>
+      <w:proofErr w:type="spellEnd"/>
+    </w:p>
+    <w:p>
+      <w:pPr>
+        <w:pStyle w:val="ListParagraph"/>
+        <w:numPr>
+          <w:ilvl w:val="0"/>
+          <w:numId w:val="10"/>
+        </w:numPr>
+        <w:spacing w:after="0" w:line="240" w:lineRule="auto"/>
+        <w:rPr>
+          <w:rFonts w:ascii="Times New Roman" w:hAnsi="Times New Roman" w:cs="Times New Roman"/>
+          <w:sz w:val="28"/>
+        </w:rPr>
+      </w:pPr>
+      <w:proofErr w:type="spellStart"/>
+      <w:r>
+        <w:rPr>
+          <w:rFonts w:ascii="Times New Roman" w:hAnsi="Times New Roman" w:cs="Times New Roman"/>
+          <w:sz w:val="28"/>
+        </w:rPr>
+        <w:t>Comentat</w:t>
+      </w:r>
+      <w:proofErr w:type="spellEnd"/>
+      <w:r>
+        <w:rPr>
+          <w:rFonts w:ascii="Times New Roman" w:hAnsi="Times New Roman" w:cs="Times New Roman"/>
+          <w:sz w:val="28"/>
+        </w:rPr>
+        <w:t xml:space="preserve"> </w:t>
+      </w:r>
+      <w:proofErr w:type="spellStart"/>
+      <w:r>
+        <w:rPr>
+          <w:rFonts w:ascii="Times New Roman" w:hAnsi="Times New Roman" w:cs="Times New Roman"/>
+          <w:sz w:val="28"/>
+        </w:rPr>
+        <w:t>ImportDate</w:t>
+      </w:r>
+      <w:proofErr w:type="spellEnd"/>
+      <w:r>
+        <w:rPr>
+          <w:rFonts w:ascii="Times New Roman" w:hAnsi="Times New Roman" w:cs="Times New Roman"/>
+          <w:sz w:val="28"/>
+        </w:rPr>
+        <w:t xml:space="preserve"> </w:t>
+      </w:r>
+      <w:proofErr w:type="spellStart"/>
+      <w:r>
+        <w:rPr>
+          <w:rFonts w:ascii="Times New Roman" w:hAnsi="Times New Roman" w:cs="Times New Roman"/>
+          <w:sz w:val="28"/>
+        </w:rPr>
+        <w:t>si</w:t>
+      </w:r>
+      <w:proofErr w:type="spellEnd"/>
+      <w:r>
+        <w:rPr>
+          <w:rFonts w:ascii="Times New Roman" w:hAnsi="Times New Roman" w:cs="Times New Roman"/>
+          <w:sz w:val="28"/>
+        </w:rPr>
+        <w:t xml:space="preserve"> </w:t>
+      </w:r>
+      <w:proofErr w:type="spellStart"/>
+      <w:r>
+        <w:rPr>
+          <w:rFonts w:ascii="Times New Roman" w:hAnsi="Times New Roman" w:cs="Times New Roman"/>
+          <w:sz w:val="28"/>
+        </w:rPr>
+        <w:t>FileName</w:t>
+      </w:r>
+      <w:proofErr w:type="spellEnd"/>
+      <w:r>
+        <w:rPr>
+          <w:rFonts w:ascii="Times New Roman" w:hAnsi="Times New Roman" w:cs="Times New Roman"/>
+          <w:sz w:val="28"/>
+        </w:rPr>
+        <w:t xml:space="preserve">, </w:t>
+      </w:r>
+      <w:proofErr w:type="spellStart"/>
+      <w:r>
+        <w:rPr>
+          <w:rFonts w:ascii="Times New Roman" w:hAnsi="Times New Roman" w:cs="Times New Roman"/>
+          <w:sz w:val="28"/>
+        </w:rPr>
+        <w:t>trebuie</w:t>
+      </w:r>
+      <w:proofErr w:type="spellEnd"/>
+      <w:r>
+        <w:rPr>
+          <w:rFonts w:ascii="Times New Roman" w:hAnsi="Times New Roman" w:cs="Times New Roman"/>
+          <w:sz w:val="28"/>
+        </w:rPr>
+        <w:t xml:space="preserve"> </w:t>
+      </w:r>
+      <w:proofErr w:type="spellStart"/>
+      <w:r>
+        <w:rPr>
+          <w:rFonts w:ascii="Times New Roman" w:hAnsi="Times New Roman" w:cs="Times New Roman"/>
+          <w:sz w:val="28"/>
+        </w:rPr>
+        <w:t>setate</w:t>
+      </w:r>
+      <w:proofErr w:type="spellEnd"/>
+      <w:r>
+        <w:rPr>
+          <w:rFonts w:ascii="Times New Roman" w:hAnsi="Times New Roman" w:cs="Times New Roman"/>
+          <w:sz w:val="28"/>
+        </w:rPr>
+        <w:t xml:space="preserve"> din cod</w:t>
+      </w:r>
+    </w:p>
+    <w:p>
+      <w:pPr>
+        <w:pStyle w:val="ListParagraph"/>
+        <w:numPr>
+          <w:ilvl w:val="0"/>
+          <w:numId w:val="10"/>
+        </w:numPr>
+        <w:spacing w:after="0" w:line="240" w:lineRule="auto"/>
+        <w:rPr>
+          <w:rStyle w:val="hljs-string"/>
+          <w:rFonts w:ascii="Times New Roman" w:hAnsi="Times New Roman" w:cs="Times New Roman"/>
+          <w:sz w:val="28"/>
+        </w:rPr>
+      </w:pPr>
+      <w:proofErr w:type="spellStart"/>
+      <w:r>
+        <w:rPr>
+          <w:rFonts w:ascii="Cascadia Mono" w:hAnsi="Cascadia Mono" w:cs="Cascadia Mono"/>
+          <w:color w:val="FF0000"/>
+          <w:sz w:val="19"/>
+          <w:szCs w:val="19"/>
+          <w:highlight w:val="white"/>
+        </w:rPr>
+        <w:t>enctype</w:t>
+      </w:r>
+      <w:proofErr w:type="spellEnd"/>
+      <w:r>
+        <w:rPr>
+          <w:rFonts w:ascii="Cascadia Mono" w:hAnsi="Cascadia Mono" w:cs="Cascadia Mono"/>
+          <w:color w:val="0000FF"/>
+          <w:sz w:val="19"/>
+          <w:szCs w:val="19"/>
+          <w:highlight w:val="white"/>
+        </w:rPr>
+        <w:t>="multipart/form-data"</w:t>
+      </w:r>
+      <w:r>
+        <w:rPr>
+          <w:rStyle w:val="hljs-string"/>
+        </w:rPr>
+        <w:t xml:space="preserve"> : </w:t>
+      </w:r>
+      <w:proofErr w:type="spellStart"/>
+      <w:r>
+        <w:rPr>
+          <w:rStyle w:val="hljs-string"/>
+          <w:rFonts w:ascii="Times New Roman" w:hAnsi="Times New Roman" w:cs="Times New Roman"/>
+          <w:sz w:val="28"/>
+          <w:szCs w:val="28"/>
+        </w:rPr>
+        <w:t>trimitere</w:t>
+      </w:r>
+      <w:proofErr w:type="spellEnd"/>
+      <w:r>
+        <w:rPr>
+          <w:rStyle w:val="hljs-string"/>
+          <w:rFonts w:ascii="Times New Roman" w:hAnsi="Times New Roman" w:cs="Times New Roman"/>
+          <w:sz w:val="28"/>
+          <w:szCs w:val="28"/>
+        </w:rPr>
+        <w:t xml:space="preserve"> </w:t>
+      </w:r>
+      <w:proofErr w:type="spellStart"/>
+      <w:r>
+        <w:rPr>
+          <w:rStyle w:val="hljs-string"/>
+          <w:rFonts w:ascii="Times New Roman" w:hAnsi="Times New Roman" w:cs="Times New Roman"/>
+          <w:sz w:val="28"/>
+          <w:szCs w:val="28"/>
+        </w:rPr>
+        <w:t>fisiere</w:t>
+      </w:r>
+      <w:proofErr w:type="spellEnd"/>
+      <w:r>
+        <w:rPr>
+          <w:rStyle w:val="hljs-string"/>
+          <w:rFonts w:ascii="Times New Roman" w:hAnsi="Times New Roman" w:cs="Times New Roman"/>
+          <w:sz w:val="28"/>
+          <w:szCs w:val="28"/>
+        </w:rPr>
+        <w:t xml:space="preserve"> </w:t>
+      </w:r>
+      <w:proofErr w:type="spellStart"/>
+      <w:r>
+        <w:rPr>
+          <w:rStyle w:val="hljs-string"/>
+          <w:rFonts w:ascii="Times New Roman" w:hAnsi="Times New Roman" w:cs="Times New Roman"/>
+          <w:sz w:val="28"/>
+          <w:szCs w:val="28"/>
+        </w:rPr>
+        <w:t>prin</w:t>
+      </w:r>
+      <w:proofErr w:type="spellEnd"/>
+      <w:r>
+        <w:rPr>
+          <w:rStyle w:val="hljs-string"/>
+          <w:rFonts w:ascii="Times New Roman" w:hAnsi="Times New Roman" w:cs="Times New Roman"/>
+          <w:sz w:val="28"/>
+          <w:szCs w:val="28"/>
+        </w:rPr>
+        <w:t xml:space="preserve"> </w:t>
+      </w:r>
+      <w:proofErr w:type="spellStart"/>
+      <w:r>
+        <w:rPr>
+          <w:rStyle w:val="hljs-string"/>
+          <w:rFonts w:ascii="Times New Roman" w:hAnsi="Times New Roman" w:cs="Times New Roman"/>
+          <w:sz w:val="28"/>
+          <w:szCs w:val="28"/>
+        </w:rPr>
+        <w:t>metoda</w:t>
+      </w:r>
+      <w:proofErr w:type="spellEnd"/>
+      <w:r>
+        <w:rPr>
+          <w:rStyle w:val="hljs-string"/>
+          <w:rFonts w:ascii="Times New Roman" w:hAnsi="Times New Roman" w:cs="Times New Roman"/>
+          <w:sz w:val="28"/>
+          <w:szCs w:val="28"/>
+        </w:rPr>
+        <w:t xml:space="preserve"> post</w:t>
+      </w:r>
+      <w:r>
+        <w:rPr>
+          <w:rStyle w:val="hljs-string"/>
+          <w:rFonts w:ascii="Times New Roman" w:hAnsi="Times New Roman" w:cs="Times New Roman"/>
+          <w:sz w:val="28"/>
+          <w:szCs w:val="28"/>
+        </w:rPr>
+        <w:t xml:space="preserve"> </w:t>
+      </w:r>
+      <w:hyperlink r:id="rId20" w:history="1">
+        <w:r>
+          <w:rPr>
+            <w:rStyle w:val="Hyperlink"/>
+            <w:rFonts w:ascii="Times New Roman" w:hAnsi="Times New Roman" w:cs="Times New Roman"/>
+            <w:sz w:val="28"/>
+            <w:szCs w:val="28"/>
+          </w:rPr>
+          <w:t>https://www.w3schools.com/tags/att_form_enctype.asp</w:t>
+        </w:r>
+      </w:hyperlink>
+      <w:r>
+        <w:rPr>
+          <w:rStyle w:val="hljs-string"/>
+          <w:rFonts w:ascii="Times New Roman" w:hAnsi="Times New Roman" w:cs="Times New Roman"/>
+          <w:sz w:val="28"/>
+          <w:szCs w:val="28"/>
+        </w:rPr>
+        <w:t xml:space="preserve"> </w:t>
+      </w:r>
+    </w:p>
+    <w:p>
+      <w:pPr>
+        <w:pStyle w:val="ListParagraph"/>
+        <w:numPr>
+          <w:ilvl w:val="0"/>
+          <w:numId w:val="10"/>
+        </w:numPr>
+        <w:spacing w:after="0" w:line="240" w:lineRule="auto"/>
+        <w:rPr>
+          <w:rFonts w:ascii="Times New Roman" w:hAnsi="Times New Roman" w:cs="Times New Roman"/>
+          <w:sz w:val="28"/>
+          <w:szCs w:val="28"/>
+        </w:rPr>
+      </w:pPr>
+      <w:proofErr w:type="spellStart"/>
+      <w:r>
+        <w:rPr>
+          <w:rFonts w:ascii="Times New Roman" w:hAnsi="Times New Roman" w:cs="Times New Roman"/>
+          <w:sz w:val="28"/>
+          <w:szCs w:val="28"/>
+        </w:rPr>
+        <w:t>Redirectionat</w:t>
+      </w:r>
+      <w:proofErr w:type="spellEnd"/>
+      <w:r>
+        <w:rPr>
+          <w:rFonts w:ascii="Times New Roman" w:hAnsi="Times New Roman" w:cs="Times New Roman"/>
+          <w:sz w:val="28"/>
+          <w:szCs w:val="28"/>
+        </w:rPr>
+        <w:t xml:space="preserve"> </w:t>
+      </w:r>
+      <w:proofErr w:type="spellStart"/>
+      <w:r>
+        <w:rPr>
+          <w:rFonts w:ascii="Times New Roman" w:hAnsi="Times New Roman" w:cs="Times New Roman"/>
+          <w:sz w:val="28"/>
+          <w:szCs w:val="28"/>
+        </w:rPr>
+        <w:t>aici</w:t>
+      </w:r>
+      <w:proofErr w:type="spellEnd"/>
+      <w:r>
+        <w:rPr>
+          <w:rFonts w:ascii="Times New Roman" w:hAnsi="Times New Roman" w:cs="Times New Roman"/>
+          <w:sz w:val="28"/>
+          <w:szCs w:val="28"/>
+        </w:rPr>
+        <w:t xml:space="preserve"> </w:t>
+      </w:r>
+      <w:proofErr w:type="spellStart"/>
+      <w:r>
+        <w:rPr>
+          <w:rFonts w:ascii="Times New Roman" w:hAnsi="Times New Roman" w:cs="Times New Roman"/>
+          <w:sz w:val="28"/>
+          <w:szCs w:val="28"/>
+        </w:rPr>
+        <w:t>dupa</w:t>
+      </w:r>
+      <w:proofErr w:type="spellEnd"/>
+      <w:r>
+        <w:rPr>
+          <w:rFonts w:ascii="Times New Roman" w:hAnsi="Times New Roman" w:cs="Times New Roman"/>
+          <w:sz w:val="28"/>
+          <w:szCs w:val="28"/>
+        </w:rPr>
+        <w:t xml:space="preserve"> </w:t>
+      </w:r>
+      <w:proofErr w:type="spellStart"/>
+      <w:r>
+        <w:rPr>
+          <w:rFonts w:ascii="Times New Roman" w:hAnsi="Times New Roman" w:cs="Times New Roman"/>
+          <w:sz w:val="28"/>
+          <w:szCs w:val="28"/>
+        </w:rPr>
+        <w:t>crearea</w:t>
+      </w:r>
+      <w:proofErr w:type="spellEnd"/>
+      <w:r>
+        <w:rPr>
+          <w:rFonts w:ascii="Times New Roman" w:hAnsi="Times New Roman" w:cs="Times New Roman"/>
+          <w:sz w:val="28"/>
+          <w:szCs w:val="28"/>
+        </w:rPr>
+        <w:t xml:space="preserve"> </w:t>
+      </w:r>
+      <w:proofErr w:type="spellStart"/>
+      <w:r>
+        <w:rPr>
+          <w:rFonts w:ascii="Times New Roman" w:hAnsi="Times New Roman" w:cs="Times New Roman"/>
+          <w:sz w:val="28"/>
+          <w:szCs w:val="28"/>
+        </w:rPr>
+        <w:t>unei</w:t>
+      </w:r>
+      <w:proofErr w:type="spellEnd"/>
+      <w:r>
+        <w:rPr>
+          <w:rFonts w:ascii="Times New Roman" w:hAnsi="Times New Roman" w:cs="Times New Roman"/>
+          <w:sz w:val="28"/>
+          <w:szCs w:val="28"/>
+        </w:rPr>
+        <w:t xml:space="preserve"> </w:t>
+      </w:r>
+      <w:proofErr w:type="spellStart"/>
+      <w:r>
+        <w:rPr>
+          <w:rFonts w:ascii="Times New Roman" w:hAnsi="Times New Roman" w:cs="Times New Roman"/>
+          <w:sz w:val="28"/>
+          <w:szCs w:val="28"/>
+        </w:rPr>
+        <w:t>firme</w:t>
+      </w:r>
+      <w:proofErr w:type="spellEnd"/>
+      <w:r>
+        <w:rPr>
+          <w:rFonts w:ascii="Times New Roman" w:hAnsi="Times New Roman" w:cs="Times New Roman"/>
+          <w:sz w:val="28"/>
+          <w:szCs w:val="28"/>
+        </w:rPr>
+        <w:t xml:space="preserve"> </w:t>
+      </w:r>
+      <w:proofErr w:type="spellStart"/>
+      <w:r>
+        <w:rPr>
+          <w:rFonts w:ascii="Times New Roman" w:hAnsi="Times New Roman" w:cs="Times New Roman"/>
+          <w:sz w:val="28"/>
+          <w:szCs w:val="28"/>
+        </w:rPr>
+        <w:t>noi</w:t>
+      </w:r>
+      <w:proofErr w:type="spellEnd"/>
     </w:p>
     <w:p>
       <w:pPr>
@@ -26574,9 +26986,9 @@
     </w:lvl>
   </w:abstractNum>
   <w:abstractNum w:abstractNumId="2">
-    <w:nsid w:val="167825BA"/>
+    <w:nsid w:val="0C567F5F"/>
     <w:multiLevelType w:val="hybridMultilevel"/>
-    <w:tmpl w:val="1C80D5D2"/>
+    <w:tmpl w:val="606C82D4"/>
     <w:lvl w:ilvl="0" w:tplc="08090001">
       <w:start w:val="1"/>
       <w:numFmt w:val="bullet"/>
@@ -26687,6 +27099,119 @@
     </w:lvl>
   </w:abstractNum>
   <w:abstractNum w:abstractNumId="3">
+    <w:nsid w:val="167825BA"/>
+    <w:multiLevelType w:val="hybridMultilevel"/>
+    <w:tmpl w:val="1C80D5D2"/>
+    <w:lvl w:ilvl="0" w:tplc="08090001">
+      <w:start w:val="1"/>
+      <w:numFmt w:val="bullet"/>
+      <w:lvlText w:val=""/>
+      <w:lvlJc w:val="left"/>
+      <w:pPr>
+        <w:ind w:left="720" w:hanging="360"/>
+      </w:pPr>
+      <w:rPr>
+        <w:rFonts w:ascii="Symbol" w:hAnsi="Symbol" w:hint="default"/>
+      </w:rPr>
+    </w:lvl>
+    <w:lvl w:ilvl="1" w:tplc="08090003" w:tentative="1">
+      <w:start w:val="1"/>
+      <w:numFmt w:val="bullet"/>
+      <w:lvlText w:val="o"/>
+      <w:lvlJc w:val="left"/>
+      <w:pPr>
+        <w:ind w:left="1440" w:hanging="360"/>
+      </w:pPr>
+      <w:rPr>
+        <w:rFonts w:ascii="Courier New" w:hAnsi="Courier New" w:cs="Courier New" w:hint="default"/>
+      </w:rPr>
+    </w:lvl>
+    <w:lvl w:ilvl="2" w:tplc="08090005" w:tentative="1">
+      <w:start w:val="1"/>
+      <w:numFmt w:val="bullet"/>
+      <w:lvlText w:val=""/>
+      <w:lvlJc w:val="left"/>
+      <w:pPr>
+        <w:ind w:left="2160" w:hanging="360"/>
+      </w:pPr>
+      <w:rPr>
+        <w:rFonts w:ascii="Wingdings" w:hAnsi="Wingdings" w:hint="default"/>
+      </w:rPr>
+    </w:lvl>
+    <w:lvl w:ilvl="3" w:tplc="08090001" w:tentative="1">
+      <w:start w:val="1"/>
+      <w:numFmt w:val="bullet"/>
+      <w:lvlText w:val=""/>
+      <w:lvlJc w:val="left"/>
+      <w:pPr>
+        <w:ind w:left="2880" w:hanging="360"/>
+      </w:pPr>
+      <w:rPr>
+        <w:rFonts w:ascii="Symbol" w:hAnsi="Symbol" w:hint="default"/>
+      </w:rPr>
+    </w:lvl>
+    <w:lvl w:ilvl="4" w:tplc="08090003" w:tentative="1">
+      <w:start w:val="1"/>
+      <w:numFmt w:val="bullet"/>
+      <w:lvlText w:val="o"/>
+      <w:lvlJc w:val="left"/>
+      <w:pPr>
+        <w:ind w:left="3600" w:hanging="360"/>
+      </w:pPr>
+      <w:rPr>
+        <w:rFonts w:ascii="Courier New" w:hAnsi="Courier New" w:cs="Courier New" w:hint="default"/>
+      </w:rPr>
+    </w:lvl>
+    <w:lvl w:ilvl="5" w:tplc="08090005" w:tentative="1">
+      <w:start w:val="1"/>
+      <w:numFmt w:val="bullet"/>
+      <w:lvlText w:val=""/>
+      <w:lvlJc w:val="left"/>
+      <w:pPr>
+        <w:ind w:left="4320" w:hanging="360"/>
+      </w:pPr>
+      <w:rPr>
+        <w:rFonts w:ascii="Wingdings" w:hAnsi="Wingdings" w:hint="default"/>
+      </w:rPr>
+    </w:lvl>
+    <w:lvl w:ilvl="6" w:tplc="08090001" w:tentative="1">
+      <w:start w:val="1"/>
+      <w:numFmt w:val="bullet"/>
+      <w:lvlText w:val=""/>
+      <w:lvlJc w:val="left"/>
+      <w:pPr>
+        <w:ind w:left="5040" w:hanging="360"/>
+      </w:pPr>
+      <w:rPr>
+        <w:rFonts w:ascii="Symbol" w:hAnsi="Symbol" w:hint="default"/>
+      </w:rPr>
+    </w:lvl>
+    <w:lvl w:ilvl="7" w:tplc="08090003" w:tentative="1">
+      <w:start w:val="1"/>
+      <w:numFmt w:val="bullet"/>
+      <w:lvlText w:val="o"/>
+      <w:lvlJc w:val="left"/>
+      <w:pPr>
+        <w:ind w:left="5760" w:hanging="360"/>
+      </w:pPr>
+      <w:rPr>
+        <w:rFonts w:ascii="Courier New" w:hAnsi="Courier New" w:cs="Courier New" w:hint="default"/>
+      </w:rPr>
+    </w:lvl>
+    <w:lvl w:ilvl="8" w:tplc="08090005" w:tentative="1">
+      <w:start w:val="1"/>
+      <w:numFmt w:val="bullet"/>
+      <w:lvlText w:val=""/>
+      <w:lvlJc w:val="left"/>
+      <w:pPr>
+        <w:ind w:left="6480" w:hanging="360"/>
+      </w:pPr>
+      <w:rPr>
+        <w:rFonts w:ascii="Wingdings" w:hAnsi="Wingdings" w:hint="default"/>
+      </w:rPr>
+    </w:lvl>
+  </w:abstractNum>
+  <w:abstractNum w:abstractNumId="4">
     <w:nsid w:val="43BF4AF6"/>
     <w:multiLevelType w:val="multilevel"/>
     <w:tmpl w:val="F774C4F2"/>
@@ -26835,7 +27360,7 @@
       </w:rPr>
     </w:lvl>
   </w:abstractNum>
-  <w:abstractNum w:abstractNumId="4">
+  <w:abstractNum w:abstractNumId="5">
     <w:nsid w:val="5ACF0888"/>
     <w:multiLevelType w:val="multilevel"/>
     <w:tmpl w:val="E39C7D7E"/>
@@ -26984,7 +27509,7 @@
       </w:rPr>
     </w:lvl>
   </w:abstractNum>
-  <w:abstractNum w:abstractNumId="5">
+  <w:abstractNum w:abstractNumId="6">
     <w:nsid w:val="71C60BD6"/>
     <w:multiLevelType w:val="hybridMultilevel"/>
     <w:tmpl w:val="9C2AA54A"/>
@@ -27097,7 +27622,7 @@
       </w:rPr>
     </w:lvl>
   </w:abstractNum>
-  <w:abstractNum w:abstractNumId="6">
+  <w:abstractNum w:abstractNumId="7">
     <w:nsid w:val="71F646FA"/>
     <w:multiLevelType w:val="multilevel"/>
     <w:tmpl w:val="535EAB0A"/>
@@ -27246,7 +27771,7 @@
       </w:rPr>
     </w:lvl>
   </w:abstractNum>
-  <w:abstractNum w:abstractNumId="7">
+  <w:abstractNum w:abstractNumId="8">
     <w:nsid w:val="7AF15338"/>
     <w:multiLevelType w:val="multilevel"/>
     <w:tmpl w:val="850A6454"/>
@@ -27395,7 +27920,7 @@
       </w:rPr>
     </w:lvl>
   </w:abstractNum>
-  <w:abstractNum w:abstractNumId="8">
+  <w:abstractNum w:abstractNumId="9">
     <w:nsid w:val="7D173EDF"/>
     <w:multiLevelType w:val="multilevel"/>
     <w:tmpl w:val="48020896"/>
@@ -27545,31 +28070,34 @@
     </w:lvl>
   </w:abstractNum>
   <w:num w:numId="1">
-    <w:abstractNumId w:val="2"/>
+    <w:abstractNumId w:val="3"/>
   </w:num>
   <w:num w:numId="2">
-    <w:abstractNumId w:val="5"/>
+    <w:abstractNumId w:val="6"/>
   </w:num>
   <w:num w:numId="3">
-    <w:abstractNumId w:val="7"/>
+    <w:abstractNumId w:val="8"/>
   </w:num>
   <w:num w:numId="4">
-    <w:abstractNumId w:val="3"/>
+    <w:abstractNumId w:val="4"/>
   </w:num>
   <w:num w:numId="5">
-    <w:abstractNumId w:val="8"/>
+    <w:abstractNumId w:val="9"/>
   </w:num>
   <w:num w:numId="6">
-    <w:abstractNumId w:val="4"/>
+    <w:abstractNumId w:val="5"/>
   </w:num>
   <w:num w:numId="7">
     <w:abstractNumId w:val="0"/>
   </w:num>
   <w:num w:numId="8">
-    <w:abstractNumId w:val="6"/>
+    <w:abstractNumId w:val="7"/>
   </w:num>
   <w:num w:numId="9">
     <w:abstractNumId w:val="1"/>
+  </w:num>
+  <w:num w:numId="10">
+    <w:abstractNumId w:val="2"/>
   </w:num>
 </w:numbering>
 </file>
@@ -27733,7 +28261,7 @@
   <w:style w:type="paragraph" w:default="1" w:styleId="Normal">
     <w:name w:val="Normal"/>
     <w:qFormat/>
-    <w:rsid w:val="00002E37"/>
+    <w:rsid w:val="00C078F1"/>
   </w:style>
   <w:style w:type="paragraph" w:styleId="Heading1">
     <w:name w:val="heading 1"/>
@@ -27927,6 +28455,16 @@
       <w:szCs w:val="28"/>
     </w:rPr>
   </w:style>
+  <w:style w:type="character" w:customStyle="1" w:styleId="hljs-attr">
+    <w:name w:val="hljs-attr"/>
+    <w:basedOn w:val="DefaultParagraphFont"/>
+    <w:rsid w:val="001A37AC"/>
+  </w:style>
+  <w:style w:type="character" w:customStyle="1" w:styleId="hljs-string">
+    <w:name w:val="hljs-string"/>
+    <w:basedOn w:val="DefaultParagraphFont"/>
+    <w:rsid w:val="001A37AC"/>
+  </w:style>
 </w:styles>
 </file>
 
@@ -28089,7 +28627,7 @@
   <w:style w:type="paragraph" w:default="1" w:styleId="Normal">
     <w:name w:val="Normal"/>
     <w:qFormat/>
-    <w:rsid w:val="00002E37"/>
+    <w:rsid w:val="00C078F1"/>
   </w:style>
   <w:style w:type="paragraph" w:styleId="Heading1">
     <w:name w:val="heading 1"/>
@@ -28282,6 +28820,16 @@
       <w:sz w:val="28"/>
       <w:szCs w:val="28"/>
     </w:rPr>
+  </w:style>
+  <w:style w:type="character" w:customStyle="1" w:styleId="hljs-attr">
+    <w:name w:val="hljs-attr"/>
+    <w:basedOn w:val="DefaultParagraphFont"/>
+    <w:rsid w:val="001A37AC"/>
+  </w:style>
+  <w:style w:type="character" w:customStyle="1" w:styleId="hljs-string">
+    <w:name w:val="hljs-string"/>
+    <w:basedOn w:val="DefaultParagraphFont"/>
+    <w:rsid w:val="001A37AC"/>
   </w:style>
 </w:styles>
 </file>

--- a/SolomonLorena_ProgresDemo2.docx
+++ b/SolomonLorena_ProgresDemo2.docx
@@ -26267,8 +26267,6 @@
         </w:rPr>
         <w:t>Create.cshtml</w:t>
       </w:r>
-      <w:bookmarkStart w:id="0" w:name="_GoBack"/>
-      <w:bookmarkEnd w:id="0"/>
       <w:proofErr w:type="spellEnd"/>
     </w:p>
     <w:p>
@@ -26665,6 +26663,196 @@
         <w:t>noi</w:t>
       </w:r>
       <w:proofErr w:type="spellEnd"/>
+    </w:p>
+    <w:p>
+      <w:pPr>
+        <w:spacing w:after="0" w:line="240" w:lineRule="auto"/>
+        <w:rPr>
+          <w:rFonts w:ascii="Times New Roman" w:hAnsi="Times New Roman" w:cs="Times New Roman"/>
+          <w:sz w:val="28"/>
+        </w:rPr>
+      </w:pPr>
+    </w:p>
+    <w:p>
+      <w:pPr>
+        <w:spacing w:after="0" w:line="240" w:lineRule="auto"/>
+        <w:rPr>
+          <w:rFonts w:ascii="Times New Roman" w:hAnsi="Times New Roman" w:cs="Times New Roman"/>
+          <w:sz w:val="28"/>
+        </w:rPr>
+      </w:pPr>
+      <w:r>
+        <w:rPr>
+          <w:rFonts w:ascii="Times New Roman" w:hAnsi="Times New Roman" w:cs="Times New Roman"/>
+          <w:sz w:val="28"/>
+        </w:rPr>
+        <w:t>.</w:t>
+      </w:r>
+      <w:proofErr w:type="spellStart"/>
+      <w:r>
+        <w:rPr>
+          <w:rFonts w:ascii="Times New Roman" w:hAnsi="Times New Roman" w:cs="Times New Roman"/>
+          <w:sz w:val="28"/>
+        </w:rPr>
+        <w:t>csv</w:t>
+      </w:r>
+      <w:proofErr w:type="spellEnd"/>
+      <w:r>
+        <w:rPr>
+          <w:rFonts w:ascii="Times New Roman" w:hAnsi="Times New Roman" w:cs="Times New Roman"/>
+          <w:sz w:val="28"/>
+        </w:rPr>
+        <w:t xml:space="preserve"> reader</w:t>
+      </w:r>
+    </w:p>
+    <w:p>
+      <w:pPr>
+        <w:spacing w:after="0" w:line="240" w:lineRule="auto"/>
+        <w:rPr>
+          <w:rFonts w:ascii="Times New Roman" w:hAnsi="Times New Roman" w:cs="Times New Roman"/>
+          <w:sz w:val="28"/>
+        </w:rPr>
+      </w:pPr>
+      <w:r>
+        <w:rPr>
+          <w:rFonts w:ascii="Times New Roman" w:hAnsi="Times New Roman" w:cs="Times New Roman"/>
+          <w:sz w:val="28"/>
+        </w:rPr>
+        <w:drawing>
+          <wp:inline distT="0" distB="0" distL="0" distR="0" wp14:anchorId="671899EF" wp14:editId="35D65937">
+            <wp:extent cx="2424545" cy="2126878"/>
+            <wp:effectExtent l="0" t="0" r="0" b="6985"/>
+            <wp:docPr id="4" name="Picture 4"/>
+            <wp:cNvGraphicFramePr>
+              <a:graphicFrameLocks xmlns:a="http://schemas.openxmlformats.org/drawingml/2006/main" noChangeAspect="1"/>
+            </wp:cNvGraphicFramePr>
+            <a:graphic xmlns:a="http://schemas.openxmlformats.org/drawingml/2006/main">
+              <a:graphicData uri="http://schemas.openxmlformats.org/drawingml/2006/picture">
+                <pic:pic xmlns:pic="http://schemas.openxmlformats.org/drawingml/2006/picture">
+                  <pic:nvPicPr>
+                    <pic:cNvPr id="0" name=""/>
+                    <pic:cNvPicPr/>
+                  </pic:nvPicPr>
+                  <pic:blipFill>
+                    <a:blip r:embed="rId21"/>
+                    <a:stretch>
+                      <a:fillRect/>
+                    </a:stretch>
+                  </pic:blipFill>
+                  <pic:spPr>
+                    <a:xfrm>
+                      <a:off x="0" y="0"/>
+                      <a:ext cx="2422702" cy="2125261"/>
+                    </a:xfrm>
+                    <a:prstGeom prst="rect">
+                      <a:avLst/>
+                    </a:prstGeom>
+                  </pic:spPr>
+                </pic:pic>
+              </a:graphicData>
+            </a:graphic>
+          </wp:inline>
+        </w:drawing>
+      </w:r>
+      <w:r>
+        <w:rPr>
+          <w:rFonts w:ascii="Times New Roman" w:hAnsi="Times New Roman" w:cs="Times New Roman"/>
+          <w:sz w:val="28"/>
+        </w:rPr>
+        <w:t>https://joshclose.github.io/CsvHelper/</w:t>
+      </w:r>
+      <w:r>
+        <w:rPr>
+          <w:rFonts w:ascii="Times New Roman" w:hAnsi="Times New Roman" w:cs="Times New Roman"/>
+          <w:sz w:val="28"/>
+        </w:rPr>
+        <w:t xml:space="preserve"> </w:t>
+      </w:r>
+    </w:p>
+    <w:p>
+      <w:pPr>
+        <w:spacing w:after="0" w:line="240" w:lineRule="auto"/>
+        <w:rPr>
+          <w:rFonts w:ascii="Times New Roman" w:hAnsi="Times New Roman" w:cs="Times New Roman"/>
+          <w:sz w:val="28"/>
+        </w:rPr>
+      </w:pPr>
+    </w:p>
+    <w:p>
+      <w:pPr>
+        <w:spacing w:after="0" w:line="240" w:lineRule="auto"/>
+        <w:rPr>
+          <w:rFonts w:ascii="Times New Roman" w:hAnsi="Times New Roman" w:cs="Times New Roman"/>
+          <w:sz w:val="28"/>
+        </w:rPr>
+      </w:pPr>
+      <w:r>
+        <w:rPr>
+          <w:rFonts w:ascii="Times New Roman" w:hAnsi="Times New Roman" w:cs="Times New Roman"/>
+          <w:sz w:val="28"/>
+        </w:rPr>
+        <w:lastRenderedPageBreak/>
+        <w:t>DOCUMENTATIE</w:t>
+      </w:r>
+      <w:r>
+        <w:rPr>
+          <w:rFonts w:ascii="Times New Roman" w:hAnsi="Times New Roman" w:cs="Times New Roman"/>
+          <w:sz w:val="28"/>
+        </w:rPr>
+        <w:t xml:space="preserve"> !</w:t>
+      </w:r>
+      <w:bookmarkStart w:id="0" w:name="_GoBack"/>
+      <w:bookmarkEnd w:id="0"/>
+    </w:p>
+    <w:p>
+      <w:pPr>
+        <w:spacing w:after="0" w:line="240" w:lineRule="auto"/>
+        <w:rPr>
+          <w:rFonts w:ascii="Times New Roman" w:hAnsi="Times New Roman" w:cs="Times New Roman"/>
+          <w:sz w:val="28"/>
+        </w:rPr>
+      </w:pPr>
+      <w:r>
+        <w:rPr>
+          <w:rFonts w:ascii="Times New Roman" w:hAnsi="Times New Roman" w:cs="Times New Roman"/>
+          <w:sz w:val="28"/>
+        </w:rPr>
+        <w:t>IMPORT/CREATE.CSHTML.CS – PRELUAT DATE SI SALVAT IN YFR</w:t>
+      </w:r>
+    </w:p>
+    <w:p>
+      <w:pPr>
+        <w:spacing w:after="0" w:line="240" w:lineRule="auto"/>
+        <w:rPr>
+          <w:rFonts w:ascii="Times New Roman" w:hAnsi="Times New Roman" w:cs="Times New Roman"/>
+          <w:sz w:val="28"/>
+        </w:rPr>
+      </w:pPr>
+    </w:p>
+    <w:p>
+      <w:pPr>
+        <w:spacing w:after="0" w:line="240" w:lineRule="auto"/>
+        <w:rPr>
+          <w:rFonts w:ascii="Times New Roman" w:hAnsi="Times New Roman" w:cs="Times New Roman"/>
+          <w:sz w:val="28"/>
+        </w:rPr>
+      </w:pPr>
+      <w:r>
+        <w:rPr>
+          <w:rFonts w:ascii="Times New Roman" w:hAnsi="Times New Roman" w:cs="Times New Roman"/>
+          <w:sz w:val="28"/>
+        </w:rPr>
+        <w:t>CALCULATORSERVICE</w:t>
+      </w:r>
+    </w:p>
+    <w:p>
+      <w:pPr>
+        <w:spacing w:after="0" w:line="240" w:lineRule="auto"/>
+        <w:rPr>
+          <w:rFonts w:ascii="Times New Roman" w:hAnsi="Times New Roman" w:cs="Times New Roman"/>
+          <w:sz w:val="28"/>
+        </w:rPr>
+      </w:pPr>
     </w:p>
     <w:p>
       <w:pPr>

--- a/SolomonLorena_ProgresDemo2.docx
+++ b/SolomonLorena_ProgresDemo2.docx
@@ -14339,7 +14339,17 @@
           <w:szCs w:val="19"/>
           <w:highlight w:val="white"/>
         </w:rPr>
-        <w:t xml:space="preserve">***?? </w:t>
+        <w:t>***</w:t>
+      </w:r>
+      <w:r>
+        <w:rPr>
+          <w:rFonts w:ascii="Cascadia Mono" w:hAnsi="Cascadia Mono" w:cs="Cascadia Mono"/>
+          <w:color w:val="000000"/>
+          <w:sz w:val="19"/>
+          <w:szCs w:val="19"/>
+          <w:highlight w:val="white"/>
+        </w:rPr>
+        <w:t xml:space="preserve"> </w:t>
       </w:r>
       <w:hyperlink r:id="rId23" w:history="1">
         <w:r>
@@ -14361,8 +14371,6 @@
         </w:rPr>
         <w:t xml:space="preserve"> </w:t>
       </w:r>
-      <w:bookmarkStart w:id="0" w:name="_GoBack"/>
-      <w:bookmarkEnd w:id="0"/>
     </w:p>
     <w:p>
       <w:pPr>
@@ -14393,21 +14401,7 @@
           <w:rFonts w:ascii="Times New Roman" w:hAnsi="Times New Roman" w:cs="Times New Roman"/>
           <w:sz w:val="28"/>
         </w:rPr>
-        <w:t>meto</w:t>
-      </w:r>
-      <w:r>
-        <w:rPr>
-          <w:rFonts w:ascii="Times New Roman" w:hAnsi="Times New Roman" w:cs="Times New Roman"/>
-          <w:sz w:val="28"/>
-        </w:rPr>
-        <w:t>da</w:t>
-      </w:r>
-      <w:r>
-        <w:rPr>
-          <w:rFonts w:ascii="Times New Roman" w:hAnsi="Times New Roman" w:cs="Times New Roman"/>
-          <w:sz w:val="28"/>
-        </w:rPr>
-        <w:t xml:space="preserve"> CalculateKpi</w:t>
+        <w:t>metoda CalculateKpi</w:t>
       </w:r>
       <w:r>
         <w:rPr>
@@ -14504,7 +14498,7 @@
         <w:pStyle w:val="Heading1"/>
       </w:pPr>
       <w:r>
-        <w:t>Scenariul modelat stil APSI</w:t>
+        <w:t>Scenariul modelat APSI</w:t>
       </w:r>
     </w:p>
     <w:p>
@@ -14532,7 +14526,13 @@
         <w:rPr>
           <w:b w:val="0"/>
         </w:rPr>
-        <w:t>) Scenariul modelat (Fluxul de proces)</w:t>
+        <w:t xml:space="preserve">) </w:t>
+      </w:r>
+      <w:r>
+        <w:rPr>
+          <w:b w:val="0"/>
+        </w:rPr>
+        <w:t>Fluxul de proces</w:t>
       </w:r>
     </w:p>
     <w:p>
@@ -14552,7 +14552,7 @@
           <w:szCs w:val="24"/>
           <w:lang w:eastAsia="en-GB"/>
         </w:rPr>
-        <w:t xml:space="preserve">Scenariul modelat </w:t>
+        <w:t xml:space="preserve">Utilizatorul (care are rolul de analist financiar sau manager) accesează pagina principală </w:t>
       </w:r>
       <w:proofErr w:type="gramStart"/>
       <w:r>
@@ -14562,7 +14562,7 @@
           <w:szCs w:val="24"/>
           <w:lang w:eastAsia="en-GB"/>
         </w:rPr>
-        <w:t>este</w:t>
+        <w:t>a</w:t>
       </w:r>
       <w:proofErr w:type="gramEnd"/>
       <w:r>
@@ -14572,7 +14572,7 @@
           <w:szCs w:val="24"/>
           <w:lang w:eastAsia="en-GB"/>
         </w:rPr>
-        <w:t xml:space="preserve"> următorul: Utilizatorul (care are rolul de analist financiar sau manager) accesează pagina principală a aplicației (Index - „Bine ați venit”). Aici, procesul se desparte printr-o decizie (Gateway Exclusiv) în funcție de statutul utilizatorului: </w:t>
+        <w:t xml:space="preserve"> aplicației (Index - „Bine ați venit”). </w:t>
       </w:r>
       <w:proofErr w:type="gramStart"/>
       <w:r>
@@ -14582,18 +14582,18 @@
           <w:szCs w:val="24"/>
           <w:lang w:eastAsia="en-GB"/>
         </w:rPr>
-        <w:t>este</w:t>
+        <w:t>Aici, procesul se desparte printr-o decizie în funcție de statutul utilizatorului</w:t>
+      </w:r>
+      <w:r>
+        <w:rPr>
+          <w:rFonts w:ascii="Times New Roman" w:eastAsia="Times New Roman" w:hAnsi="Times New Roman" w:cs="Times New Roman"/>
+          <w:sz w:val="24"/>
+          <w:szCs w:val="24"/>
+          <w:lang w:eastAsia="en-GB"/>
+        </w:rPr>
+        <w:t>.</w:t>
       </w:r>
       <w:proofErr w:type="gramEnd"/>
-      <w:r>
-        <w:rPr>
-          <w:rFonts w:ascii="Times New Roman" w:eastAsia="Times New Roman" w:hAnsi="Times New Roman" w:cs="Times New Roman"/>
-          <w:sz w:val="24"/>
-          <w:szCs w:val="24"/>
-          <w:lang w:eastAsia="en-GB"/>
-        </w:rPr>
-        <w:t xml:space="preserve"> un utilizator nou sau unul existent?</w:t>
-      </w:r>
     </w:p>
     <w:p>
       <w:pPr>
@@ -14712,7 +14712,79 @@
           <w:szCs w:val="24"/>
           <w:lang w:eastAsia="en-GB"/>
         </w:rPr>
-        <w:t xml:space="preserve"> cont (Register). După validarea și crearea contului, sistemul îl îndrumă automat către primul pas obligatoriu de configurare: definirea profilului entității analizate (Creare Firmă). Utilizatorul introduce datele de identificare ale companiei (Nume, CUI, CAEN etc.). După salvarea cu succes a companiei în baza de date, procesul curge către etapa de ingestie a datelor (Import File). Aici, utilizatorul selectează și încarcă </w:t>
+        <w:t xml:space="preserve"> cont (Register). După validarea și crearea contului, sistemul îl îndrumă automat către primul pas obligatoriu de configurare: definirea profilului (Creare Firmă). Utilizatorul introduce datele de identificare ale companiei (Nume, CUI, CAEN etc.). După salvarea cu succes a companiei în baza de date, procesul </w:t>
+      </w:r>
+      <w:r>
+        <w:rPr>
+          <w:rFonts w:ascii="Times New Roman" w:eastAsia="Times New Roman" w:hAnsi="Times New Roman" w:cs="Times New Roman"/>
+          <w:sz w:val="24"/>
+          <w:szCs w:val="24"/>
+          <w:lang w:eastAsia="en-GB"/>
+        </w:rPr>
+        <w:t>continua</w:t>
+      </w:r>
+      <w:r>
+        <w:rPr>
+          <w:rFonts w:ascii="Times New Roman" w:eastAsia="Times New Roman" w:hAnsi="Times New Roman" w:cs="Times New Roman"/>
+          <w:sz w:val="24"/>
+          <w:szCs w:val="24"/>
+          <w:lang w:eastAsia="en-GB"/>
+        </w:rPr>
+        <w:t xml:space="preserve"> către etapa de </w:t>
+      </w:r>
+      <w:r>
+        <w:rPr>
+          <w:rFonts w:ascii="Times New Roman" w:eastAsia="Times New Roman" w:hAnsi="Times New Roman" w:cs="Times New Roman"/>
+          <w:sz w:val="24"/>
+          <w:szCs w:val="24"/>
+          <w:lang w:eastAsia="en-GB"/>
+        </w:rPr>
+        <w:t>upload</w:t>
+      </w:r>
+      <w:r>
+        <w:rPr>
+          <w:rFonts w:ascii="Times New Roman" w:eastAsia="Times New Roman" w:hAnsi="Times New Roman" w:cs="Times New Roman"/>
+          <w:sz w:val="24"/>
+          <w:szCs w:val="24"/>
+          <w:lang w:eastAsia="en-GB"/>
+        </w:rPr>
+        <w:t xml:space="preserve"> a</w:t>
+      </w:r>
+      <w:r>
+        <w:rPr>
+          <w:rFonts w:ascii="Times New Roman" w:eastAsia="Times New Roman" w:hAnsi="Times New Roman" w:cs="Times New Roman"/>
+          <w:sz w:val="24"/>
+          <w:szCs w:val="24"/>
+          <w:lang w:eastAsia="en-GB"/>
+        </w:rPr>
+        <w:t>l</w:t>
+      </w:r>
+      <w:r>
+        <w:rPr>
+          <w:rFonts w:ascii="Times New Roman" w:eastAsia="Times New Roman" w:hAnsi="Times New Roman" w:cs="Times New Roman"/>
+          <w:sz w:val="24"/>
+          <w:szCs w:val="24"/>
+          <w:lang w:eastAsia="en-GB"/>
+        </w:rPr>
+        <w:t xml:space="preserve"> datelor (</w:t>
+      </w:r>
+      <w:r>
+        <w:rPr>
+          <w:rFonts w:ascii="Times New Roman" w:eastAsia="Times New Roman" w:hAnsi="Times New Roman" w:cs="Times New Roman"/>
+          <w:sz w:val="24"/>
+          <w:szCs w:val="24"/>
+          <w:lang w:eastAsia="en-GB"/>
+        </w:rPr>
+        <w:t xml:space="preserve">Creare </w:t>
+      </w:r>
+      <w:r>
+        <w:rPr>
+          <w:rFonts w:ascii="Times New Roman" w:eastAsia="Times New Roman" w:hAnsi="Times New Roman" w:cs="Times New Roman"/>
+          <w:sz w:val="24"/>
+          <w:szCs w:val="24"/>
+          <w:lang w:eastAsia="en-GB"/>
+        </w:rPr>
+        <w:t xml:space="preserve">Import). Aici, utilizatorul selectează și încarcă </w:t>
       </w:r>
       <w:proofErr w:type="gramStart"/>
       <w:r>
@@ -14771,8 +14843,34 @@
           <w:szCs w:val="24"/>
           <w:lang w:eastAsia="en-GB"/>
         </w:rPr>
-        <w:lastRenderedPageBreak/>
-        <w:t xml:space="preserve">Odată declanșat importul, controlul trece în </w:t>
+        <w:t xml:space="preserve">Odată </w:t>
+      </w:r>
+      <w:r>
+        <w:rPr>
+          <w:rFonts w:ascii="Times New Roman" w:eastAsia="Times New Roman" w:hAnsi="Times New Roman" w:cs="Times New Roman"/>
+          <w:sz w:val="24"/>
+          <w:szCs w:val="24"/>
+          <w:lang w:eastAsia="en-GB"/>
+        </w:rPr>
+        <w:t>trimis</w:t>
+      </w:r>
+      <w:r>
+        <w:rPr>
+          <w:rFonts w:ascii="Times New Roman" w:eastAsia="Times New Roman" w:hAnsi="Times New Roman" w:cs="Times New Roman"/>
+          <w:sz w:val="24"/>
+          <w:szCs w:val="24"/>
+          <w:lang w:eastAsia="en-GB"/>
+        </w:rPr>
+        <w:t xml:space="preserve"> importul, controlul trece în </w:t>
+      </w:r>
+      <w:r>
+        <w:rPr>
+          <w:rFonts w:ascii="Times New Roman" w:eastAsia="Times New Roman" w:hAnsi="Times New Roman" w:cs="Times New Roman"/>
+          <w:sz w:val="24"/>
+          <w:szCs w:val="24"/>
+          <w:lang w:eastAsia="en-GB"/>
+        </w:rPr>
+        <w:t>b</w:t>
       </w:r>
       <w:r>
         <w:rPr>
@@ -14782,7 +14880,7 @@
           <w:szCs w:val="24"/>
           <w:lang w:eastAsia="en-GB"/>
         </w:rPr>
-        <w:t>Lane-ul Sistemului (Backend)</w:t>
+        <w:t>ackend</w:t>
       </w:r>
       <w:r>
         <w:rPr>
@@ -14801,7 +14899,7 @@
           <w:szCs w:val="24"/>
           <w:lang w:eastAsia="en-GB"/>
         </w:rPr>
-        <w:t xml:space="preserve"> Sistemul execută o secvență de operații automate:</w:t>
+        <w:t xml:space="preserve"> Sistemul execută o secvență de operații:</w:t>
       </w:r>
     </w:p>
     <w:p>
@@ -14825,6 +14923,7 @@
           <w:szCs w:val="24"/>
           <w:lang w:eastAsia="en-GB"/>
         </w:rPr>
+        <w:lastRenderedPageBreak/>
         <w:t>Citește și validează structura fișierului.</w:t>
       </w:r>
     </w:p>
@@ -14858,7 +14957,7 @@
           <w:szCs w:val="20"/>
           <w:lang w:eastAsia="en-GB"/>
         </w:rPr>
-        <w:t>YearlyFinancialReport</w:t>
+        <w:t>YFR</w:t>
       </w:r>
       <w:r>
         <w:rPr>
@@ -14911,7 +15010,7 @@
           <w:szCs w:val="24"/>
           <w:lang w:eastAsia="en-GB"/>
         </w:rPr>
-        <w:t xml:space="preserve"> serviciu intern de calcul (</w:t>
+        <w:t xml:space="preserve"> serviciu de calcul (</w:t>
       </w:r>
       <w:r>
         <w:rPr>
@@ -14929,7 +15028,25 @@
           <w:szCs w:val="24"/>
           <w:lang w:eastAsia="en-GB"/>
         </w:rPr>
-        <w:t>) care iterează prin datele anuale și generează automat KPI-urile financiari complecși (ROA, ROE, Marja de profit, Ratele de creștere YoY).</w:t>
+        <w:t>) care iterează prin datele anuale și generea</w:t>
+      </w:r>
+      <w:r>
+        <w:rPr>
+          <w:rFonts w:ascii="Times New Roman" w:eastAsia="Times New Roman" w:hAnsi="Times New Roman" w:cs="Times New Roman"/>
+          <w:sz w:val="24"/>
+          <w:szCs w:val="24"/>
+          <w:lang w:eastAsia="en-GB"/>
+        </w:rPr>
+        <w:t xml:space="preserve">ză automat KPI-urile financiare </w:t>
+      </w:r>
+      <w:r>
+        <w:rPr>
+          <w:rFonts w:ascii="Times New Roman" w:eastAsia="Times New Roman" w:hAnsi="Times New Roman" w:cs="Times New Roman"/>
+          <w:sz w:val="24"/>
+          <w:szCs w:val="24"/>
+          <w:lang w:eastAsia="en-GB"/>
+        </w:rPr>
+        <w:t>(ROA, ROE, Marja de profit, Ratele de creștere YoY).</w:t>
       </w:r>
     </w:p>
     <w:p>
@@ -14973,7 +15090,25 @@
           <w:szCs w:val="24"/>
           <w:lang w:eastAsia="en-GB"/>
         </w:rPr>
-        <w:t xml:space="preserve">La finalizarea cu succes a procesului de sistem, utilizatorul </w:t>
+        <w:t xml:space="preserve">La finalizarea </w:t>
+      </w:r>
+      <w:r>
+        <w:rPr>
+          <w:rFonts w:ascii="Times New Roman" w:eastAsia="Times New Roman" w:hAnsi="Times New Roman" w:cs="Times New Roman"/>
+          <w:sz w:val="24"/>
+          <w:szCs w:val="24"/>
+          <w:lang w:eastAsia="en-GB"/>
+        </w:rPr>
+        <w:t>cu succes a procesului</w:t>
+      </w:r>
+      <w:r>
+        <w:rPr>
+          <w:rFonts w:ascii="Times New Roman" w:eastAsia="Times New Roman" w:hAnsi="Times New Roman" w:cs="Times New Roman"/>
+          <w:sz w:val="24"/>
+          <w:szCs w:val="24"/>
+          <w:lang w:eastAsia="en-GB"/>
+        </w:rPr>
+        <w:t xml:space="preserve">, utilizatorul </w:t>
       </w:r>
       <w:proofErr w:type="gramStart"/>
       <w:r>
@@ -14994,28 +15129,6 @@
           <w:lang w:eastAsia="en-GB"/>
         </w:rPr>
         <w:t xml:space="preserve"> redirecționat către Dashboard, unde va putea explora graficele și rapoartele vizuale generate pe baza datelor tocmai procesate.</w:t>
-      </w:r>
-    </w:p>
-    <w:p>
-      <w:pPr>
-        <w:spacing w:after="0" w:line="240" w:lineRule="auto"/>
-        <w:rPr>
-          <w:rFonts w:ascii="Times New Roman" w:eastAsia="Times New Roman" w:hAnsi="Times New Roman" w:cs="Times New Roman"/>
-          <w:sz w:val="24"/>
-          <w:szCs w:val="24"/>
-          <w:lang w:eastAsia="en-GB"/>
-        </w:rPr>
-      </w:pPr>
-      <w:r>
-        <w:rPr>
-          <w:rFonts w:ascii="Times New Roman" w:eastAsia="Times New Roman" w:hAnsi="Times New Roman" w:cs="Times New Roman"/>
-          <w:sz w:val="24"/>
-          <w:szCs w:val="24"/>
-          <w:lang w:eastAsia="en-GB"/>
-        </w:rPr>
-        <w:pict>
-          <v:rect id="_x0000_i1025" style="width:0;height:1.5pt" o:hralign="center" o:hrstd="t" o:hr="t" fillcolor="#a0a0a0" stroked="f"/>
-        </w:pict>
       </w:r>
     </w:p>
     <w:p>
@@ -15060,7 +15173,7 @@
           <w:szCs w:val="27"/>
           <w:lang w:eastAsia="en-GB"/>
         </w:rPr>
-        <w:t>) Adăugarea excepțiilor și compensărilor (Tratarea erorilor în BPMN)</w:t>
+        <w:t xml:space="preserve">) Adăugarea excepțiilor </w:t>
       </w:r>
     </w:p>
     <w:p>
@@ -15073,6 +15186,7 @@
           <w:lang w:eastAsia="en-GB"/>
         </w:rPr>
       </w:pPr>
+      <w:proofErr w:type="gramStart"/>
       <w:r>
         <w:rPr>
           <w:rFonts w:ascii="Times New Roman" w:eastAsia="Times New Roman" w:hAnsi="Times New Roman" w:cs="Times New Roman"/>
@@ -15080,8 +15194,18 @@
           <w:szCs w:val="24"/>
           <w:lang w:eastAsia="en-GB"/>
         </w:rPr>
-        <w:t>Diferențe față de fluxul anterior: Ne concentrăm pe documentarea procedurilor de tratare a finalurilor nesatisfăcătoare, erorilor de date și acțiunilor de anulare (rollback) în timpul ingestiei și calculului.</w:t>
-      </w:r>
+        <w:t>Diferențe față de fluxul anterior</w:t>
+      </w:r>
+      <w:r>
+        <w:rPr>
+          <w:rFonts w:ascii="Times New Roman" w:eastAsia="Times New Roman" w:hAnsi="Times New Roman" w:cs="Times New Roman"/>
+          <w:sz w:val="24"/>
+          <w:szCs w:val="24"/>
+          <w:lang w:eastAsia="en-GB"/>
+        </w:rPr>
+        <w:t>.</w:t>
+      </w:r>
+      <w:proofErr w:type="gramEnd"/>
     </w:p>
     <w:p>
       <w:pPr>
@@ -15367,32 +15491,10 @@
           <w:szCs w:val="24"/>
           <w:lang w:eastAsia="en-GB"/>
         </w:rPr>
-        <w:t>3. Eroare de sistem la salvare (Final cu compensare / Rollback):</w:t>
-      </w:r>
-      <w:r>
-        <w:rPr>
-          <w:rFonts w:ascii="Times New Roman" w:eastAsia="Times New Roman" w:hAnsi="Times New Roman" w:cs="Times New Roman"/>
-          <w:sz w:val="24"/>
-          <w:szCs w:val="24"/>
-          <w:lang w:eastAsia="en-GB"/>
-        </w:rPr>
-        <w:t xml:space="preserve"> Calculele s-au efectuat cu succes, dar în momentul în care sistemul încearcă să salveze cele 10 rapoarte anuale în baza de date, conexiunea la serverul SQL pică sau se salvează doar primele 5 rânduri.</w:t>
-      </w:r>
-    </w:p>
-    <w:p>
-      <w:pPr>
-        <w:numPr>
-          <w:ilvl w:val="0"/>
-          <w:numId w:val="14"/>
-        </w:numPr>
-        <w:spacing w:before="100" w:beforeAutospacing="1" w:after="100" w:afterAutospacing="1" w:line="240" w:lineRule="auto"/>
-        <w:rPr>
-          <w:rFonts w:ascii="Times New Roman" w:eastAsia="Times New Roman" w:hAnsi="Times New Roman" w:cs="Times New Roman"/>
-          <w:sz w:val="24"/>
-          <w:szCs w:val="24"/>
-          <w:lang w:eastAsia="en-GB"/>
-        </w:rPr>
-      </w:pPr>
+        <w:t>3</w:t>
+      </w:r>
+      <w:bookmarkStart w:id="0" w:name="_GoBack"/>
+      <w:bookmarkEnd w:id="0"/>
       <w:r>
         <w:rPr>
           <w:rFonts w:ascii="Times New Roman" w:eastAsia="Times New Roman" w:hAnsi="Times New Roman" w:cs="Times New Roman"/>
@@ -15401,76 +15503,7 @@
           <w:szCs w:val="24"/>
           <w:lang w:eastAsia="en-GB"/>
         </w:rPr>
-        <w:t>Compensare:</w:t>
-      </w:r>
-      <w:r>
-        <w:rPr>
-          <w:rFonts w:ascii="Times New Roman" w:eastAsia="Times New Roman" w:hAnsi="Times New Roman" w:cs="Times New Roman"/>
-          <w:sz w:val="24"/>
-          <w:szCs w:val="24"/>
-          <w:lang w:eastAsia="en-GB"/>
-        </w:rPr>
-        <w:t xml:space="preserve"> Sistemul detectează tranzacția eșuată și declanșează automat acțiunea de anulare (Rollback). Toate rândurile parțial salvate asociate acelui </w:t>
-      </w:r>
-      <w:r>
-        <w:rPr>
-          <w:rFonts w:ascii="Courier New" w:eastAsia="Times New Roman" w:hAnsi="Courier New" w:cs="Courier New"/>
-          <w:sz w:val="20"/>
-          <w:szCs w:val="20"/>
-          <w:lang w:eastAsia="en-GB"/>
-        </w:rPr>
-        <w:t>ImportId</w:t>
-      </w:r>
-      <w:r>
-        <w:rPr>
-          <w:rFonts w:ascii="Times New Roman" w:eastAsia="Times New Roman" w:hAnsi="Times New Roman" w:cs="Times New Roman"/>
-          <w:sz w:val="24"/>
-          <w:szCs w:val="24"/>
-          <w:lang w:eastAsia="en-GB"/>
-        </w:rPr>
-        <w:t xml:space="preserve"> sunt șterse din baza de date pentru a preveni coruperea analizelor viitoare. Utilizatorul </w:t>
-      </w:r>
-      <w:proofErr w:type="gramStart"/>
-      <w:r>
-        <w:rPr>
-          <w:rFonts w:ascii="Times New Roman" w:eastAsia="Times New Roman" w:hAnsi="Times New Roman" w:cs="Times New Roman"/>
-          <w:sz w:val="24"/>
-          <w:szCs w:val="24"/>
-          <w:lang w:eastAsia="en-GB"/>
-        </w:rPr>
-        <w:t>este</w:t>
-      </w:r>
-      <w:proofErr w:type="gramEnd"/>
-      <w:r>
-        <w:rPr>
-          <w:rFonts w:ascii="Times New Roman" w:eastAsia="Times New Roman" w:hAnsi="Times New Roman" w:cs="Times New Roman"/>
-          <w:sz w:val="24"/>
-          <w:szCs w:val="24"/>
-          <w:lang w:eastAsia="en-GB"/>
-        </w:rPr>
-        <w:t xml:space="preserve"> notificat că importul a eșuat din motive tehnice și este rugat să reîncerce.</w:t>
-      </w:r>
-    </w:p>
-    <w:p>
-      <w:pPr>
-        <w:spacing w:before="100" w:beforeAutospacing="1" w:after="100" w:afterAutospacing="1" w:line="240" w:lineRule="auto"/>
-        <w:rPr>
-          <w:rFonts w:ascii="Times New Roman" w:eastAsia="Times New Roman" w:hAnsi="Times New Roman" w:cs="Times New Roman"/>
-          <w:sz w:val="24"/>
-          <w:szCs w:val="24"/>
-          <w:lang w:eastAsia="en-GB"/>
-        </w:rPr>
-      </w:pPr>
-      <w:r>
-        <w:rPr>
-          <w:rFonts w:ascii="Times New Roman" w:eastAsia="Times New Roman" w:hAnsi="Times New Roman" w:cs="Times New Roman"/>
-          <w:bCs/>
-          <w:sz w:val="24"/>
-          <w:szCs w:val="24"/>
-          <w:lang w:eastAsia="en-GB"/>
-        </w:rPr>
-        <w:lastRenderedPageBreak/>
-        <w:t>4. Renunțarea utilizatorului (Final nesatisfăcător cu curățare):</w:t>
+        <w:t>. Renunțarea utilizatorului (Final nesatisfăcător cu curățare):</w:t>
       </w:r>
       <w:r>
         <w:rPr>

--- a/SolomonLorena_ProgresDemo2.docx
+++ b/SolomonLorena_ProgresDemo2.docx
@@ -184,7 +184,7 @@
           <w:lang w:eastAsia="en-GB"/>
         </w:rPr>
         <w:drawing>
-          <wp:inline distT="0" distB="0" distL="0" distR="0" wp14:anchorId="7E1DAE3E" wp14:editId="02770BF2">
+          <wp:inline distT="0" distB="0" distL="0" distR="0" wp14:anchorId="7F1E5171" wp14:editId="4927483F">
             <wp:extent cx="5731510" cy="2427931"/>
             <wp:effectExtent l="0" t="0" r="2540" b="0"/>
             <wp:docPr id="3" name="Picture 3"/>
@@ -8100,6 +8100,128 @@
     <w:p>
       <w:r>
         <w:rPr>
+          <w:rFonts w:ascii="Times New Roman" w:hAnsi="Times New Roman" w:cs="Times New Roman"/>
+          <w:noProof/>
+          <w:sz w:val="28"/>
+          <w:lang w:eastAsia="en-GB"/>
+        </w:rPr>
+        <mc:AlternateContent>
+          <mc:Choice Requires="wps">
+            <w:drawing>
+              <wp:anchor distT="0" distB="0" distL="114300" distR="114300" simplePos="0" relativeHeight="251659264" behindDoc="0" locked="0" layoutInCell="1" allowOverlap="1" wp14:anchorId="5670E838" wp14:editId="44897D6B">
+                <wp:simplePos x="0" y="0"/>
+                <wp:positionH relativeFrom="column">
+                  <wp:posOffset>4032250</wp:posOffset>
+                </wp:positionH>
+                <wp:positionV relativeFrom="paragraph">
+                  <wp:posOffset>1704975</wp:posOffset>
+                </wp:positionV>
+                <wp:extent cx="2374265" cy="1403985"/>
+                <wp:effectExtent l="0" t="0" r="12700" b="11430"/>
+                <wp:wrapNone/>
+                <wp:docPr id="307" name="Text Box 2"/>
+                <wp:cNvGraphicFramePr>
+                  <a:graphicFrameLocks xmlns:a="http://schemas.openxmlformats.org/drawingml/2006/main"/>
+                </wp:cNvGraphicFramePr>
+                <a:graphic xmlns:a="http://schemas.openxmlformats.org/drawingml/2006/main">
+                  <a:graphicData uri="http://schemas.microsoft.com/office/word/2010/wordprocessingShape">
+                    <wps:wsp>
+                      <wps:cNvSpPr txBox="1">
+                        <a:spLocks noChangeArrowheads="1"/>
+                      </wps:cNvSpPr>
+                      <wps:spPr bwMode="auto">
+                        <a:xfrm>
+                          <a:off x="0" y="0"/>
+                          <a:ext cx="2374265" cy="1403985"/>
+                        </a:xfrm>
+                        <a:prstGeom prst="rect">
+                          <a:avLst/>
+                        </a:prstGeom>
+                        <a:solidFill>
+                          <a:srgbClr val="FFFFFF"/>
+                        </a:solidFill>
+                        <a:ln w="9525">
+                          <a:solidFill>
+                            <a:srgbClr val="000000"/>
+                          </a:solidFill>
+                          <a:miter lim="800000"/>
+                          <a:headEnd/>
+                          <a:tailEnd/>
+                        </a:ln>
+                      </wps:spPr>
+                      <wps:txbx>
+                        <w:txbxContent>
+                          <w:p>
+                            <w:r>
+                              <w:t>Tabela YFR contine atat date citite din csv cat si indicia calculate – arhitevtura OLAP, totul la un loc pt access facil -&gt; [ignore] in model pentru citire csvhelper</w:t>
+                            </w:r>
+                          </w:p>
+                          <w:p>
+                            <w:hyperlink r:id="rId18" w:history="1">
+                              <w:r>
+                                <w:rPr>
+                                  <w:rStyle w:val="Hyperlink"/>
+                                </w:rPr>
+                                <w:t>https://www.tinybird.co/blog/best-database-for-olap</w:t>
+                              </w:r>
+                            </w:hyperlink>
+                            <w:r>
+                              <w:t xml:space="preserve"> </w:t>
+                            </w:r>
+                          </w:p>
+                        </w:txbxContent>
+                      </wps:txbx>
+                      <wps:bodyPr rot="0" vert="horz" wrap="square" lIns="91440" tIns="45720" rIns="91440" bIns="45720" anchor="t" anchorCtr="0">
+                        <a:spAutoFit/>
+                      </wps:bodyPr>
+                    </wps:wsp>
+                  </a:graphicData>
+                </a:graphic>
+                <wp14:sizeRelH relativeFrom="margin">
+                  <wp14:pctWidth>40000</wp14:pctWidth>
+                </wp14:sizeRelH>
+                <wp14:sizeRelV relativeFrom="margin">
+                  <wp14:pctHeight>20000</wp14:pctHeight>
+                </wp14:sizeRelV>
+              </wp:anchor>
+            </w:drawing>
+          </mc:Choice>
+          <mc:Fallback>
+            <w:pict>
+              <v:shapetype id="_x0000_t202" coordsize="21600,21600" o:spt="202" path="m,l,21600r21600,l21600,xe">
+                <v:stroke joinstyle="miter"/>
+                <v:path gradientshapeok="t" o:connecttype="rect"/>
+              </v:shapetype>
+              <v:shape id="Text Box 2" o:spid="_x0000_s1026" type="#_x0000_t202" style="position:absolute;margin-left:317.5pt;margin-top:134.25pt;width:186.95pt;height:110.55pt;z-index:251659264;visibility:visible;mso-wrap-style:square;mso-width-percent:400;mso-height-percent:200;mso-wrap-distance-left:9pt;mso-wrap-distance-top:0;mso-wrap-distance-right:9pt;mso-wrap-distance-bottom:0;mso-position-horizontal:absolute;mso-position-horizontal-relative:text;mso-position-vertical:absolute;mso-position-vertical-relative:text;mso-width-percent:400;mso-height-percent:200;mso-width-relative:margin;mso-height-relative:margin;v-text-anchor:top" o:gfxdata="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">
+                <v:textbox style="mso-fit-shape-to-text:t">
+                  <w:txbxContent>
+                    <w:p>
+                      <w:r>
+                        <w:t>Tabela YFR contine atat date citite din csv cat si indicia calculate – arhitevtura OLAP, totul la un loc pt access facil -&gt; [ignore] in model pentru citire csvhelper</w:t>
+                      </w:r>
+                    </w:p>
+                    <w:p>
+                      <w:hyperlink r:id="rId19" w:history="1">
+                        <w:r>
+                          <w:rPr>
+                            <w:rStyle w:val="Hyperlink"/>
+                          </w:rPr>
+                          <w:t>https://www.tinybird.co/blog/best-database-for-olap</w:t>
+                        </w:r>
+                      </w:hyperlink>
+                      <w:r>
+                        <w:t xml:space="preserve"> </w:t>
+                      </w:r>
+                    </w:p>
+                  </w:txbxContent>
+                </v:textbox>
+              </v:shape>
+            </w:pict>
+          </mc:Fallback>
+        </mc:AlternateContent>
+      </w:r>
+      <w:r>
+        <w:rPr>
           <w:noProof/>
           <w:lang w:eastAsia="en-GB"/>
         </w:rPr>
@@ -8119,7 +8241,7 @@
                     <pic:cNvPicPr/>
                   </pic:nvPicPr>
                   <pic:blipFill>
-                    <a:blip r:embed="rId18"/>
+                    <a:blip r:embed="rId20"/>
                     <a:stretch>
                       <a:fillRect/>
                     </a:stretch>
@@ -12761,6 +12883,19 @@
     </w:p>
     <w:p>
       <w:pPr>
+        <w:rPr>
+          <w:lang w:eastAsia="en-GB"/>
+        </w:rPr>
+      </w:pPr>
+      <w:r>
+        <w:rPr>
+          <w:lang w:eastAsia="en-GB"/>
+        </w:rPr>
+        <w:t xml:space="preserve">Model OLAP </w:t>
+      </w:r>
+    </w:p>
+    <w:p>
+      <w:pPr>
         <w:spacing w:after="0" w:line="240" w:lineRule="auto"/>
         <w:rPr>
           <w:rFonts w:ascii="Times New Roman" w:eastAsia="Times New Roman" w:hAnsi="Times New Roman" w:cs="Times New Roman"/>
@@ -12982,6 +13117,7 @@
           <w:szCs w:val="24"/>
           <w:lang w:eastAsia="en-GB"/>
         </w:rPr>
+        <w:lastRenderedPageBreak/>
         <w:t xml:space="preserve">CheltuieliAvans – decimal, [0, max] </w:t>
       </w:r>
     </w:p>
@@ -13022,7 +13158,6 @@
           <w:szCs w:val="24"/>
           <w:lang w:eastAsia="en-GB"/>
         </w:rPr>
-        <w:lastRenderedPageBreak/>
         <w:t xml:space="preserve">VenituriAvans – decimal, [0, max] </w:t>
       </w:r>
     </w:p>
@@ -13780,7 +13915,7 @@
         </w:rPr>
         <w:t xml:space="preserve">)] procent </w:t>
       </w:r>
-      <w:hyperlink r:id="rId19" w:history="1">
+      <w:hyperlink r:id="rId21" w:history="1">
         <w:r>
           <w:rPr>
             <w:rStyle w:val="Hyperlink"/>
@@ -13940,7 +14075,7 @@
         </w:rPr>
         <w:t xml:space="preserve"> </w:t>
       </w:r>
-      <w:hyperlink r:id="rId20" w:history="1">
+      <w:hyperlink r:id="rId22" w:history="1">
         <w:r>
           <w:rPr>
             <w:rStyle w:val="Hyperlink"/>
@@ -14024,6 +14159,7 @@
           <w:sz w:val="28"/>
           <w:lang w:eastAsia="en-GB"/>
         </w:rPr>
+        <w:lastRenderedPageBreak/>
         <w:drawing>
           <wp:inline distT="0" distB="0" distL="0" distR="0" wp14:anchorId="671899EF" wp14:editId="35D65937">
             <wp:extent cx="2424545" cy="2126878"/>
@@ -14040,7 +14176,7 @@
                     <pic:cNvPicPr/>
                   </pic:nvPicPr>
                   <pic:blipFill>
-                    <a:blip r:embed="rId21"/>
+                    <a:blip r:embed="rId23"/>
                     <a:stretch>
                       <a:fillRect/>
                     </a:stretch>
@@ -14086,127 +14222,79 @@
     </w:p>
     <w:p>
       <w:pPr>
-        <w:spacing w:after="0" w:line="240" w:lineRule="auto"/>
+        <w:pStyle w:val="Heading1"/>
+      </w:pPr>
+      <w:r>
+        <w:t xml:space="preserve">Import/Create.Cshtml.cs </w:t>
+      </w:r>
+    </w:p>
+    <w:p>
+      <w:pPr>
         <w:rPr>
           <w:rFonts w:ascii="Times New Roman" w:hAnsi="Times New Roman" w:cs="Times New Roman"/>
           <w:sz w:val="28"/>
-        </w:rPr>
-      </w:pPr>
-      <w:r>
+          <w:szCs w:val="28"/>
+        </w:rPr>
+      </w:pPr>
+    </w:p>
+    <w:p>
+      <w:pPr>
+        <w:spacing w:after="0" w:line="240" w:lineRule="auto"/>
         <w:rPr>
           <w:rFonts w:ascii="Times New Roman" w:hAnsi="Times New Roman" w:cs="Times New Roman"/>
           <w:sz w:val="28"/>
         </w:rPr>
-        <w:lastRenderedPageBreak/>
-        <w:t>DOCUMENTATIE</w:t>
-      </w:r>
-      <w:r>
+      </w:pPr>
+    </w:p>
+    <w:p>
+      <w:pPr>
+        <w:pStyle w:val="Heading1"/>
+      </w:pPr>
+      <w:r>
+        <w:t>Folder Services</w:t>
+      </w:r>
+    </w:p>
+    <w:p>
+      <w:pPr>
+        <w:spacing w:after="0" w:line="240" w:lineRule="auto"/>
         <w:rPr>
           <w:rFonts w:ascii="Times New Roman" w:hAnsi="Times New Roman" w:cs="Times New Roman"/>
           <w:sz w:val="28"/>
         </w:rPr>
-        <w:t xml:space="preserve"> !</w:t>
-      </w:r>
-    </w:p>
-    <w:p>
-      <w:pPr>
-        <w:spacing w:after="0" w:line="240" w:lineRule="auto"/>
+      </w:pPr>
+      <w:r>
         <w:rPr>
           <w:rFonts w:ascii="Times New Roman" w:hAnsi="Times New Roman" w:cs="Times New Roman"/>
           <w:sz w:val="28"/>
         </w:rPr>
-      </w:pPr>
-      <w:r>
+        <w:t>ICalculatorService: interfata</w:t>
+      </w:r>
+    </w:p>
+    <w:p>
+      <w:pPr>
+        <w:spacing w:after="0" w:line="240" w:lineRule="auto"/>
         <w:rPr>
           <w:rFonts w:ascii="Times New Roman" w:hAnsi="Times New Roman" w:cs="Times New Roman"/>
           <w:sz w:val="28"/>
         </w:rPr>
-        <w:t>IMPORT/CREATE.CSHTML.CS – PRELUAT DATE SI SALVAT IN YFR</w:t>
-      </w:r>
-    </w:p>
-    <w:p>
-      <w:pPr>
-        <w:spacing w:after="0" w:line="240" w:lineRule="auto"/>
+      </w:pPr>
+      <w:proofErr w:type="gramStart"/>
+      <w:r>
         <w:rPr>
           <w:rFonts w:ascii="Times New Roman" w:hAnsi="Times New Roman" w:cs="Times New Roman"/>
           <w:sz w:val="28"/>
         </w:rPr>
-      </w:pPr>
-    </w:p>
-    <w:p>
-      <w:pPr>
-        <w:spacing w:after="0" w:line="240" w:lineRule="auto"/>
+        <w:t>Contine semnatura metodei CalculateKpi, vizibila pentru dependency injection in controllers.</w:t>
+      </w:r>
+      <w:proofErr w:type="gramEnd"/>
+      <w:r>
         <w:rPr>
           <w:rFonts w:ascii="Times New Roman" w:hAnsi="Times New Roman" w:cs="Times New Roman"/>
           <w:sz w:val="28"/>
         </w:rPr>
-      </w:pPr>
-      <w:r>
-        <w:rPr>
-          <w:rFonts w:ascii="Times New Roman" w:hAnsi="Times New Roman" w:cs="Times New Roman"/>
-          <w:sz w:val="28"/>
-        </w:rPr>
-        <w:t>CALCULATORSERVICE</w:t>
-      </w:r>
-    </w:p>
-    <w:p>
-      <w:pPr>
-        <w:spacing w:after="0" w:line="240" w:lineRule="auto"/>
-        <w:rPr>
-          <w:rFonts w:ascii="Times New Roman" w:hAnsi="Times New Roman" w:cs="Times New Roman"/>
-          <w:sz w:val="28"/>
-        </w:rPr>
-      </w:pPr>
-    </w:p>
-    <w:p>
-      <w:pPr>
-        <w:pStyle w:val="Heading1"/>
-      </w:pPr>
-      <w:r>
-        <w:t>Folder Services</w:t>
-      </w:r>
-    </w:p>
-    <w:p>
-      <w:pPr>
-        <w:spacing w:after="0" w:line="240" w:lineRule="auto"/>
-        <w:rPr>
-          <w:rFonts w:ascii="Times New Roman" w:hAnsi="Times New Roman" w:cs="Times New Roman"/>
-          <w:sz w:val="28"/>
-        </w:rPr>
-      </w:pPr>
-      <w:r>
-        <w:rPr>
-          <w:rFonts w:ascii="Times New Roman" w:hAnsi="Times New Roman" w:cs="Times New Roman"/>
-          <w:sz w:val="28"/>
-        </w:rPr>
-        <w:t>ICalculatorService: interfata</w:t>
-      </w:r>
-    </w:p>
-    <w:p>
-      <w:pPr>
-        <w:spacing w:after="0" w:line="240" w:lineRule="auto"/>
-        <w:rPr>
-          <w:rFonts w:ascii="Times New Roman" w:hAnsi="Times New Roman" w:cs="Times New Roman"/>
-          <w:sz w:val="28"/>
-        </w:rPr>
-      </w:pPr>
-      <w:proofErr w:type="gramStart"/>
-      <w:r>
-        <w:rPr>
-          <w:rFonts w:ascii="Times New Roman" w:hAnsi="Times New Roman" w:cs="Times New Roman"/>
-          <w:sz w:val="28"/>
-        </w:rPr>
-        <w:t>Contine semnatura metodei CalculateKpi, vizibila pentru dependency injection in controllers.</w:t>
-      </w:r>
-      <w:proofErr w:type="gramEnd"/>
-      <w:r>
-        <w:rPr>
-          <w:rFonts w:ascii="Times New Roman" w:hAnsi="Times New Roman" w:cs="Times New Roman"/>
-          <w:sz w:val="28"/>
-        </w:rPr>
         <w:t xml:space="preserve"> </w:t>
       </w:r>
-      <w:hyperlink r:id="rId22" w:history="1">
+      <w:hyperlink r:id="rId24" w:history="1">
         <w:r>
           <w:rPr>
             <w:rStyle w:val="Hyperlink"/>
@@ -14351,7 +14439,7 @@
         </w:rPr>
         <w:t xml:space="preserve"> </w:t>
       </w:r>
-      <w:hyperlink r:id="rId23" w:history="1">
+      <w:hyperlink r:id="rId25" w:history="1">
         <w:r>
           <w:rPr>
             <w:rStyle w:val="Hyperlink"/>
@@ -14642,7 +14730,17 @@
           <w:szCs w:val="24"/>
           <w:lang w:eastAsia="en-GB"/>
         </w:rPr>
-        <w:t xml:space="preserve"> se autentifice (Login). Introduce datele, iar sistemul validează credențialele. Dacă sunt greșite, avem o structură iterativă în care i se cere reintroducerea datelor până la succes sau până la resetarea parolei. La o autentificare reușită, utilizatorul </w:t>
+        <w:t xml:space="preserve"> se autentifice (Login). Introduce datele, iar sistemul validează credențialele. Dacă sunt greșite, avem o structură iterativă în care i se cere reintroducerea datelor până la succes sau până la resetarea parolei. La o autentificare </w:t>
+      </w:r>
+      <w:r>
+        <w:rPr>
+          <w:rFonts w:ascii="Times New Roman" w:eastAsia="Times New Roman" w:hAnsi="Times New Roman" w:cs="Times New Roman"/>
+          <w:sz w:val="24"/>
+          <w:szCs w:val="24"/>
+          <w:lang w:eastAsia="en-GB"/>
+        </w:rPr>
+        <w:lastRenderedPageBreak/>
+        <w:t xml:space="preserve">reușită, utilizatorul </w:t>
       </w:r>
       <w:proofErr w:type="gramStart"/>
       <w:r>
@@ -14923,7 +15021,6 @@
           <w:szCs w:val="24"/>
           <w:lang w:eastAsia="en-GB"/>
         </w:rPr>
-        <w:lastRenderedPageBreak/>
         <w:t>Citește și validează structura fișierului.</w:t>
       </w:r>
     </w:p>
@@ -15493,8 +15590,6 @@
         </w:rPr>
         <w:t>3</w:t>
       </w:r>
-      <w:bookmarkStart w:id="0" w:name="_GoBack"/>
-      <w:bookmarkEnd w:id="0"/>
       <w:r>
         <w:rPr>
           <w:rFonts w:ascii="Times New Roman" w:eastAsia="Times New Roman" w:hAnsi="Times New Roman" w:cs="Times New Roman"/>
@@ -15557,6 +15652,7 @@
           <w:szCs w:val="24"/>
           <w:lang w:eastAsia="en-GB"/>
         </w:rPr>
+        <w:lastRenderedPageBreak/>
         <w:t>Tratare / Mentenanță:</w:t>
       </w:r>
       <w:r>
@@ -15591,12 +15687,1033 @@
     </w:p>
     <w:p>
       <w:pPr>
+        <w:spacing w:before="100" w:beforeAutospacing="1" w:after="100" w:afterAutospacing="1" w:line="240" w:lineRule="auto"/>
+        <w:rPr>
+          <w:rFonts w:ascii="Times New Roman" w:eastAsia="Times New Roman" w:hAnsi="Times New Roman" w:cs="Times New Roman"/>
+          <w:sz w:val="24"/>
+          <w:szCs w:val="24"/>
+          <w:lang w:eastAsia="en-GB"/>
+        </w:rPr>
+      </w:pPr>
+    </w:p>
+    <w:p>
+      <w:pPr>
+        <w:pStyle w:val="Heading1"/>
+        <w:rPr>
+          <w:rFonts w:eastAsia="Times New Roman"/>
+          <w:lang w:eastAsia="en-GB"/>
+        </w:rPr>
+      </w:pPr>
+      <w:r>
+        <w:rPr>
+          <w:rFonts w:eastAsia="Times New Roman"/>
+          <w:lang w:eastAsia="en-GB"/>
+        </w:rPr>
+        <w:t>Debug submit crash</w:t>
+      </w:r>
+    </w:p>
+    <w:p>
+      <w:pPr>
         <w:rPr>
           <w:rFonts w:ascii="Times New Roman" w:hAnsi="Times New Roman" w:cs="Times New Roman"/>
           <w:sz w:val="28"/>
           <w:szCs w:val="28"/>
         </w:rPr>
       </w:pPr>
+      <w:r>
+        <w:rPr>
+          <w:rFonts w:ascii="Times New Roman" w:hAnsi="Times New Roman" w:cs="Times New Roman"/>
+          <w:sz w:val="28"/>
+          <w:szCs w:val="28"/>
+        </w:rPr>
+        <w:t>Crash incarcat fisier fara submit</w:t>
+      </w:r>
+    </w:p>
+    <w:p>
+      <w:pPr>
+        <w:rPr>
+          <w:rFonts w:ascii="Times New Roman" w:hAnsi="Times New Roman" w:cs="Times New Roman"/>
+          <w:sz w:val="28"/>
+          <w:szCs w:val="28"/>
+        </w:rPr>
+      </w:pPr>
+      <w:r>
+        <w:rPr>
+          <w:rFonts w:ascii="Times New Roman" w:hAnsi="Times New Roman" w:cs="Times New Roman"/>
+          <w:noProof/>
+          <w:sz w:val="28"/>
+          <w:szCs w:val="28"/>
+          <w:lang w:eastAsia="en-GB"/>
+        </w:rPr>
+        <w:drawing>
+          <wp:inline distT="0" distB="0" distL="0" distR="0">
+            <wp:extent cx="5731510" cy="3364865"/>
+            <wp:effectExtent l="0" t="0" r="2540" b="6985"/>
+            <wp:docPr id="7" name="Picture 7"/>
+            <wp:cNvGraphicFramePr>
+              <a:graphicFrameLocks xmlns:a="http://schemas.openxmlformats.org/drawingml/2006/main" noChangeAspect="1"/>
+            </wp:cNvGraphicFramePr>
+            <a:graphic xmlns:a="http://schemas.openxmlformats.org/drawingml/2006/main">
+              <a:graphicData uri="http://schemas.openxmlformats.org/drawingml/2006/picture">
+                <pic:pic xmlns:pic="http://schemas.openxmlformats.org/drawingml/2006/picture">
+                  <pic:nvPicPr>
+                    <pic:cNvPr id="0" name="Screenshot 2026-03-08 172407.png"/>
+                    <pic:cNvPicPr/>
+                  </pic:nvPicPr>
+                  <pic:blipFill>
+                    <a:blip r:embed="rId26">
+                      <a:extLst>
+                        <a:ext uri="{28A0092B-C50C-407E-A947-70E740481C1C}">
+                          <a14:useLocalDpi xmlns:a14="http://schemas.microsoft.com/office/drawing/2010/main" val="0"/>
+                        </a:ext>
+                      </a:extLst>
+                    </a:blip>
+                    <a:stretch>
+                      <a:fillRect/>
+                    </a:stretch>
+                  </pic:blipFill>
+                  <pic:spPr>
+                    <a:xfrm>
+                      <a:off x="0" y="0"/>
+                      <a:ext cx="5731510" cy="3364865"/>
+                    </a:xfrm>
+                    <a:prstGeom prst="rect">
+                      <a:avLst/>
+                    </a:prstGeom>
+                  </pic:spPr>
+                </pic:pic>
+              </a:graphicData>
+            </a:graphic>
+          </wp:inline>
+        </w:drawing>
+      </w:r>
+    </w:p>
+    <w:p>
+      <w:pPr>
+        <w:rPr>
+          <w:rFonts w:ascii="Times New Roman" w:hAnsi="Times New Roman" w:cs="Times New Roman"/>
+          <w:sz w:val="28"/>
+          <w:szCs w:val="28"/>
+        </w:rPr>
+      </w:pPr>
+      <w:r>
+        <w:rPr>
+          <w:rFonts w:ascii="Times New Roman" w:hAnsi="Times New Roman" w:cs="Times New Roman"/>
+          <w:sz w:val="28"/>
+          <w:szCs w:val="28"/>
+          <w:highlight w:val="yellow"/>
+        </w:rPr>
+        <w:t>TEMPORAR</w:t>
+      </w:r>
+      <w:r>
+        <w:rPr>
+          <w:rFonts w:ascii="Times New Roman" w:hAnsi="Times New Roman" w:cs="Times New Roman"/>
+          <w:sz w:val="28"/>
+          <w:szCs w:val="28"/>
+        </w:rPr>
+        <w:t xml:space="preserve"> </w:t>
+      </w:r>
+      <w:r>
+        <w:rPr>
+          <w:rFonts w:ascii="Times New Roman" w:hAnsi="Times New Roman" w:cs="Times New Roman"/>
+          <w:sz w:val="28"/>
+          <w:szCs w:val="28"/>
+        </w:rPr>
+        <w:t>Adaugat in model [</w:t>
+      </w:r>
+      <w:proofErr w:type="gramStart"/>
+      <w:r>
+        <w:rPr>
+          <w:rFonts w:ascii="Times New Roman" w:hAnsi="Times New Roman" w:cs="Times New Roman"/>
+          <w:sz w:val="28"/>
+          <w:szCs w:val="28"/>
+        </w:rPr>
+        <w:t>Name(</w:t>
+      </w:r>
+      <w:proofErr w:type="gramEnd"/>
+      <w:r>
+        <w:rPr>
+          <w:rFonts w:ascii="Times New Roman" w:hAnsi="Times New Roman" w:cs="Times New Roman"/>
+          <w:sz w:val="28"/>
+          <w:szCs w:val="28"/>
+        </w:rPr>
+        <w:t>“Nume coloana din csv”)] afferent fiecarei coloane pentru mapping csvhelper.</w:t>
+      </w:r>
+      <w:r>
+        <w:rPr>
+          <w:rFonts w:ascii="Times New Roman" w:hAnsi="Times New Roman" w:cs="Times New Roman"/>
+          <w:sz w:val="28"/>
+          <w:szCs w:val="28"/>
+        </w:rPr>
+        <w:t xml:space="preserve">  Si try-catch import create </w:t>
+      </w:r>
+    </w:p>
+    <w:p>
+      <w:pPr>
+        <w:rPr>
+          <w:rFonts w:ascii="Times New Roman" w:hAnsi="Times New Roman" w:cs="Times New Roman"/>
+          <w:sz w:val="28"/>
+          <w:szCs w:val="28"/>
+        </w:rPr>
+      </w:pPr>
+      <w:hyperlink r:id="rId27" w:history="1">
+        <w:r>
+          <w:rPr>
+            <w:rStyle w:val="Hyperlink"/>
+            <w:rFonts w:ascii="Times New Roman" w:hAnsi="Times New Roman" w:cs="Times New Roman"/>
+            <w:sz w:val="28"/>
+            <w:szCs w:val="28"/>
+          </w:rPr>
+          <w:t>https://joshclose.github.io/CsvHelper/getting-started/</w:t>
+        </w:r>
+      </w:hyperlink>
+      <w:r>
+        <w:rPr>
+          <w:rFonts w:ascii="Times New Roman" w:hAnsi="Times New Roman" w:cs="Times New Roman"/>
+          <w:sz w:val="28"/>
+          <w:szCs w:val="28"/>
+        </w:rPr>
+        <w:t xml:space="preserve"> </w:t>
+      </w:r>
+    </w:p>
+    <w:p>
+      <w:pPr>
+        <w:rPr>
+          <w:rFonts w:ascii="Times New Roman" w:hAnsi="Times New Roman" w:cs="Times New Roman"/>
+          <w:sz w:val="28"/>
+          <w:szCs w:val="28"/>
+        </w:rPr>
+      </w:pPr>
+      <w:r>
+        <w:rPr>
+          <w:rFonts w:ascii="Times New Roman" w:hAnsi="Times New Roman" w:cs="Times New Roman"/>
+          <w:sz w:val="28"/>
+          <w:szCs w:val="28"/>
+        </w:rPr>
+        <w:t>Probleme Hot reload, fisier de incarcat in acelasi folder, Browser Link.</w:t>
+      </w:r>
+    </w:p>
+    <w:p>
+      <w:pPr>
+        <w:rPr>
+          <w:rFonts w:ascii="Consolas" w:hAnsi="Consolas" w:cs="Times New Roman"/>
+          <w:sz w:val="28"/>
+          <w:szCs w:val="28"/>
+        </w:rPr>
+      </w:pPr>
+      <w:r>
+        <w:rPr>
+          <w:rFonts w:ascii="Times New Roman" w:hAnsi="Times New Roman" w:cs="Times New Roman"/>
+          <w:sz w:val="28"/>
+          <w:szCs w:val="28"/>
+        </w:rPr>
+        <w:t xml:space="preserve">Rulat din VS terminal </w:t>
+      </w:r>
+      <w:r>
+        <w:rPr>
+          <w:rFonts w:ascii="Consolas" w:hAnsi="Consolas" w:cs="Times New Roman"/>
+          <w:sz w:val="28"/>
+          <w:szCs w:val="28"/>
+        </w:rPr>
+        <w:t>dotnet run</w:t>
+      </w:r>
+    </w:p>
+    <w:p>
+      <w:pPr>
+        <w:rPr>
+          <w:rFonts w:ascii="Consolas" w:hAnsi="Consolas" w:cs="Times New Roman"/>
+          <w:sz w:val="28"/>
+          <w:szCs w:val="28"/>
+        </w:rPr>
+      </w:pPr>
+      <w:proofErr w:type="gramStart"/>
+      <w:r>
+        <w:rPr>
+          <w:rFonts w:ascii="Consolas" w:hAnsi="Consolas" w:cs="Times New Roman"/>
+          <w:sz w:val="28"/>
+          <w:szCs w:val="28"/>
+        </w:rPr>
+        <w:t>info</w:t>
+      </w:r>
+      <w:proofErr w:type="gramEnd"/>
+      <w:r>
+        <w:rPr>
+          <w:rFonts w:ascii="Consolas" w:hAnsi="Consolas" w:cs="Times New Roman"/>
+          <w:sz w:val="28"/>
+          <w:szCs w:val="28"/>
+        </w:rPr>
+        <w:t>: Microsoft.Hosting.Lifetime[14]</w:t>
+      </w:r>
+    </w:p>
+    <w:p>
+      <w:pPr>
+        <w:rPr>
+          <w:rFonts w:ascii="Consolas" w:hAnsi="Consolas" w:cs="Times New Roman"/>
+          <w:sz w:val="28"/>
+          <w:szCs w:val="28"/>
+        </w:rPr>
+      </w:pPr>
+      <w:r>
+        <w:rPr>
+          <w:rFonts w:ascii="Consolas" w:hAnsi="Consolas" w:cs="Times New Roman"/>
+          <w:sz w:val="28"/>
+          <w:szCs w:val="28"/>
+        </w:rPr>
+        <w:t xml:space="preserve">      Now listening on: http://localhost:5206</w:t>
+      </w:r>
+    </w:p>
+    <w:p>
+      <w:pPr>
+        <w:rPr>
+          <w:rFonts w:ascii="Consolas" w:hAnsi="Consolas" w:cs="Times New Roman"/>
+          <w:sz w:val="28"/>
+          <w:szCs w:val="28"/>
+        </w:rPr>
+      </w:pPr>
+      <w:proofErr w:type="gramStart"/>
+      <w:r>
+        <w:rPr>
+          <w:rFonts w:ascii="Consolas" w:hAnsi="Consolas" w:cs="Times New Roman"/>
+          <w:sz w:val="28"/>
+          <w:szCs w:val="28"/>
+        </w:rPr>
+        <w:t>info</w:t>
+      </w:r>
+      <w:proofErr w:type="gramEnd"/>
+      <w:r>
+        <w:rPr>
+          <w:rFonts w:ascii="Consolas" w:hAnsi="Consolas" w:cs="Times New Roman"/>
+          <w:sz w:val="28"/>
+          <w:szCs w:val="28"/>
+        </w:rPr>
+        <w:t>: Microsoft.Hosting.Lifetime[0]</w:t>
+      </w:r>
+    </w:p>
+    <w:p>
+      <w:pPr>
+        <w:rPr>
+          <w:rFonts w:ascii="Consolas" w:hAnsi="Consolas" w:cs="Times New Roman"/>
+          <w:sz w:val="28"/>
+          <w:szCs w:val="28"/>
+        </w:rPr>
+      </w:pPr>
+      <w:r>
+        <w:rPr>
+          <w:rFonts w:ascii="Consolas" w:hAnsi="Consolas" w:cs="Times New Roman"/>
+          <w:sz w:val="28"/>
+          <w:szCs w:val="28"/>
+        </w:rPr>
+        <w:t xml:space="preserve">      Application started. Press Ctrl+C to shut down.</w:t>
+      </w:r>
+    </w:p>
+    <w:p>
+      <w:pPr>
+        <w:rPr>
+          <w:rFonts w:ascii="Consolas" w:hAnsi="Consolas" w:cs="Times New Roman"/>
+          <w:sz w:val="28"/>
+          <w:szCs w:val="28"/>
+        </w:rPr>
+      </w:pPr>
+      <w:proofErr w:type="gramStart"/>
+      <w:r>
+        <w:rPr>
+          <w:rFonts w:ascii="Consolas" w:hAnsi="Consolas" w:cs="Times New Roman"/>
+          <w:sz w:val="28"/>
+          <w:szCs w:val="28"/>
+        </w:rPr>
+        <w:t>info</w:t>
+      </w:r>
+      <w:proofErr w:type="gramEnd"/>
+      <w:r>
+        <w:rPr>
+          <w:rFonts w:ascii="Consolas" w:hAnsi="Consolas" w:cs="Times New Roman"/>
+          <w:sz w:val="28"/>
+          <w:szCs w:val="28"/>
+        </w:rPr>
+        <w:t>: Microsoft.Hosting.Lifetime[0]</w:t>
+      </w:r>
+    </w:p>
+    <w:p>
+      <w:pPr>
+        <w:rPr>
+          <w:rFonts w:ascii="Consolas" w:hAnsi="Consolas" w:cs="Times New Roman"/>
+          <w:sz w:val="28"/>
+          <w:szCs w:val="28"/>
+        </w:rPr>
+      </w:pPr>
+      <w:r>
+        <w:rPr>
+          <w:rFonts w:ascii="Consolas" w:hAnsi="Consolas" w:cs="Times New Roman"/>
+          <w:sz w:val="28"/>
+          <w:szCs w:val="28"/>
+        </w:rPr>
+        <w:lastRenderedPageBreak/>
+        <w:t xml:space="preserve">      Hosting environment: Development</w:t>
+      </w:r>
+    </w:p>
+    <w:p>
+      <w:pPr>
+        <w:rPr>
+          <w:rFonts w:ascii="Consolas" w:hAnsi="Consolas" w:cs="Times New Roman"/>
+          <w:sz w:val="28"/>
+          <w:szCs w:val="28"/>
+        </w:rPr>
+      </w:pPr>
+      <w:proofErr w:type="gramStart"/>
+      <w:r>
+        <w:rPr>
+          <w:rFonts w:ascii="Consolas" w:hAnsi="Consolas" w:cs="Times New Roman"/>
+          <w:sz w:val="28"/>
+          <w:szCs w:val="28"/>
+        </w:rPr>
+        <w:t>info</w:t>
+      </w:r>
+      <w:proofErr w:type="gramEnd"/>
+      <w:r>
+        <w:rPr>
+          <w:rFonts w:ascii="Consolas" w:hAnsi="Consolas" w:cs="Times New Roman"/>
+          <w:sz w:val="28"/>
+          <w:szCs w:val="28"/>
+        </w:rPr>
+        <w:t>: Microsoft.Hosting.Lifetime[0]</w:t>
+      </w:r>
+    </w:p>
+    <w:p>
+      <w:pPr>
+        <w:rPr>
+          <w:rFonts w:ascii="Times New Roman" w:hAnsi="Times New Roman" w:cs="Times New Roman"/>
+          <w:sz w:val="28"/>
+          <w:szCs w:val="28"/>
+        </w:rPr>
+      </w:pPr>
+      <w:r>
+        <w:rPr>
+          <w:rFonts w:ascii="Consolas" w:hAnsi="Consolas" w:cs="Times New Roman"/>
+          <w:sz w:val="28"/>
+          <w:szCs w:val="28"/>
+        </w:rPr>
+        <w:t xml:space="preserve">      Content root path: C:\Users\Solomon\Documents\Materiale facultate anul 3 </w:t>
+      </w:r>
+      <w:proofErr w:type="gramStart"/>
+      <w:r>
+        <w:rPr>
+          <w:rFonts w:ascii="Consolas" w:hAnsi="Consolas" w:cs="Times New Roman"/>
+          <w:sz w:val="28"/>
+          <w:szCs w:val="28"/>
+        </w:rPr>
+        <w:t>sem</w:t>
+      </w:r>
+      <w:proofErr w:type="gramEnd"/>
+      <w:r>
+        <w:rPr>
+          <w:rFonts w:ascii="Consolas" w:hAnsi="Consolas" w:cs="Times New Roman"/>
+          <w:sz w:val="28"/>
+          <w:szCs w:val="28"/>
+        </w:rPr>
+        <w:t xml:space="preserve"> 2\LICENTA\Demo2_CapitalMarketStory</w:t>
+      </w:r>
+    </w:p>
+    <w:p>
+      <w:pPr>
+        <w:rPr>
+          <w:rFonts w:ascii="Times New Roman" w:hAnsi="Times New Roman" w:cs="Times New Roman"/>
+          <w:sz w:val="28"/>
+          <w:szCs w:val="28"/>
+        </w:rPr>
+      </w:pPr>
+      <w:r>
+        <w:rPr>
+          <w:rFonts w:ascii="Times New Roman" w:hAnsi="Times New Roman" w:cs="Times New Roman"/>
+          <w:sz w:val="28"/>
+          <w:szCs w:val="28"/>
+        </w:rPr>
+        <w:pict>
+          <v:shapetype id="_x0000_t75" coordsize="21600,21600" o:spt="75" o:preferrelative="t" path="m@4@5l@4@11@9@11@9@5xe" filled="f" stroked="f">
+            <v:stroke joinstyle="miter"/>
+            <v:formulas>
+              <v:f eqn="if lineDrawn pixelLineWidth 0"/>
+              <v:f eqn="sum @0 1 0"/>
+              <v:f eqn="sum 0 0 @1"/>
+              <v:f eqn="prod @2 1 2"/>
+              <v:f eqn="prod @3 21600 pixelWidth"/>
+              <v:f eqn="prod @3 21600 pixelHeight"/>
+              <v:f eqn="sum @0 0 1"/>
+              <v:f eqn="prod @6 1 2"/>
+              <v:f eqn="prod @7 21600 pixelWidth"/>
+              <v:f eqn="sum @8 21600 0"/>
+              <v:f eqn="prod @7 21600 pixelHeight"/>
+              <v:f eqn="sum @10 21600 0"/>
+            </v:formulas>
+            <v:path o:extrusionok="f" gradientshapeok="t" o:connecttype="rect"/>
+            <o:lock v:ext="edit" aspectratio="t"/>
+          </v:shapetype>
+          <v:shape id="_x0000_i1025" type="#_x0000_t75" style="width:264.15pt;height:248.35pt">
+            <v:imagedata r:id="rId28" o:title="Screenshot 2026-03-08 182902"/>
+          </v:shape>
+        </w:pict>
+      </w:r>
+    </w:p>
+    <w:p>
+      <w:pPr>
+        <w:autoSpaceDE w:val="0"/>
+        <w:autoSpaceDN w:val="0"/>
+        <w:adjustRightInd w:val="0"/>
+        <w:spacing w:after="0" w:line="240" w:lineRule="auto"/>
+        <w:rPr>
+          <w:rFonts w:ascii="Cascadia Mono" w:hAnsi="Cascadia Mono" w:cs="Cascadia Mono"/>
+          <w:color w:val="000000"/>
+          <w:sz w:val="19"/>
+          <w:szCs w:val="19"/>
+          <w:highlight w:val="white"/>
+        </w:rPr>
+      </w:pPr>
+      <w:r>
+        <w:rPr>
+          <w:rFonts w:ascii="Cascadia Mono" w:hAnsi="Cascadia Mono" w:cs="Cascadia Mono"/>
+          <w:color w:val="000000"/>
+          <w:sz w:val="19"/>
+          <w:szCs w:val="19"/>
+          <w:highlight w:val="white"/>
+        </w:rPr>
+        <w:t xml:space="preserve">        </w:t>
+      </w:r>
+      <w:r>
+        <w:rPr>
+          <w:rFonts w:ascii="Cascadia Mono" w:hAnsi="Cascadia Mono" w:cs="Cascadia Mono"/>
+          <w:color w:val="0000FF"/>
+          <w:sz w:val="19"/>
+          <w:szCs w:val="19"/>
+          <w:highlight w:val="white"/>
+        </w:rPr>
+        <w:t>&lt;</w:t>
+      </w:r>
+      <w:r>
+        <w:rPr>
+          <w:rFonts w:ascii="Cascadia Mono" w:hAnsi="Cascadia Mono" w:cs="Cascadia Mono"/>
+          <w:color w:val="800000"/>
+          <w:sz w:val="19"/>
+          <w:szCs w:val="19"/>
+          <w:highlight w:val="white"/>
+        </w:rPr>
+        <w:t>form</w:t>
+      </w:r>
+      <w:r>
+        <w:rPr>
+          <w:rFonts w:ascii="Cascadia Mono" w:hAnsi="Cascadia Mono" w:cs="Cascadia Mono"/>
+          <w:color w:val="000000"/>
+          <w:sz w:val="19"/>
+          <w:szCs w:val="19"/>
+          <w:highlight w:val="white"/>
+        </w:rPr>
+        <w:t xml:space="preserve"> method</w:t>
+      </w:r>
+      <w:r>
+        <w:rPr>
+          <w:rFonts w:ascii="Cascadia Mono" w:hAnsi="Cascadia Mono" w:cs="Cascadia Mono"/>
+          <w:color w:val="0000FF"/>
+          <w:sz w:val="19"/>
+          <w:szCs w:val="19"/>
+          <w:highlight w:val="white"/>
+        </w:rPr>
+        <w:t>=</w:t>
+      </w:r>
+      <w:r>
+        <w:rPr>
+          <w:rFonts w:ascii="Cascadia Mono" w:hAnsi="Cascadia Mono" w:cs="Cascadia Mono"/>
+          <w:color w:val="000000"/>
+          <w:sz w:val="19"/>
+          <w:szCs w:val="19"/>
+          <w:highlight w:val="white"/>
+        </w:rPr>
+        <w:t>"post" enctype</w:t>
+      </w:r>
+      <w:r>
+        <w:rPr>
+          <w:rFonts w:ascii="Cascadia Mono" w:hAnsi="Cascadia Mono" w:cs="Cascadia Mono"/>
+          <w:color w:val="0000FF"/>
+          <w:sz w:val="19"/>
+          <w:szCs w:val="19"/>
+          <w:highlight w:val="white"/>
+        </w:rPr>
+        <w:t>=</w:t>
+      </w:r>
+      <w:r>
+        <w:rPr>
+          <w:rFonts w:ascii="Cascadia Mono" w:hAnsi="Cascadia Mono" w:cs="Cascadia Mono"/>
+          <w:color w:val="000000"/>
+          <w:sz w:val="19"/>
+          <w:szCs w:val="19"/>
+          <w:highlight w:val="white"/>
+        </w:rPr>
+        <w:t>"multipart/form-data"</w:t>
+      </w:r>
+      <w:r>
+        <w:rPr>
+          <w:rFonts w:ascii="Cascadia Mono" w:hAnsi="Cascadia Mono" w:cs="Cascadia Mono"/>
+          <w:color w:val="0000FF"/>
+          <w:sz w:val="19"/>
+          <w:szCs w:val="19"/>
+          <w:highlight w:val="white"/>
+        </w:rPr>
+        <w:t>&gt;</w:t>
+      </w:r>
+    </w:p>
+    <w:p>
+      <w:pPr>
+        <w:rPr>
+          <w:rFonts w:ascii="Times New Roman" w:hAnsi="Times New Roman" w:cs="Times New Roman"/>
+          <w:sz w:val="28"/>
+          <w:szCs w:val="28"/>
+        </w:rPr>
+      </w:pPr>
+      <w:r>
+        <w:rPr>
+          <w:rFonts w:ascii="Times New Roman" w:hAnsi="Times New Roman" w:cs="Times New Roman"/>
+          <w:sz w:val="28"/>
+          <w:szCs w:val="28"/>
+        </w:rPr>
+        <w:t xml:space="preserve">Index was out of range. </w:t>
+      </w:r>
+      <w:proofErr w:type="gramStart"/>
+      <w:r>
+        <w:rPr>
+          <w:rFonts w:ascii="Times New Roman" w:hAnsi="Times New Roman" w:cs="Times New Roman"/>
+          <w:sz w:val="28"/>
+          <w:szCs w:val="28"/>
+        </w:rPr>
+        <w:t>Must be non-negative and less than the size of the collection.</w:t>
+      </w:r>
+      <w:proofErr w:type="gramEnd"/>
+      <w:r>
+        <w:rPr>
+          <w:rFonts w:ascii="Times New Roman" w:hAnsi="Times New Roman" w:cs="Times New Roman"/>
+          <w:sz w:val="28"/>
+          <w:szCs w:val="28"/>
+        </w:rPr>
+        <w:t xml:space="preserve"> (Parameter 'index')</w:t>
+      </w:r>
+    </w:p>
+    <w:p>
+      <w:pPr>
+        <w:rPr>
+          <w:rFonts w:ascii="Times New Roman" w:hAnsi="Times New Roman" w:cs="Times New Roman"/>
+          <w:sz w:val="28"/>
+          <w:szCs w:val="28"/>
+        </w:rPr>
+      </w:pPr>
+      <w:r>
+        <w:rPr>
+          <w:rFonts w:ascii="Times New Roman" w:hAnsi="Times New Roman" w:cs="Times New Roman"/>
+          <w:sz w:val="28"/>
+          <w:szCs w:val="28"/>
+        </w:rPr>
+        <w:t>Adauagt i&gt;0 in CalcService</w:t>
+      </w:r>
+    </w:p>
+    <w:p>
+      <w:pPr>
+        <w:rPr>
+          <w:rFonts w:ascii="Times New Roman" w:hAnsi="Times New Roman" w:cs="Times New Roman"/>
+          <w:sz w:val="28"/>
+          <w:szCs w:val="28"/>
+        </w:rPr>
+      </w:pPr>
+      <w:r>
+        <w:rPr>
+          <w:rFonts w:ascii="Times New Roman" w:hAnsi="Times New Roman" w:cs="Times New Roman"/>
+          <w:sz w:val="28"/>
+          <w:szCs w:val="28"/>
+        </w:rPr>
+        <w:t>Salvarea in YFR</w:t>
+      </w:r>
+      <w:r>
+        <w:rPr>
+          <w:rFonts w:ascii="Times New Roman" w:hAnsi="Times New Roman" w:cs="Times New Roman"/>
+          <w:sz w:val="28"/>
+          <w:szCs w:val="28"/>
+        </w:rPr>
+        <w:pict>
+          <v:shape id="_x0000_i1026" type="#_x0000_t75" style="width:450.5pt;height:139.95pt">
+            <v:imagedata r:id="rId29" o:title="Screenshot 2026-03-08 184149"/>
+          </v:shape>
+        </w:pict>
+      </w:r>
+    </w:p>
+    <w:p>
+      <w:pPr>
+        <w:rPr>
+          <w:rFonts w:ascii="Times New Roman" w:hAnsi="Times New Roman" w:cs="Times New Roman"/>
+          <w:sz w:val="28"/>
+          <w:szCs w:val="28"/>
+        </w:rPr>
+      </w:pPr>
+      <w:r>
+        <w:rPr>
+          <w:rFonts w:ascii="Times New Roman" w:hAnsi="Times New Roman" w:cs="Times New Roman"/>
+          <w:sz w:val="28"/>
+          <w:szCs w:val="28"/>
+          <w:highlight w:val="yellow"/>
+        </w:rPr>
+        <w:lastRenderedPageBreak/>
+        <w:t>TEMPORAR</w:t>
+      </w:r>
+      <w:r>
+        <w:rPr>
+          <w:rFonts w:ascii="Times New Roman" w:hAnsi="Times New Roman" w:cs="Times New Roman"/>
+          <w:sz w:val="28"/>
+          <w:szCs w:val="28"/>
+        </w:rPr>
+        <w:t xml:space="preserve"> </w:t>
+      </w:r>
+      <w:r>
+        <w:rPr>
+          <w:rFonts w:ascii="Times New Roman" w:hAnsi="Times New Roman" w:cs="Times New Roman"/>
+          <w:sz w:val="28"/>
+          <w:szCs w:val="28"/>
+        </w:rPr>
+        <w:t xml:space="preserve">Fix browser: </w:t>
+      </w:r>
+      <w:r>
+        <w:rPr>
+          <w:rFonts w:ascii="Times New Roman" w:hAnsi="Times New Roman" w:cs="Times New Roman"/>
+          <w:sz w:val="28"/>
+          <w:szCs w:val="28"/>
+        </w:rPr>
+        <w:t>oprit Hot reload on save; oprit refresh; oprit Enable Browser Link; switched to Edge</w:t>
+      </w:r>
+      <w:r>
+        <w:rPr>
+          <w:rFonts w:ascii="Times New Roman" w:hAnsi="Times New Roman" w:cs="Times New Roman"/>
+          <w:sz w:val="28"/>
+          <w:szCs w:val="28"/>
+        </w:rPr>
+        <w:pict>
+          <v:shape id="_x0000_i1027" type="#_x0000_t75" style="width:451.05pt;height:303pt">
+            <v:imagedata r:id="rId30" o:title="Screenshot 2026-03-08 184840"/>
+          </v:shape>
+        </w:pict>
+      </w:r>
+    </w:p>
+    <w:p>
+      <w:pPr>
+        <w:rPr>
+          <w:rFonts w:ascii="Times New Roman" w:hAnsi="Times New Roman" w:cs="Times New Roman"/>
+          <w:sz w:val="28"/>
+          <w:szCs w:val="28"/>
+        </w:rPr>
+      </w:pPr>
+      <w:r>
+        <w:rPr>
+          <w:rFonts w:ascii="Times New Roman" w:hAnsi="Times New Roman" w:cs="Times New Roman"/>
+          <w:sz w:val="28"/>
+          <w:szCs w:val="28"/>
+        </w:rPr>
+        <w:lastRenderedPageBreak/>
+        <w:pict>
+          <v:shape id="_x0000_i1028" type="#_x0000_t75" style="width:451.05pt;height:302.3pt">
+            <v:imagedata r:id="rId31" o:title="Screenshot 2026-03-08 184929"/>
+          </v:shape>
+        </w:pict>
+      </w:r>
+      <w:r>
+        <w:rPr>
+          <w:rFonts w:ascii="Times New Roman" w:hAnsi="Times New Roman" w:cs="Times New Roman"/>
+          <w:noProof/>
+          <w:sz w:val="28"/>
+          <w:szCs w:val="28"/>
+          <w:lang w:eastAsia="en-GB"/>
+        </w:rPr>
+        <w:drawing>
+          <wp:inline distT="0" distB="0" distL="0" distR="0">
+            <wp:extent cx="3636010" cy="1545590"/>
+            <wp:effectExtent l="0" t="0" r="2540" b="0"/>
+            <wp:docPr id="8" name="Picture 8" descr="C:\Users\Solomon\AppData\Local\Microsoft\Windows\INetCache\Content.Word\Screenshot 2026-03-08 184733.png"/>
+            <wp:cNvGraphicFramePr>
+              <a:graphicFrameLocks xmlns:a="http://schemas.openxmlformats.org/drawingml/2006/main" noChangeAspect="1"/>
+            </wp:cNvGraphicFramePr>
+            <a:graphic xmlns:a="http://schemas.openxmlformats.org/drawingml/2006/main">
+              <a:graphicData uri="http://schemas.openxmlformats.org/drawingml/2006/picture">
+                <pic:pic xmlns:pic="http://schemas.openxmlformats.org/drawingml/2006/picture">
+                  <pic:nvPicPr>
+                    <pic:cNvPr id="0" name="Picture 8" descr="C:\Users\Solomon\AppData\Local\Microsoft\Windows\INetCache\Content.Word\Screenshot 2026-03-08 184733.png"/>
+                    <pic:cNvPicPr>
+                      <a:picLocks noChangeAspect="1" noChangeArrowheads="1"/>
+                    </pic:cNvPicPr>
+                  </pic:nvPicPr>
+                  <pic:blipFill>
+                    <a:blip r:embed="rId32">
+                      <a:extLst>
+                        <a:ext uri="{28A0092B-C50C-407E-A947-70E740481C1C}">
+                          <a14:useLocalDpi xmlns:a14="http://schemas.microsoft.com/office/drawing/2010/main" val="0"/>
+                        </a:ext>
+                      </a:extLst>
+                    </a:blip>
+                    <a:srcRect/>
+                    <a:stretch>
+                      <a:fillRect/>
+                    </a:stretch>
+                  </pic:blipFill>
+                  <pic:spPr bwMode="auto">
+                    <a:xfrm>
+                      <a:off x="0" y="0"/>
+                      <a:ext cx="3636010" cy="1545590"/>
+                    </a:xfrm>
+                    <a:prstGeom prst="rect">
+                      <a:avLst/>
+                    </a:prstGeom>
+                    <a:noFill/>
+                    <a:ln>
+                      <a:noFill/>
+                    </a:ln>
+                  </pic:spPr>
+                </pic:pic>
+              </a:graphicData>
+            </a:graphic>
+          </wp:inline>
+        </w:drawing>
+      </w:r>
+    </w:p>
+    <w:p>
+      <w:pPr>
+        <w:rPr>
+          <w:rFonts w:ascii="Times New Roman" w:hAnsi="Times New Roman" w:cs="Times New Roman"/>
+          <w:sz w:val="28"/>
+          <w:szCs w:val="28"/>
+        </w:rPr>
+      </w:pPr>
+    </w:p>
+    <w:p>
+      <w:pPr>
+        <w:rPr>
+          <w:rFonts w:ascii="Times New Roman" w:hAnsi="Times New Roman" w:cs="Times New Roman"/>
+          <w:sz w:val="28"/>
+          <w:szCs w:val="28"/>
+        </w:rPr>
+      </w:pPr>
+      <w:r>
+        <w:rPr>
+          <w:rFonts w:ascii="Times New Roman" w:hAnsi="Times New Roman" w:cs="Times New Roman"/>
+          <w:sz w:val="28"/>
+          <w:szCs w:val="28"/>
+        </w:rPr>
+        <w:t>Rezultat</w:t>
+      </w:r>
+    </w:p>
+    <w:p>
+      <w:pPr>
+        <w:rPr>
+          <w:rFonts w:ascii="Times New Roman" w:hAnsi="Times New Roman" w:cs="Times New Roman"/>
+          <w:sz w:val="28"/>
+          <w:szCs w:val="28"/>
+        </w:rPr>
+      </w:pPr>
+      <w:r>
+        <w:rPr>
+          <w:rFonts w:ascii="Times New Roman" w:hAnsi="Times New Roman" w:cs="Times New Roman"/>
+          <w:sz w:val="28"/>
+          <w:szCs w:val="28"/>
+        </w:rPr>
+        <w:lastRenderedPageBreak/>
+        <w:drawing>
+          <wp:inline distT="0" distB="0" distL="0" distR="0" wp14:anchorId="4D92A0D5" wp14:editId="2B45FF72">
+            <wp:extent cx="2879098" cy="3156857"/>
+            <wp:effectExtent l="0" t="0" r="0" b="5715"/>
+            <wp:docPr id="9" name="Picture 9"/>
+            <wp:cNvGraphicFramePr>
+              <a:graphicFrameLocks xmlns:a="http://schemas.openxmlformats.org/drawingml/2006/main" noChangeAspect="1"/>
+            </wp:cNvGraphicFramePr>
+            <a:graphic xmlns:a="http://schemas.openxmlformats.org/drawingml/2006/main">
+              <a:graphicData uri="http://schemas.openxmlformats.org/drawingml/2006/picture">
+                <pic:pic xmlns:pic="http://schemas.openxmlformats.org/drawingml/2006/picture">
+                  <pic:nvPicPr>
+                    <pic:cNvPr id="0" name=""/>
+                    <pic:cNvPicPr/>
+                  </pic:nvPicPr>
+                  <pic:blipFill>
+                    <a:blip r:embed="rId33"/>
+                    <a:stretch>
+                      <a:fillRect/>
+                    </a:stretch>
+                  </pic:blipFill>
+                  <pic:spPr>
+                    <a:xfrm>
+                      <a:off x="0" y="0"/>
+                      <a:ext cx="2876458" cy="3153962"/>
+                    </a:xfrm>
+                    <a:prstGeom prst="rect">
+                      <a:avLst/>
+                    </a:prstGeom>
+                  </pic:spPr>
+                </pic:pic>
+              </a:graphicData>
+            </a:graphic>
+          </wp:inline>
+        </w:drawing>
+      </w:r>
+      <w:r>
+        <w:rPr>
+          <w:rFonts w:ascii="Times New Roman" w:hAnsi="Times New Roman" w:cs="Times New Roman"/>
+          <w:sz w:val="28"/>
+          <w:szCs w:val="28"/>
+        </w:rPr>
+        <w:drawing>
+          <wp:inline distT="0" distB="0" distL="0" distR="0" wp14:anchorId="0A414339" wp14:editId="146E16EE">
+            <wp:extent cx="5731510" cy="2533254"/>
+            <wp:effectExtent l="0" t="0" r="2540" b="635"/>
+            <wp:docPr id="10" name="Picture 10"/>
+            <wp:cNvGraphicFramePr>
+              <a:graphicFrameLocks xmlns:a="http://schemas.openxmlformats.org/drawingml/2006/main" noChangeAspect="1"/>
+            </wp:cNvGraphicFramePr>
+            <a:graphic xmlns:a="http://schemas.openxmlformats.org/drawingml/2006/main">
+              <a:graphicData uri="http://schemas.openxmlformats.org/drawingml/2006/picture">
+                <pic:pic xmlns:pic="http://schemas.openxmlformats.org/drawingml/2006/picture">
+                  <pic:nvPicPr>
+                    <pic:cNvPr id="0" name=""/>
+                    <pic:cNvPicPr/>
+                  </pic:nvPicPr>
+                  <pic:blipFill>
+                    <a:blip r:embed="rId34"/>
+                    <a:stretch>
+                      <a:fillRect/>
+                    </a:stretch>
+                  </pic:blipFill>
+                  <pic:spPr>
+                    <a:xfrm>
+                      <a:off x="0" y="0"/>
+                      <a:ext cx="5731510" cy="2533254"/>
+                    </a:xfrm>
+                    <a:prstGeom prst="rect">
+                      <a:avLst/>
+                    </a:prstGeom>
+                  </pic:spPr>
+                </pic:pic>
+              </a:graphicData>
+            </a:graphic>
+          </wp:inline>
+        </w:drawing>
+      </w:r>
+    </w:p>
+    <w:p>
+      <w:pPr>
+        <w:rPr>
+          <w:rFonts w:ascii="Times New Roman" w:hAnsi="Times New Roman" w:cs="Times New Roman"/>
+          <w:sz w:val="28"/>
+          <w:szCs w:val="28"/>
+        </w:rPr>
+      </w:pPr>
+      <w:r>
+        <w:rPr>
+          <w:rFonts w:ascii="Times New Roman" w:hAnsi="Times New Roman" w:cs="Times New Roman"/>
+          <w:sz w:val="28"/>
+          <w:szCs w:val="28"/>
+          <w:highlight w:val="yellow"/>
+        </w:rPr>
+        <w:t>TEMPORAR</w:t>
+      </w:r>
+      <w:r>
+        <w:rPr>
+          <w:rFonts w:ascii="Times New Roman" w:hAnsi="Times New Roman" w:cs="Times New Roman"/>
+          <w:sz w:val="28"/>
+          <w:szCs w:val="28"/>
+        </w:rPr>
+        <w:t xml:space="preserve"> Pus </w:t>
+      </w:r>
+      <w:r>
+        <w:rPr>
+          <w:rFonts w:ascii="Times New Roman" w:hAnsi="Times New Roman" w:cs="Times New Roman"/>
+          <w:sz w:val="28"/>
+          <w:szCs w:val="28"/>
+        </w:rPr>
+        <w:t>[</w:t>
+      </w:r>
+      <w:proofErr w:type="gramStart"/>
+      <w:r>
+        <w:rPr>
+          <w:rFonts w:ascii="Times New Roman" w:hAnsi="Times New Roman" w:cs="Times New Roman"/>
+          <w:sz w:val="28"/>
+          <w:szCs w:val="28"/>
+        </w:rPr>
+        <w:t>Default(</w:t>
+      </w:r>
+      <w:proofErr w:type="gramEnd"/>
+      <w:r>
+        <w:rPr>
+          <w:rFonts w:ascii="Times New Roman" w:hAnsi="Times New Roman" w:cs="Times New Roman"/>
+          <w:sz w:val="28"/>
+          <w:szCs w:val="28"/>
+        </w:rPr>
+        <w:t>0)]</w:t>
+      </w:r>
+      <w:r>
+        <w:rPr>
+          <w:rFonts w:ascii="Times New Roman" w:hAnsi="Times New Roman" w:cs="Times New Roman"/>
+          <w:sz w:val="28"/>
+          <w:szCs w:val="28"/>
+        </w:rPr>
+        <w:t xml:space="preserve"> in model =&gt; PE VIITOR TREBUIE MAPPING / VERIFICARE MAI ATENTA DATE </w:t>
+      </w:r>
+      <w:r>
+        <w:rPr>
+          <w:rFonts w:ascii="Times New Roman" w:hAnsi="Times New Roman" w:cs="Times New Roman"/>
+          <w:sz w:val="28"/>
+          <w:szCs w:val="28"/>
+        </w:rPr>
+        <w:t>---------</w:t>
+      </w:r>
+      <w:r>
+        <w:rPr>
+          <w:rFonts w:ascii="Times New Roman" w:hAnsi="Times New Roman" w:cs="Times New Roman"/>
+          <w:sz w:val="28"/>
+          <w:szCs w:val="28"/>
+        </w:rPr>
+        <w:t xml:space="preserve">NU IN MODEL </w:t>
+      </w:r>
+    </w:p>
+    <w:p>
+      <w:pPr>
+        <w:pStyle w:val="Heading1"/>
+      </w:pPr>
+      <w:r>
+        <w:t>Dashboard</w:t>
+      </w:r>
+    </w:p>
+    <w:p>
+      <w:pPr>
+        <w:rPr>
+          <w:rFonts w:ascii="Times New Roman" w:hAnsi="Times New Roman" w:cs="Times New Roman"/>
+          <w:sz w:val="28"/>
+          <w:szCs w:val="28"/>
+        </w:rPr>
+      </w:pPr>
+      <w:r>
+        <w:rPr>
+          <w:rFonts w:ascii="Times New Roman" w:hAnsi="Times New Roman" w:cs="Times New Roman"/>
+          <w:sz w:val="28"/>
+          <w:szCs w:val="28"/>
+        </w:rPr>
+        <w:t xml:space="preserve">Empty razor page cu Chart.js </w:t>
+      </w:r>
+      <w:hyperlink r:id="rId35" w:history="1">
+        <w:r>
+          <w:rPr>
+            <w:rStyle w:val="Hyperlink"/>
+            <w:rFonts w:ascii="Times New Roman" w:hAnsi="Times New Roman" w:cs="Times New Roman"/>
+            <w:sz w:val="28"/>
+            <w:szCs w:val="28"/>
+          </w:rPr>
+          <w:t>https://www.chartjs.org/</w:t>
+        </w:r>
+      </w:hyperlink>
+      <w:r>
+        <w:rPr>
+          <w:rFonts w:ascii="Times New Roman" w:hAnsi="Times New Roman" w:cs="Times New Roman"/>
+          <w:sz w:val="28"/>
+          <w:szCs w:val="28"/>
+        </w:rPr>
+        <w:t xml:space="preserve"> </w:t>
+      </w:r>
+      <w:bookmarkStart w:id="0" w:name="_GoBack"/>
+      <w:bookmarkEnd w:id="0"/>
     </w:p>
     <w:sectPr>
       <w:pgSz w:w="11906" w:h="16838"/>
@@ -18228,6 +19345,21 @@
     <w:basedOn w:val="DefaultParagraphFont"/>
     <w:rsid w:val="001A37AC"/>
   </w:style>
+  <w:style w:type="character" w:customStyle="1" w:styleId="hljs-meta">
+    <w:name w:val="hljs-meta"/>
+    <w:basedOn w:val="DefaultParagraphFont"/>
+    <w:rsid w:val="00BC0A37"/>
+  </w:style>
+  <w:style w:type="character" w:customStyle="1" w:styleId="hljs-meta-string">
+    <w:name w:val="hljs-meta-string"/>
+    <w:basedOn w:val="DefaultParagraphFont"/>
+    <w:rsid w:val="00BC0A37"/>
+  </w:style>
+  <w:style w:type="character" w:customStyle="1" w:styleId="hljs-name">
+    <w:name w:val="hljs-name"/>
+    <w:basedOn w:val="DefaultParagraphFont"/>
+    <w:rsid w:val="001E77C8"/>
+  </w:style>
 </w:styles>
 </file>
 
@@ -18594,6 +19726,21 @@
     <w:basedOn w:val="DefaultParagraphFont"/>
     <w:rsid w:val="001A37AC"/>
   </w:style>
+  <w:style w:type="character" w:customStyle="1" w:styleId="hljs-meta">
+    <w:name w:val="hljs-meta"/>
+    <w:basedOn w:val="DefaultParagraphFont"/>
+    <w:rsid w:val="00BC0A37"/>
+  </w:style>
+  <w:style w:type="character" w:customStyle="1" w:styleId="hljs-meta-string">
+    <w:name w:val="hljs-meta-string"/>
+    <w:basedOn w:val="DefaultParagraphFont"/>
+    <w:rsid w:val="00BC0A37"/>
+  </w:style>
+  <w:style w:type="character" w:customStyle="1" w:styleId="hljs-name">
+    <w:name w:val="hljs-name"/>
+    <w:basedOn w:val="DefaultParagraphFont"/>
+    <w:rsid w:val="001E77C8"/>
+  </w:style>
 </w:styles>
 </file>
 

--- a/SolomonLorena_ProgresDemo2.docx
+++ b/SolomonLorena_ProgresDemo2.docx
@@ -15847,6 +15847,14 @@
         </w:rPr>
         <w:t xml:space="preserve">  Si try-catch import create </w:t>
       </w:r>
+      <w:r>
+        <w:rPr>
+          <w:rFonts w:ascii="Times New Roman" w:hAnsi="Times New Roman" w:cs="Times New Roman"/>
+          <w:sz w:val="28"/>
+          <w:szCs w:val="28"/>
+        </w:rPr>
+        <w:t xml:space="preserve">---  </w:t>
+      </w:r>
     </w:p>
     <w:p>
       <w:pPr>
@@ -16347,6 +16355,24 @@
           <w:szCs w:val="28"/>
         </w:rPr>
       </w:pPr>
+    </w:p>
+    <w:p>
+      <w:pPr>
+        <w:rPr>
+          <w:rFonts w:ascii="Times New Roman" w:hAnsi="Times New Roman" w:cs="Times New Roman"/>
+          <w:sz w:val="28"/>
+          <w:szCs w:val="28"/>
+        </w:rPr>
+      </w:pPr>
+    </w:p>
+    <w:p>
+      <w:pPr>
+        <w:rPr>
+          <w:rFonts w:ascii="Times New Roman" w:hAnsi="Times New Roman" w:cs="Times New Roman"/>
+          <w:sz w:val="28"/>
+          <w:szCs w:val="28"/>
+        </w:rPr>
+      </w:pPr>
       <w:r>
         <w:rPr>
           <w:rFonts w:ascii="Times New Roman" w:hAnsi="Times New Roman" w:cs="Times New Roman"/>
@@ -16379,7 +16405,50 @@
           <w:sz w:val="28"/>
           <w:szCs w:val="28"/>
         </w:rPr>
-        <w:t>oprit Hot reload on save; oprit refresh; oprit Enable Browser Link; switched to Edge</w:t>
+        <w:t xml:space="preserve">oprit Hot reload on save; oprit refresh; oprit Enable Browser Link; switched to </w:t>
+      </w:r>
+      <w:proofErr w:type="gramStart"/>
+      <w:r>
+        <w:rPr>
+          <w:rFonts w:ascii="Times New Roman" w:hAnsi="Times New Roman" w:cs="Times New Roman"/>
+          <w:sz w:val="28"/>
+          <w:szCs w:val="28"/>
+        </w:rPr>
+        <w:t>Edge</w:t>
+      </w:r>
+      <w:r>
+        <w:rPr>
+          <w:rFonts w:ascii="Times New Roman" w:hAnsi="Times New Roman" w:cs="Times New Roman"/>
+          <w:sz w:val="28"/>
+          <w:szCs w:val="28"/>
+        </w:rPr>
+        <w:t xml:space="preserve">  --</w:t>
+      </w:r>
+      <w:proofErr w:type="gramEnd"/>
+      <w:r>
+        <w:rPr>
+          <w:rFonts w:ascii="Times New Roman" w:hAnsi="Times New Roman" w:cs="Times New Roman"/>
+          <w:sz w:val="28"/>
+          <w:szCs w:val="28"/>
+        </w:rPr>
+        <w:t xml:space="preserve"> </w:t>
+      </w:r>
+      <w:r>
+        <w:rPr>
+          <w:rFonts w:ascii="Times New Roman" w:hAnsi="Times New Roman" w:cs="Times New Roman"/>
+          <w:sz w:val="28"/>
+          <w:szCs w:val="28"/>
+          <w:highlight w:val="yellow"/>
+        </w:rPr>
+        <w:t>FIXED</w:t>
+      </w:r>
+      <w:r>
+        <w:rPr>
+          <w:rFonts w:ascii="Times New Roman" w:hAnsi="Times New Roman" w:cs="Times New Roman"/>
+          <w:sz w:val="28"/>
+          <w:szCs w:val="28"/>
+        </w:rPr>
+        <w:t xml:space="preserve"> moved to Edge, restarted hot reload &amp; browserlink</w:t>
       </w:r>
       <w:r>
         <w:rPr>
@@ -16510,8 +16579,10 @@
       <w:r>
         <w:rPr>
           <w:rFonts w:ascii="Times New Roman" w:hAnsi="Times New Roman" w:cs="Times New Roman"/>
-          <w:sz w:val="28"/>
-          <w:szCs w:val="28"/>
+          <w:noProof/>
+          <w:sz w:val="28"/>
+          <w:szCs w:val="28"/>
+          <w:lang w:eastAsia="en-GB"/>
         </w:rPr>
         <w:lastRenderedPageBreak/>
         <w:drawing>
@@ -16553,8 +16624,10 @@
       <w:r>
         <w:rPr>
           <w:rFonts w:ascii="Times New Roman" w:hAnsi="Times New Roman" w:cs="Times New Roman"/>
-          <w:sz w:val="28"/>
-          <w:szCs w:val="28"/>
+          <w:noProof/>
+          <w:sz w:val="28"/>
+          <w:szCs w:val="28"/>
+          <w:lang w:eastAsia="en-GB"/>
         </w:rPr>
         <w:drawing>
           <wp:inline distT="0" distB="0" distL="0" distR="0" wp14:anchorId="0A414339" wp14:editId="146E16EE">
@@ -16616,41 +16689,25 @@
           <w:sz w:val="28"/>
           <w:szCs w:val="28"/>
         </w:rPr>
-        <w:t xml:space="preserve"> Pus </w:t>
-      </w:r>
+        <w:t xml:space="preserve"> Pus [</w:t>
+      </w:r>
+      <w:proofErr w:type="gramStart"/>
       <w:r>
         <w:rPr>
           <w:rFonts w:ascii="Times New Roman" w:hAnsi="Times New Roman" w:cs="Times New Roman"/>
           <w:sz w:val="28"/>
           <w:szCs w:val="28"/>
         </w:rPr>
-        <w:t>[</w:t>
-      </w:r>
-      <w:proofErr w:type="gramStart"/>
+        <w:t>Default(</w:t>
+      </w:r>
+      <w:proofErr w:type="gramEnd"/>
       <w:r>
         <w:rPr>
           <w:rFonts w:ascii="Times New Roman" w:hAnsi="Times New Roman" w:cs="Times New Roman"/>
           <w:sz w:val="28"/>
           <w:szCs w:val="28"/>
         </w:rPr>
-        <w:t>Default(</w:t>
-      </w:r>
-      <w:proofErr w:type="gramEnd"/>
-      <w:r>
-        <w:rPr>
-          <w:rFonts w:ascii="Times New Roman" w:hAnsi="Times New Roman" w:cs="Times New Roman"/>
-          <w:sz w:val="28"/>
-          <w:szCs w:val="28"/>
-        </w:rPr>
-        <w:t>0)]</w:t>
-      </w:r>
-      <w:r>
-        <w:rPr>
-          <w:rFonts w:ascii="Times New Roman" w:hAnsi="Times New Roman" w:cs="Times New Roman"/>
-          <w:sz w:val="28"/>
-          <w:szCs w:val="28"/>
-        </w:rPr>
-        <w:t xml:space="preserve"> in model =&gt; PE VIITOR TREBUIE MAPPING / VERIFICARE MAI ATENTA DATE </w:t>
+        <w:t xml:space="preserve">0)] in model =&gt; PE VIITOR TREBUIE MAPPING / VERIFICARE MAI ATENTA DATE </w:t>
       </w:r>
       <w:r>
         <w:rPr>
@@ -16712,8 +16769,121 @@
         </w:rPr>
         <w:t xml:space="preserve"> </w:t>
       </w:r>
+    </w:p>
+    <w:p>
+      <w:pPr>
+        <w:rPr>
+          <w:rFonts w:ascii="Times New Roman" w:hAnsi="Times New Roman" w:cs="Times New Roman"/>
+          <w:sz w:val="28"/>
+          <w:szCs w:val="28"/>
+        </w:rPr>
+      </w:pPr>
+      <w:r>
+        <w:rPr>
+          <w:rFonts w:ascii="Times New Roman" w:hAnsi="Times New Roman" w:cs="Times New Roman"/>
+          <w:sz w:val="28"/>
+          <w:szCs w:val="28"/>
+          <w:highlight w:val="yellow"/>
+        </w:rPr>
+        <w:t>TEMPORAR</w:t>
+      </w:r>
+      <w:r>
+        <w:rPr>
+          <w:rFonts w:ascii="Times New Roman" w:hAnsi="Times New Roman" w:cs="Times New Roman"/>
+          <w:sz w:val="28"/>
+          <w:szCs w:val="28"/>
+        </w:rPr>
+        <w:t xml:space="preserve"> Dashboard razor page in Pages, in loc de folder</w:t>
+      </w:r>
+    </w:p>
+    <w:p>
+      <w:pPr>
+        <w:rPr>
+          <w:rFonts w:ascii="Times New Roman" w:hAnsi="Times New Roman" w:cs="Times New Roman"/>
+          <w:sz w:val="28"/>
+          <w:szCs w:val="28"/>
+        </w:rPr>
+      </w:pPr>
+    </w:p>
+    <w:p>
+      <w:pPr>
+        <w:rPr>
+          <w:rFonts w:ascii="Times New Roman" w:hAnsi="Times New Roman" w:cs="Times New Roman"/>
+          <w:sz w:val="28"/>
+          <w:szCs w:val="28"/>
+        </w:rPr>
+      </w:pPr>
+      <w:r>
+        <w:rPr>
+          <w:rFonts w:ascii="Times New Roman" w:hAnsi="Times New Roman" w:cs="Times New Roman"/>
+          <w:sz w:val="28"/>
+          <w:szCs w:val="28"/>
+        </w:rPr>
+        <w:t xml:space="preserve">JSON.SERIALIZE </w:t>
+      </w:r>
       <w:bookmarkStart w:id="0" w:name="_GoBack"/>
       <w:bookmarkEnd w:id="0"/>
+    </w:p>
+    <w:p>
+      <w:pPr>
+        <w:rPr>
+          <w:rFonts w:ascii="Times New Roman" w:hAnsi="Times New Roman" w:cs="Times New Roman"/>
+          <w:sz w:val="28"/>
+          <w:szCs w:val="28"/>
+        </w:rPr>
+      </w:pPr>
+      <w:r>
+        <w:rPr>
+          <w:rFonts w:ascii="Times New Roman" w:hAnsi="Times New Roman" w:cs="Times New Roman"/>
+          <w:sz w:val="28"/>
+          <w:szCs w:val="28"/>
+        </w:rPr>
+        <w:lastRenderedPageBreak/>
+        <w:drawing>
+          <wp:inline distT="0" distB="0" distL="0" distR="0" wp14:anchorId="2FECD5F9" wp14:editId="19F42BA0">
+            <wp:extent cx="5731510" cy="3085585"/>
+            <wp:effectExtent l="0" t="0" r="2540" b="635"/>
+            <wp:docPr id="12" name="Picture 12"/>
+            <wp:cNvGraphicFramePr>
+              <a:graphicFrameLocks xmlns:a="http://schemas.openxmlformats.org/drawingml/2006/main" noChangeAspect="1"/>
+            </wp:cNvGraphicFramePr>
+            <a:graphic xmlns:a="http://schemas.openxmlformats.org/drawingml/2006/main">
+              <a:graphicData uri="http://schemas.openxmlformats.org/drawingml/2006/picture">
+                <pic:pic xmlns:pic="http://schemas.openxmlformats.org/drawingml/2006/picture">
+                  <pic:nvPicPr>
+                    <pic:cNvPr id="0" name=""/>
+                    <pic:cNvPicPr/>
+                  </pic:nvPicPr>
+                  <pic:blipFill>
+                    <a:blip r:embed="rId36"/>
+                    <a:stretch>
+                      <a:fillRect/>
+                    </a:stretch>
+                  </pic:blipFill>
+                  <pic:spPr>
+                    <a:xfrm>
+                      <a:off x="0" y="0"/>
+                      <a:ext cx="5731510" cy="3085585"/>
+                    </a:xfrm>
+                    <a:prstGeom prst="rect">
+                      <a:avLst/>
+                    </a:prstGeom>
+                  </pic:spPr>
+                </pic:pic>
+              </a:graphicData>
+            </a:graphic>
+          </wp:inline>
+        </w:drawing>
+      </w:r>
+    </w:p>
+    <w:p>
+      <w:pPr>
+        <w:rPr>
+          <w:rFonts w:ascii="Times New Roman" w:hAnsi="Times New Roman" w:cs="Times New Roman"/>
+          <w:sz w:val="28"/>
+          <w:szCs w:val="28"/>
+        </w:rPr>
+      </w:pPr>
     </w:p>
     <w:sectPr>
       <w:pgSz w:w="11906" w:h="16838"/>

--- a/SolomonLorena_ProgresDemo2.docx
+++ b/SolomonLorena_ProgresDemo2.docx
@@ -16821,22 +16821,22 @@
         </w:rPr>
         <w:t xml:space="preserve">JSON.SERIALIZE </w:t>
       </w:r>
-      <w:bookmarkStart w:id="0" w:name="_GoBack"/>
-      <w:bookmarkEnd w:id="0"/>
-    </w:p>
-    <w:p>
-      <w:pPr>
-        <w:rPr>
-          <w:rFonts w:ascii="Times New Roman" w:hAnsi="Times New Roman" w:cs="Times New Roman"/>
-          <w:sz w:val="28"/>
-          <w:szCs w:val="28"/>
-        </w:rPr>
-      </w:pPr>
-      <w:r>
-        <w:rPr>
-          <w:rFonts w:ascii="Times New Roman" w:hAnsi="Times New Roman" w:cs="Times New Roman"/>
-          <w:sz w:val="28"/>
-          <w:szCs w:val="28"/>
+    </w:p>
+    <w:p>
+      <w:pPr>
+        <w:rPr>
+          <w:rFonts w:ascii="Times New Roman" w:hAnsi="Times New Roman" w:cs="Times New Roman"/>
+          <w:sz w:val="28"/>
+          <w:szCs w:val="28"/>
+        </w:rPr>
+      </w:pPr>
+      <w:r>
+        <w:rPr>
+          <w:rFonts w:ascii="Times New Roman" w:hAnsi="Times New Roman" w:cs="Times New Roman"/>
+          <w:noProof/>
+          <w:sz w:val="28"/>
+          <w:szCs w:val="28"/>
+          <w:lang w:eastAsia="en-GB"/>
         </w:rPr>
         <w:lastRenderedPageBreak/>
         <w:drawing>
@@ -16884,6 +16884,1655 @@
           <w:szCs w:val="28"/>
         </w:rPr>
       </w:pPr>
+      <w:r>
+        <w:rPr>
+          <w:rFonts w:ascii="Times New Roman" w:hAnsi="Times New Roman" w:cs="Times New Roman"/>
+          <w:noProof/>
+          <w:sz w:val="28"/>
+          <w:szCs w:val="28"/>
+          <w:lang w:eastAsia="en-GB"/>
+        </w:rPr>
+        <w:drawing>
+          <wp:inline distT="0" distB="0" distL="0" distR="0" wp14:anchorId="4ABDB3EE" wp14:editId="7B543904">
+            <wp:extent cx="5731510" cy="4046348"/>
+            <wp:effectExtent l="0" t="0" r="2540" b="0"/>
+            <wp:docPr id="13" name="Picture 13"/>
+            <wp:cNvGraphicFramePr>
+              <a:graphicFrameLocks xmlns:a="http://schemas.openxmlformats.org/drawingml/2006/main" noChangeAspect="1"/>
+            </wp:cNvGraphicFramePr>
+            <a:graphic xmlns:a="http://schemas.openxmlformats.org/drawingml/2006/main">
+              <a:graphicData uri="http://schemas.openxmlformats.org/drawingml/2006/picture">
+                <pic:pic xmlns:pic="http://schemas.openxmlformats.org/drawingml/2006/picture">
+                  <pic:nvPicPr>
+                    <pic:cNvPr id="0" name=""/>
+                    <pic:cNvPicPr/>
+                  </pic:nvPicPr>
+                  <pic:blipFill>
+                    <a:blip r:embed="rId37"/>
+                    <a:stretch>
+                      <a:fillRect/>
+                    </a:stretch>
+                  </pic:blipFill>
+                  <pic:spPr>
+                    <a:xfrm>
+                      <a:off x="0" y="0"/>
+                      <a:ext cx="5731510" cy="4046348"/>
+                    </a:xfrm>
+                    <a:prstGeom prst="rect">
+                      <a:avLst/>
+                    </a:prstGeom>
+                  </pic:spPr>
+                </pic:pic>
+              </a:graphicData>
+            </a:graphic>
+          </wp:inline>
+        </w:drawing>
+      </w:r>
+    </w:p>
+    <w:p>
+      <w:pPr>
+        <w:rPr>
+          <w:rFonts w:ascii="Times New Roman" w:hAnsi="Times New Roman" w:cs="Times New Roman"/>
+          <w:sz w:val="28"/>
+          <w:szCs w:val="28"/>
+        </w:rPr>
+      </w:pPr>
+      <w:r>
+        <w:rPr>
+          <w:rFonts w:ascii="Times New Roman" w:hAnsi="Times New Roman" w:cs="Times New Roman"/>
+          <w:sz w:val="28"/>
+          <w:szCs w:val="28"/>
+        </w:rPr>
+        <w:t>Incarcat dublu --- schimbat in UPSERT</w:t>
+      </w:r>
+    </w:p>
+    <w:p>
+      <w:pPr>
+        <w:rPr>
+          <w:rStyle w:val="HTMLCode"/>
+          <w:rFonts w:ascii="Times New Roman" w:eastAsiaTheme="minorHAnsi" w:hAnsi="Times New Roman" w:cs="Times New Roman"/>
+          <w:sz w:val="28"/>
+          <w:szCs w:val="28"/>
+        </w:rPr>
+      </w:pPr>
+      <w:r>
+        <w:rPr>
+          <w:rStyle w:val="HTMLCode"/>
+          <w:rFonts w:ascii="Times New Roman" w:eastAsiaTheme="minorHAnsi" w:hAnsi="Times New Roman" w:cs="Times New Roman"/>
+          <w:bCs/>
+          <w:sz w:val="28"/>
+          <w:szCs w:val="28"/>
+        </w:rPr>
+        <w:t>Imports/Create.cshtml.cs</w:t>
+      </w:r>
+      <w:r>
+        <w:rPr>
+          <w:rFonts w:ascii="Times New Roman" w:hAnsi="Times New Roman" w:cs="Times New Roman"/>
+          <w:sz w:val="28"/>
+          <w:szCs w:val="28"/>
+        </w:rPr>
+        <w:t xml:space="preserve"> </w:t>
+      </w:r>
+      <w:r>
+        <w:rPr>
+          <w:rStyle w:val="HTMLCode"/>
+          <w:rFonts w:ascii="Times New Roman" w:eastAsiaTheme="minorHAnsi" w:hAnsi="Times New Roman" w:cs="Times New Roman"/>
+          <w:sz w:val="28"/>
+          <w:szCs w:val="28"/>
+        </w:rPr>
+        <w:t>OnPostAsync</w:t>
+      </w:r>
+    </w:p>
+    <w:p>
+      <w:pPr>
+        <w:autoSpaceDE w:val="0"/>
+        <w:autoSpaceDN w:val="0"/>
+        <w:adjustRightInd w:val="0"/>
+        <w:spacing w:after="0" w:line="240" w:lineRule="auto"/>
+        <w:rPr>
+          <w:rFonts w:ascii="Cascadia Mono" w:hAnsi="Cascadia Mono" w:cs="Cascadia Mono"/>
+          <w:color w:val="008000"/>
+          <w:sz w:val="19"/>
+          <w:szCs w:val="19"/>
+          <w:highlight w:val="white"/>
+        </w:rPr>
+      </w:pPr>
+      <w:r>
+        <w:rPr>
+          <w:rFonts w:ascii="Cascadia Mono" w:hAnsi="Cascadia Mono" w:cs="Cascadia Mono"/>
+          <w:color w:val="008000"/>
+          <w:sz w:val="19"/>
+          <w:szCs w:val="19"/>
+          <w:highlight w:val="white"/>
+        </w:rPr>
+        <w:t xml:space="preserve">// UPSERT </w:t>
+      </w:r>
+    </w:p>
+    <w:p>
+      <w:pPr>
+        <w:autoSpaceDE w:val="0"/>
+        <w:autoSpaceDN w:val="0"/>
+        <w:adjustRightInd w:val="0"/>
+        <w:spacing w:after="0" w:line="240" w:lineRule="auto"/>
+        <w:rPr>
+          <w:rFonts w:ascii="Cascadia Mono" w:hAnsi="Cascadia Mono" w:cs="Cascadia Mono"/>
+          <w:color w:val="000000"/>
+          <w:sz w:val="19"/>
+          <w:szCs w:val="19"/>
+          <w:highlight w:val="white"/>
+        </w:rPr>
+      </w:pPr>
+      <w:proofErr w:type="gramStart"/>
+      <w:r>
+        <w:rPr>
+          <w:rFonts w:ascii="Cascadia Mono" w:hAnsi="Cascadia Mono" w:cs="Cascadia Mono"/>
+          <w:color w:val="0000FF"/>
+          <w:sz w:val="19"/>
+          <w:szCs w:val="19"/>
+          <w:highlight w:val="white"/>
+        </w:rPr>
+        <w:t>var</w:t>
+      </w:r>
+      <w:proofErr w:type="gramEnd"/>
+      <w:r>
+        <w:rPr>
+          <w:rFonts w:ascii="Cascadia Mono" w:hAnsi="Cascadia Mono" w:cs="Cascadia Mono"/>
+          <w:color w:val="000000"/>
+          <w:sz w:val="19"/>
+          <w:szCs w:val="19"/>
+          <w:highlight w:val="white"/>
+        </w:rPr>
+        <w:t xml:space="preserve"> OldReport = _context.YearlyFinancialReport</w:t>
+      </w:r>
+    </w:p>
+    <w:p>
+      <w:pPr>
+        <w:autoSpaceDE w:val="0"/>
+        <w:autoSpaceDN w:val="0"/>
+        <w:adjustRightInd w:val="0"/>
+        <w:spacing w:after="0" w:line="240" w:lineRule="auto"/>
+        <w:rPr>
+          <w:rFonts w:ascii="Cascadia Mono" w:hAnsi="Cascadia Mono" w:cs="Cascadia Mono"/>
+          <w:color w:val="000000"/>
+          <w:sz w:val="19"/>
+          <w:szCs w:val="19"/>
+          <w:highlight w:val="white"/>
+        </w:rPr>
+      </w:pPr>
+      <w:r>
+        <w:rPr>
+          <w:rFonts w:ascii="Cascadia Mono" w:hAnsi="Cascadia Mono" w:cs="Cascadia Mono"/>
+          <w:color w:val="000000"/>
+          <w:sz w:val="19"/>
+          <w:szCs w:val="19"/>
+          <w:highlight w:val="white"/>
+        </w:rPr>
+        <w:t xml:space="preserve">    .Include(r =&gt; r.Import)</w:t>
+      </w:r>
+    </w:p>
+    <w:p>
+      <w:pPr>
+        <w:autoSpaceDE w:val="0"/>
+        <w:autoSpaceDN w:val="0"/>
+        <w:adjustRightInd w:val="0"/>
+        <w:spacing w:after="0" w:line="240" w:lineRule="auto"/>
+        <w:rPr>
+          <w:rFonts w:ascii="Cascadia Mono" w:hAnsi="Cascadia Mono" w:cs="Cascadia Mono"/>
+          <w:color w:val="000000"/>
+          <w:sz w:val="19"/>
+          <w:szCs w:val="19"/>
+          <w:highlight w:val="white"/>
+        </w:rPr>
+      </w:pPr>
+      <w:r>
+        <w:rPr>
+          <w:rFonts w:ascii="Cascadia Mono" w:hAnsi="Cascadia Mono" w:cs="Cascadia Mono"/>
+          <w:color w:val="000000"/>
+          <w:sz w:val="19"/>
+          <w:szCs w:val="19"/>
+          <w:highlight w:val="white"/>
+        </w:rPr>
+        <w:t xml:space="preserve">    .Where(r =&gt; r.Import.CompanyId == Import.CompanyId)</w:t>
+      </w:r>
+    </w:p>
+    <w:p>
+      <w:pPr>
+        <w:autoSpaceDE w:val="0"/>
+        <w:autoSpaceDN w:val="0"/>
+        <w:adjustRightInd w:val="0"/>
+        <w:spacing w:after="0" w:line="240" w:lineRule="auto"/>
+        <w:rPr>
+          <w:rFonts w:ascii="Cascadia Mono" w:hAnsi="Cascadia Mono" w:cs="Cascadia Mono"/>
+          <w:color w:val="000000"/>
+          <w:sz w:val="19"/>
+          <w:szCs w:val="19"/>
+          <w:highlight w:val="white"/>
+        </w:rPr>
+      </w:pPr>
+      <w:r>
+        <w:rPr>
+          <w:rFonts w:ascii="Cascadia Mono" w:hAnsi="Cascadia Mono" w:cs="Cascadia Mono"/>
+          <w:color w:val="000000"/>
+          <w:sz w:val="19"/>
+          <w:szCs w:val="19"/>
+          <w:highlight w:val="white"/>
+        </w:rPr>
+        <w:lastRenderedPageBreak/>
+        <w:t xml:space="preserve">    .</w:t>
+      </w:r>
+      <w:proofErr w:type="gramStart"/>
+      <w:r>
+        <w:rPr>
+          <w:rFonts w:ascii="Cascadia Mono" w:hAnsi="Cascadia Mono" w:cs="Cascadia Mono"/>
+          <w:color w:val="000000"/>
+          <w:sz w:val="19"/>
+          <w:szCs w:val="19"/>
+          <w:highlight w:val="white"/>
+        </w:rPr>
+        <w:t>ToList(</w:t>
+      </w:r>
+      <w:proofErr w:type="gramEnd"/>
+      <w:r>
+        <w:rPr>
+          <w:rFonts w:ascii="Cascadia Mono" w:hAnsi="Cascadia Mono" w:cs="Cascadia Mono"/>
+          <w:color w:val="000000"/>
+          <w:sz w:val="19"/>
+          <w:szCs w:val="19"/>
+          <w:highlight w:val="white"/>
+        </w:rPr>
+        <w:t>);</w:t>
+      </w:r>
+    </w:p>
+    <w:p>
+      <w:pPr>
+        <w:autoSpaceDE w:val="0"/>
+        <w:autoSpaceDN w:val="0"/>
+        <w:adjustRightInd w:val="0"/>
+        <w:spacing w:after="0" w:line="240" w:lineRule="auto"/>
+        <w:rPr>
+          <w:rFonts w:ascii="Cascadia Mono" w:hAnsi="Cascadia Mono" w:cs="Cascadia Mono"/>
+          <w:color w:val="000000"/>
+          <w:sz w:val="19"/>
+          <w:szCs w:val="19"/>
+          <w:highlight w:val="white"/>
+        </w:rPr>
+      </w:pPr>
+    </w:p>
+    <w:p>
+      <w:pPr>
+        <w:autoSpaceDE w:val="0"/>
+        <w:autoSpaceDN w:val="0"/>
+        <w:adjustRightInd w:val="0"/>
+        <w:spacing w:after="0" w:line="240" w:lineRule="auto"/>
+        <w:rPr>
+          <w:rFonts w:ascii="Cascadia Mono" w:hAnsi="Cascadia Mono" w:cs="Cascadia Mono"/>
+          <w:color w:val="000000"/>
+          <w:sz w:val="19"/>
+          <w:szCs w:val="19"/>
+          <w:highlight w:val="white"/>
+        </w:rPr>
+      </w:pPr>
+      <w:proofErr w:type="gramStart"/>
+      <w:r>
+        <w:rPr>
+          <w:rFonts w:ascii="Cascadia Mono" w:hAnsi="Cascadia Mono" w:cs="Cascadia Mono"/>
+          <w:color w:val="0000FF"/>
+          <w:sz w:val="19"/>
+          <w:szCs w:val="19"/>
+          <w:highlight w:val="white"/>
+        </w:rPr>
+        <w:t>if</w:t>
+      </w:r>
+      <w:proofErr w:type="gramEnd"/>
+      <w:r>
+        <w:rPr>
+          <w:rFonts w:ascii="Cascadia Mono" w:hAnsi="Cascadia Mono" w:cs="Cascadia Mono"/>
+          <w:color w:val="000000"/>
+          <w:sz w:val="19"/>
+          <w:szCs w:val="19"/>
+          <w:highlight w:val="white"/>
+        </w:rPr>
+        <w:t xml:space="preserve"> (OldReport.Any())</w:t>
+      </w:r>
+    </w:p>
+    <w:p>
+      <w:pPr>
+        <w:autoSpaceDE w:val="0"/>
+        <w:autoSpaceDN w:val="0"/>
+        <w:adjustRightInd w:val="0"/>
+        <w:spacing w:after="0" w:line="240" w:lineRule="auto"/>
+        <w:rPr>
+          <w:rFonts w:ascii="Cascadia Mono" w:hAnsi="Cascadia Mono" w:cs="Cascadia Mono"/>
+          <w:color w:val="000000"/>
+          <w:sz w:val="19"/>
+          <w:szCs w:val="19"/>
+          <w:highlight w:val="white"/>
+        </w:rPr>
+      </w:pPr>
+      <w:r>
+        <w:rPr>
+          <w:rFonts w:ascii="Cascadia Mono" w:hAnsi="Cascadia Mono" w:cs="Cascadia Mono"/>
+          <w:color w:val="000000"/>
+          <w:sz w:val="19"/>
+          <w:szCs w:val="19"/>
+          <w:highlight w:val="white"/>
+        </w:rPr>
+        <w:t>{</w:t>
+      </w:r>
+    </w:p>
+    <w:p>
+      <w:pPr>
+        <w:autoSpaceDE w:val="0"/>
+        <w:autoSpaceDN w:val="0"/>
+        <w:adjustRightInd w:val="0"/>
+        <w:spacing w:after="0" w:line="240" w:lineRule="auto"/>
+        <w:rPr>
+          <w:rFonts w:ascii="Cascadia Mono" w:hAnsi="Cascadia Mono" w:cs="Cascadia Mono"/>
+          <w:color w:val="000000"/>
+          <w:sz w:val="19"/>
+          <w:szCs w:val="19"/>
+          <w:highlight w:val="white"/>
+        </w:rPr>
+      </w:pPr>
+      <w:r>
+        <w:rPr>
+          <w:rFonts w:ascii="Cascadia Mono" w:hAnsi="Cascadia Mono" w:cs="Cascadia Mono"/>
+          <w:color w:val="000000"/>
+          <w:sz w:val="19"/>
+          <w:szCs w:val="19"/>
+          <w:highlight w:val="white"/>
+        </w:rPr>
+        <w:t xml:space="preserve">    _</w:t>
+      </w:r>
+      <w:proofErr w:type="gramStart"/>
+      <w:r>
+        <w:rPr>
+          <w:rFonts w:ascii="Cascadia Mono" w:hAnsi="Cascadia Mono" w:cs="Cascadia Mono"/>
+          <w:color w:val="000000"/>
+          <w:sz w:val="19"/>
+          <w:szCs w:val="19"/>
+          <w:highlight w:val="white"/>
+        </w:rPr>
+        <w:t>context.YearlyFinancialReport.RemoveRange(</w:t>
+      </w:r>
+      <w:proofErr w:type="gramEnd"/>
+      <w:r>
+        <w:rPr>
+          <w:rFonts w:ascii="Cascadia Mono" w:hAnsi="Cascadia Mono" w:cs="Cascadia Mono"/>
+          <w:color w:val="000000"/>
+          <w:sz w:val="19"/>
+          <w:szCs w:val="19"/>
+          <w:highlight w:val="white"/>
+        </w:rPr>
+        <w:t>OldReport);</w:t>
+      </w:r>
+    </w:p>
+    <w:p>
+      <w:pPr>
+        <w:autoSpaceDE w:val="0"/>
+        <w:autoSpaceDN w:val="0"/>
+        <w:adjustRightInd w:val="0"/>
+        <w:spacing w:after="0" w:line="240" w:lineRule="auto"/>
+        <w:rPr>
+          <w:rFonts w:ascii="Cascadia Mono" w:hAnsi="Cascadia Mono" w:cs="Cascadia Mono"/>
+          <w:color w:val="000000"/>
+          <w:sz w:val="19"/>
+          <w:szCs w:val="19"/>
+          <w:highlight w:val="white"/>
+        </w:rPr>
+      </w:pPr>
+      <w:r>
+        <w:rPr>
+          <w:rFonts w:ascii="Cascadia Mono" w:hAnsi="Cascadia Mono" w:cs="Cascadia Mono"/>
+          <w:color w:val="000000"/>
+          <w:sz w:val="19"/>
+          <w:szCs w:val="19"/>
+          <w:highlight w:val="white"/>
+        </w:rPr>
+        <w:t>}</w:t>
+      </w:r>
+    </w:p>
+    <w:p>
+      <w:pPr>
+        <w:autoSpaceDE w:val="0"/>
+        <w:autoSpaceDN w:val="0"/>
+        <w:adjustRightInd w:val="0"/>
+        <w:spacing w:after="0" w:line="240" w:lineRule="auto"/>
+        <w:rPr>
+          <w:rFonts w:ascii="Cascadia Mono" w:hAnsi="Cascadia Mono" w:cs="Cascadia Mono"/>
+          <w:color w:val="000000"/>
+          <w:sz w:val="19"/>
+          <w:szCs w:val="19"/>
+          <w:highlight w:val="white"/>
+        </w:rPr>
+      </w:pPr>
+    </w:p>
+    <w:p>
+      <w:pPr>
+        <w:autoSpaceDE w:val="0"/>
+        <w:autoSpaceDN w:val="0"/>
+        <w:adjustRightInd w:val="0"/>
+        <w:spacing w:after="0" w:line="240" w:lineRule="auto"/>
+        <w:rPr>
+          <w:rFonts w:ascii="Cascadia Mono" w:hAnsi="Cascadia Mono" w:cs="Cascadia Mono"/>
+          <w:color w:val="000000"/>
+          <w:sz w:val="19"/>
+          <w:szCs w:val="19"/>
+          <w:highlight w:val="white"/>
+        </w:rPr>
+      </w:pPr>
+      <w:r>
+        <w:rPr>
+          <w:rFonts w:ascii="Cascadia Mono" w:hAnsi="Cascadia Mono" w:cs="Cascadia Mono"/>
+          <w:color w:val="000000"/>
+          <w:sz w:val="19"/>
+          <w:szCs w:val="19"/>
+          <w:highlight w:val="white"/>
+        </w:rPr>
+        <w:t>_</w:t>
+      </w:r>
+      <w:proofErr w:type="gramStart"/>
+      <w:r>
+        <w:rPr>
+          <w:rFonts w:ascii="Cascadia Mono" w:hAnsi="Cascadia Mono" w:cs="Cascadia Mono"/>
+          <w:color w:val="000000"/>
+          <w:sz w:val="19"/>
+          <w:szCs w:val="19"/>
+          <w:highlight w:val="white"/>
+        </w:rPr>
+        <w:t>context.YearlyFinancialReport.AddRange(</w:t>
+      </w:r>
+      <w:proofErr w:type="gramEnd"/>
+      <w:r>
+        <w:rPr>
+          <w:rFonts w:ascii="Cascadia Mono" w:hAnsi="Cascadia Mono" w:cs="Cascadia Mono"/>
+          <w:color w:val="000000"/>
+          <w:sz w:val="19"/>
+          <w:szCs w:val="19"/>
+          <w:highlight w:val="white"/>
+        </w:rPr>
+        <w:t>CalculatedReport);</w:t>
+      </w:r>
+    </w:p>
+    <w:p>
+      <w:pPr>
+        <w:autoSpaceDE w:val="0"/>
+        <w:autoSpaceDN w:val="0"/>
+        <w:adjustRightInd w:val="0"/>
+        <w:spacing w:after="0" w:line="240" w:lineRule="auto"/>
+        <w:rPr>
+          <w:rFonts w:ascii="Cascadia Mono" w:hAnsi="Cascadia Mono" w:cs="Cascadia Mono"/>
+          <w:color w:val="000000"/>
+          <w:sz w:val="19"/>
+          <w:szCs w:val="19"/>
+        </w:rPr>
+      </w:pPr>
+      <w:proofErr w:type="gramStart"/>
+      <w:r>
+        <w:rPr>
+          <w:rFonts w:ascii="Cascadia Mono" w:hAnsi="Cascadia Mono" w:cs="Cascadia Mono"/>
+          <w:color w:val="0000FF"/>
+          <w:sz w:val="19"/>
+          <w:szCs w:val="19"/>
+          <w:highlight w:val="white"/>
+        </w:rPr>
+        <w:t>await</w:t>
+      </w:r>
+      <w:proofErr w:type="gramEnd"/>
+      <w:r>
+        <w:rPr>
+          <w:rFonts w:ascii="Cascadia Mono" w:hAnsi="Cascadia Mono" w:cs="Cascadia Mono"/>
+          <w:color w:val="000000"/>
+          <w:sz w:val="19"/>
+          <w:szCs w:val="19"/>
+          <w:highlight w:val="white"/>
+        </w:rPr>
+        <w:t xml:space="preserve"> _context.SaveChangesAsync();</w:t>
+      </w:r>
+    </w:p>
+    <w:p>
+      <w:pPr>
+        <w:autoSpaceDE w:val="0"/>
+        <w:autoSpaceDN w:val="0"/>
+        <w:adjustRightInd w:val="0"/>
+        <w:spacing w:after="0" w:line="240" w:lineRule="auto"/>
+        <w:rPr>
+          <w:rFonts w:ascii="Cascadia Mono" w:hAnsi="Cascadia Mono" w:cs="Cascadia Mono"/>
+          <w:color w:val="000000"/>
+          <w:sz w:val="19"/>
+          <w:szCs w:val="19"/>
+        </w:rPr>
+      </w:pPr>
+    </w:p>
+    <w:p>
+      <w:pPr>
+        <w:autoSpaceDE w:val="0"/>
+        <w:autoSpaceDN w:val="0"/>
+        <w:adjustRightInd w:val="0"/>
+        <w:spacing w:after="0" w:line="240" w:lineRule="auto"/>
+        <w:rPr>
+          <w:rFonts w:ascii="Cascadia Mono" w:hAnsi="Cascadia Mono" w:cs="Cascadia Mono"/>
+          <w:color w:val="000000"/>
+          <w:sz w:val="19"/>
+          <w:szCs w:val="19"/>
+        </w:rPr>
+      </w:pPr>
+    </w:p>
+    <w:p>
+      <w:pPr>
+        <w:autoSpaceDE w:val="0"/>
+        <w:autoSpaceDN w:val="0"/>
+        <w:adjustRightInd w:val="0"/>
+        <w:spacing w:after="0" w:line="240" w:lineRule="auto"/>
+        <w:rPr>
+          <w:rFonts w:ascii="Cascadia Mono" w:hAnsi="Cascadia Mono" w:cs="Cascadia Mono"/>
+          <w:color w:val="000000"/>
+          <w:sz w:val="19"/>
+          <w:szCs w:val="19"/>
+        </w:rPr>
+      </w:pPr>
+    </w:p>
+    <w:p>
+      <w:pPr>
+        <w:pStyle w:val="Heading1"/>
+      </w:pPr>
+      <w:r>
+        <w:t>Integritate referentiala</w:t>
+      </w:r>
+    </w:p>
+    <w:p>
+      <w:pPr>
+        <w:autoSpaceDE w:val="0"/>
+        <w:autoSpaceDN w:val="0"/>
+        <w:adjustRightInd w:val="0"/>
+        <w:spacing w:after="0" w:line="240" w:lineRule="auto"/>
+        <w:rPr>
+          <w:rFonts w:ascii="Times New Roman" w:hAnsi="Times New Roman" w:cs="Times New Roman"/>
+          <w:sz w:val="28"/>
+          <w:szCs w:val="28"/>
+        </w:rPr>
+      </w:pPr>
+      <w:r>
+        <w:rPr>
+          <w:rFonts w:ascii="Times New Roman" w:hAnsi="Times New Roman" w:cs="Times New Roman"/>
+          <w:noProof/>
+          <w:sz w:val="28"/>
+          <w:szCs w:val="28"/>
+          <w:lang w:eastAsia="en-GB"/>
+        </w:rPr>
+        <w:drawing>
+          <wp:inline distT="0" distB="0" distL="0" distR="0" wp14:anchorId="6C84115D" wp14:editId="2D9EE76D">
+            <wp:extent cx="5731510" cy="3046396"/>
+            <wp:effectExtent l="0" t="0" r="2540" b="1905"/>
+            <wp:docPr id="14" name="Picture 14"/>
+            <wp:cNvGraphicFramePr>
+              <a:graphicFrameLocks xmlns:a="http://schemas.openxmlformats.org/drawingml/2006/main" noChangeAspect="1"/>
+            </wp:cNvGraphicFramePr>
+            <a:graphic xmlns:a="http://schemas.openxmlformats.org/drawingml/2006/main">
+              <a:graphicData uri="http://schemas.openxmlformats.org/drawingml/2006/picture">
+                <pic:pic xmlns:pic="http://schemas.openxmlformats.org/drawingml/2006/picture">
+                  <pic:nvPicPr>
+                    <pic:cNvPr id="0" name=""/>
+                    <pic:cNvPicPr/>
+                  </pic:nvPicPr>
+                  <pic:blipFill>
+                    <a:blip r:embed="rId38"/>
+                    <a:stretch>
+                      <a:fillRect/>
+                    </a:stretch>
+                  </pic:blipFill>
+                  <pic:spPr>
+                    <a:xfrm>
+                      <a:off x="0" y="0"/>
+                      <a:ext cx="5731510" cy="3046396"/>
+                    </a:xfrm>
+                    <a:prstGeom prst="rect">
+                      <a:avLst/>
+                    </a:prstGeom>
+                  </pic:spPr>
+                </pic:pic>
+              </a:graphicData>
+            </a:graphic>
+          </wp:inline>
+        </w:drawing>
+      </w:r>
+    </w:p>
+    <w:p>
+      <w:pPr>
+        <w:autoSpaceDE w:val="0"/>
+        <w:autoSpaceDN w:val="0"/>
+        <w:adjustRightInd w:val="0"/>
+        <w:spacing w:after="0" w:line="240" w:lineRule="auto"/>
+        <w:rPr>
+          <w:rFonts w:ascii="Times New Roman" w:hAnsi="Times New Roman" w:cs="Times New Roman"/>
+          <w:sz w:val="28"/>
+          <w:szCs w:val="28"/>
+        </w:rPr>
+      </w:pPr>
+    </w:p>
+    <w:p>
+      <w:pPr>
+        <w:autoSpaceDE w:val="0"/>
+        <w:autoSpaceDN w:val="0"/>
+        <w:adjustRightInd w:val="0"/>
+        <w:spacing w:after="0" w:line="240" w:lineRule="auto"/>
+        <w:rPr>
+          <w:rFonts w:ascii="Times New Roman" w:hAnsi="Times New Roman" w:cs="Times New Roman"/>
+          <w:sz w:val="28"/>
+          <w:szCs w:val="28"/>
+        </w:rPr>
+      </w:pPr>
+      <w:r>
+        <w:rPr>
+          <w:rFonts w:ascii="Times New Roman" w:hAnsi="Times New Roman" w:cs="Times New Roman"/>
+          <w:sz w:val="28"/>
+          <w:szCs w:val="28"/>
+        </w:rPr>
+        <w:t>Import/Detele.cshtml.cs inclus rapoarteCopii cautate si sterse</w:t>
+      </w:r>
+    </w:p>
+    <w:p>
+      <w:pPr>
+        <w:autoSpaceDE w:val="0"/>
+        <w:autoSpaceDN w:val="0"/>
+        <w:adjustRightInd w:val="0"/>
+        <w:spacing w:after="0" w:line="240" w:lineRule="auto"/>
+        <w:rPr>
+          <w:rFonts w:ascii="Times New Roman" w:hAnsi="Times New Roman" w:cs="Times New Roman"/>
+          <w:sz w:val="28"/>
+          <w:szCs w:val="28"/>
+        </w:rPr>
+      </w:pPr>
+      <w:r>
+        <w:rPr>
+          <w:rFonts w:ascii="Times New Roman" w:hAnsi="Times New Roman" w:cs="Times New Roman"/>
+          <w:sz w:val="28"/>
+          <w:szCs w:val="28"/>
+        </w:rPr>
+        <w:t>Similar Company</w:t>
+      </w:r>
+    </w:p>
+    <w:p>
+      <w:pPr>
+        <w:autoSpaceDE w:val="0"/>
+        <w:autoSpaceDN w:val="0"/>
+        <w:adjustRightInd w:val="0"/>
+        <w:spacing w:after="0" w:line="240" w:lineRule="auto"/>
+        <w:rPr>
+          <w:rFonts w:ascii="Times New Roman" w:hAnsi="Times New Roman" w:cs="Times New Roman"/>
+          <w:sz w:val="28"/>
+          <w:szCs w:val="28"/>
+        </w:rPr>
+      </w:pPr>
+    </w:p>
+    <w:p>
+      <w:pPr>
+        <w:autoSpaceDE w:val="0"/>
+        <w:autoSpaceDN w:val="0"/>
+        <w:adjustRightInd w:val="0"/>
+        <w:spacing w:after="0" w:line="240" w:lineRule="auto"/>
+        <w:rPr>
+          <w:rFonts w:ascii="Times New Roman" w:hAnsi="Times New Roman" w:cs="Times New Roman"/>
+          <w:sz w:val="28"/>
+          <w:szCs w:val="28"/>
+        </w:rPr>
+      </w:pPr>
+      <w:r>
+        <w:rPr>
+          <w:rFonts w:ascii="Times New Roman" w:hAnsi="Times New Roman" w:cs="Times New Roman"/>
+          <w:sz w:val="28"/>
+          <w:szCs w:val="28"/>
+        </w:rPr>
+        <w:t>Integritate Edit import – nu se poate schiiba fisierul</w:t>
+      </w:r>
+      <w:r>
+        <w:rPr>
+          <w:rFonts w:ascii="Times New Roman" w:hAnsi="Times New Roman" w:cs="Times New Roman"/>
+          <w:sz w:val="28"/>
+          <w:szCs w:val="28"/>
+        </w:rPr>
+        <w:t>, data import, nume</w:t>
+      </w:r>
+    </w:p>
+    <w:p>
+      <w:pPr>
+        <w:autoSpaceDE w:val="0"/>
+        <w:autoSpaceDN w:val="0"/>
+        <w:adjustRightInd w:val="0"/>
+        <w:spacing w:after="0" w:line="240" w:lineRule="auto"/>
+        <w:rPr>
+          <w:rFonts w:ascii="Times New Roman" w:hAnsi="Times New Roman" w:cs="Times New Roman"/>
+          <w:sz w:val="28"/>
+          <w:szCs w:val="28"/>
+        </w:rPr>
+      </w:pPr>
+      <w:r>
+        <w:rPr>
+          <w:rFonts w:ascii="Times New Roman" w:hAnsi="Times New Roman" w:cs="Times New Roman"/>
+          <w:sz w:val="28"/>
+          <w:szCs w:val="28"/>
+        </w:rPr>
+        <w:tab/>
+        <w:t>Nou migration, schimbat in model nav props, totul obligatoriu</w:t>
+      </w:r>
+    </w:p>
+    <w:p>
+      <w:pPr>
+        <w:autoSpaceDE w:val="0"/>
+        <w:autoSpaceDN w:val="0"/>
+        <w:adjustRightInd w:val="0"/>
+        <w:spacing w:after="0" w:line="240" w:lineRule="auto"/>
+        <w:rPr>
+          <w:rFonts w:ascii="Times New Roman" w:hAnsi="Times New Roman" w:cs="Times New Roman"/>
+          <w:sz w:val="28"/>
+          <w:szCs w:val="28"/>
+        </w:rPr>
+      </w:pPr>
+      <w:r>
+        <w:rPr>
+          <w:rFonts w:ascii="Times New Roman" w:hAnsi="Times New Roman" w:cs="Times New Roman"/>
+          <w:sz w:val="28"/>
+          <w:szCs w:val="28"/>
+        </w:rPr>
+        <w:t>Compnay 1-M Import 1-M YFR obligatoriu toate</w:t>
+      </w:r>
+    </w:p>
+    <w:p>
+      <w:pPr>
+        <w:autoSpaceDE w:val="0"/>
+        <w:autoSpaceDN w:val="0"/>
+        <w:adjustRightInd w:val="0"/>
+        <w:spacing w:after="0" w:line="240" w:lineRule="auto"/>
+        <w:rPr>
+          <w:rFonts w:ascii="Times New Roman" w:hAnsi="Times New Roman" w:cs="Times New Roman"/>
+          <w:sz w:val="28"/>
+          <w:szCs w:val="28"/>
+        </w:rPr>
+      </w:pPr>
+    </w:p>
+    <w:p>
+      <w:pPr>
+        <w:autoSpaceDE w:val="0"/>
+        <w:autoSpaceDN w:val="0"/>
+        <w:adjustRightInd w:val="0"/>
+        <w:spacing w:after="0" w:line="240" w:lineRule="auto"/>
+        <w:rPr>
+          <w:rFonts w:ascii="Cascadia Mono" w:hAnsi="Cascadia Mono" w:cs="Cascadia Mono"/>
+          <w:color w:val="000000"/>
+          <w:sz w:val="19"/>
+          <w:szCs w:val="19"/>
+          <w:highlight w:val="white"/>
+        </w:rPr>
+      </w:pPr>
+      <w:r>
+        <w:rPr>
+          <w:rFonts w:ascii="Times New Roman" w:hAnsi="Times New Roman" w:cs="Times New Roman"/>
+          <w:sz w:val="28"/>
+          <w:szCs w:val="28"/>
+        </w:rPr>
+        <w:lastRenderedPageBreak/>
+        <w:drawing>
+          <wp:inline distT="0" distB="0" distL="0" distR="0" wp14:anchorId="7E938726" wp14:editId="7CB4B01E">
+            <wp:extent cx="2730033" cy="2308860"/>
+            <wp:effectExtent l="0" t="0" r="0" b="0"/>
+            <wp:docPr id="11" name="Picture 11"/>
+            <wp:cNvGraphicFramePr>
+              <a:graphicFrameLocks xmlns:a="http://schemas.openxmlformats.org/drawingml/2006/main" noChangeAspect="1"/>
+            </wp:cNvGraphicFramePr>
+            <a:graphic xmlns:a="http://schemas.openxmlformats.org/drawingml/2006/main">
+              <a:graphicData uri="http://schemas.openxmlformats.org/drawingml/2006/picture">
+                <pic:pic xmlns:pic="http://schemas.openxmlformats.org/drawingml/2006/picture">
+                  <pic:nvPicPr>
+                    <pic:cNvPr id="0" name=""/>
+                    <pic:cNvPicPr/>
+                  </pic:nvPicPr>
+                  <pic:blipFill>
+                    <a:blip r:embed="rId39"/>
+                    <a:stretch>
+                      <a:fillRect/>
+                    </a:stretch>
+                  </pic:blipFill>
+                  <pic:spPr>
+                    <a:xfrm>
+                      <a:off x="0" y="0"/>
+                      <a:ext cx="2730579" cy="2309322"/>
+                    </a:xfrm>
+                    <a:prstGeom prst="rect">
+                      <a:avLst/>
+                    </a:prstGeom>
+                  </pic:spPr>
+                </pic:pic>
+              </a:graphicData>
+            </a:graphic>
+          </wp:inline>
+        </w:drawing>
+      </w:r>
+      <w:r>
+        <w:rPr>
+          <w:rFonts w:ascii="Cascadia Mono" w:hAnsi="Cascadia Mono" w:cs="Cascadia Mono"/>
+          <w:color w:val="000000"/>
+          <w:sz w:val="19"/>
+          <w:szCs w:val="19"/>
+          <w:highlight w:val="white"/>
+        </w:rPr>
+        <w:t xml:space="preserve">        [</w:t>
+      </w:r>
+      <w:proofErr w:type="gramStart"/>
+      <w:r>
+        <w:rPr>
+          <w:rFonts w:ascii="Cascadia Mono" w:hAnsi="Cascadia Mono" w:cs="Cascadia Mono"/>
+          <w:color w:val="2B91AF"/>
+          <w:sz w:val="19"/>
+          <w:szCs w:val="19"/>
+          <w:highlight w:val="white"/>
+        </w:rPr>
+        <w:t>Display</w:t>
+      </w:r>
+      <w:r>
+        <w:rPr>
+          <w:rFonts w:ascii="Cascadia Mono" w:hAnsi="Cascadia Mono" w:cs="Cascadia Mono"/>
+          <w:color w:val="000000"/>
+          <w:sz w:val="19"/>
+          <w:szCs w:val="19"/>
+          <w:highlight w:val="white"/>
+        </w:rPr>
+        <w:t>(</w:t>
+      </w:r>
+      <w:proofErr w:type="gramEnd"/>
+      <w:r>
+        <w:rPr>
+          <w:rFonts w:ascii="Cascadia Mono" w:hAnsi="Cascadia Mono" w:cs="Cascadia Mono"/>
+          <w:color w:val="000000"/>
+          <w:sz w:val="19"/>
+          <w:szCs w:val="19"/>
+          <w:highlight w:val="white"/>
+        </w:rPr>
+        <w:t xml:space="preserve">Name = </w:t>
+      </w:r>
+      <w:r>
+        <w:rPr>
+          <w:rFonts w:ascii="Cascadia Mono" w:hAnsi="Cascadia Mono" w:cs="Cascadia Mono"/>
+          <w:color w:val="A31515"/>
+          <w:sz w:val="19"/>
+          <w:szCs w:val="19"/>
+          <w:highlight w:val="white"/>
+        </w:rPr>
+        <w:t>"Upload date"</w:t>
+      </w:r>
+      <w:r>
+        <w:rPr>
+          <w:rFonts w:ascii="Cascadia Mono" w:hAnsi="Cascadia Mono" w:cs="Cascadia Mono"/>
+          <w:color w:val="000000"/>
+          <w:sz w:val="19"/>
+          <w:szCs w:val="19"/>
+          <w:highlight w:val="white"/>
+        </w:rPr>
+        <w:t>)]</w:t>
+      </w:r>
+    </w:p>
+    <w:p>
+      <w:pPr>
+        <w:autoSpaceDE w:val="0"/>
+        <w:autoSpaceDN w:val="0"/>
+        <w:adjustRightInd w:val="0"/>
+        <w:spacing w:after="0" w:line="240" w:lineRule="auto"/>
+        <w:rPr>
+          <w:rFonts w:ascii="Cascadia Mono" w:hAnsi="Cascadia Mono" w:cs="Cascadia Mono"/>
+          <w:color w:val="000000"/>
+          <w:sz w:val="19"/>
+          <w:szCs w:val="19"/>
+          <w:highlight w:val="white"/>
+        </w:rPr>
+      </w:pPr>
+      <w:r>
+        <w:rPr>
+          <w:rFonts w:ascii="Cascadia Mono" w:hAnsi="Cascadia Mono" w:cs="Cascadia Mono"/>
+          <w:color w:val="000000"/>
+          <w:sz w:val="19"/>
+          <w:szCs w:val="19"/>
+          <w:highlight w:val="white"/>
+        </w:rPr>
+        <w:t xml:space="preserve">        [</w:t>
+      </w:r>
+      <w:proofErr w:type="gramStart"/>
+      <w:r>
+        <w:rPr>
+          <w:rFonts w:ascii="Cascadia Mono" w:hAnsi="Cascadia Mono" w:cs="Cascadia Mono"/>
+          <w:color w:val="2B91AF"/>
+          <w:sz w:val="19"/>
+          <w:szCs w:val="19"/>
+          <w:highlight w:val="white"/>
+        </w:rPr>
+        <w:t>DataType</w:t>
+      </w:r>
+      <w:r>
+        <w:rPr>
+          <w:rFonts w:ascii="Cascadia Mono" w:hAnsi="Cascadia Mono" w:cs="Cascadia Mono"/>
+          <w:color w:val="000000"/>
+          <w:sz w:val="19"/>
+          <w:szCs w:val="19"/>
+          <w:highlight w:val="white"/>
+        </w:rPr>
+        <w:t>(</w:t>
+      </w:r>
+      <w:proofErr w:type="gramEnd"/>
+      <w:r>
+        <w:rPr>
+          <w:rFonts w:ascii="Cascadia Mono" w:hAnsi="Cascadia Mono" w:cs="Cascadia Mono"/>
+          <w:color w:val="2B91AF"/>
+          <w:sz w:val="19"/>
+          <w:szCs w:val="19"/>
+          <w:highlight w:val="white"/>
+        </w:rPr>
+        <w:t>DataType</w:t>
+      </w:r>
+      <w:r>
+        <w:rPr>
+          <w:rFonts w:ascii="Cascadia Mono" w:hAnsi="Cascadia Mono" w:cs="Cascadia Mono"/>
+          <w:color w:val="000000"/>
+          <w:sz w:val="19"/>
+          <w:szCs w:val="19"/>
+          <w:highlight w:val="white"/>
+        </w:rPr>
+        <w:t>.Date)]</w:t>
+      </w:r>
+    </w:p>
+    <w:p>
+      <w:pPr>
+        <w:autoSpaceDE w:val="0"/>
+        <w:autoSpaceDN w:val="0"/>
+        <w:adjustRightInd w:val="0"/>
+        <w:spacing w:after="0" w:line="240" w:lineRule="auto"/>
+        <w:rPr>
+          <w:rFonts w:ascii="Cascadia Mono" w:hAnsi="Cascadia Mono" w:cs="Cascadia Mono"/>
+          <w:color w:val="000000"/>
+          <w:sz w:val="19"/>
+          <w:szCs w:val="19"/>
+          <w:highlight w:val="white"/>
+        </w:rPr>
+      </w:pPr>
+      <w:r>
+        <w:rPr>
+          <w:rFonts w:ascii="Cascadia Mono" w:hAnsi="Cascadia Mono" w:cs="Cascadia Mono"/>
+          <w:color w:val="000000"/>
+          <w:sz w:val="19"/>
+          <w:szCs w:val="19"/>
+          <w:highlight w:val="white"/>
+        </w:rPr>
+        <w:t xml:space="preserve">        [</w:t>
+      </w:r>
+      <w:proofErr w:type="gramStart"/>
+      <w:r>
+        <w:rPr>
+          <w:rFonts w:ascii="Cascadia Mono" w:hAnsi="Cascadia Mono" w:cs="Cascadia Mono"/>
+          <w:color w:val="2B91AF"/>
+          <w:sz w:val="19"/>
+          <w:szCs w:val="19"/>
+          <w:highlight w:val="white"/>
+        </w:rPr>
+        <w:t>Range</w:t>
+      </w:r>
+      <w:r>
+        <w:rPr>
+          <w:rFonts w:ascii="Cascadia Mono" w:hAnsi="Cascadia Mono" w:cs="Cascadia Mono"/>
+          <w:color w:val="000000"/>
+          <w:sz w:val="19"/>
+          <w:szCs w:val="19"/>
+          <w:highlight w:val="white"/>
+        </w:rPr>
+        <w:t>(</w:t>
+      </w:r>
+      <w:proofErr w:type="gramEnd"/>
+      <w:r>
+        <w:rPr>
+          <w:rFonts w:ascii="Cascadia Mono" w:hAnsi="Cascadia Mono" w:cs="Cascadia Mono"/>
+          <w:color w:val="0000FF"/>
+          <w:sz w:val="19"/>
+          <w:szCs w:val="19"/>
+          <w:highlight w:val="white"/>
+        </w:rPr>
+        <w:t>typeof</w:t>
+      </w:r>
+      <w:r>
+        <w:rPr>
+          <w:rFonts w:ascii="Cascadia Mono" w:hAnsi="Cascadia Mono" w:cs="Cascadia Mono"/>
+          <w:color w:val="000000"/>
+          <w:sz w:val="19"/>
+          <w:szCs w:val="19"/>
+          <w:highlight w:val="white"/>
+        </w:rPr>
+        <w:t>(</w:t>
+      </w:r>
+      <w:r>
+        <w:rPr>
+          <w:rFonts w:ascii="Cascadia Mono" w:hAnsi="Cascadia Mono" w:cs="Cascadia Mono"/>
+          <w:color w:val="2B91AF"/>
+          <w:sz w:val="19"/>
+          <w:szCs w:val="19"/>
+          <w:highlight w:val="white"/>
+        </w:rPr>
+        <w:t>DateTime</w:t>
+      </w:r>
+      <w:r>
+        <w:rPr>
+          <w:rFonts w:ascii="Cascadia Mono" w:hAnsi="Cascadia Mono" w:cs="Cascadia Mono"/>
+          <w:color w:val="000000"/>
+          <w:sz w:val="19"/>
+          <w:szCs w:val="19"/>
+          <w:highlight w:val="white"/>
+        </w:rPr>
+        <w:t xml:space="preserve">), </w:t>
+      </w:r>
+      <w:r>
+        <w:rPr>
+          <w:rFonts w:ascii="Cascadia Mono" w:hAnsi="Cascadia Mono" w:cs="Cascadia Mono"/>
+          <w:color w:val="A31515"/>
+          <w:sz w:val="19"/>
+          <w:szCs w:val="19"/>
+          <w:highlight w:val="white"/>
+        </w:rPr>
+        <w:t>"2014-01-01"</w:t>
+      </w:r>
+      <w:r>
+        <w:rPr>
+          <w:rFonts w:ascii="Cascadia Mono" w:hAnsi="Cascadia Mono" w:cs="Cascadia Mono"/>
+          <w:color w:val="000000"/>
+          <w:sz w:val="19"/>
+          <w:szCs w:val="19"/>
+          <w:highlight w:val="white"/>
+        </w:rPr>
+        <w:t xml:space="preserve">, </w:t>
+      </w:r>
+      <w:r>
+        <w:rPr>
+          <w:rFonts w:ascii="Cascadia Mono" w:hAnsi="Cascadia Mono" w:cs="Cascadia Mono"/>
+          <w:color w:val="A31515"/>
+          <w:sz w:val="19"/>
+          <w:szCs w:val="19"/>
+          <w:highlight w:val="white"/>
+        </w:rPr>
+        <w:t>"2026-12-31"</w:t>
+      </w:r>
+      <w:r>
+        <w:rPr>
+          <w:rFonts w:ascii="Cascadia Mono" w:hAnsi="Cascadia Mono" w:cs="Cascadia Mono"/>
+          <w:color w:val="000000"/>
+          <w:sz w:val="19"/>
+          <w:szCs w:val="19"/>
+          <w:highlight w:val="white"/>
+        </w:rPr>
+        <w:t xml:space="preserve">, ErrorMessage = </w:t>
+      </w:r>
+      <w:r>
+        <w:rPr>
+          <w:rFonts w:ascii="Cascadia Mono" w:hAnsi="Cascadia Mono" w:cs="Cascadia Mono"/>
+          <w:color w:val="A31515"/>
+          <w:sz w:val="19"/>
+          <w:szCs w:val="19"/>
+          <w:highlight w:val="white"/>
+        </w:rPr>
+        <w:t>"Date out of bounds"</w:t>
+      </w:r>
+      <w:r>
+        <w:rPr>
+          <w:rFonts w:ascii="Cascadia Mono" w:hAnsi="Cascadia Mono" w:cs="Cascadia Mono"/>
+          <w:color w:val="000000"/>
+          <w:sz w:val="19"/>
+          <w:szCs w:val="19"/>
+          <w:highlight w:val="white"/>
+        </w:rPr>
+        <w:t>)]</w:t>
+      </w:r>
+    </w:p>
+    <w:p>
+      <w:pPr>
+        <w:autoSpaceDE w:val="0"/>
+        <w:autoSpaceDN w:val="0"/>
+        <w:adjustRightInd w:val="0"/>
+        <w:spacing w:after="0" w:line="240" w:lineRule="auto"/>
+        <w:rPr>
+          <w:rFonts w:ascii="Cascadia Mono" w:hAnsi="Cascadia Mono" w:cs="Cascadia Mono"/>
+          <w:color w:val="000000"/>
+          <w:sz w:val="19"/>
+          <w:szCs w:val="19"/>
+          <w:highlight w:val="white"/>
+        </w:rPr>
+      </w:pPr>
+      <w:r>
+        <w:rPr>
+          <w:rFonts w:ascii="Cascadia Mono" w:hAnsi="Cascadia Mono" w:cs="Cascadia Mono"/>
+          <w:color w:val="000000"/>
+          <w:sz w:val="19"/>
+          <w:szCs w:val="19"/>
+          <w:highlight w:val="white"/>
+        </w:rPr>
+        <w:t xml:space="preserve">        [</w:t>
+      </w:r>
+      <w:proofErr w:type="gramStart"/>
+      <w:r>
+        <w:rPr>
+          <w:rFonts w:ascii="Cascadia Mono" w:hAnsi="Cascadia Mono" w:cs="Cascadia Mono"/>
+          <w:color w:val="2B91AF"/>
+          <w:sz w:val="19"/>
+          <w:szCs w:val="19"/>
+          <w:highlight w:val="white"/>
+        </w:rPr>
+        <w:t>Required</w:t>
+      </w:r>
+      <w:r>
+        <w:rPr>
+          <w:rFonts w:ascii="Cascadia Mono" w:hAnsi="Cascadia Mono" w:cs="Cascadia Mono"/>
+          <w:color w:val="000000"/>
+          <w:sz w:val="19"/>
+          <w:szCs w:val="19"/>
+          <w:highlight w:val="white"/>
+        </w:rPr>
+        <w:t>(</w:t>
+      </w:r>
+      <w:proofErr w:type="gramEnd"/>
+      <w:r>
+        <w:rPr>
+          <w:rFonts w:ascii="Cascadia Mono" w:hAnsi="Cascadia Mono" w:cs="Cascadia Mono"/>
+          <w:color w:val="000000"/>
+          <w:sz w:val="19"/>
+          <w:szCs w:val="19"/>
+          <w:highlight w:val="white"/>
+        </w:rPr>
+        <w:t>)]</w:t>
+      </w:r>
+    </w:p>
+    <w:p>
+      <w:pPr>
+        <w:autoSpaceDE w:val="0"/>
+        <w:autoSpaceDN w:val="0"/>
+        <w:adjustRightInd w:val="0"/>
+        <w:spacing w:after="0" w:line="240" w:lineRule="auto"/>
+        <w:rPr>
+          <w:rFonts w:ascii="Cascadia Mono" w:hAnsi="Cascadia Mono" w:cs="Cascadia Mono"/>
+          <w:color w:val="000000"/>
+          <w:sz w:val="19"/>
+          <w:szCs w:val="19"/>
+          <w:highlight w:val="white"/>
+        </w:rPr>
+      </w:pPr>
+      <w:r>
+        <w:rPr>
+          <w:rFonts w:ascii="Cascadia Mono" w:hAnsi="Cascadia Mono" w:cs="Cascadia Mono"/>
+          <w:color w:val="000000"/>
+          <w:sz w:val="19"/>
+          <w:szCs w:val="19"/>
+          <w:highlight w:val="white"/>
+        </w:rPr>
+        <w:t xml:space="preserve">        </w:t>
+      </w:r>
+      <w:proofErr w:type="gramStart"/>
+      <w:r>
+        <w:rPr>
+          <w:rFonts w:ascii="Cascadia Mono" w:hAnsi="Cascadia Mono" w:cs="Cascadia Mono"/>
+          <w:color w:val="0000FF"/>
+          <w:sz w:val="19"/>
+          <w:szCs w:val="19"/>
+          <w:highlight w:val="white"/>
+        </w:rPr>
+        <w:t>public</w:t>
+      </w:r>
+      <w:proofErr w:type="gramEnd"/>
+      <w:r>
+        <w:rPr>
+          <w:rFonts w:ascii="Cascadia Mono" w:hAnsi="Cascadia Mono" w:cs="Cascadia Mono"/>
+          <w:color w:val="000000"/>
+          <w:sz w:val="19"/>
+          <w:szCs w:val="19"/>
+          <w:highlight w:val="white"/>
+        </w:rPr>
+        <w:t xml:space="preserve"> </w:t>
+      </w:r>
+      <w:r>
+        <w:rPr>
+          <w:rFonts w:ascii="Cascadia Mono" w:hAnsi="Cascadia Mono" w:cs="Cascadia Mono"/>
+          <w:color w:val="2B91AF"/>
+          <w:sz w:val="19"/>
+          <w:szCs w:val="19"/>
+          <w:highlight w:val="white"/>
+        </w:rPr>
+        <w:t>DateTime</w:t>
+      </w:r>
+      <w:r>
+        <w:rPr>
+          <w:rFonts w:ascii="Cascadia Mono" w:hAnsi="Cascadia Mono" w:cs="Cascadia Mono"/>
+          <w:color w:val="000000"/>
+          <w:sz w:val="19"/>
+          <w:szCs w:val="19"/>
+          <w:highlight w:val="white"/>
+        </w:rPr>
+        <w:t xml:space="preserve"> ImportDate { </w:t>
+      </w:r>
+      <w:r>
+        <w:rPr>
+          <w:rFonts w:ascii="Cascadia Mono" w:hAnsi="Cascadia Mono" w:cs="Cascadia Mono"/>
+          <w:color w:val="0000FF"/>
+          <w:sz w:val="19"/>
+          <w:szCs w:val="19"/>
+          <w:highlight w:val="white"/>
+        </w:rPr>
+        <w:t>get</w:t>
+      </w:r>
+      <w:r>
+        <w:rPr>
+          <w:rFonts w:ascii="Cascadia Mono" w:hAnsi="Cascadia Mono" w:cs="Cascadia Mono"/>
+          <w:color w:val="000000"/>
+          <w:sz w:val="19"/>
+          <w:szCs w:val="19"/>
+          <w:highlight w:val="white"/>
+        </w:rPr>
+        <w:t xml:space="preserve">; </w:t>
+      </w:r>
+      <w:r>
+        <w:rPr>
+          <w:rFonts w:ascii="Cascadia Mono" w:hAnsi="Cascadia Mono" w:cs="Cascadia Mono"/>
+          <w:color w:val="0000FF"/>
+          <w:sz w:val="19"/>
+          <w:szCs w:val="19"/>
+          <w:highlight w:val="white"/>
+        </w:rPr>
+        <w:t>set</w:t>
+      </w:r>
+      <w:r>
+        <w:rPr>
+          <w:rFonts w:ascii="Cascadia Mono" w:hAnsi="Cascadia Mono" w:cs="Cascadia Mono"/>
+          <w:color w:val="000000"/>
+          <w:sz w:val="19"/>
+          <w:szCs w:val="19"/>
+          <w:highlight w:val="white"/>
+        </w:rPr>
+        <w:t xml:space="preserve">; } = </w:t>
+      </w:r>
+      <w:r>
+        <w:rPr>
+          <w:rFonts w:ascii="Cascadia Mono" w:hAnsi="Cascadia Mono" w:cs="Cascadia Mono"/>
+          <w:color w:val="2B91AF"/>
+          <w:sz w:val="19"/>
+          <w:szCs w:val="19"/>
+          <w:highlight w:val="white"/>
+        </w:rPr>
+        <w:t>DateTime</w:t>
+      </w:r>
+      <w:r>
+        <w:rPr>
+          <w:rFonts w:ascii="Cascadia Mono" w:hAnsi="Cascadia Mono" w:cs="Cascadia Mono"/>
+          <w:color w:val="000000"/>
+          <w:sz w:val="19"/>
+          <w:szCs w:val="19"/>
+          <w:highlight w:val="white"/>
+        </w:rPr>
+        <w:t>.Now;</w:t>
+      </w:r>
+    </w:p>
+    <w:p>
+      <w:pPr>
+        <w:autoSpaceDE w:val="0"/>
+        <w:autoSpaceDN w:val="0"/>
+        <w:adjustRightInd w:val="0"/>
+        <w:spacing w:after="0" w:line="240" w:lineRule="auto"/>
+        <w:rPr>
+          <w:rFonts w:ascii="Times New Roman" w:hAnsi="Times New Roman" w:cs="Times New Roman"/>
+          <w:sz w:val="28"/>
+          <w:szCs w:val="28"/>
+        </w:rPr>
+      </w:pPr>
+    </w:p>
+    <w:p>
+      <w:pPr>
+        <w:autoSpaceDE w:val="0"/>
+        <w:autoSpaceDN w:val="0"/>
+        <w:adjustRightInd w:val="0"/>
+        <w:spacing w:after="0" w:line="240" w:lineRule="auto"/>
+        <w:rPr>
+          <w:rFonts w:ascii="Times New Roman" w:hAnsi="Times New Roman" w:cs="Times New Roman"/>
+          <w:sz w:val="28"/>
+          <w:szCs w:val="28"/>
+          <w:lang w:val="de-DE"/>
+        </w:rPr>
+      </w:pPr>
+      <w:r>
+        <w:rPr>
+          <w:rFonts w:ascii="Times New Roman" w:hAnsi="Times New Roman" w:cs="Times New Roman"/>
+          <w:sz w:val="28"/>
+          <w:szCs w:val="28"/>
+          <w:lang w:val="de-DE"/>
+        </w:rPr>
+        <w:t>Valori de zero in d</w:t>
+      </w:r>
+      <w:r>
+        <w:rPr>
+          <w:rFonts w:ascii="Times New Roman" w:hAnsi="Times New Roman" w:cs="Times New Roman"/>
+          <w:sz w:val="28"/>
+          <w:szCs w:val="28"/>
+          <w:lang w:val="de-DE"/>
+        </w:rPr>
+        <w:t>ash</w:t>
+      </w:r>
+    </w:p>
+    <w:p>
+      <w:pPr>
+        <w:autoSpaceDE w:val="0"/>
+        <w:autoSpaceDN w:val="0"/>
+        <w:adjustRightInd w:val="0"/>
+        <w:spacing w:after="0" w:line="240" w:lineRule="auto"/>
+        <w:rPr>
+          <w:rFonts w:ascii="Times New Roman" w:hAnsi="Times New Roman" w:cs="Times New Roman"/>
+          <w:sz w:val="28"/>
+          <w:szCs w:val="28"/>
+          <w:lang w:val="de-DE"/>
+        </w:rPr>
+      </w:pPr>
+    </w:p>
+    <w:p>
+      <w:pPr>
+        <w:autoSpaceDE w:val="0"/>
+        <w:autoSpaceDN w:val="0"/>
+        <w:adjustRightInd w:val="0"/>
+        <w:spacing w:after="0" w:line="240" w:lineRule="auto"/>
+        <w:rPr>
+          <w:rFonts w:ascii="Times New Roman" w:hAnsi="Times New Roman" w:cs="Times New Roman"/>
+          <w:sz w:val="28"/>
+          <w:szCs w:val="28"/>
+          <w:lang w:val="de-DE"/>
+        </w:rPr>
+      </w:pPr>
+    </w:p>
+    <w:p>
+      <w:pPr>
+        <w:autoSpaceDE w:val="0"/>
+        <w:autoSpaceDN w:val="0"/>
+        <w:adjustRightInd w:val="0"/>
+        <w:spacing w:after="0" w:line="240" w:lineRule="auto"/>
+        <w:rPr>
+          <w:rFonts w:ascii="Cascadia Mono" w:hAnsi="Cascadia Mono" w:cs="Cascadia Mono"/>
+          <w:color w:val="000000"/>
+          <w:sz w:val="19"/>
+          <w:szCs w:val="19"/>
+          <w:highlight w:val="white"/>
+        </w:rPr>
+      </w:pPr>
+      <w:r>
+        <w:rPr>
+          <w:rFonts w:ascii="Times New Roman" w:hAnsi="Times New Roman" w:cs="Times New Roman"/>
+          <w:sz w:val="28"/>
+          <w:szCs w:val="28"/>
+        </w:rPr>
+        <w:t xml:space="preserve">Scos </w:t>
+      </w:r>
+      <w:r>
+        <w:rPr>
+          <w:rFonts w:ascii="Cascadia Mono" w:hAnsi="Cascadia Mono" w:cs="Cascadia Mono"/>
+          <w:color w:val="000000"/>
+          <w:sz w:val="19"/>
+          <w:szCs w:val="19"/>
+          <w:highlight w:val="white"/>
+        </w:rPr>
+        <w:t xml:space="preserve">        [</w:t>
+      </w:r>
+      <w:proofErr w:type="gramStart"/>
+      <w:r>
+        <w:rPr>
+          <w:rFonts w:ascii="Cascadia Mono" w:hAnsi="Cascadia Mono" w:cs="Cascadia Mono"/>
+          <w:color w:val="2B91AF"/>
+          <w:sz w:val="19"/>
+          <w:szCs w:val="19"/>
+          <w:highlight w:val="white"/>
+        </w:rPr>
+        <w:t>Range</w:t>
+      </w:r>
+      <w:r>
+        <w:rPr>
+          <w:rFonts w:ascii="Cascadia Mono" w:hAnsi="Cascadia Mono" w:cs="Cascadia Mono"/>
+          <w:color w:val="000000"/>
+          <w:sz w:val="19"/>
+          <w:szCs w:val="19"/>
+          <w:highlight w:val="white"/>
+        </w:rPr>
+        <w:t>(</w:t>
+      </w:r>
+      <w:proofErr w:type="gramEnd"/>
+      <w:r>
+        <w:rPr>
+          <w:rFonts w:ascii="Cascadia Mono" w:hAnsi="Cascadia Mono" w:cs="Cascadia Mono"/>
+          <w:color w:val="0000FF"/>
+          <w:sz w:val="19"/>
+          <w:szCs w:val="19"/>
+          <w:highlight w:val="white"/>
+        </w:rPr>
+        <w:t>typeof</w:t>
+      </w:r>
+      <w:r>
+        <w:rPr>
+          <w:rFonts w:ascii="Cascadia Mono" w:hAnsi="Cascadia Mono" w:cs="Cascadia Mono"/>
+          <w:color w:val="000000"/>
+          <w:sz w:val="19"/>
+          <w:szCs w:val="19"/>
+          <w:highlight w:val="white"/>
+        </w:rPr>
+        <w:t>(</w:t>
+      </w:r>
+      <w:r>
+        <w:rPr>
+          <w:rFonts w:ascii="Cascadia Mono" w:hAnsi="Cascadia Mono" w:cs="Cascadia Mono"/>
+          <w:color w:val="0000FF"/>
+          <w:sz w:val="19"/>
+          <w:szCs w:val="19"/>
+          <w:highlight w:val="white"/>
+        </w:rPr>
+        <w:t>decimal</w:t>
+      </w:r>
+      <w:r>
+        <w:rPr>
+          <w:rFonts w:ascii="Cascadia Mono" w:hAnsi="Cascadia Mono" w:cs="Cascadia Mono"/>
+          <w:color w:val="000000"/>
+          <w:sz w:val="19"/>
+          <w:szCs w:val="19"/>
+          <w:highlight w:val="white"/>
+        </w:rPr>
+        <w:t xml:space="preserve">), </w:t>
+      </w:r>
+      <w:r>
+        <w:rPr>
+          <w:rFonts w:ascii="Cascadia Mono" w:hAnsi="Cascadia Mono" w:cs="Cascadia Mono"/>
+          <w:color w:val="A31515"/>
+          <w:sz w:val="19"/>
+          <w:szCs w:val="19"/>
+          <w:highlight w:val="white"/>
+        </w:rPr>
+        <w:t>"0"</w:t>
+      </w:r>
+      <w:r>
+        <w:rPr>
+          <w:rFonts w:ascii="Cascadia Mono" w:hAnsi="Cascadia Mono" w:cs="Cascadia Mono"/>
+          <w:color w:val="000000"/>
+          <w:sz w:val="19"/>
+          <w:szCs w:val="19"/>
+          <w:highlight w:val="white"/>
+        </w:rPr>
+        <w:t xml:space="preserve">, </w:t>
+      </w:r>
+      <w:r>
+        <w:rPr>
+          <w:rFonts w:ascii="Cascadia Mono" w:hAnsi="Cascadia Mono" w:cs="Cascadia Mono"/>
+          <w:color w:val="A31515"/>
+          <w:sz w:val="19"/>
+          <w:szCs w:val="19"/>
+          <w:highlight w:val="white"/>
+        </w:rPr>
+        <w:t>"9999999999"</w:t>
+      </w:r>
+      <w:r>
+        <w:rPr>
+          <w:rFonts w:ascii="Cascadia Mono" w:hAnsi="Cascadia Mono" w:cs="Cascadia Mono"/>
+          <w:color w:val="000000"/>
+          <w:sz w:val="19"/>
+          <w:szCs w:val="19"/>
+          <w:highlight w:val="white"/>
+        </w:rPr>
+        <w:t>)]</w:t>
+      </w:r>
+    </w:p>
+    <w:p>
+      <w:pPr>
+        <w:autoSpaceDE w:val="0"/>
+        <w:autoSpaceDN w:val="0"/>
+        <w:adjustRightInd w:val="0"/>
+        <w:spacing w:after="0" w:line="240" w:lineRule="auto"/>
+        <w:rPr>
+          <w:rFonts w:ascii="Times New Roman" w:hAnsi="Times New Roman" w:cs="Times New Roman"/>
+          <w:sz w:val="28"/>
+          <w:szCs w:val="28"/>
+        </w:rPr>
+      </w:pPr>
+      <w:r>
+        <w:rPr>
+          <w:rFonts w:ascii="Times New Roman" w:hAnsi="Times New Roman" w:cs="Times New Roman"/>
+          <w:sz w:val="28"/>
+          <w:szCs w:val="28"/>
+        </w:rPr>
+        <w:t>D</w:t>
+      </w:r>
+      <w:r>
+        <w:rPr>
+          <w:rFonts w:ascii="Times New Roman" w:hAnsi="Times New Roman" w:cs="Times New Roman"/>
+          <w:sz w:val="28"/>
+          <w:szCs w:val="28"/>
+        </w:rPr>
+        <w:t>in model YFR, sunt citite din csv anyway</w:t>
+      </w:r>
+    </w:p>
+    <w:p>
+      <w:pPr>
+        <w:autoSpaceDE w:val="0"/>
+        <w:autoSpaceDN w:val="0"/>
+        <w:adjustRightInd w:val="0"/>
+        <w:spacing w:after="0" w:line="240" w:lineRule="auto"/>
+        <w:rPr>
+          <w:rFonts w:ascii="Times New Roman" w:hAnsi="Times New Roman" w:cs="Times New Roman"/>
+          <w:sz w:val="28"/>
+          <w:szCs w:val="28"/>
+        </w:rPr>
+      </w:pPr>
+    </w:p>
+    <w:p>
+      <w:pPr>
+        <w:autoSpaceDE w:val="0"/>
+        <w:autoSpaceDN w:val="0"/>
+        <w:adjustRightInd w:val="0"/>
+        <w:spacing w:after="0" w:line="240" w:lineRule="auto"/>
+        <w:rPr>
+          <w:rFonts w:ascii="Times New Roman" w:hAnsi="Times New Roman" w:cs="Times New Roman"/>
+          <w:sz w:val="28"/>
+          <w:szCs w:val="28"/>
+        </w:rPr>
+      </w:pPr>
+      <w:r>
+        <w:rPr>
+          <w:rFonts w:ascii="Times New Roman" w:hAnsi="Times New Roman" w:cs="Times New Roman"/>
+          <w:sz w:val="28"/>
+          <w:szCs w:val="28"/>
+        </w:rPr>
+        <w:t xml:space="preserve">PE MAINE </w:t>
+      </w:r>
+    </w:p>
+    <w:p>
+      <w:pPr>
+        <w:autoSpaceDE w:val="0"/>
+        <w:autoSpaceDN w:val="0"/>
+        <w:adjustRightInd w:val="0"/>
+        <w:spacing w:after="0" w:line="240" w:lineRule="auto"/>
+        <w:rPr>
+          <w:rFonts w:ascii="Times New Roman" w:hAnsi="Times New Roman" w:cs="Times New Roman"/>
+          <w:sz w:val="28"/>
+          <w:szCs w:val="28"/>
+        </w:rPr>
+      </w:pPr>
+      <w:r>
+        <w:rPr>
+          <w:rFonts w:ascii="Times New Roman" w:hAnsi="Times New Roman" w:cs="Times New Roman"/>
+          <w:sz w:val="28"/>
+          <w:szCs w:val="28"/>
+        </w:rPr>
+        <w:t>NORMALIZAT ID URI VARIABILE UNELE SUNT CU LITERA MARE ALTELE MICA</w:t>
+      </w:r>
+    </w:p>
+    <w:p>
+      <w:pPr>
+        <w:autoSpaceDE w:val="0"/>
+        <w:autoSpaceDN w:val="0"/>
+        <w:adjustRightInd w:val="0"/>
+        <w:spacing w:after="0" w:line="240" w:lineRule="auto"/>
+        <w:rPr>
+          <w:rFonts w:ascii="Times New Roman" w:hAnsi="Times New Roman" w:cs="Times New Roman"/>
+          <w:sz w:val="28"/>
+          <w:szCs w:val="28"/>
+        </w:rPr>
+      </w:pPr>
+      <w:r>
+        <w:rPr>
+          <w:rFonts w:ascii="Times New Roman" w:hAnsi="Times New Roman" w:cs="Times New Roman"/>
+          <w:sz w:val="28"/>
+          <w:szCs w:val="28"/>
+        </w:rPr>
+        <w:t>DASHBOARD</w:t>
+      </w:r>
+      <w:r>
+        <w:rPr>
+          <w:rFonts w:ascii="Times New Roman" w:hAnsi="Times New Roman" w:cs="Times New Roman"/>
+          <w:sz w:val="28"/>
+          <w:szCs w:val="28"/>
+        </w:rPr>
+        <w:t xml:space="preserve"> CU VALORI NEGATIVE NE INCLUSE</w:t>
+      </w:r>
+    </w:p>
+    <w:p>
+      <w:pPr>
+        <w:autoSpaceDE w:val="0"/>
+        <w:autoSpaceDN w:val="0"/>
+        <w:adjustRightInd w:val="0"/>
+        <w:spacing w:after="0" w:line="240" w:lineRule="auto"/>
+        <w:rPr>
+          <w:rFonts w:ascii="Times New Roman" w:hAnsi="Times New Roman" w:cs="Times New Roman"/>
+          <w:sz w:val="28"/>
+          <w:szCs w:val="28"/>
+        </w:rPr>
+      </w:pPr>
+      <w:proofErr w:type="gramStart"/>
+      <w:r>
+        <w:rPr>
+          <w:rFonts w:ascii="Cascadia Mono" w:hAnsi="Cascadia Mono" w:cs="Cascadia Mono"/>
+          <w:color w:val="008000"/>
+          <w:sz w:val="19"/>
+          <w:szCs w:val="19"/>
+          <w:highlight w:val="white"/>
+        </w:rPr>
+        <w:t>//adaugat int?</w:t>
+      </w:r>
+      <w:proofErr w:type="gramEnd"/>
+      <w:r>
+        <w:rPr>
+          <w:rFonts w:ascii="Cascadia Mono" w:hAnsi="Cascadia Mono" w:cs="Cascadia Mono"/>
+          <w:color w:val="008000"/>
+          <w:sz w:val="19"/>
+          <w:szCs w:val="19"/>
+          <w:highlight w:val="white"/>
+        </w:rPr>
+        <w:t xml:space="preserve"> companyId,  inainte gol</w:t>
+      </w:r>
+      <w:bookmarkStart w:id="0" w:name="_GoBack"/>
+      <w:bookmarkEnd w:id="0"/>
+      <w:r>
+        <w:rPr>
+          <w:rFonts w:ascii="Times New Roman" w:hAnsi="Times New Roman" w:cs="Times New Roman"/>
+          <w:sz w:val="28"/>
+          <w:szCs w:val="28"/>
+        </w:rPr>
+        <w:t xml:space="preserve"> </w:t>
+      </w:r>
     </w:p>
     <w:sectPr>
       <w:pgSz w:w="11906" w:h="16838"/>
@@ -19530,6 +21179,16 @@
     <w:basedOn w:val="DefaultParagraphFont"/>
     <w:rsid w:val="001E77C8"/>
   </w:style>
+  <w:style w:type="character" w:customStyle="1" w:styleId="hljs-comment">
+    <w:name w:val="hljs-comment"/>
+    <w:basedOn w:val="DefaultParagraphFont"/>
+    <w:rsid w:val="00C964E2"/>
+  </w:style>
+  <w:style w:type="character" w:customStyle="1" w:styleId="hljs-keyword">
+    <w:name w:val="hljs-keyword"/>
+    <w:basedOn w:val="DefaultParagraphFont"/>
+    <w:rsid w:val="00C964E2"/>
+  </w:style>
 </w:styles>
 </file>
 
@@ -19911,6 +21570,16 @@
     <w:basedOn w:val="DefaultParagraphFont"/>
     <w:rsid w:val="001E77C8"/>
   </w:style>
+  <w:style w:type="character" w:customStyle="1" w:styleId="hljs-comment">
+    <w:name w:val="hljs-comment"/>
+    <w:basedOn w:val="DefaultParagraphFont"/>
+    <w:rsid w:val="00C964E2"/>
+  </w:style>
+  <w:style w:type="character" w:customStyle="1" w:styleId="hljs-keyword">
+    <w:name w:val="hljs-keyword"/>
+    <w:basedOn w:val="DefaultParagraphFont"/>
+    <w:rsid w:val="00C964E2"/>
+  </w:style>
 </w:styles>
 </file>
 
